--- a/CMA_Summaries_B1_Ch18.docx
+++ b/CMA_Summaries_B1_Ch18.docx
@@ -111,7 +111,7 @@
       <w:r>
         <w:drawing>
           <wp:inline distT="0" distB="0" distL="0" distR="0">
-            <wp:extent cx="5734050" cy="1886200"/>
+            <wp:extent cx="5734050" cy="2142725"/>
             <wp:effectExtent t="0" r="0" b="0" l="0"/>
             <wp:docPr id="1" name="" descr="" title=""/>
             <wp:cNvGraphicFramePr>
@@ -136,7 +136,7 @@
                   <pic:spPr bwMode="auto">
                     <a:xfrm>
                       <a:off x="0" y="0"/>
-                      <a:ext cx="5734050" cy="1886200"/>
+                      <a:ext cx="5734050" cy="2142725"/>
                     </a:xfrm>
                     <a:prstGeom prst="rect">
                       <a:avLst/>
@@ -204,7 +204,7 @@
                 <w:sz w:val="16"/>
                 <w:szCs w:val="16"/>
               </w:rPr>
-              <w:t xml:space="preserve">human capital   ·   Guiding principles and content elements   ·   The primary purpose</w:t>
+              <w:t xml:space="preserve">Integrated reporting and sustainability disclo   ·   value creation process   ·   Guiding principles and content elements   ·   The primary purpose</w:t>
             </w:r>
           </w:p>
         </w:tc>
@@ -231,7 +231,7 @@
           <w:sz w:val="16"/>
           <w:szCs w:val="16"/>
         </w:rPr>
-        <w:t xml:space="preserve">      gaps 3–12</w:t>
+        <w:t xml:space="preserve">      gaps 4–15</w:t>
       </w:r>
     </w:p>
     <w:p>
@@ -254,7 +254,7 @@
           <w:sz w:val="15"/>
           <w:szCs w:val="15"/>
         </w:rPr>
-        <w:t xml:space="preserve"> (3) </w:t>
+        <w:t xml:space="preserve"> (4) </w:t>
       </w:r>
       <w:r>
         <w:rPr>
@@ -286,7 +286,7 @@
           <w:sz w:val="15"/>
           <w:szCs w:val="15"/>
         </w:rPr>
-        <w:t xml:space="preserve"> (4) </w:t>
+        <w:t xml:space="preserve"> (5) </w:t>
       </w:r>
       <w:r>
         <w:rPr>
@@ -325,7 +325,7 @@
           <w:sz w:val="15"/>
           <w:szCs w:val="15"/>
         </w:rPr>
-        <w:t xml:space="preserve"> (5) </w:t>
+        <w:t xml:space="preserve"> (6) </w:t>
       </w:r>
       <w:r>
         <w:rPr>
@@ -357,7 +357,7 @@
           <w:sz w:val="15"/>
           <w:szCs w:val="15"/>
         </w:rPr>
-        <w:t xml:space="preserve"> (6) </w:t>
+        <w:t xml:space="preserve"> (7) </w:t>
       </w:r>
       <w:r>
         <w:rPr>
@@ -396,7 +396,7 @@
           <w:sz w:val="15"/>
           <w:szCs w:val="15"/>
         </w:rPr>
-        <w:t xml:space="preserve"> (7) </w:t>
+        <w:t xml:space="preserve"> (8) </w:t>
       </w:r>
       <w:r>
         <w:rPr>
@@ -428,7 +428,7 @@
           <w:sz w:val="15"/>
           <w:szCs w:val="15"/>
         </w:rPr>
-        <w:t xml:space="preserve"> (8) </w:t>
+        <w:t xml:space="preserve"> (9) </w:t>
       </w:r>
       <w:r>
         <w:rPr>
@@ -467,7 +467,7 @@
           <w:sz w:val="15"/>
           <w:szCs w:val="15"/>
         </w:rPr>
-        <w:t xml:space="preserve"> (9) </w:t>
+        <w:t xml:space="preserve"> (10) </w:t>
       </w:r>
       <w:r>
         <w:rPr>
@@ -499,7 +499,7 @@
           <w:sz w:val="15"/>
           <w:szCs w:val="15"/>
         </w:rPr>
-        <w:t xml:space="preserve"> (10) </w:t>
+        <w:t xml:space="preserve"> (11) </w:t>
       </w:r>
       <w:r>
         <w:rPr>
@@ -538,7 +538,7 @@
           <w:sz w:val="15"/>
           <w:szCs w:val="15"/>
         </w:rPr>
-        <w:t xml:space="preserve"> (11) </w:t>
+        <w:t xml:space="preserve"> (12) </w:t>
       </w:r>
       <w:r>
         <w:rPr>
@@ -567,7 +567,7 @@
           <w:sz w:val="19"/>
           <w:szCs w:val="19"/>
         </w:rPr>
-        <w:t xml:space="preserve">Without integrated thinking, a report is just a </w:t>
+        <w:t xml:space="preserve"/>
       </w:r>
       <w:r>
         <w:rPr>
@@ -577,7 +577,7 @@
           <w:sz w:val="15"/>
           <w:szCs w:val="15"/>
         </w:rPr>
-        <w:t xml:space="preserve"> (12) </w:t>
+        <w:t xml:space="preserve"> (13) </w:t>
       </w:r>
       <w:r>
         <w:rPr>
@@ -585,6 +585,38 @@
           <w:sz w:val="19"/>
           <w:szCs w:val="19"/>
         </w:rPr>
+        <w:t xml:space="preserve">           </w:t>
+      </w:r>
+      <w:r>
+        <w:rPr>
+          <w:sz w:val="19"/>
+          <w:szCs w:val="19"/>
+        </w:rPr>
+        <w:t xml:space="preserve"> </w:t>
+      </w:r>
+      <w:r>
+        <w:rPr>
+          <w:sz w:val="19"/>
+          <w:szCs w:val="19"/>
+        </w:rPr>
+        <w:t xml:space="preserve"> integrated thinking, a report is just a </w:t>
+      </w:r>
+      <w:r>
+        <w:rPr>
+          <w:b/>
+          <w:bCs/>
+          <w:color w:val="8186EF"/>
+          <w:sz w:val="15"/>
+          <w:szCs w:val="15"/>
+        </w:rPr>
+        <w:t xml:space="preserve"> (14) </w:t>
+      </w:r>
+      <w:r>
+        <w:rPr>
+          <w:u w:val="single"/>
+          <w:sz w:val="19"/>
+          <w:szCs w:val="19"/>
+        </w:rPr>
         <w:t xml:space="preserve">            </w:t>
       </w:r>
       <w:r>
@@ -606,7 +638,39 @@
           <w:sz w:val="19"/>
           <w:szCs w:val="19"/>
         </w:rPr>
-        <w:t xml:space="preserve">The rules are in the International &lt;IR&gt; Framework, last revised in January 2021. </w:t>
+        <w:t xml:space="preserve">The rules are in the </w:t>
+      </w:r>
+      <w:r>
+        <w:rPr>
+          <w:b/>
+          <w:bCs/>
+          <w:color w:val="8186EF"/>
+          <w:sz w:val="15"/>
+          <w:szCs w:val="15"/>
+        </w:rPr>
+        <w:t xml:space="preserve"> (15) </w:t>
+      </w:r>
+      <w:r>
+        <w:rPr>
+          <w:u w:val="single"/>
+          <w:sz w:val="19"/>
+          <w:szCs w:val="19"/>
+        </w:rPr>
+        <w:t xml:space="preserve">               </w:t>
+      </w:r>
+      <w:r>
+        <w:rPr>
+          <w:sz w:val="19"/>
+          <w:szCs w:val="19"/>
+        </w:rPr>
+        <w:t xml:space="preserve"> </w:t>
+      </w:r>
+      <w:r>
+        <w:rPr>
+          <w:sz w:val="19"/>
+          <w:szCs w:val="19"/>
+        </w:rPr>
+        <w:t xml:space="preserve"> &lt;IR&gt; Framework, last revised in January 2021. </w:t>
       </w:r>
       <w:r>
         <w:rPr>
@@ -671,7 +735,7 @@
                 <w:sz w:val="16"/>
                 <w:szCs w:val="16"/>
               </w:rPr>
-              <w:t xml:space="preserve">communication   ·   medium   ·   capitals   ·   depend   ·   periodic   ·   preservation   ·   collection   ·   reporting   ·   decisions   ·   relationships   ·   integrated report</w:t>
+              <w:t xml:space="preserve">depend   ·   communication   ·   preservation   ·   International   ·   medium   ·   periodic   ·   resources   ·   Without   ·   capitals   ·   reporting   ·   decisions   ·   relationships   ·   collection</w:t>
             </w:r>
           </w:p>
         </w:tc>
@@ -819,7 +883,7 @@
                 <w:sz w:val="16"/>
                 <w:szCs w:val="16"/>
               </w:rPr>
-              <w:t xml:space="preserve">integrated thinking   ·   integrated reporting   ·   guiding principles</w:t>
+              <w:t xml:space="preserve">integrated thinking   ·   integrated reporting   ·   intellectual capital</w:t>
             </w:r>
           </w:p>
         </w:tc>
@@ -1204,14 +1268,14 @@
                 <w:sz w:val="16"/>
                 <w:szCs w:val="16"/>
               </w:rPr>
-              <w:t xml:space="preserve">8  </w:t>
-            </w:r>
-            <w:r>
-              <w:rPr>
-                <w:sz w:val="16"/>
-                <w:szCs w:val="16"/>
-              </w:rPr>
-              <w:t xml:space="preserve">periodic</w:t>
+              <w:t xml:space="preserve">10  </w:t>
+            </w:r>
+            <w:r>
+              <w:rPr>
+                <w:sz w:val="16"/>
+                <w:szCs w:val="16"/>
+              </w:rPr>
+              <w:t xml:space="preserve">communication</w:t>
             </w:r>
           </w:p>
         </w:tc>
@@ -1272,14 +1336,14 @@
                 <w:sz w:val="16"/>
                 <w:szCs w:val="16"/>
               </w:rPr>
-              <w:t xml:space="preserve">9  </w:t>
-            </w:r>
-            <w:r>
-              <w:rPr>
-                <w:sz w:val="16"/>
-                <w:szCs w:val="16"/>
-              </w:rPr>
-              <w:t xml:space="preserve">communication</w:t>
+              <w:t xml:space="preserve">11  </w:t>
+            </w:r>
+            <w:r>
+              <w:rPr>
+                <w:sz w:val="16"/>
+                <w:szCs w:val="16"/>
+              </w:rPr>
+              <w:t xml:space="preserve">preservation</w:t>
             </w:r>
           </w:p>
         </w:tc>
@@ -1314,7 +1378,7 @@
                 <w:sz w:val="16"/>
                 <w:szCs w:val="16"/>
               </w:rPr>
-              <w:t xml:space="preserve">relationships</w:t>
+              <w:t xml:space="preserve">Integrated reporting and sustainability disclo</w:t>
             </w:r>
           </w:p>
         </w:tc>
@@ -1340,14 +1404,14 @@
                 <w:sz w:val="16"/>
                 <w:szCs w:val="16"/>
               </w:rPr>
-              <w:t xml:space="preserve">10  </w:t>
-            </w:r>
-            <w:r>
-              <w:rPr>
-                <w:sz w:val="16"/>
-                <w:szCs w:val="16"/>
-              </w:rPr>
-              <w:t xml:space="preserve">preservation</w:t>
+              <w:t xml:space="preserve">12  </w:t>
+            </w:r>
+            <w:r>
+              <w:rPr>
+                <w:sz w:val="16"/>
+                <w:szCs w:val="16"/>
+              </w:rPr>
+              <w:t xml:space="preserve">depend</w:t>
             </w:r>
           </w:p>
         </w:tc>
@@ -1382,7 +1446,7 @@
                 <w:sz w:val="16"/>
                 <w:szCs w:val="16"/>
               </w:rPr>
-              <w:t xml:space="preserve">capitals</w:t>
+              <w:t xml:space="preserve">relationships</w:t>
             </w:r>
           </w:p>
         </w:tc>
@@ -1408,14 +1472,14 @@
                 <w:sz w:val="16"/>
                 <w:szCs w:val="16"/>
               </w:rPr>
-              <w:t xml:space="preserve">11  </w:t>
-            </w:r>
-            <w:r>
-              <w:rPr>
-                <w:sz w:val="16"/>
-                <w:szCs w:val="16"/>
-              </w:rPr>
-              <w:t xml:space="preserve">depend</w:t>
+              <w:t xml:space="preserve">13  </w:t>
+            </w:r>
+            <w:r>
+              <w:rPr>
+                <w:sz w:val="16"/>
+                <w:szCs w:val="16"/>
+              </w:rPr>
+              <w:t xml:space="preserve">Without</w:t>
             </w:r>
           </w:p>
         </w:tc>
@@ -1450,7 +1514,7 @@
                 <w:sz w:val="16"/>
                 <w:szCs w:val="16"/>
               </w:rPr>
-              <w:t xml:space="preserve">decisions</w:t>
+              <w:t xml:space="preserve">capitals</w:t>
             </w:r>
           </w:p>
         </w:tc>
@@ -1476,7 +1540,7 @@
                 <w:sz w:val="16"/>
                 <w:szCs w:val="16"/>
               </w:rPr>
-              <w:t xml:space="preserve">12  </w:t>
+              <w:t xml:space="preserve">14  </w:t>
             </w:r>
             <w:r>
               <w:rPr>
@@ -1518,7 +1582,7 @@
                 <w:sz w:val="16"/>
                 <w:szCs w:val="16"/>
               </w:rPr>
-              <w:t xml:space="preserve">medium</w:t>
+              <w:t xml:space="preserve">decisions</w:t>
             </w:r>
           </w:p>
         </w:tc>
@@ -1544,14 +1608,14 @@
                 <w:sz w:val="16"/>
                 <w:szCs w:val="16"/>
               </w:rPr>
-              <w:t xml:space="preserve">13  </w:t>
-            </w:r>
-            <w:r>
-              <w:rPr>
-                <w:sz w:val="16"/>
-                <w:szCs w:val="16"/>
-              </w:rPr>
-              <w:t xml:space="preserve">integrated reporting</w:t>
+              <w:t xml:space="preserve">15  </w:t>
+            </w:r>
+            <w:r>
+              <w:rPr>
+                <w:sz w:val="16"/>
+                <w:szCs w:val="16"/>
+              </w:rPr>
+              <w:t xml:space="preserve">International</w:t>
             </w:r>
           </w:p>
         </w:tc>
@@ -1586,7 +1650,7 @@
                 <w:sz w:val="16"/>
                 <w:szCs w:val="16"/>
               </w:rPr>
-              <w:t xml:space="preserve">reporting</w:t>
+              <w:t xml:space="preserve">medium</w:t>
             </w:r>
           </w:p>
         </w:tc>
@@ -1612,7 +1676,75 @@
                 <w:sz w:val="16"/>
                 <w:szCs w:val="16"/>
               </w:rPr>
-              <w:t xml:space="preserve">14  </w:t>
+              <w:t xml:space="preserve">16  </w:t>
+            </w:r>
+            <w:r>
+              <w:rPr>
+                <w:sz w:val="16"/>
+                <w:szCs w:val="16"/>
+              </w:rPr>
+              <w:t xml:space="preserve">integrated reporting</w:t>
+            </w:r>
+          </w:p>
+        </w:tc>
+      </w:tr>
+      <w:tr>
+        <w:tc>
+          <w:tcPr>
+            <w:tcW w:type="pct" w:w="2500"/>
+            <w:tcMar>
+              <w:top w:type="dxa" w:w="20"/>
+              <w:left w:type="dxa" w:w="80"/>
+              <w:bottom w:type="dxa" w:w="20"/>
+              <w:right w:type="dxa" w:w="80"/>
+            </w:tcMar>
+          </w:tcPr>
+          <w:p>
+            <w:pPr>
+              <w:spacing w:before="12" w:after="12"/>
+            </w:pPr>
+            <w:r>
+              <w:rPr>
+                <w:b/>
+                <w:bCs/>
+                <w:color w:val="8186EF"/>
+                <w:sz w:val="16"/>
+                <w:szCs w:val="16"/>
+              </w:rPr>
+              <w:t xml:space="preserve">8  </w:t>
+            </w:r>
+            <w:r>
+              <w:rPr>
+                <w:sz w:val="16"/>
+                <w:szCs w:val="16"/>
+              </w:rPr>
+              <w:t xml:space="preserve">reporting</w:t>
+            </w:r>
+          </w:p>
+        </w:tc>
+        <w:tc>
+          <w:tcPr>
+            <w:tcW w:type="pct" w:w="2500"/>
+            <w:tcMar>
+              <w:top w:type="dxa" w:w="20"/>
+              <w:left w:type="dxa" w:w="80"/>
+              <w:bottom w:type="dxa" w:w="20"/>
+              <w:right w:type="dxa" w:w="80"/>
+            </w:tcMar>
+          </w:tcPr>
+          <w:p>
+            <w:pPr>
+              <w:spacing w:before="12" w:after="12"/>
+            </w:pPr>
+            <w:r>
+              <w:rPr>
+                <w:b/>
+                <w:bCs/>
+                <w:color w:val="8186EF"/>
+                <w:sz w:val="16"/>
+                <w:szCs w:val="16"/>
+              </w:rPr>
+              <w:t xml:space="preserve">17  </w:t>
             </w:r>
             <w:r>
               <w:rPr>
@@ -1620,6 +1752,64 @@
                 <w:szCs w:val="16"/>
               </w:rPr>
               <w:t xml:space="preserve">integrated thinking</w:t>
+            </w:r>
+          </w:p>
+        </w:tc>
+      </w:tr>
+      <w:tr>
+        <w:tc>
+          <w:tcPr>
+            <w:tcW w:type="pct" w:w="2500"/>
+            <w:tcMar>
+              <w:top w:type="dxa" w:w="20"/>
+              <w:left w:type="dxa" w:w="80"/>
+              <w:bottom w:type="dxa" w:w="20"/>
+              <w:right w:type="dxa" w:w="80"/>
+            </w:tcMar>
+          </w:tcPr>
+          <w:p>
+            <w:pPr>
+              <w:spacing w:before="12" w:after="12"/>
+            </w:pPr>
+            <w:r>
+              <w:rPr>
+                <w:b/>
+                <w:bCs/>
+                <w:color w:val="8186EF"/>
+                <w:sz w:val="16"/>
+                <w:szCs w:val="16"/>
+              </w:rPr>
+              <w:t xml:space="preserve">9  </w:t>
+            </w:r>
+            <w:r>
+              <w:rPr>
+                <w:sz w:val="16"/>
+                <w:szCs w:val="16"/>
+              </w:rPr>
+              <w:t xml:space="preserve">periodic</w:t>
+            </w:r>
+          </w:p>
+        </w:tc>
+        <w:tc>
+          <w:tcPr>
+            <w:tcW w:type="pct" w:w="2500"/>
+            <w:tcMar>
+              <w:top w:type="dxa" w:w="20"/>
+              <w:left w:type="dxa" w:w="80"/>
+              <w:bottom w:type="dxa" w:w="20"/>
+              <w:right w:type="dxa" w:w="80"/>
+            </w:tcMar>
+          </w:tcPr>
+          <w:p>
+            <w:pPr>
+              <w:spacing w:before="24" w:after="24"/>
+            </w:pPr>
+            <w:r>
+              <w:rPr>
+                <w:sz w:val="16"/>
+                <w:szCs w:val="16"/>
+              </w:rPr>
+              <w:t xml:space="preserve"/>
             </w:r>
           </w:p>
         </w:tc>
@@ -1769,7 +1959,7 @@
           <w:sz w:val="16"/>
           <w:szCs w:val="16"/>
         </w:rPr>
-        <w:t xml:space="preserve">      gaps 1–5</w:t>
+        <w:t xml:space="preserve">      gaps 1–8</w:t>
       </w:r>
     </w:p>
     <w:p>
@@ -1782,7 +1972,7 @@
           <w:sz w:val="19"/>
           <w:szCs w:val="19"/>
         </w:rPr>
-        <w:t xml:space="preserve">The primary purpose of an </w:t>
+        <w:t xml:space="preserve">The primary purpose of an integrated report is to explain to </w:t>
       </w:r>
       <w:r>
         <w:rPr>
@@ -1800,7 +1990,7 @@
           <w:sz w:val="19"/>
           <w:szCs w:val="19"/>
         </w:rPr>
-        <w:t xml:space="preserve">            </w:t>
+        <w:t xml:space="preserve">           </w:t>
       </w:r>
       <w:r>
         <w:rPr>
@@ -1814,7 +2004,7 @@
           <w:sz w:val="19"/>
           <w:szCs w:val="19"/>
         </w:rPr>
-        <w:t xml:space="preserve"> report is to explain to providers of financial capital, such as </w:t>
+        <w:t xml:space="preserve"> of financial capital, such as </w:t>
       </w:r>
       <w:r>
         <w:rPr>
@@ -1963,7 +2153,110 @@
           <w:sz w:val="19"/>
           <w:szCs w:val="19"/>
         </w:rPr>
-        <w:t xml:space="preserve">They are not the primary audience, but the report is useful to anyone interested in the company's ability to create value. </w:t>
+        <w:t xml:space="preserve">They are not the primary audience, but the report is useful to anyone </w:t>
+      </w:r>
+      <w:r>
+        <w:rPr>
+          <w:b/>
+          <w:bCs/>
+          <w:color w:val="8186EF"/>
+          <w:sz w:val="15"/>
+          <w:szCs w:val="15"/>
+        </w:rPr>
+        <w:t xml:space="preserve"> (6) </w:t>
+      </w:r>
+      <w:r>
+        <w:rPr>
+          <w:u w:val="single"/>
+          <w:sz w:val="19"/>
+          <w:szCs w:val="19"/>
+        </w:rPr>
+        <w:t xml:space="preserve">            </w:t>
+      </w:r>
+      <w:r>
+        <w:rPr>
+          <w:sz w:val="19"/>
+          <w:szCs w:val="19"/>
+        </w:rPr>
+        <w:t xml:space="preserve"> </w:t>
+      </w:r>
+      <w:r>
+        <w:rPr>
+          <w:sz w:val="19"/>
+          <w:szCs w:val="19"/>
+        </w:rPr>
+        <w:t xml:space="preserve"> in the company's </w:t>
+      </w:r>
+      <w:r>
+        <w:rPr>
+          <w:b/>
+          <w:bCs/>
+          <w:color w:val="8186EF"/>
+          <w:sz w:val="15"/>
+          <w:szCs w:val="15"/>
+        </w:rPr>
+        <w:t xml:space="preserve"> (7) </w:t>
+      </w:r>
+      <w:r>
+        <w:rPr>
+          <w:u w:val="single"/>
+          <w:sz w:val="19"/>
+          <w:szCs w:val="19"/>
+        </w:rPr>
+        <w:t xml:space="preserve">           </w:t>
+      </w:r>
+      <w:r>
+        <w:rPr>
+          <w:sz w:val="19"/>
+          <w:szCs w:val="19"/>
+        </w:rPr>
+        <w:t xml:space="preserve"> </w:t>
+      </w:r>
+      <w:r>
+        <w:rPr>
+          <w:sz w:val="19"/>
+          <w:szCs w:val="19"/>
+        </w:rPr>
+        <w:t xml:space="preserve"> to create value. </w:t>
+      </w:r>
+      <w:r>
+        <w:rPr>
+          <w:sz w:val="19"/>
+          <w:szCs w:val="19"/>
+        </w:rPr>
+        <w:t xml:space="preserve">In the United States, integrated </w:t>
+      </w:r>
+      <w:r>
+        <w:rPr>
+          <w:b/>
+          <w:bCs/>
+          <w:color w:val="8186EF"/>
+          <w:sz w:val="15"/>
+          <w:szCs w:val="15"/>
+        </w:rPr>
+        <w:t xml:space="preserve"> (8) </w:t>
+      </w:r>
+      <w:r>
+        <w:rPr>
+          <w:u w:val="single"/>
+          <w:sz w:val="19"/>
+          <w:szCs w:val="19"/>
+        </w:rPr>
+        <w:t xml:space="preserve">           </w:t>
+      </w:r>
+      <w:r>
+        <w:rPr>
+          <w:sz w:val="19"/>
+          <w:szCs w:val="19"/>
+        </w:rPr>
+        <w:t xml:space="preserve"> </w:t>
+      </w:r>
+      <w:r>
+        <w:rPr>
+          <w:sz w:val="19"/>
+          <w:szCs w:val="19"/>
+        </w:rPr>
+        <w:t xml:space="preserve"> is voluntary; U.S. GAAP and the SEC do not require it. </w:t>
       </w:r>
     </w:p>
     <w:tbl>
@@ -2021,7 +2314,7 @@
                 <w:sz w:val="16"/>
                 <w:szCs w:val="16"/>
               </w:rPr>
-              <w:t xml:space="preserve">integrated   ·   stakeholders   ·   shareholders   ·   policymakers   ·   answer   ·   financial capital</w:t>
+              <w:t xml:space="preserve">reporting   ·   interested   ·   ability   ·   shareholders   ·   providers   ·   stakeholders   ·   answer   ·   require   ·   policymakers</w:t>
             </w:r>
           </w:p>
         </w:tc>
@@ -2042,10 +2335,10 @@
         </w:tblBorders>
       </w:tblPr>
       <w:tblGrid>
-        <w:gridCol w:w="2388"/>
-        <w:gridCol w:w="2385"/>
-        <w:gridCol w:w="3063"/>
-        <w:gridCol w:w="1764"/>
+        <w:gridCol w:w="2803"/>
+        <w:gridCol w:w="1272"/>
+        <w:gridCol w:w="3367"/>
+        <w:gridCol w:w="2158"/>
       </w:tblGrid>
       <w:tr>
         <w:tc>
@@ -2080,7 +2373,7 @@
       <w:tr>
         <w:tc>
           <w:tcPr>
-            <w:tcW w:type="pct" w:w="1244"/>
+            <w:tcW w:type="pct" w:w="1460"/>
             <w:shd w:fill="353A7C" w:val="clear"/>
             <w:tcMar>
               <w:top w:type="dxa" w:w="50"/>
@@ -2107,7 +2400,7 @@
         </w:tc>
         <w:tc>
           <w:tcPr>
-            <w:tcW w:type="pct" w:w="1242"/>
+            <w:tcW w:type="pct" w:w="662"/>
             <w:shd w:fill="353A7C" w:val="clear"/>
             <w:tcMar>
               <w:top w:type="dxa" w:w="50"/>
@@ -2134,7 +2427,7 @@
         </w:tc>
         <w:tc>
           <w:tcPr>
-            <w:tcW w:type="pct" w:w="1595"/>
+            <w:tcW w:type="pct" w:w="1753"/>
             <w:shd w:fill="353A7C" w:val="clear"/>
             <w:tcMar>
               <w:top w:type="dxa" w:w="50"/>
@@ -2161,7 +2454,7 @@
         </w:tc>
         <w:tc>
           <w:tcPr>
-            <w:tcW w:type="pct" w:w="919"/>
+            <w:tcW w:type="pct" w:w="1124"/>
             <w:shd w:fill="353A7C" w:val="clear"/>
             <w:tcMar>
               <w:top w:type="dxa" w:w="50"/>
@@ -2190,7 +2483,7 @@
       <w:tr>
         <w:tc>
           <w:tcPr>
-            <w:tcW w:type="pct" w:w="1244"/>
+            <w:tcW w:type="pct" w:w="1460"/>
             <w:tcMar>
               <w:top w:type="dxa" w:w="50"/>
               <w:left w:type="dxa" w:w="110"/>
@@ -2213,7 +2506,30 @@
         </w:tc>
         <w:tc>
           <w:tcPr>
-            <w:tcW w:type="pct" w:w="1242"/>
+            <w:tcW w:type="pct" w:w="662"/>
+            <w:tcMar>
+              <w:top w:type="dxa" w:w="50"/>
+              <w:left w:type="dxa" w:w="110"/>
+              <w:bottom w:type="dxa" w:w="50"/>
+              <w:right w:type="dxa" w:w="110"/>
+            </w:tcMar>
+          </w:tcPr>
+          <w:p>
+            <w:pPr>
+              <w:spacing w:before="28" w:after="28"/>
+            </w:pPr>
+            <w:r>
+              <w:rPr>
+                <w:sz w:val="15"/>
+                <w:szCs w:val="15"/>
+              </w:rPr>
+              <w:t xml:space="preserve">Investors and creditors</w:t>
+            </w:r>
+          </w:p>
+        </w:tc>
+        <w:tc>
+          <w:tcPr>
+            <w:tcW w:type="pct" w:w="1753"/>
             <w:shd w:fill="FFFFFF" w:val="clear"/>
             <w:tcMar>
               <w:top w:type="dxa" w:w="50"/>
@@ -2234,13 +2550,13 @@
                 <w:sz w:val="14"/>
                 <w:szCs w:val="14"/>
               </w:rPr>
-              <w:t xml:space="preserve">(6)</w:t>
-            </w:r>
-          </w:p>
-        </w:tc>
-        <w:tc>
-          <w:tcPr>
-            <w:tcW w:type="pct" w:w="1595"/>
+              <w:t xml:space="preserve">(9)</w:t>
+            </w:r>
+          </w:p>
+        </w:tc>
+        <w:tc>
+          <w:tcPr>
+            <w:tcW w:type="pct" w:w="1124"/>
             <w:tcMar>
               <w:top w:type="dxa" w:w="50"/>
               <w:left w:type="dxa" w:w="110"/>
@@ -2257,13 +2573,16 @@
                 <w:sz w:val="15"/>
                 <w:szCs w:val="15"/>
               </w:rPr>
-              <w:t xml:space="preserve">Financial position and performance</w:t>
-            </w:r>
-          </w:p>
-        </w:tc>
-        <w:tc>
-          <w:tcPr>
-            <w:tcW w:type="pct" w:w="919"/>
+              <w:t xml:space="preserve">Yes: required for an SEC registrant</w:t>
+            </w:r>
+          </w:p>
+        </w:tc>
+      </w:tr>
+      <w:tr>
+        <w:tc>
+          <w:tcPr>
+            <w:tcW w:type="pct" w:w="1460"/>
+            <w:shd w:fill="FBFAF6" w:val="clear"/>
             <w:tcMar>
               <w:top w:type="dxa" w:w="50"/>
               <w:left w:type="dxa" w:w="110"/>
@@ -2280,15 +2599,13 @@
                 <w:sz w:val="15"/>
                 <w:szCs w:val="15"/>
               </w:rPr>
-              <w:t xml:space="preserve">Yes: required for an SEC registrant</w:t>
-            </w:r>
-          </w:p>
-        </w:tc>
-      </w:tr>
-      <w:tr>
-        <w:tc>
-          <w:tcPr>
-            <w:tcW w:type="pct" w:w="1244"/>
+              <w:t xml:space="preserve">Management's discussion and analysis (MD&amp;A)</w:t>
+            </w:r>
+          </w:p>
+        </w:tc>
+        <w:tc>
+          <w:tcPr>
+            <w:tcW w:type="pct" w:w="662"/>
             <w:shd w:fill="FBFAF6" w:val="clear"/>
             <w:tcMar>
               <w:top w:type="dxa" w:w="50"/>
@@ -2306,13 +2623,13 @@
                 <w:sz w:val="15"/>
                 <w:szCs w:val="15"/>
               </w:rPr>
-              <w:t xml:space="preserve">Management's discussion and analysis (MD&amp;A)</w:t>
-            </w:r>
-          </w:p>
-        </w:tc>
-        <w:tc>
-          <w:tcPr>
-            <w:tcW w:type="pct" w:w="1242"/>
+              <w:t xml:space="preserve">Investors</w:t>
+            </w:r>
+          </w:p>
+        </w:tc>
+        <w:tc>
+          <w:tcPr>
+            <w:tcW w:type="pct" w:w="1753"/>
             <w:shd w:fill="FBFAF6" w:val="clear"/>
             <w:tcMar>
               <w:top w:type="dxa" w:w="50"/>
@@ -2330,37 +2647,13 @@
                 <w:sz w:val="15"/>
                 <w:szCs w:val="15"/>
               </w:rPr>
-              <w:t xml:space="preserve">Investors</w:t>
-            </w:r>
-          </w:p>
-        </w:tc>
-        <w:tc>
-          <w:tcPr>
-            <w:tcW w:type="pct" w:w="1595"/>
-            <w:shd w:fill="FBFAF6" w:val="clear"/>
-            <w:tcMar>
-              <w:top w:type="dxa" w:w="50"/>
-              <w:left w:type="dxa" w:w="110"/>
-              <w:bottom w:type="dxa" w:w="50"/>
-              <w:right w:type="dxa" w:w="110"/>
-            </w:tcMar>
-          </w:tcPr>
-          <w:p>
-            <w:pPr>
-              <w:spacing w:before="28" w:after="28"/>
-            </w:pPr>
-            <w:r>
-              <w:rPr>
-                <w:sz w:val="15"/>
-                <w:szCs w:val="15"/>
-              </w:rPr>
               <w:t xml:space="preserve">Explains results, liquidity and risks</w:t>
             </w:r>
           </w:p>
         </w:tc>
         <w:tc>
           <w:tcPr>
-            <w:tcW w:type="pct" w:w="919"/>
+            <w:tcW w:type="pct" w:w="1124"/>
             <w:shd w:fill="FFFFFF" w:val="clear"/>
             <w:tcMar>
               <w:top w:type="dxa" w:w="50"/>
@@ -2381,15 +2674,15 @@
                 <w:sz w:val="14"/>
                 <w:szCs w:val="14"/>
               </w:rPr>
-              <w:t xml:space="preserve">(7)</w:t>
-            </w:r>
-          </w:p>
-        </w:tc>
-      </w:tr>
-      <w:tr>
-        <w:tc>
-          <w:tcPr>
-            <w:tcW w:type="pct" w:w="1244"/>
+              <w:t xml:space="preserve">(10)</w:t>
+            </w:r>
+          </w:p>
+        </w:tc>
+      </w:tr>
+      <w:tr>
+        <w:tc>
+          <w:tcPr>
+            <w:tcW w:type="pct" w:w="1460"/>
             <w:tcMar>
               <w:top w:type="dxa" w:w="50"/>
               <w:left w:type="dxa" w:w="110"/>
@@ -2412,53 +2705,7 @@
         </w:tc>
         <w:tc>
           <w:tcPr>
-            <w:tcW w:type="pct" w:w="1242"/>
-            <w:tcMar>
-              <w:top w:type="dxa" w:w="50"/>
-              <w:left w:type="dxa" w:w="110"/>
-              <w:bottom w:type="dxa" w:w="50"/>
-              <w:right w:type="dxa" w:w="110"/>
-            </w:tcMar>
-          </w:tcPr>
-          <w:p>
-            <w:pPr>
-              <w:spacing w:before="28" w:after="28"/>
-            </w:pPr>
-            <w:r>
-              <w:rPr>
-                <w:sz w:val="15"/>
-                <w:szCs w:val="15"/>
-              </w:rPr>
-              <w:t xml:space="preserve">Providers of financial capital, then other stakeholders</w:t>
-            </w:r>
-          </w:p>
-        </w:tc>
-        <w:tc>
-          <w:tcPr>
-            <w:tcW w:type="pct" w:w="1595"/>
-            <w:tcMar>
-              <w:top w:type="dxa" w:w="50"/>
-              <w:left w:type="dxa" w:w="110"/>
-              <w:bottom w:type="dxa" w:w="50"/>
-              <w:right w:type="dxa" w:w="110"/>
-            </w:tcMar>
-          </w:tcPr>
-          <w:p>
-            <w:pPr>
-              <w:spacing w:before="28" w:after="28"/>
-            </w:pPr>
-            <w:r>
-              <w:rPr>
-                <w:sz w:val="15"/>
-                <w:szCs w:val="15"/>
-              </w:rPr>
-              <w:t xml:space="preserve">How value is created, preserved or eroded, using all six capitals</w:t>
-            </w:r>
-          </w:p>
-        </w:tc>
-        <w:tc>
-          <w:tcPr>
-            <w:tcW w:type="pct" w:w="919"/>
+            <w:tcW w:type="pct" w:w="662"/>
             <w:shd w:fill="FFFFFF" w:val="clear"/>
             <w:tcMar>
               <w:top w:type="dxa" w:w="50"/>
@@ -2479,16 +2726,13 @@
                 <w:sz w:val="14"/>
                 <w:szCs w:val="14"/>
               </w:rPr>
-              <w:t xml:space="preserve">(8)</w:t>
-            </w:r>
-          </w:p>
-        </w:tc>
-      </w:tr>
-      <w:tr>
-        <w:tc>
-          <w:tcPr>
-            <w:tcW w:type="pct" w:w="1244"/>
-            <w:shd w:fill="FBFAF6" w:val="clear"/>
+              <w:t xml:space="preserve">(11)</w:t>
+            </w:r>
+          </w:p>
+        </w:tc>
+        <w:tc>
+          <w:tcPr>
+            <w:tcW w:type="pct" w:w="1753"/>
             <w:tcMar>
               <w:top w:type="dxa" w:w="50"/>
               <w:left w:type="dxa" w:w="110"/>
@@ -2505,14 +2749,13 @@
                 <w:sz w:val="15"/>
                 <w:szCs w:val="15"/>
               </w:rPr>
-              <w:t xml:space="preserve">Sustainability disclosures (IFRS S1 and S2)</w:t>
-            </w:r>
-          </w:p>
-        </w:tc>
-        <w:tc>
-          <w:tcPr>
-            <w:tcW w:type="pct" w:w="1242"/>
-            <w:shd w:fill="FBFAF6" w:val="clear"/>
+              <w:t xml:space="preserve">How value is created, preserved or eroded, using all six capitals</w:t>
+            </w:r>
+          </w:p>
+        </w:tc>
+        <w:tc>
+          <w:tcPr>
+            <w:tcW w:type="pct" w:w="1124"/>
             <w:tcMar>
               <w:top w:type="dxa" w:w="50"/>
               <w:left w:type="dxa" w:w="110"/>
@@ -2529,13 +2772,63 @@
                 <w:sz w:val="15"/>
                 <w:szCs w:val="15"/>
               </w:rPr>
+              <w:t xml:space="preserve">No: voluntary</w:t>
+            </w:r>
+          </w:p>
+        </w:tc>
+      </w:tr>
+      <w:tr>
+        <w:tc>
+          <w:tcPr>
+            <w:tcW w:type="pct" w:w="1460"/>
+            <w:shd w:fill="FBFAF6" w:val="clear"/>
+            <w:tcMar>
+              <w:top w:type="dxa" w:w="50"/>
+              <w:left w:type="dxa" w:w="110"/>
+              <w:bottom w:type="dxa" w:w="50"/>
+              <w:right w:type="dxa" w:w="110"/>
+            </w:tcMar>
+          </w:tcPr>
+          <w:p>
+            <w:pPr>
+              <w:spacing w:before="28" w:after="28"/>
+            </w:pPr>
+            <w:r>
+              <w:rPr>
+                <w:sz w:val="15"/>
+                <w:szCs w:val="15"/>
+              </w:rPr>
+              <w:t xml:space="preserve">Sustainability disclosures (IFRS S1 and S2)</w:t>
+            </w:r>
+          </w:p>
+        </w:tc>
+        <w:tc>
+          <w:tcPr>
+            <w:tcW w:type="pct" w:w="662"/>
+            <w:shd w:fill="FBFAF6" w:val="clear"/>
+            <w:tcMar>
+              <w:top w:type="dxa" w:w="50"/>
+              <w:left w:type="dxa" w:w="110"/>
+              <w:bottom w:type="dxa" w:w="50"/>
+              <w:right w:type="dxa" w:w="110"/>
+            </w:tcMar>
+          </w:tcPr>
+          <w:p>
+            <w:pPr>
+              <w:spacing w:before="28" w:after="28"/>
+            </w:pPr>
+            <w:r>
+              <w:rPr>
+                <w:sz w:val="15"/>
+                <w:szCs w:val="15"/>
+              </w:rPr>
               <w:t xml:space="preserve">Investors</w:t>
             </w:r>
           </w:p>
         </w:tc>
         <w:tc>
           <w:tcPr>
-            <w:tcW w:type="pct" w:w="1595"/>
+            <w:tcW w:type="pct" w:w="1753"/>
             <w:shd w:fill="FFFFFF" w:val="clear"/>
             <w:tcMar>
               <w:top w:type="dxa" w:w="50"/>
@@ -2556,13 +2849,13 @@
                 <w:sz w:val="14"/>
                 <w:szCs w:val="14"/>
               </w:rPr>
-              <w:t xml:space="preserve">(9)</w:t>
-            </w:r>
-          </w:p>
-        </w:tc>
-        <w:tc>
-          <w:tcPr>
-            <w:tcW w:type="pct" w:w="919"/>
+              <w:t xml:space="preserve">(12)</w:t>
+            </w:r>
+          </w:p>
+        </w:tc>
+        <w:tc>
+          <w:tcPr>
+            <w:tcW w:type="pct" w:w="1124"/>
             <w:shd w:fill="FBFAF6" w:val="clear"/>
             <w:tcMar>
               <w:top w:type="dxa" w:w="50"/>
@@ -2642,7 +2935,7 @@
                 <w:sz w:val="16"/>
                 <w:szCs w:val="16"/>
               </w:rPr>
-              <w:t xml:space="preserve">No: voluntary   ·   Yes: SEC requirement   ·   Only where a jurisdiction adopts them   ·   Sustainability and climate risks that affect prospects   ·   Investors and creditors</w:t>
+              <w:t xml:space="preserve">Providers of financial capital, then other stakeholders   ·   Yes: SEC requirement   ·   Yes: required for an SEC registrant   ·   Sustainability and climate risks that affect prospects   ·   Financial position and performance</w:t>
             </w:r>
           </w:p>
         </w:tc>
@@ -2716,7 +3009,7 @@
           <w:sz w:val="16"/>
           <w:szCs w:val="16"/>
         </w:rPr>
-        <w:t xml:space="preserve">      gaps 10–11</w:t>
+        <w:t xml:space="preserve">      gaps 13–14</w:t>
       </w:r>
     </w:p>
     <w:p>
@@ -2739,7 +3032,7 @@
           <w:sz w:val="15"/>
           <w:szCs w:val="15"/>
         </w:rPr>
-        <w:t xml:space="preserve"> (10) </w:t>
+        <w:t xml:space="preserve"> (13) </w:t>
       </w:r>
       <w:r>
         <w:rPr>
@@ -2778,7 +3071,7 @@
           <w:sz w:val="15"/>
           <w:szCs w:val="15"/>
         </w:rPr>
-        <w:t xml:space="preserve"> (11) </w:t>
+        <w:t xml:space="preserve"> (14) </w:t>
       </w:r>
       <w:r>
         <w:rPr>
@@ -2858,7 +3151,7 @@
                 <w:sz w:val="16"/>
                 <w:szCs w:val="16"/>
               </w:rPr>
-              <w:t xml:space="preserve">Framework   ·   content elements   ·   providers</w:t>
+              <w:t xml:space="preserve">Framework   ·   shareholders   ·   providers</w:t>
             </w:r>
           </w:p>
         </w:tc>
@@ -3006,7 +3299,7 @@
                 <w:sz w:val="16"/>
                 <w:szCs w:val="16"/>
               </w:rPr>
-              <w:t xml:space="preserve">financial capital   ·   integrated reporting   ·   natural capital</w:t>
+              <w:t xml:space="preserve">financial capital   ·   integrated reporting   ·   integrated thinking</w:t>
             </w:r>
           </w:p>
         </w:tc>
@@ -3110,7 +3403,7 @@
                 <w:sz w:val="16"/>
                 <w:szCs w:val="16"/>
               </w:rPr>
-              <w:t xml:space="preserve">integrated</w:t>
+              <w:t xml:space="preserve">providers</w:t>
             </w:r>
           </w:p>
         </w:tc>
@@ -3136,14 +3429,14 @@
                 <w:sz w:val="16"/>
                 <w:szCs w:val="16"/>
               </w:rPr>
-              <w:t xml:space="preserve">8  </w:t>
-            </w:r>
-            <w:r>
-              <w:rPr>
-                <w:sz w:val="16"/>
-                <w:szCs w:val="16"/>
-              </w:rPr>
-              <w:t xml:space="preserve">No: voluntary</w:t>
+              <w:t xml:space="preserve">9  </w:t>
+            </w:r>
+            <w:r>
+              <w:rPr>
+                <w:sz w:val="16"/>
+                <w:szCs w:val="16"/>
+              </w:rPr>
+              <w:t xml:space="preserve">Financial position and performance</w:t>
             </w:r>
           </w:p>
         </w:tc>
@@ -3204,14 +3497,14 @@
                 <w:sz w:val="16"/>
                 <w:szCs w:val="16"/>
               </w:rPr>
-              <w:t xml:space="preserve">9  </w:t>
-            </w:r>
-            <w:r>
-              <w:rPr>
-                <w:sz w:val="16"/>
-                <w:szCs w:val="16"/>
-              </w:rPr>
-              <w:t xml:space="preserve">Sustainability and climate risks that affect prospects</w:t>
+              <w:t xml:space="preserve">10  </w:t>
+            </w:r>
+            <w:r>
+              <w:rPr>
+                <w:sz w:val="16"/>
+                <w:szCs w:val="16"/>
+              </w:rPr>
+              <w:t xml:space="preserve">Yes: SEC requirement</w:t>
             </w:r>
           </w:p>
         </w:tc>
@@ -3272,14 +3565,14 @@
                 <w:sz w:val="16"/>
                 <w:szCs w:val="16"/>
               </w:rPr>
-              <w:t xml:space="preserve">10  </w:t>
-            </w:r>
-            <w:r>
-              <w:rPr>
-                <w:sz w:val="16"/>
-                <w:szCs w:val="16"/>
-              </w:rPr>
-              <w:t xml:space="preserve">providers</w:t>
+              <w:t xml:space="preserve">11  </w:t>
+            </w:r>
+            <w:r>
+              <w:rPr>
+                <w:sz w:val="16"/>
+                <w:szCs w:val="16"/>
+              </w:rPr>
+              <w:t xml:space="preserve">Providers of financial capital, then other stakeholders</w:t>
             </w:r>
           </w:p>
         </w:tc>
@@ -3340,14 +3633,14 @@
                 <w:sz w:val="16"/>
                 <w:szCs w:val="16"/>
               </w:rPr>
-              <w:t xml:space="preserve">11  </w:t>
-            </w:r>
-            <w:r>
-              <w:rPr>
-                <w:sz w:val="16"/>
-                <w:szCs w:val="16"/>
-              </w:rPr>
-              <w:t xml:space="preserve">Framework</w:t>
+              <w:t xml:space="preserve">12  </w:t>
+            </w:r>
+            <w:r>
+              <w:rPr>
+                <w:sz w:val="16"/>
+                <w:szCs w:val="16"/>
+              </w:rPr>
+              <w:t xml:space="preserve">Sustainability and climate risks that affect prospects</w:t>
             </w:r>
           </w:p>
         </w:tc>
@@ -3408,14 +3701,14 @@
                 <w:sz w:val="16"/>
                 <w:szCs w:val="16"/>
               </w:rPr>
-              <w:t xml:space="preserve">12  </w:t>
-            </w:r>
-            <w:r>
-              <w:rPr>
-                <w:sz w:val="16"/>
-                <w:szCs w:val="16"/>
-              </w:rPr>
-              <w:t xml:space="preserve">integrated reporting</w:t>
+              <w:t xml:space="preserve">13  </w:t>
+            </w:r>
+            <w:r>
+              <w:rPr>
+                <w:sz w:val="16"/>
+                <w:szCs w:val="16"/>
+              </w:rPr>
+              <w:t xml:space="preserve">providers</w:t>
             </w:r>
           </w:p>
         </w:tc>
@@ -3450,7 +3743,7 @@
                 <w:sz w:val="16"/>
                 <w:szCs w:val="16"/>
               </w:rPr>
-              <w:t xml:space="preserve">Investors and creditors</w:t>
+              <w:t xml:space="preserve">interested</w:t>
             </w:r>
           </w:p>
         </w:tc>
@@ -3476,14 +3769,14 @@
                 <w:sz w:val="16"/>
                 <w:szCs w:val="16"/>
               </w:rPr>
-              <w:t xml:space="preserve">13  </w:t>
-            </w:r>
-            <w:r>
-              <w:rPr>
-                <w:sz w:val="16"/>
-                <w:szCs w:val="16"/>
-              </w:rPr>
-              <w:t xml:space="preserve">financial capital</w:t>
+              <w:t xml:space="preserve">14  </w:t>
+            </w:r>
+            <w:r>
+              <w:rPr>
+                <w:sz w:val="16"/>
+                <w:szCs w:val="16"/>
+              </w:rPr>
+              <w:t xml:space="preserve">Framework</w:t>
             </w:r>
           </w:p>
         </w:tc>
@@ -3518,7 +3811,7 @@
                 <w:sz w:val="16"/>
                 <w:szCs w:val="16"/>
               </w:rPr>
-              <w:t xml:space="preserve">Yes: SEC requirement</w:t>
+              <w:t xml:space="preserve">ability</w:t>
             </w:r>
           </w:p>
         </w:tc>
@@ -3534,14 +3827,92 @@
           </w:tcPr>
           <w:p>
             <w:pPr>
-              <w:spacing w:before="24" w:after="24"/>
-            </w:pPr>
-            <w:r>
-              <w:rPr>
-                <w:sz w:val="16"/>
-                <w:szCs w:val="16"/>
-              </w:rPr>
-              <w:t xml:space="preserve"/>
+              <w:spacing w:before="12" w:after="12"/>
+            </w:pPr>
+            <w:r>
+              <w:rPr>
+                <w:b/>
+                <w:bCs/>
+                <w:color w:val="8186EF"/>
+                <w:sz w:val="16"/>
+                <w:szCs w:val="16"/>
+              </w:rPr>
+              <w:t xml:space="preserve">15  </w:t>
+            </w:r>
+            <w:r>
+              <w:rPr>
+                <w:sz w:val="16"/>
+                <w:szCs w:val="16"/>
+              </w:rPr>
+              <w:t xml:space="preserve">integrated reporting</w:t>
+            </w:r>
+          </w:p>
+        </w:tc>
+      </w:tr>
+      <w:tr>
+        <w:tc>
+          <w:tcPr>
+            <w:tcW w:type="pct" w:w="2500"/>
+            <w:tcMar>
+              <w:top w:type="dxa" w:w="20"/>
+              <w:left w:type="dxa" w:w="80"/>
+              <w:bottom w:type="dxa" w:w="20"/>
+              <w:right w:type="dxa" w:w="80"/>
+            </w:tcMar>
+          </w:tcPr>
+          <w:p>
+            <w:pPr>
+              <w:spacing w:before="12" w:after="12"/>
+            </w:pPr>
+            <w:r>
+              <w:rPr>
+                <w:b/>
+                <w:bCs/>
+                <w:color w:val="8186EF"/>
+                <w:sz w:val="16"/>
+                <w:szCs w:val="16"/>
+              </w:rPr>
+              <w:t xml:space="preserve">8  </w:t>
+            </w:r>
+            <w:r>
+              <w:rPr>
+                <w:sz w:val="16"/>
+                <w:szCs w:val="16"/>
+              </w:rPr>
+              <w:t xml:space="preserve">reporting</w:t>
+            </w:r>
+          </w:p>
+        </w:tc>
+        <w:tc>
+          <w:tcPr>
+            <w:tcW w:type="pct" w:w="2500"/>
+            <w:tcMar>
+              <w:top w:type="dxa" w:w="20"/>
+              <w:left w:type="dxa" w:w="80"/>
+              <w:bottom w:type="dxa" w:w="20"/>
+              <w:right w:type="dxa" w:w="80"/>
+            </w:tcMar>
+          </w:tcPr>
+          <w:p>
+            <w:pPr>
+              <w:spacing w:before="12" w:after="12"/>
+            </w:pPr>
+            <w:r>
+              <w:rPr>
+                <w:b/>
+                <w:bCs/>
+                <w:color w:val="8186EF"/>
+                <w:sz w:val="16"/>
+                <w:szCs w:val="16"/>
+              </w:rPr>
+              <w:t xml:space="preserve">16  </w:t>
+            </w:r>
+            <w:r>
+              <w:rPr>
+                <w:sz w:val="16"/>
+                <w:szCs w:val="16"/>
+              </w:rPr>
+              <w:t xml:space="preserve">financial capital</w:t>
             </w:r>
           </w:p>
         </w:tc>
@@ -3584,7 +3955,7 @@
           <w:sz w:val="15"/>
           <w:szCs w:val="15"/>
         </w:rPr>
-        <w:t xml:space="preserve">The primary purpose of an integrated report is to explain to providers of financial capital, such as shareholders and lenders, how the company creates, preserves or erodes value over time. This is the exam answer to 'Who is the main audience?'. Other stakeholders also benefit: employees, customers, suppliers, communities, regulators and policymakers. They are not the primary audience, but the report is useful to anyone interested in the company's ability to create value.</w:t>
+        <w:t xml:space="preserve">The primary purpose of an integrated report is to explain to providers of financial capital, such as shareholders and lenders, how the company creates, preserves or erodes value over time. This is the exam answer to 'Who is the main audience?'. Other stakeholders also benefit: employees, customers, suppliers, communities, regulators and policymakers. They are not the primary audience, but the report is useful to anyone interested in the company's ability to create value. In the United States, integrated reporting is voluntary; U.S. GAAP and the SEC do not require it.</w:t>
       </w:r>
     </w:p>
     <w:p>
@@ -3695,6 +4066,207 @@
         <w:t xml:space="preserve">Fill every gap. Each word list holds one word more than there are gaps.</w:t>
       </w:r>
     </w:p>
+    <w:p>
+      <w:pPr>
+        <w:spacing w:before="44" w:after="14"/>
+      </w:pPr>
+      <w:r>
+        <w:rPr>
+          <w:b/>
+          <w:bCs/>
+          <w:color w:val="353A7C"/>
+          <w:sz w:val="18"/>
+          <w:szCs w:val="18"/>
+        </w:rPr>
+        <w:t xml:space="preserve">Summary 1</w:t>
+      </w:r>
+      <w:r>
+        <w:rPr>
+          <w:color w:val="6B7280"/>
+          <w:sz w:val="16"/>
+          <w:szCs w:val="16"/>
+        </w:rPr>
+        <w:t xml:space="preserve">      gaps 1–3</w:t>
+      </w:r>
+    </w:p>
+    <w:p>
+      <w:pPr>
+        <w:spacing w:before="20" w:after="20" w:line="360" w:lineRule="auto"/>
+        <w:ind w:left="200"/>
+      </w:pPr>
+      <w:r>
+        <w:rPr>
+          <w:sz w:val="19"/>
+          <w:szCs w:val="19"/>
+        </w:rPr>
+        <w:t xml:space="preserve">The </w:t>
+      </w:r>
+      <w:r>
+        <w:rPr>
+          <w:b/>
+          <w:bCs/>
+          <w:color w:val="8186EF"/>
+          <w:sz w:val="15"/>
+          <w:szCs w:val="15"/>
+        </w:rPr>
+        <w:t xml:space="preserve"> (1) </w:t>
+      </w:r>
+      <w:r>
+        <w:rPr>
+          <w:u w:val="single"/>
+          <w:sz w:val="19"/>
+          <w:szCs w:val="19"/>
+        </w:rPr>
+        <w:t xml:space="preserve">           </w:t>
+      </w:r>
+      <w:r>
+        <w:rPr>
+          <w:sz w:val="19"/>
+          <w:szCs w:val="19"/>
+        </w:rPr>
+        <w:t xml:space="preserve"> </w:t>
+      </w:r>
+      <w:r>
+        <w:rPr>
+          <w:sz w:val="19"/>
+          <w:szCs w:val="19"/>
+        </w:rPr>
+        <w:t xml:space="preserve"> describes value in terms of six </w:t>
+      </w:r>
+      <w:r>
+        <w:rPr>
+          <w:b/>
+          <w:bCs/>
+          <w:color w:val="8186EF"/>
+          <w:sz w:val="15"/>
+          <w:szCs w:val="15"/>
+        </w:rPr>
+        <w:t xml:space="preserve"> (2) </w:t>
+      </w:r>
+      <w:r>
+        <w:rPr>
+          <w:u w:val="single"/>
+          <w:sz w:val="19"/>
+          <w:szCs w:val="19"/>
+        </w:rPr>
+        <w:t xml:space="preserve">           </w:t>
+      </w:r>
+      <w:r>
+        <w:rPr>
+          <w:sz w:val="19"/>
+          <w:szCs w:val="19"/>
+        </w:rPr>
+        <w:t xml:space="preserve"> </w:t>
+      </w:r>
+      <w:r>
+        <w:rPr>
+          <w:sz w:val="19"/>
+          <w:szCs w:val="19"/>
+        </w:rPr>
+        <w:t xml:space="preserve">: stocks of value that increase, decrease or change as the company works. </w:t>
+      </w:r>
+      <w:r>
+        <w:rPr>
+          <w:sz w:val="19"/>
+          <w:szCs w:val="19"/>
+        </w:rPr>
+        <w:t xml:space="preserve">They are financial capital, </w:t>
+      </w:r>
+      <w:r>
+        <w:rPr>
+          <w:b/>
+          <w:bCs/>
+          <w:color w:val="8186EF"/>
+          <w:sz w:val="15"/>
+          <w:szCs w:val="15"/>
+        </w:rPr>
+        <w:t xml:space="preserve"> (3) </w:t>
+      </w:r>
+      <w:r>
+        <w:rPr>
+          <w:u w:val="single"/>
+          <w:sz w:val="19"/>
+          <w:szCs w:val="19"/>
+        </w:rPr>
+        <w:t xml:space="preserve">              </w:t>
+      </w:r>
+      <w:r>
+        <w:rPr>
+          <w:sz w:val="19"/>
+          <w:szCs w:val="19"/>
+        </w:rPr>
+        <w:t xml:space="preserve"> </w:t>
+      </w:r>
+      <w:r>
+        <w:rPr>
+          <w:sz w:val="19"/>
+          <w:szCs w:val="19"/>
+        </w:rPr>
+        <w:t xml:space="preserve"> capital, intellectual capital, human capital, social and relationship capital and natural capital. </w:t>
+      </w:r>
+    </w:p>
+    <w:tbl>
+      <w:tblPr>
+        <w:tblW w:type="pct" w:w="100%"/>
+        <w:tblLayout w:type="fixed"/>
+        <w:tblBorders>
+          <w:top w:val="single" w:color="FBFAF6" w:sz="4"/>
+          <w:left w:val="single" w:color="FBFAF6" w:sz="4"/>
+          <w:bottom w:val="single" w:color="FBFAF6" w:sz="4"/>
+          <w:right w:val="single" w:color="FBFAF6" w:sz="4"/>
+          <w:insideH w:val="single" w:color="FBFAF6" w:sz="4"/>
+          <w:insideV w:val="single" w:color="FBFAF6" w:sz="4"/>
+        </w:tblBorders>
+      </w:tblPr>
+      <w:tblGrid>
+        <w:gridCol w:w="9600"/>
+      </w:tblGrid>
+      <w:tr>
+        <w:tc>
+          <w:tcPr>
+            <w:tcW w:type="pct" w:w="5000"/>
+            <w:shd w:fill="FBFAF6" w:val="clear"/>
+            <w:tcMar>
+              <w:top w:type="dxa" w:w="40"/>
+              <w:left w:type="dxa" w:w="100"/>
+              <w:bottom w:type="dxa" w:w="40"/>
+              <w:right w:type="dxa" w:w="100"/>
+            </w:tcMar>
+          </w:tcPr>
+          <w:p>
+            <w:pPr>
+              <w:spacing w:before="18" w:after="6"/>
+            </w:pPr>
+            <w:r>
+              <w:rPr>
+                <w:b/>
+                <w:bCs/>
+                <w:color w:val="6B7280"/>
+                <w:sz w:val="14"/>
+                <w:szCs w:val="14"/>
+              </w:rPr>
+              <w:t xml:space="preserve">word list</w:t>
+            </w:r>
+          </w:p>
+          <w:p>
+            <w:pPr>
+              <w:spacing w:before="0" w:after="18"/>
+            </w:pPr>
+            <w:r>
+              <w:rPr>
+                <w:b/>
+                <w:bCs/>
+                <w:color w:val="353A7C"/>
+                <w:sz w:val="16"/>
+                <w:szCs w:val="16"/>
+              </w:rPr>
+              <w:t xml:space="preserve">capitals   ·   products   ·   Framework   ·   manufactured</w:t>
+            </w:r>
+          </w:p>
+        </w:tc>
+      </w:tr>
+    </w:tbl>
+    <w:p/>
     <w:tbl>
       <w:tblPr>
         <w:tblW w:type="pct" w:w="100%"/>
@@ -3709,9 +4281,9 @@
         </w:tblBorders>
       </w:tblPr>
       <w:tblGrid>
-        <w:gridCol w:w="1854"/>
-        <w:gridCol w:w="4534"/>
-        <w:gridCol w:w="3212"/>
+        <w:gridCol w:w="2607"/>
+        <w:gridCol w:w="4224"/>
+        <w:gridCol w:w="2769"/>
       </w:tblGrid>
       <w:tr>
         <w:tc>
@@ -3746,7 +4318,7 @@
       <w:tr>
         <w:tc>
           <w:tcPr>
-            <w:tcW w:type="pct" w:w="965"/>
+            <w:tcW w:type="pct" w:w="1358"/>
             <w:shd w:fill="353A7C" w:val="clear"/>
             <w:tcMar>
               <w:top w:type="dxa" w:w="50"/>
@@ -3773,7 +4345,7 @@
         </w:tc>
         <w:tc>
           <w:tcPr>
-            <w:tcW w:type="pct" w:w="2362"/>
+            <w:tcW w:type="pct" w:w="2200"/>
             <w:shd w:fill="353A7C" w:val="clear"/>
             <w:tcMar>
               <w:top w:type="dxa" w:w="50"/>
@@ -3800,7 +4372,7 @@
         </w:tc>
         <w:tc>
           <w:tcPr>
-            <w:tcW w:type="pct" w:w="1673"/>
+            <w:tcW w:type="pct" w:w="1442"/>
             <w:shd w:fill="353A7C" w:val="clear"/>
             <w:tcMar>
               <w:top w:type="dxa" w:w="50"/>
@@ -3829,7 +4401,7 @@
       <w:tr>
         <w:tc>
           <w:tcPr>
-            <w:tcW w:type="pct" w:w="965"/>
+            <w:tcW w:type="pct" w:w="1358"/>
             <w:tcMar>
               <w:top w:type="dxa" w:w="50"/>
               <w:left w:type="dxa" w:w="110"/>
@@ -3852,30 +4424,7 @@
         </w:tc>
         <w:tc>
           <w:tcPr>
-            <w:tcW w:type="pct" w:w="2362"/>
-            <w:tcMar>
-              <w:top w:type="dxa" w:w="50"/>
-              <w:left w:type="dxa" w:w="110"/>
-              <w:bottom w:type="dxa" w:w="50"/>
-              <w:right w:type="dxa" w:w="110"/>
-            </w:tcMar>
-          </w:tcPr>
-          <w:p>
-            <w:pPr>
-              <w:spacing w:before="28" w:after="28"/>
-            </w:pPr>
-            <w:r>
-              <w:rPr>
-                <w:sz w:val="15"/>
-                <w:szCs w:val="15"/>
-              </w:rPr>
-              <w:t xml:space="preserve">Equity and bank loans (Part I)</w:t>
-            </w:r>
-          </w:p>
-        </w:tc>
-        <w:tc>
-          <w:tcPr>
-            <w:tcW w:type="pct" w:w="1673"/>
+            <w:tcW w:type="pct" w:w="2200"/>
             <w:shd w:fill="FFFFFF" w:val="clear"/>
             <w:tcMar>
               <w:top w:type="dxa" w:w="50"/>
@@ -3896,16 +4445,13 @@
                 <w:sz w:val="14"/>
                 <w:szCs w:val="14"/>
               </w:rPr>
-              <w:t xml:space="preserve">(1)</w:t>
-            </w:r>
-          </w:p>
-        </w:tc>
-      </w:tr>
-      <w:tr>
-        <w:tc>
-          <w:tcPr>
-            <w:tcW w:type="pct" w:w="965"/>
-            <w:shd w:fill="FBFAF6" w:val="clear"/>
+              <w:t xml:space="preserve">(4)</w:t>
+            </w:r>
+          </w:p>
+        </w:tc>
+        <w:tc>
+          <w:tcPr>
+            <w:tcW w:type="pct" w:w="1442"/>
             <w:tcMar>
               <w:top w:type="dxa" w:w="50"/>
               <w:left w:type="dxa" w:w="110"/>
@@ -3922,13 +4468,15 @@
                 <w:sz w:val="15"/>
                 <w:szCs w:val="15"/>
               </w:rPr>
-              <w:t xml:space="preserve">Manufactured</w:t>
-            </w:r>
-          </w:p>
-        </w:tc>
-        <w:tc>
-          <w:tcPr>
-            <w:tcW w:type="pct" w:w="2362"/>
+              <w:t xml:space="preserve">Cash flow from operations</w:t>
+            </w:r>
+          </w:p>
+        </w:tc>
+      </w:tr>
+      <w:tr>
+        <w:tc>
+          <w:tcPr>
+            <w:tcW w:type="pct" w:w="1358"/>
             <w:shd w:fill="FBFAF6" w:val="clear"/>
             <w:tcMar>
               <w:top w:type="dxa" w:w="50"/>
@@ -3946,62 +4494,13 @@
                 <w:sz w:val="15"/>
                 <w:szCs w:val="15"/>
               </w:rPr>
-              <w:t xml:space="preserve">Presses, bottling lines, cold stores</w:t>
-            </w:r>
-          </w:p>
-        </w:tc>
-        <w:tc>
-          <w:tcPr>
-            <w:tcW w:type="pct" w:w="1673"/>
-            <w:shd w:fill="FBFAF6" w:val="clear"/>
-            <w:tcMar>
-              <w:top w:type="dxa" w:w="50"/>
-              <w:left w:type="dxa" w:w="110"/>
-              <w:bottom w:type="dxa" w:w="50"/>
-              <w:right w:type="dxa" w:w="110"/>
-            </w:tcMar>
-          </w:tcPr>
-          <w:p>
-            <w:pPr>
-              <w:spacing w:before="28" w:after="28"/>
-            </w:pPr>
-            <w:r>
-              <w:rPr>
-                <w:sz w:val="15"/>
-                <w:szCs w:val="15"/>
-              </w:rPr>
-              <w:t xml:space="preserve">Plant capacity</w:t>
-            </w:r>
-          </w:p>
-        </w:tc>
-      </w:tr>
-      <w:tr>
-        <w:tc>
-          <w:tcPr>
-            <w:tcW w:type="pct" w:w="965"/>
-            <w:tcMar>
-              <w:top w:type="dxa" w:w="50"/>
-              <w:left w:type="dxa" w:w="110"/>
-              <w:bottom w:type="dxa" w:w="50"/>
-              <w:right w:type="dxa" w:w="110"/>
-            </w:tcMar>
-          </w:tcPr>
-          <w:p>
-            <w:pPr>
-              <w:spacing w:before="28" w:after="28"/>
-            </w:pPr>
-            <w:r>
-              <w:rPr>
-                <w:sz w:val="15"/>
-                <w:szCs w:val="15"/>
-              </w:rPr>
-              <w:t xml:space="preserve">Intellectual</w:t>
-            </w:r>
-          </w:p>
-        </w:tc>
-        <w:tc>
-          <w:tcPr>
-            <w:tcW w:type="pct" w:w="2362"/>
+              <w:t xml:space="preserve">Manufactured</w:t>
+            </w:r>
+          </w:p>
+        </w:tc>
+        <w:tc>
+          <w:tcPr>
+            <w:tcW w:type="pct" w:w="2200"/>
             <w:shd w:fill="FFFFFF" w:val="clear"/>
             <w:tcMar>
               <w:top w:type="dxa" w:w="50"/>
@@ -4022,13 +4521,14 @@
                 <w:sz w:val="14"/>
                 <w:szCs w:val="14"/>
               </w:rPr>
-              <w:t xml:space="preserve">(2)</w:t>
-            </w:r>
-          </w:p>
-        </w:tc>
-        <w:tc>
-          <w:tcPr>
-            <w:tcW w:type="pct" w:w="1673"/>
+              <w:t xml:space="preserve">(5)</w:t>
+            </w:r>
+          </w:p>
+        </w:tc>
+        <w:tc>
+          <w:tcPr>
+            <w:tcW w:type="pct" w:w="1442"/>
+            <w:shd w:fill="FBFAF6" w:val="clear"/>
             <w:tcMar>
               <w:top w:type="dxa" w:w="50"/>
               <w:left w:type="dxa" w:w="110"/>
@@ -4045,16 +4545,15 @@
                 <w:sz w:val="15"/>
                 <w:szCs w:val="15"/>
               </w:rPr>
-              <w:t xml:space="preserve">Share of sales from new products</w:t>
-            </w:r>
-          </w:p>
-        </w:tc>
-      </w:tr>
-      <w:tr>
-        <w:tc>
-          <w:tcPr>
-            <w:tcW w:type="pct" w:w="965"/>
-            <w:shd w:fill="FBFAF6" w:val="clear"/>
+              <w:t xml:space="preserve">Plant capacity</w:t>
+            </w:r>
+          </w:p>
+        </w:tc>
+      </w:tr>
+      <w:tr>
+        <w:tc>
+          <w:tcPr>
+            <w:tcW w:type="pct" w:w="1358"/>
             <w:tcMar>
               <w:top w:type="dxa" w:w="50"/>
               <w:left w:type="dxa" w:w="110"/>
@@ -4071,14 +4570,13 @@
                 <w:sz w:val="15"/>
                 <w:szCs w:val="15"/>
               </w:rPr>
-              <w:t xml:space="preserve">Human</w:t>
-            </w:r>
-          </w:p>
-        </w:tc>
-        <w:tc>
-          <w:tcPr>
-            <w:tcW w:type="pct" w:w="2362"/>
-            <w:shd w:fill="FBFAF6" w:val="clear"/>
+              <w:t xml:space="preserve">Intellectual</w:t>
+            </w:r>
+          </w:p>
+        </w:tc>
+        <w:tc>
+          <w:tcPr>
+            <w:tcW w:type="pct" w:w="2200"/>
             <w:tcMar>
               <w:top w:type="dxa" w:w="50"/>
               <w:left w:type="dxa" w:w="110"/>
@@ -4095,13 +4593,13 @@
                 <w:sz w:val="15"/>
                 <w:szCs w:val="15"/>
               </w:rPr>
-              <w:t xml:space="preserve">1,850 employees</w:t>
-            </w:r>
-          </w:p>
-        </w:tc>
-        <w:tc>
-          <w:tcPr>
-            <w:tcW w:type="pct" w:w="1673"/>
+              <w:t xml:space="preserve">Recipes, brand, new sparkling-juice line</w:t>
+            </w:r>
+          </w:p>
+        </w:tc>
+        <w:tc>
+          <w:tcPr>
+            <w:tcW w:type="pct" w:w="1442"/>
             <w:shd w:fill="FFFFFF" w:val="clear"/>
             <w:tcMar>
               <w:top w:type="dxa" w:w="50"/>
@@ -4122,15 +4620,16 @@
                 <w:sz w:val="14"/>
                 <w:szCs w:val="14"/>
               </w:rPr>
-              <w:t xml:space="preserve">(3)</w:t>
-            </w:r>
-          </w:p>
-        </w:tc>
-      </w:tr>
-      <w:tr>
-        <w:tc>
-          <w:tcPr>
-            <w:tcW w:type="pct" w:w="965"/>
+              <w:t xml:space="preserve">(6)</w:t>
+            </w:r>
+          </w:p>
+        </w:tc>
+      </w:tr>
+      <w:tr>
+        <w:tc>
+          <w:tcPr>
+            <w:tcW w:type="pct" w:w="1358"/>
+            <w:shd w:fill="FBFAF6" w:val="clear"/>
             <w:tcMar>
               <w:top w:type="dxa" w:w="50"/>
               <w:left w:type="dxa" w:w="110"/>
@@ -4147,13 +4646,14 @@
                 <w:sz w:val="15"/>
                 <w:szCs w:val="15"/>
               </w:rPr>
-              <w:t xml:space="preserve">Social and relationship</w:t>
-            </w:r>
-          </w:p>
-        </w:tc>
-        <w:tc>
-          <w:tcPr>
-            <w:tcW w:type="pct" w:w="2362"/>
+              <w:t xml:space="preserve">Human</w:t>
+            </w:r>
+          </w:p>
+        </w:tc>
+        <w:tc>
+          <w:tcPr>
+            <w:tcW w:type="pct" w:w="2200"/>
+            <w:shd w:fill="FBFAF6" w:val="clear"/>
             <w:tcMar>
               <w:top w:type="dxa" w:w="50"/>
               <w:left w:type="dxa" w:w="110"/>
@@ -4170,13 +4670,13 @@
                 <w:sz w:val="15"/>
                 <w:szCs w:val="15"/>
               </w:rPr>
-              <w:t xml:space="preserve">2,400 farmers in grower cooperatives; supermarket customers</w:t>
-            </w:r>
-          </w:p>
-        </w:tc>
-        <w:tc>
-          <w:tcPr>
-            <w:tcW w:type="pct" w:w="1673"/>
+              <w:t xml:space="preserve">1,850 employees</w:t>
+            </w:r>
+          </w:p>
+        </w:tc>
+        <w:tc>
+          <w:tcPr>
+            <w:tcW w:type="pct" w:w="1442"/>
             <w:shd w:fill="FFFFFF" w:val="clear"/>
             <w:tcMar>
               <w:top w:type="dxa" w:w="50"/>
@@ -4197,16 +4697,15 @@
                 <w:sz w:val="14"/>
                 <w:szCs w:val="14"/>
               </w:rPr>
-              <w:t xml:space="preserve">(4)</w:t>
-            </w:r>
-          </w:p>
-        </w:tc>
-      </w:tr>
-      <w:tr>
-        <w:tc>
-          <w:tcPr>
-            <w:tcW w:type="pct" w:w="965"/>
-            <w:shd w:fill="FBFAF6" w:val="clear"/>
+              <w:t xml:space="preserve">(7)</w:t>
+            </w:r>
+          </w:p>
+        </w:tc>
+      </w:tr>
+      <w:tr>
+        <w:tc>
+          <w:tcPr>
+            <w:tcW w:type="pct" w:w="1358"/>
             <w:tcMar>
               <w:top w:type="dxa" w:w="50"/>
               <w:left w:type="dxa" w:w="110"/>
@@ -4223,25 +4722,31 @@
                 <w:sz w:val="15"/>
                 <w:szCs w:val="15"/>
               </w:rPr>
-              <w:t xml:space="preserve">Natural</w:t>
-            </w:r>
-          </w:p>
-        </w:tc>
-        <w:tc>
-          <w:tcPr>
-            <w:tcW w:type="pct" w:w="2362"/>
-            <w:shd w:fill="FFFFFF" w:val="clear"/>
-            <w:tcMar>
-              <w:top w:type="dxa" w:w="50"/>
-              <w:left w:type="dxa" w:w="110"/>
-              <w:bottom w:type="dxa" w:w="50"/>
-              <w:right w:type="dxa" w:w="110"/>
-            </w:tcMar>
-          </w:tcPr>
-          <w:p>
-            <w:pPr>
-              <w:spacing w:before="46" w:after="46"/>
-            </w:pPr>
+              <w:t xml:space="preserve">Social and relationship</w:t>
+            </w:r>
+          </w:p>
+        </w:tc>
+        <w:tc>
+          <w:tcPr>
+            <w:tcW w:type="pct" w:w="2200"/>
+            <w:tcMar>
+              <w:top w:type="dxa" w:w="50"/>
+              <w:left w:type="dxa" w:w="110"/>
+              <w:bottom w:type="dxa" w:w="50"/>
+              <w:right w:type="dxa" w:w="110"/>
+            </w:tcMar>
+          </w:tcPr>
+          <w:p>
+            <w:pPr>
+              <w:spacing w:before="28" w:after="28"/>
+            </w:pPr>
+            <w:r>
+              <w:rPr>
+                <w:sz w:val="15"/>
+                <w:szCs w:val="15"/>
+              </w:rPr>
+              <w:t xml:space="preserve">2,400 farmers in grower </w:t>
+            </w:r>
             <w:r>
               <w:rPr>
                 <w:b/>
@@ -4250,31 +4755,129 @@
                 <w:sz w:val="14"/>
                 <w:szCs w:val="14"/>
               </w:rPr>
-              <w:t xml:space="preserve">(5)</w:t>
-            </w:r>
-          </w:p>
-        </w:tc>
-        <w:tc>
-          <w:tcPr>
-            <w:tcW w:type="pct" w:w="1673"/>
-            <w:shd w:fill="FBFAF6" w:val="clear"/>
-            <w:tcMar>
-              <w:top w:type="dxa" w:w="50"/>
-              <w:left w:type="dxa" w:w="110"/>
-              <w:bottom w:type="dxa" w:w="50"/>
-              <w:right w:type="dxa" w:w="110"/>
-            </w:tcMar>
-          </w:tcPr>
-          <w:p>
-            <w:pPr>
-              <w:spacing w:before="28" w:after="28"/>
-            </w:pPr>
-            <w:r>
-              <w:rPr>
+              <w:t xml:space="preserve"> (8) </w:t>
+            </w:r>
+            <w:r>
+              <w:rPr>
+                <w:u w:val="single"/>
                 <w:sz w:val="15"/>
                 <w:szCs w:val="15"/>
               </w:rPr>
-              <w:t xml:space="preserve">Water 900,000 m3; renewable electricity 30%</w:t>
+              <w:t xml:space="preserve">              </w:t>
+            </w:r>
+            <w:r>
+              <w:rPr>
+                <w:sz w:val="15"/>
+                <w:szCs w:val="15"/>
+              </w:rPr>
+              <w:t xml:space="preserve"> </w:t>
+            </w:r>
+            <w:r>
+              <w:rPr>
+                <w:sz w:val="15"/>
+                <w:szCs w:val="15"/>
+              </w:rPr>
+              <w:t xml:space="preserve">; supermarket customers</w:t>
+            </w:r>
+          </w:p>
+        </w:tc>
+        <w:tc>
+          <w:tcPr>
+            <w:tcW w:type="pct" w:w="1442"/>
+            <w:tcMar>
+              <w:top w:type="dxa" w:w="50"/>
+              <w:left w:type="dxa" w:w="110"/>
+              <w:bottom w:type="dxa" w:w="50"/>
+              <w:right w:type="dxa" w:w="110"/>
+            </w:tcMar>
+          </w:tcPr>
+          <w:p>
+            <w:pPr>
+              <w:spacing w:before="28" w:after="28"/>
+            </w:pPr>
+            <w:r>
+              <w:rPr>
+                <w:sz w:val="15"/>
+                <w:szCs w:val="15"/>
+              </w:rPr>
+              <w:t xml:space="preserve">Farmer contracts renewed</w:t>
+            </w:r>
+          </w:p>
+        </w:tc>
+      </w:tr>
+      <w:tr>
+        <w:tc>
+          <w:tcPr>
+            <w:tcW w:type="pct" w:w="1358"/>
+            <w:shd w:fill="FBFAF6" w:val="clear"/>
+            <w:tcMar>
+              <w:top w:type="dxa" w:w="50"/>
+              <w:left w:type="dxa" w:w="110"/>
+              <w:bottom w:type="dxa" w:w="50"/>
+              <w:right w:type="dxa" w:w="110"/>
+            </w:tcMar>
+          </w:tcPr>
+          <w:p>
+            <w:pPr>
+              <w:spacing w:before="28" w:after="28"/>
+            </w:pPr>
+            <w:r>
+              <w:rPr>
+                <w:sz w:val="15"/>
+                <w:szCs w:val="15"/>
+              </w:rPr>
+              <w:t xml:space="preserve">Natural</w:t>
+            </w:r>
+          </w:p>
+        </w:tc>
+        <w:tc>
+          <w:tcPr>
+            <w:tcW w:type="pct" w:w="2200"/>
+            <w:shd w:fill="FBFAF6" w:val="clear"/>
+            <w:tcMar>
+              <w:top w:type="dxa" w:w="50"/>
+              <w:left w:type="dxa" w:w="110"/>
+              <w:bottom w:type="dxa" w:w="50"/>
+              <w:right w:type="dxa" w:w="110"/>
+            </w:tcMar>
+          </w:tcPr>
+          <w:p>
+            <w:pPr>
+              <w:spacing w:before="28" w:after="28"/>
+            </w:pPr>
+            <w:r>
+              <w:rPr>
+                <w:sz w:val="15"/>
+                <w:szCs w:val="15"/>
+              </w:rPr>
+              <w:t xml:space="preserve">Olive groves, water, energy</w:t>
+            </w:r>
+          </w:p>
+        </w:tc>
+        <w:tc>
+          <w:tcPr>
+            <w:tcW w:type="pct" w:w="1442"/>
+            <w:shd w:fill="FFFFFF" w:val="clear"/>
+            <w:tcMar>
+              <w:top w:type="dxa" w:w="50"/>
+              <w:left w:type="dxa" w:w="110"/>
+              <w:bottom w:type="dxa" w:w="50"/>
+              <w:right w:type="dxa" w:w="110"/>
+            </w:tcMar>
+          </w:tcPr>
+          <w:p>
+            <w:pPr>
+              <w:spacing w:before="46" w:after="46"/>
+            </w:pPr>
+            <w:r>
+              <w:rPr>
+                <w:b/>
+                <w:bCs/>
+                <w:color w:val="8186EF"/>
+                <w:sz w:val="14"/>
+                <w:szCs w:val="14"/>
+              </w:rPr>
+              <w:t xml:space="preserve">(9)</w:t>
             </w:r>
           </w:p>
         </w:tc>
@@ -4336,7 +4939,7 @@
                 <w:sz w:val="16"/>
                 <w:szCs w:val="16"/>
               </w:rPr>
-              <w:t xml:space="preserve">Olive groves, water, energy   ·   Cash flow from operations   ·   Recipes, brand, new sparkling-juice line   ·   Presses, bottling lines, cold stores   ·   Farmer contracts renewed   ·   20 training hours per employee</w:t>
+              <w:t xml:space="preserve">Equity and bank loans (Part I)   ·   Share of sales from new products   ·   Presses, bottling lines, cold stores   ·   Water 900,000 m3; renewable electricity 30%   ·   cooperatives   ·   20 training hours per employee   ·   manufactured capital</w:t>
             </w:r>
           </w:p>
         </w:tc>
@@ -4355,7 +4958,7 @@
           <w:sz w:val="18"/>
           <w:szCs w:val="18"/>
         </w:rPr>
-        <w:t xml:space="preserve">Summary 1</w:t>
+        <w:t xml:space="preserve">Summary 2</w:t>
       </w:r>
       <w:r>
         <w:rPr>
@@ -4363,7 +4966,7 @@
           <w:sz w:val="16"/>
           <w:szCs w:val="16"/>
         </w:rPr>
-        <w:t xml:space="preserve">      gaps 6–7</w:t>
+        <w:t xml:space="preserve">      gaps 10–15</w:t>
       </w:r>
     </w:p>
     <w:p>
@@ -4376,7 +4979,7 @@
           <w:sz w:val="19"/>
           <w:szCs w:val="19"/>
         </w:rPr>
-        <w:t xml:space="preserve">Capitals are connected, so decisions involve </w:t>
+        <w:t xml:space="preserve">In the value creation process, the business model takes capitals as inputs and turns them, through its activities, into </w:t>
       </w:r>
       <w:r>
         <w:rPr>
@@ -4386,7 +4989,7 @@
           <w:sz w:val="15"/>
           <w:szCs w:val="15"/>
         </w:rPr>
-        <w:t xml:space="preserve"> (6) </w:t>
+        <w:t xml:space="preserve"> (10) </w:t>
       </w:r>
       <w:r>
         <w:rPr>
@@ -4394,7 +4997,7 @@
           <w:sz w:val="19"/>
           <w:szCs w:val="19"/>
         </w:rPr>
-        <w:t xml:space="preserve">            </w:t>
+        <w:t xml:space="preserve">           </w:t>
       </w:r>
       <w:r>
         <w:rPr>
@@ -4408,14 +5011,7 @@
           <w:sz w:val="19"/>
           <w:szCs w:val="19"/>
         </w:rPr>
-        <w:t xml:space="preserve">. </w:t>
-      </w:r>
-      <w:r>
-        <w:rPr>
-          <w:sz w:val="19"/>
-          <w:szCs w:val="19"/>
-        </w:rPr>
-        <w:t xml:space="preserve">The six categories are not mandatory; a company may group them </w:t>
+        <w:t xml:space="preserve">: products, </w:t>
       </w:r>
       <w:r>
         <w:rPr>
@@ -4425,7 +5021,7 @@
           <w:sz w:val="15"/>
           <w:szCs w:val="15"/>
         </w:rPr>
-        <w:t xml:space="preserve"> (7) </w:t>
+        <w:t xml:space="preserve"> (11) </w:t>
       </w:r>
       <w:r>
         <w:rPr>
@@ -4447,7 +5043,156 @@
           <w:sz w:val="19"/>
           <w:szCs w:val="19"/>
         </w:rPr>
-        <w:t xml:space="preserve">, but it should consider all the capitals it uses or affects. </w:t>
+        <w:t xml:space="preserve"> and waste. </w:t>
+      </w:r>
+      <w:r>
+        <w:rPr>
+          <w:sz w:val="19"/>
+          <w:szCs w:val="19"/>
+        </w:rPr>
+        <w:t xml:space="preserve">The </w:t>
+      </w:r>
+      <w:r>
+        <w:rPr>
+          <w:b/>
+          <w:bCs/>
+          <w:color w:val="8186EF"/>
+          <w:sz w:val="15"/>
+          <w:szCs w:val="15"/>
+        </w:rPr>
+        <w:t xml:space="preserve"> (12) </w:t>
+      </w:r>
+      <w:r>
+        <w:rPr>
+          <w:u w:val="single"/>
+          <w:sz w:val="19"/>
+          <w:szCs w:val="19"/>
+        </w:rPr>
+        <w:t xml:space="preserve">           </w:t>
+      </w:r>
+      <w:r>
+        <w:rPr>
+          <w:sz w:val="19"/>
+          <w:szCs w:val="19"/>
+        </w:rPr>
+        <w:t xml:space="preserve"> </w:t>
+      </w:r>
+      <w:r>
+        <w:rPr>
+          <w:sz w:val="19"/>
+          <w:szCs w:val="19"/>
+        </w:rPr>
+        <w:t xml:space="preserve"> are the effects on the capitals, inside and </w:t>
+      </w:r>
+      <w:r>
+        <w:rPr>
+          <w:b/>
+          <w:bCs/>
+          <w:color w:val="8186EF"/>
+          <w:sz w:val="15"/>
+          <w:szCs w:val="15"/>
+        </w:rPr>
+        <w:t xml:space="preserve"> (13) </w:t>
+      </w:r>
+      <w:r>
+        <w:rPr>
+          <w:u w:val="single"/>
+          <w:sz w:val="19"/>
+          <w:szCs w:val="19"/>
+        </w:rPr>
+        <w:t xml:space="preserve">           </w:t>
+      </w:r>
+      <w:r>
+        <w:rPr>
+          <w:sz w:val="19"/>
+          <w:szCs w:val="19"/>
+        </w:rPr>
+        <w:t xml:space="preserve"> </w:t>
+      </w:r>
+      <w:r>
+        <w:rPr>
+          <w:sz w:val="19"/>
+          <w:szCs w:val="19"/>
+        </w:rPr>
+        <w:t xml:space="preserve"> the company. </w:t>
+      </w:r>
+      <w:r>
+        <w:rPr>
+          <w:sz w:val="19"/>
+          <w:szCs w:val="19"/>
+        </w:rPr>
+        <w:t xml:space="preserve">Capitals are </w:t>
+      </w:r>
+      <w:r>
+        <w:rPr>
+          <w:b/>
+          <w:bCs/>
+          <w:color w:val="8186EF"/>
+          <w:sz w:val="15"/>
+          <w:szCs w:val="15"/>
+        </w:rPr>
+        <w:t xml:space="preserve"> (14) </w:t>
+      </w:r>
+      <w:r>
+        <w:rPr>
+          <w:u w:val="single"/>
+          <w:sz w:val="19"/>
+          <w:szCs w:val="19"/>
+        </w:rPr>
+        <w:t xml:space="preserve">           </w:t>
+      </w:r>
+      <w:r>
+        <w:rPr>
+          <w:sz w:val="19"/>
+          <w:szCs w:val="19"/>
+        </w:rPr>
+        <w:t xml:space="preserve"> </w:t>
+      </w:r>
+      <w:r>
+        <w:rPr>
+          <w:sz w:val="19"/>
+          <w:szCs w:val="19"/>
+        </w:rPr>
+        <w:t xml:space="preserve">, so decisions involve </w:t>
+      </w:r>
+      <w:r>
+        <w:rPr>
+          <w:b/>
+          <w:bCs/>
+          <w:color w:val="8186EF"/>
+          <w:sz w:val="15"/>
+          <w:szCs w:val="15"/>
+        </w:rPr>
+        <w:t xml:space="preserve"> (15) </w:t>
+      </w:r>
+      <w:r>
+        <w:rPr>
+          <w:u w:val="single"/>
+          <w:sz w:val="19"/>
+          <w:szCs w:val="19"/>
+        </w:rPr>
+        <w:t xml:space="preserve">            </w:t>
+      </w:r>
+      <w:r>
+        <w:rPr>
+          <w:sz w:val="19"/>
+          <w:szCs w:val="19"/>
+        </w:rPr>
+        <w:t xml:space="preserve"> </w:t>
+      </w:r>
+      <w:r>
+        <w:rPr>
+          <w:sz w:val="19"/>
+          <w:szCs w:val="19"/>
+        </w:rPr>
+        <w:t xml:space="preserve">. </w:t>
+      </w:r>
+      <w:r>
+        <w:rPr>
+          <w:sz w:val="19"/>
+          <w:szCs w:val="19"/>
+        </w:rPr>
+        <w:t xml:space="preserve">The six categories are not mandatory; a company may group them differently, but it should consider all the capitals it uses or affects. </w:t>
       </w:r>
     </w:p>
     <w:tbl>
@@ -4505,7 +5250,7 @@
                 <w:sz w:val="16"/>
                 <w:szCs w:val="16"/>
               </w:rPr>
-              <w:t xml:space="preserve">value creation process   ·   differently   ·   trade-offs</w:t>
+              <w:t xml:space="preserve">trade-offs   ·   by-products   ·   outputs   ·   financial   ·   outside   ·   outcomes   ·   connected</w:t>
             </w:r>
           </w:p>
         </w:tc>
@@ -4571,7 +5316,7 @@
           <w:sz w:val="18"/>
           <w:szCs w:val="18"/>
         </w:rPr>
-        <w:t xml:space="preserve">Summary 2</w:t>
+        <w:t xml:space="preserve">Summary 3</w:t>
       </w:r>
       <w:r>
         <w:rPr>
@@ -4579,7 +5324,7 @@
           <w:sz w:val="16"/>
           <w:szCs w:val="16"/>
         </w:rPr>
-        <w:t xml:space="preserve">      gaps 8–11</w:t>
+        <w:t xml:space="preserve">      gaps 16–20</w:t>
       </w:r>
     </w:p>
     <w:p>
@@ -4592,7 +5337,7 @@
           <w:sz w:val="19"/>
           <w:szCs w:val="19"/>
         </w:rPr>
-        <w:t xml:space="preserve">Suppose Orontes spends $2,000,000 on drip irrigation for its groves: financial capital falls and </w:t>
+        <w:t xml:space="preserve">Suppose Orontes spends $2,000,000 on drip </w:t>
       </w:r>
       <w:r>
         <w:rPr>
@@ -4602,7 +5347,7 @@
           <w:sz w:val="15"/>
           <w:szCs w:val="15"/>
         </w:rPr>
-        <w:t xml:space="preserve"> (8) </w:t>
+        <w:t xml:space="preserve"> (16) </w:t>
       </w:r>
       <w:r>
         <w:rPr>
@@ -4610,7 +5355,7 @@
           <w:sz w:val="19"/>
           <w:szCs w:val="19"/>
         </w:rPr>
-        <w:t xml:space="preserve">              </w:t>
+        <w:t xml:space="preserve">            </w:t>
       </w:r>
       <w:r>
         <w:rPr>
@@ -4624,14 +5369,7 @@
           <w:sz w:val="19"/>
           <w:szCs w:val="19"/>
         </w:rPr>
-        <w:t xml:space="preserve"> capital rises. </w:t>
-      </w:r>
-      <w:r>
-        <w:rPr>
-          <w:sz w:val="19"/>
-          <w:szCs w:val="19"/>
-        </w:rPr>
-        <w:t xml:space="preserve">Water use falls by 150,000 m3, about 17% of the total: natural capital is </w:t>
+        <w:t xml:space="preserve"> for its groves: financial capital falls and </w:t>
       </w:r>
       <w:r>
         <w:rPr>
@@ -4641,7 +5379,7 @@
           <w:sz w:val="15"/>
           <w:szCs w:val="15"/>
         </w:rPr>
-        <w:t xml:space="preserve"> (9) </w:t>
+        <w:t xml:space="preserve"> (17) </w:t>
       </w:r>
       <w:r>
         <w:rPr>
@@ -4649,7 +5387,7 @@
           <w:sz w:val="19"/>
           <w:szCs w:val="19"/>
         </w:rPr>
-        <w:t xml:space="preserve">           </w:t>
+        <w:t xml:space="preserve">              </w:t>
       </w:r>
       <w:r>
         <w:rPr>
@@ -4663,14 +5401,14 @@
           <w:sz w:val="19"/>
           <w:szCs w:val="19"/>
         </w:rPr>
-        <w:t xml:space="preserve">. </w:t>
-      </w:r>
-      <w:r>
-        <w:rPr>
-          <w:sz w:val="19"/>
-          <w:szCs w:val="19"/>
-        </w:rPr>
-        <w:t xml:space="preserve">Orontes trains 400 cooperative farmers to use the system: human and social and </w:t>
+        <w:t xml:space="preserve"> capital rises. </w:t>
+      </w:r>
+      <w:r>
+        <w:rPr>
+          <w:sz w:val="19"/>
+          <w:szCs w:val="19"/>
+        </w:rPr>
+        <w:t xml:space="preserve">Water use falls by 150,000 m3, about 17% of the total: </w:t>
       </w:r>
       <w:r>
         <w:rPr>
@@ -4680,7 +5418,7 @@
           <w:sz w:val="15"/>
           <w:szCs w:val="15"/>
         </w:rPr>
-        <w:t xml:space="preserve"> (10) </w:t>
+        <w:t xml:space="preserve"> (18) </w:t>
       </w:r>
       <w:r>
         <w:rPr>
@@ -4688,7 +5426,7 @@
           <w:sz w:val="19"/>
           <w:szCs w:val="19"/>
         </w:rPr>
-        <w:t xml:space="preserve">              </w:t>
+        <w:t xml:space="preserve">           </w:t>
       </w:r>
       <w:r>
         <w:rPr>
@@ -4702,14 +5440,7 @@
           <w:sz w:val="19"/>
           <w:szCs w:val="19"/>
         </w:rPr>
-        <w:t xml:space="preserve"> capital rise. </w:t>
-      </w:r>
-      <w:r>
-        <w:rPr>
-          <w:sz w:val="19"/>
-          <w:szCs w:val="19"/>
-        </w:rPr>
-        <w:t xml:space="preserve">An </w:t>
+        <w:t xml:space="preserve"> capital is </w:t>
       </w:r>
       <w:r>
         <w:rPr>
@@ -4719,7 +5450,7 @@
           <w:sz w:val="15"/>
           <w:szCs w:val="15"/>
         </w:rPr>
-        <w:t xml:space="preserve"> (11) </w:t>
+        <w:t xml:space="preserve"> (19) </w:t>
       </w:r>
       <w:r>
         <w:rPr>
@@ -4727,7 +5458,7 @@
           <w:sz w:val="19"/>
           <w:szCs w:val="19"/>
         </w:rPr>
-        <w:t xml:space="preserve">            </w:t>
+        <w:t xml:space="preserve">           </w:t>
       </w:r>
       <w:r>
         <w:rPr>
@@ -4741,7 +5472,53 @@
           <w:sz w:val="19"/>
           <w:szCs w:val="19"/>
         </w:rPr>
-        <w:t xml:space="preserve"> report explains the whole trade-off, not only the cost. </w:t>
+        <w:t xml:space="preserve">. </w:t>
+      </w:r>
+      <w:r>
+        <w:rPr>
+          <w:sz w:val="19"/>
+          <w:szCs w:val="19"/>
+        </w:rPr>
+        <w:t xml:space="preserve">Orontes trains 400 cooperative farmers to use the system: human and social and </w:t>
+      </w:r>
+      <w:r>
+        <w:rPr>
+          <w:b/>
+          <w:bCs/>
+          <w:color w:val="8186EF"/>
+          <w:sz w:val="15"/>
+          <w:szCs w:val="15"/>
+        </w:rPr>
+        <w:t xml:space="preserve"> (20) </w:t>
+      </w:r>
+      <w:r>
+        <w:rPr>
+          <w:u w:val="single"/>
+          <w:sz w:val="19"/>
+          <w:szCs w:val="19"/>
+        </w:rPr>
+        <w:t xml:space="preserve">              </w:t>
+      </w:r>
+      <w:r>
+        <w:rPr>
+          <w:sz w:val="19"/>
+          <w:szCs w:val="19"/>
+        </w:rPr>
+        <w:t xml:space="preserve"> </w:t>
+      </w:r>
+      <w:r>
+        <w:rPr>
+          <w:sz w:val="19"/>
+          <w:szCs w:val="19"/>
+        </w:rPr>
+        <w:t xml:space="preserve"> capital rise. </w:t>
+      </w:r>
+      <w:r>
+        <w:rPr>
+          <w:sz w:val="19"/>
+          <w:szCs w:val="19"/>
+        </w:rPr>
+        <w:t xml:space="preserve">An integrated report explains the whole trade-off, not only the cost. </w:t>
       </w:r>
     </w:p>
     <w:tbl>
@@ -4799,7 +5576,7 @@
                 <w:sz w:val="16"/>
                 <w:szCs w:val="16"/>
               </w:rPr>
-              <w:t xml:space="preserve">manufactured   ·   integrated   ·   preserved   ·   relationship   ·   human capital</w:t>
+              <w:t xml:space="preserve">preserved   ·   manufactured   ·   explains   ·   irrigation   ·   natural   ·   relationship</w:t>
             </w:r>
           </w:p>
         </w:tc>
@@ -4994,7 +5771,7 @@
                 <w:sz w:val="16"/>
                 <w:szCs w:val="16"/>
               </w:rPr>
-              <w:t xml:space="preserve">Safety training for factory staff   ·   Long-term contracts with grower cooperatives   ·   capitals</w:t>
+              <w:t xml:space="preserve">The trademark for Orontes Gold olive oil   ·   social and relationship capital   ·   Water drawn from local wells</w:t>
             </w:r>
           </w:p>
         </w:tc>
@@ -5041,36 +5818,13 @@
                 <w:sz w:val="19"/>
                 <w:szCs w:val="19"/>
               </w:rPr>
-              <w:t xml:space="preserve">Capitals, رؤوس الأموال, capitaux</w:t>
+              <w:t xml:space="preserve">Capitals, capitaux</w:t>
             </w:r>
           </w:p>
         </w:tc>
       </w:tr>
     </w:tbl>
     <w:p/>
-    <w:p>
-      <w:pPr>
-        <w:spacing w:before="44" w:after="14"/>
-      </w:pPr>
-      <w:r>
-        <w:rPr>
-          <w:b/>
-          <w:bCs/>
-          <w:color w:val="353A7C"/>
-          <w:sz w:val="18"/>
-          <w:szCs w:val="18"/>
-        </w:rPr>
-        <w:t xml:space="preserve">Summary 3</w:t>
-      </w:r>
-      <w:r>
-        <w:rPr>
-          <w:color w:val="6B7280"/>
-          <w:sz w:val="16"/>
-          <w:szCs w:val="16"/>
-        </w:rPr>
-        <w:t xml:space="preserve">      gaps 14–15</w:t>
-      </w:r>
-    </w:p>
     <w:p>
       <w:pPr>
         <w:spacing w:before="20" w:after="20" w:line="360" w:lineRule="auto"/>
@@ -5081,152 +5835,7 @@
           <w:sz w:val="19"/>
           <w:szCs w:val="19"/>
         </w:rPr>
-        <w:t xml:space="preserve">In integrated reporting, capitals are resources and </w:t>
-      </w:r>
-      <w:r>
-        <w:rPr>
-          <w:b/>
-          <w:bCs/>
-          <w:color w:val="8186EF"/>
-          <w:sz w:val="15"/>
-          <w:szCs w:val="15"/>
-        </w:rPr>
-        <w:t xml:space="preserve"> (14) </w:t>
-      </w:r>
-      <w:r>
-        <w:rPr>
-          <w:u w:val="single"/>
-          <w:sz w:val="19"/>
-          <w:szCs w:val="19"/>
-        </w:rPr>
-        <w:t xml:space="preserve">               </w:t>
-      </w:r>
-      <w:r>
-        <w:rPr>
-          <w:sz w:val="19"/>
-          <w:szCs w:val="19"/>
-        </w:rPr>
-        <w:t xml:space="preserve"> </w:t>
-      </w:r>
-      <w:r>
-        <w:rPr>
-          <w:sz w:val="19"/>
-          <w:szCs w:val="19"/>
-        </w:rPr>
-        <w:t xml:space="preserve">, not share capital. </w:t>
-      </w:r>
-      <w:r>
-        <w:rPr>
-          <w:sz w:val="19"/>
-          <w:szCs w:val="19"/>
-        </w:rPr>
-        <w:t xml:space="preserve">French capital social means share capital, but capital social et </w:t>
-      </w:r>
-      <w:r>
-        <w:rPr>
-          <w:b/>
-          <w:bCs/>
-          <w:color w:val="8186EF"/>
-          <w:sz w:val="15"/>
-          <w:szCs w:val="15"/>
-        </w:rPr>
-        <w:t xml:space="preserve"> (15) </w:t>
-      </w:r>
-      <w:r>
-        <w:rPr>
-          <w:u w:val="single"/>
-          <w:sz w:val="19"/>
-          <w:szCs w:val="19"/>
-        </w:rPr>
-        <w:t xml:space="preserve">             </w:t>
-      </w:r>
-      <w:r>
-        <w:rPr>
-          <w:sz w:val="19"/>
-          <w:szCs w:val="19"/>
-        </w:rPr>
-        <w:t xml:space="preserve"> </w:t>
-      </w:r>
-      <w:r>
-        <w:rPr>
-          <w:sz w:val="19"/>
-          <w:szCs w:val="19"/>
-        </w:rPr>
-        <w:t xml:space="preserve"> is one of the six capitals. </w:t>
-      </w:r>
-    </w:p>
-    <w:tbl>
-      <w:tblPr>
-        <w:tblW w:type="pct" w:w="100%"/>
-        <w:tblLayout w:type="fixed"/>
-        <w:tblBorders>
-          <w:top w:val="single" w:color="FBFAF6" w:sz="4"/>
-          <w:left w:val="single" w:color="FBFAF6" w:sz="4"/>
-          <w:bottom w:val="single" w:color="FBFAF6" w:sz="4"/>
-          <w:right w:val="single" w:color="FBFAF6" w:sz="4"/>
-          <w:insideH w:val="single" w:color="FBFAF6" w:sz="4"/>
-          <w:insideV w:val="single" w:color="FBFAF6" w:sz="4"/>
-        </w:tblBorders>
-      </w:tblPr>
-      <w:tblGrid>
-        <w:gridCol w:w="9600"/>
-      </w:tblGrid>
-      <w:tr>
-        <w:tc>
-          <w:tcPr>
-            <w:tcW w:type="pct" w:w="5000"/>
-            <w:shd w:fill="FBFAF6" w:val="clear"/>
-            <w:tcMar>
-              <w:top w:type="dxa" w:w="40"/>
-              <w:left w:type="dxa" w:w="100"/>
-              <w:bottom w:type="dxa" w:w="40"/>
-              <w:right w:type="dxa" w:w="100"/>
-            </w:tcMar>
-          </w:tcPr>
-          <w:p>
-            <w:pPr>
-              <w:spacing w:before="18" w:after="6"/>
-            </w:pPr>
-            <w:r>
-              <w:rPr>
-                <w:b/>
-                <w:bCs/>
-                <w:color w:val="6B7280"/>
-                <w:sz w:val="14"/>
-                <w:szCs w:val="14"/>
-              </w:rPr>
-              <w:t xml:space="preserve">word list</w:t>
-            </w:r>
-          </w:p>
-          <w:p>
-            <w:pPr>
-              <w:spacing w:before="0" w:after="18"/>
-            </w:pPr>
-            <w:r>
-              <w:rPr>
-                <w:b/>
-                <w:bCs/>
-                <w:color w:val="353A7C"/>
-                <w:sz w:val="16"/>
-                <w:szCs w:val="16"/>
-              </w:rPr>
-              <w:t xml:space="preserve">relationships   ·   manufactured capital   ·   relationnel</w:t>
-            </w:r>
-          </w:p>
-        </w:tc>
-      </w:tr>
-    </w:tbl>
-    <w:p/>
-    <w:p>
-      <w:pPr>
-        <w:pageBreakBefore w:val="true"/>
-        <w:spacing w:after="0"/>
-      </w:pPr>
-      <w:r>
-        <w:rPr>
-          <w:sz w:val="2"/>
-        </w:rPr>
-        <w:t xml:space="preserve"> </w:t>
+        <w:t xml:space="preserve">In integrated reporting, capitals are resources and relationships, not share capital. Read the whole phrase.</w:t>
       </w:r>
     </w:p>
     <w:p>
@@ -5358,13 +5967,25 @@
                 <w:sz w:val="16"/>
                 <w:szCs w:val="16"/>
               </w:rPr>
-              <w:t xml:space="preserve">manufactured capital   ·   integrated report   ·   social and relationship capital</w:t>
+              <w:t xml:space="preserve">manufactured capital   ·   intellectual capital   ·   social and relationship capital   ·   financial capital</w:t>
             </w:r>
           </w:p>
         </w:tc>
       </w:tr>
     </w:tbl>
     <w:p/>
+    <w:p>
+      <w:pPr>
+        <w:pageBreakBefore w:val="true"/>
+        <w:spacing w:after="0"/>
+      </w:pPr>
+      <w:r>
+        <w:rPr>
+          <w:sz w:val="2"/>
+        </w:rPr>
+        <w:t xml:space="preserve"> </w:t>
+      </w:r>
+    </w:p>
     <w:tbl>
       <w:tblPr>
         <w:tblW w:type="pct" w:w="100%"/>
@@ -6075,7 +6696,7 @@
                 <w:sz w:val="16"/>
                 <w:szCs w:val="16"/>
               </w:rPr>
-              <w:t xml:space="preserve">Cash flow from operations</w:t>
+              <w:t xml:space="preserve">Framework</w:t>
             </w:r>
           </w:p>
         </w:tc>
@@ -6101,14 +6722,14 @@
                 <w:sz w:val="16"/>
                 <w:szCs w:val="16"/>
               </w:rPr>
-              <w:t xml:space="preserve">10  </w:t>
-            </w:r>
-            <w:r>
-              <w:rPr>
-                <w:sz w:val="16"/>
-                <w:szCs w:val="16"/>
-              </w:rPr>
-              <w:t xml:space="preserve">relationship</w:t>
+              <w:t xml:space="preserve">14  </w:t>
+            </w:r>
+            <w:r>
+              <w:rPr>
+                <w:sz w:val="16"/>
+                <w:szCs w:val="16"/>
+              </w:rPr>
+              <w:t xml:space="preserve">connected</w:t>
             </w:r>
           </w:p>
         </w:tc>
@@ -6143,7 +6764,7 @@
                 <w:sz w:val="16"/>
                 <w:szCs w:val="16"/>
               </w:rPr>
-              <w:t xml:space="preserve">Recipes, brand, new sparkling-juice line</w:t>
+              <w:t xml:space="preserve">capitals</w:t>
             </w:r>
           </w:p>
         </w:tc>
@@ -6169,14 +6790,14 @@
                 <w:sz w:val="16"/>
                 <w:szCs w:val="16"/>
               </w:rPr>
-              <w:t xml:space="preserve">11  </w:t>
-            </w:r>
-            <w:r>
-              <w:rPr>
-                <w:sz w:val="16"/>
-                <w:szCs w:val="16"/>
-              </w:rPr>
-              <w:t xml:space="preserve">integrated</w:t>
+              <w:t xml:space="preserve">15  </w:t>
+            </w:r>
+            <w:r>
+              <w:rPr>
+                <w:sz w:val="16"/>
+                <w:szCs w:val="16"/>
+              </w:rPr>
+              <w:t xml:space="preserve">trade-offs</w:t>
             </w:r>
           </w:p>
         </w:tc>
@@ -6211,7 +6832,7 @@
                 <w:sz w:val="16"/>
                 <w:szCs w:val="16"/>
               </w:rPr>
-              <w:t xml:space="preserve">20 training hours per employee</w:t>
+              <w:t xml:space="preserve">manufactured</w:t>
             </w:r>
           </w:p>
         </w:tc>
@@ -6237,14 +6858,14 @@
                 <w:sz w:val="16"/>
                 <w:szCs w:val="16"/>
               </w:rPr>
-              <w:t xml:space="preserve">12  </w:t>
-            </w:r>
-            <w:r>
-              <w:rPr>
-                <w:sz w:val="16"/>
-                <w:szCs w:val="16"/>
-              </w:rPr>
-              <w:t xml:space="preserve">Safety training for factory staff</w:t>
+              <w:t xml:space="preserve">16  </w:t>
+            </w:r>
+            <w:r>
+              <w:rPr>
+                <w:sz w:val="16"/>
+                <w:szCs w:val="16"/>
+              </w:rPr>
+              <w:t xml:space="preserve">irrigation</w:t>
             </w:r>
           </w:p>
         </w:tc>
@@ -6279,7 +6900,7 @@
                 <w:sz w:val="16"/>
                 <w:szCs w:val="16"/>
               </w:rPr>
-              <w:t xml:space="preserve">Farmer contracts renewed</w:t>
+              <w:t xml:space="preserve">Equity and bank loans (Part I)</w:t>
             </w:r>
           </w:p>
         </w:tc>
@@ -6305,14 +6926,14 @@
                 <w:sz w:val="16"/>
                 <w:szCs w:val="16"/>
               </w:rPr>
-              <w:t xml:space="preserve">13  </w:t>
-            </w:r>
-            <w:r>
-              <w:rPr>
-                <w:sz w:val="16"/>
-                <w:szCs w:val="16"/>
-              </w:rPr>
-              <w:t xml:space="preserve">Long-term contracts with grower cooperatives</w:t>
+              <w:t xml:space="preserve">17  </w:t>
+            </w:r>
+            <w:r>
+              <w:rPr>
+                <w:sz w:val="16"/>
+                <w:szCs w:val="16"/>
+              </w:rPr>
+              <w:t xml:space="preserve">manufactured</w:t>
             </w:r>
           </w:p>
         </w:tc>
@@ -6347,7 +6968,7 @@
                 <w:sz w:val="16"/>
                 <w:szCs w:val="16"/>
               </w:rPr>
-              <w:t xml:space="preserve">Olive groves, water, energy</w:t>
+              <w:t xml:space="preserve">Presses, bottling lines, cold stores</w:t>
             </w:r>
           </w:p>
         </w:tc>
@@ -6373,14 +6994,14 @@
                 <w:sz w:val="16"/>
                 <w:szCs w:val="16"/>
               </w:rPr>
-              <w:t xml:space="preserve">14  </w:t>
-            </w:r>
-            <w:r>
-              <w:rPr>
-                <w:sz w:val="16"/>
-                <w:szCs w:val="16"/>
-              </w:rPr>
-              <w:t xml:space="preserve">relationships</w:t>
+              <w:t xml:space="preserve">18  </w:t>
+            </w:r>
+            <w:r>
+              <w:rPr>
+                <w:sz w:val="16"/>
+                <w:szCs w:val="16"/>
+              </w:rPr>
+              <w:t xml:space="preserve">natural</w:t>
             </w:r>
           </w:p>
         </w:tc>
@@ -6415,7 +7036,7 @@
                 <w:sz w:val="16"/>
                 <w:szCs w:val="16"/>
               </w:rPr>
-              <w:t xml:space="preserve">trade-offs</w:t>
+              <w:t xml:space="preserve">Share of sales from new products</w:t>
             </w:r>
           </w:p>
         </w:tc>
@@ -6441,14 +7062,14 @@
                 <w:sz w:val="16"/>
                 <w:szCs w:val="16"/>
               </w:rPr>
-              <w:t xml:space="preserve">15  </w:t>
-            </w:r>
-            <w:r>
-              <w:rPr>
-                <w:sz w:val="16"/>
-                <w:szCs w:val="16"/>
-              </w:rPr>
-              <w:t xml:space="preserve">relationnel</w:t>
+              <w:t xml:space="preserve">19  </w:t>
+            </w:r>
+            <w:r>
+              <w:rPr>
+                <w:sz w:val="16"/>
+                <w:szCs w:val="16"/>
+              </w:rPr>
+              <w:t xml:space="preserve">preserved</w:t>
             </w:r>
           </w:p>
         </w:tc>
@@ -6483,7 +7104,7 @@
                 <w:sz w:val="16"/>
                 <w:szCs w:val="16"/>
               </w:rPr>
-              <w:t xml:space="preserve">differently</w:t>
+              <w:t xml:space="preserve">20 training hours per employee</w:t>
             </w:r>
           </w:p>
         </w:tc>
@@ -6509,14 +7130,14 @@
                 <w:sz w:val="16"/>
                 <w:szCs w:val="16"/>
               </w:rPr>
-              <w:t xml:space="preserve">16  </w:t>
-            </w:r>
-            <w:r>
-              <w:rPr>
-                <w:sz w:val="16"/>
-                <w:szCs w:val="16"/>
-              </w:rPr>
-              <w:t xml:space="preserve">manufactured capital</w:t>
+              <w:t xml:space="preserve">20  </w:t>
+            </w:r>
+            <w:r>
+              <w:rPr>
+                <w:sz w:val="16"/>
+                <w:szCs w:val="16"/>
+              </w:rPr>
+              <w:t xml:space="preserve">relationship</w:t>
             </w:r>
           </w:p>
         </w:tc>
@@ -6551,7 +7172,7 @@
                 <w:sz w:val="16"/>
                 <w:szCs w:val="16"/>
               </w:rPr>
-              <w:t xml:space="preserve">manufactured</w:t>
+              <w:t xml:space="preserve">cooperatives</w:t>
             </w:r>
           </w:p>
         </w:tc>
@@ -6577,14 +7198,14 @@
                 <w:sz w:val="16"/>
                 <w:szCs w:val="16"/>
               </w:rPr>
-              <w:t xml:space="preserve">17  </w:t>
-            </w:r>
-            <w:r>
-              <w:rPr>
-                <w:sz w:val="16"/>
-                <w:szCs w:val="16"/>
-              </w:rPr>
-              <w:t xml:space="preserve">social and relationship capital</w:t>
+              <w:t xml:space="preserve">21  </w:t>
+            </w:r>
+            <w:r>
+              <w:rPr>
+                <w:sz w:val="16"/>
+                <w:szCs w:val="16"/>
+              </w:rPr>
+              <w:t xml:space="preserve">The trademark for Orontes Gold olive oil</w:t>
             </w:r>
           </w:p>
         </w:tc>
@@ -6619,7 +7240,279 @@
                 <w:sz w:val="16"/>
                 <w:szCs w:val="16"/>
               </w:rPr>
-              <w:t xml:space="preserve">preserved</w:t>
+              <w:t xml:space="preserve">Water 900,000 m3; renewable electricity 30%</w:t>
+            </w:r>
+          </w:p>
+        </w:tc>
+        <w:tc>
+          <w:tcPr>
+            <w:tcW w:type="pct" w:w="2500"/>
+            <w:tcMar>
+              <w:top w:type="dxa" w:w="20"/>
+              <w:left w:type="dxa" w:w="80"/>
+              <w:bottom w:type="dxa" w:w="20"/>
+              <w:right w:type="dxa" w:w="80"/>
+            </w:tcMar>
+          </w:tcPr>
+          <w:p>
+            <w:pPr>
+              <w:spacing w:before="12" w:after="12"/>
+            </w:pPr>
+            <w:r>
+              <w:rPr>
+                <w:b/>
+                <w:bCs/>
+                <w:color w:val="8186EF"/>
+                <w:sz w:val="16"/>
+                <w:szCs w:val="16"/>
+              </w:rPr>
+              <w:t xml:space="preserve">22  </w:t>
+            </w:r>
+            <w:r>
+              <w:rPr>
+                <w:sz w:val="16"/>
+                <w:szCs w:val="16"/>
+              </w:rPr>
+              <w:t xml:space="preserve">Water drawn from local wells</w:t>
+            </w:r>
+          </w:p>
+        </w:tc>
+      </w:tr>
+      <w:tr>
+        <w:tc>
+          <w:tcPr>
+            <w:tcW w:type="pct" w:w="2500"/>
+            <w:tcMar>
+              <w:top w:type="dxa" w:w="20"/>
+              <w:left w:type="dxa" w:w="80"/>
+              <w:bottom w:type="dxa" w:w="20"/>
+              <w:right w:type="dxa" w:w="80"/>
+            </w:tcMar>
+          </w:tcPr>
+          <w:p>
+            <w:pPr>
+              <w:spacing w:before="12" w:after="12"/>
+            </w:pPr>
+            <w:r>
+              <w:rPr>
+                <w:b/>
+                <w:bCs/>
+                <w:color w:val="8186EF"/>
+                <w:sz w:val="16"/>
+                <w:szCs w:val="16"/>
+              </w:rPr>
+              <w:t xml:space="preserve">10  </w:t>
+            </w:r>
+            <w:r>
+              <w:rPr>
+                <w:sz w:val="16"/>
+                <w:szCs w:val="16"/>
+              </w:rPr>
+              <w:t xml:space="preserve">outputs</w:t>
+            </w:r>
+          </w:p>
+        </w:tc>
+        <w:tc>
+          <w:tcPr>
+            <w:tcW w:type="pct" w:w="2500"/>
+            <w:tcMar>
+              <w:top w:type="dxa" w:w="20"/>
+              <w:left w:type="dxa" w:w="80"/>
+              <w:bottom w:type="dxa" w:w="20"/>
+              <w:right w:type="dxa" w:w="80"/>
+            </w:tcMar>
+          </w:tcPr>
+          <w:p>
+            <w:pPr>
+              <w:spacing w:before="12" w:after="12"/>
+            </w:pPr>
+            <w:r>
+              <w:rPr>
+                <w:b/>
+                <w:bCs/>
+                <w:color w:val="8186EF"/>
+                <w:sz w:val="16"/>
+                <w:szCs w:val="16"/>
+              </w:rPr>
+              <w:t xml:space="preserve">23  </w:t>
+            </w:r>
+            <w:r>
+              <w:rPr>
+                <w:sz w:val="16"/>
+                <w:szCs w:val="16"/>
+              </w:rPr>
+              <w:t xml:space="preserve">manufactured capital</w:t>
+            </w:r>
+          </w:p>
+        </w:tc>
+      </w:tr>
+      <w:tr>
+        <w:tc>
+          <w:tcPr>
+            <w:tcW w:type="pct" w:w="2500"/>
+            <w:tcMar>
+              <w:top w:type="dxa" w:w="20"/>
+              <w:left w:type="dxa" w:w="80"/>
+              <w:bottom w:type="dxa" w:w="20"/>
+              <w:right w:type="dxa" w:w="80"/>
+            </w:tcMar>
+          </w:tcPr>
+          <w:p>
+            <w:pPr>
+              <w:spacing w:before="12" w:after="12"/>
+            </w:pPr>
+            <w:r>
+              <w:rPr>
+                <w:b/>
+                <w:bCs/>
+                <w:color w:val="8186EF"/>
+                <w:sz w:val="16"/>
+                <w:szCs w:val="16"/>
+              </w:rPr>
+              <w:t xml:space="preserve">11  </w:t>
+            </w:r>
+            <w:r>
+              <w:rPr>
+                <w:sz w:val="16"/>
+                <w:szCs w:val="16"/>
+              </w:rPr>
+              <w:t xml:space="preserve">by-products</w:t>
+            </w:r>
+          </w:p>
+        </w:tc>
+        <w:tc>
+          <w:tcPr>
+            <w:tcW w:type="pct" w:w="2500"/>
+            <w:tcMar>
+              <w:top w:type="dxa" w:w="20"/>
+              <w:left w:type="dxa" w:w="80"/>
+              <w:bottom w:type="dxa" w:w="20"/>
+              <w:right w:type="dxa" w:w="80"/>
+            </w:tcMar>
+          </w:tcPr>
+          <w:p>
+            <w:pPr>
+              <w:spacing w:before="12" w:after="12"/>
+            </w:pPr>
+            <w:r>
+              <w:rPr>
+                <w:b/>
+                <w:bCs/>
+                <w:color w:val="8186EF"/>
+                <w:sz w:val="16"/>
+                <w:szCs w:val="16"/>
+              </w:rPr>
+              <w:t xml:space="preserve">24  </w:t>
+            </w:r>
+            <w:r>
+              <w:rPr>
+                <w:sz w:val="16"/>
+                <w:szCs w:val="16"/>
+              </w:rPr>
+              <w:t xml:space="preserve">intellectual capital</w:t>
+            </w:r>
+          </w:p>
+        </w:tc>
+      </w:tr>
+      <w:tr>
+        <w:tc>
+          <w:tcPr>
+            <w:tcW w:type="pct" w:w="2500"/>
+            <w:tcMar>
+              <w:top w:type="dxa" w:w="20"/>
+              <w:left w:type="dxa" w:w="80"/>
+              <w:bottom w:type="dxa" w:w="20"/>
+              <w:right w:type="dxa" w:w="80"/>
+            </w:tcMar>
+          </w:tcPr>
+          <w:p>
+            <w:pPr>
+              <w:spacing w:before="12" w:after="12"/>
+            </w:pPr>
+            <w:r>
+              <w:rPr>
+                <w:b/>
+                <w:bCs/>
+                <w:color w:val="8186EF"/>
+                <w:sz w:val="16"/>
+                <w:szCs w:val="16"/>
+              </w:rPr>
+              <w:t xml:space="preserve">12  </w:t>
+            </w:r>
+            <w:r>
+              <w:rPr>
+                <w:sz w:val="16"/>
+                <w:szCs w:val="16"/>
+              </w:rPr>
+              <w:t xml:space="preserve">outcomes</w:t>
+            </w:r>
+          </w:p>
+        </w:tc>
+        <w:tc>
+          <w:tcPr>
+            <w:tcW w:type="pct" w:w="2500"/>
+            <w:tcMar>
+              <w:top w:type="dxa" w:w="20"/>
+              <w:left w:type="dxa" w:w="80"/>
+              <w:bottom w:type="dxa" w:w="20"/>
+              <w:right w:type="dxa" w:w="80"/>
+            </w:tcMar>
+          </w:tcPr>
+          <w:p>
+            <w:pPr>
+              <w:spacing w:before="12" w:after="12"/>
+            </w:pPr>
+            <w:r>
+              <w:rPr>
+                <w:b/>
+                <w:bCs/>
+                <w:color w:val="8186EF"/>
+                <w:sz w:val="16"/>
+                <w:szCs w:val="16"/>
+              </w:rPr>
+              <w:t xml:space="preserve">25  </w:t>
+            </w:r>
+            <w:r>
+              <w:rPr>
+                <w:sz w:val="16"/>
+                <w:szCs w:val="16"/>
+              </w:rPr>
+              <w:t xml:space="preserve">social and relationship capital</w:t>
+            </w:r>
+          </w:p>
+        </w:tc>
+      </w:tr>
+      <w:tr>
+        <w:tc>
+          <w:tcPr>
+            <w:tcW w:type="pct" w:w="2500"/>
+            <w:tcMar>
+              <w:top w:type="dxa" w:w="20"/>
+              <w:left w:type="dxa" w:w="80"/>
+              <w:bottom w:type="dxa" w:w="20"/>
+              <w:right w:type="dxa" w:w="80"/>
+            </w:tcMar>
+          </w:tcPr>
+          <w:p>
+            <w:pPr>
+              <w:spacing w:before="12" w:after="12"/>
+            </w:pPr>
+            <w:r>
+              <w:rPr>
+                <w:b/>
+                <w:bCs/>
+                <w:color w:val="8186EF"/>
+                <w:sz w:val="16"/>
+                <w:szCs w:val="16"/>
+              </w:rPr>
+              <w:t xml:space="preserve">13  </w:t>
+            </w:r>
+            <w:r>
+              <w:rPr>
+                <w:sz w:val="16"/>
+                <w:szCs w:val="16"/>
+              </w:rPr>
+              <w:t xml:space="preserve">outside</w:t>
             </w:r>
           </w:p>
         </w:tc>
@@ -6685,7 +7578,7 @@
           <w:sz w:val="15"/>
           <w:szCs w:val="15"/>
         </w:rPr>
-        <w:t xml:space="preserve">Capitals are connected, so decisions involve trade-offs. The six categories are not mandatory; a company may group them differently, but it should consider all the capitals it uses or affects.</w:t>
+        <w:t xml:space="preserve">The Framework describes value in terms of six capitals: stocks of value that increase, decrease or change as the company works. They are financial capital, manufactured capital, intellectual capital, human capital, social and relationship capital and natural capital.</w:t>
       </w:r>
     </w:p>
     <w:p>
@@ -6709,7 +7602,7 @@
           <w:sz w:val="15"/>
           <w:szCs w:val="15"/>
         </w:rPr>
-        <w:t xml:space="preserve">Suppose Orontes spends $2,000,000 on drip irrigation for its groves: financial capital falls and manufactured capital rises. Water use falls by 150,000 m3, about 17% of the total: natural capital is preserved. Orontes trains 400 cooperative farmers to use the system: human and social and relationship capital rise. An integrated report explains the whole trade-off, not only the cost.</w:t>
+        <w:t xml:space="preserve">In the value creation process, the business model takes capitals as inputs and turns them, through its activities, into outputs: products, by-products and waste. The outcomes are the effects on the capitals, inside and outside the company. Capitals are connected, so decisions involve trade-offs. The six categories are not mandatory; a company may group them differently, but it should consider all the capitals it uses or affects.</w:t>
       </w:r>
     </w:p>
     <w:p>
@@ -6733,7 +7626,7 @@
           <w:sz w:val="15"/>
           <w:szCs w:val="15"/>
         </w:rPr>
-        <w:t xml:space="preserve">In integrated reporting, capitals are resources and relationships, not share capital. French capital social means share capital, but capital social et relationnel is one of the six capitals.</w:t>
+        <w:t xml:space="preserve">Suppose Orontes spends $2,000,000 on drip irrigation for its groves: financial capital falls and manufactured capital rises. Water use falls by 150,000 m3, about 17% of the total: natural capital is preserved. Orontes trains 400 cooperative farmers to use the system: human and social and relationship capital rise. An integrated report explains the whole trade-off, not only the cost.</w:t>
       </w:r>
     </w:p>
     <w:p>
@@ -6820,6 +7713,175 @@
         <w:t xml:space="preserve">Fill every gap. Each word list holds one word more than there are gaps.</w:t>
       </w:r>
     </w:p>
+    <w:p>
+      <w:pPr>
+        <w:spacing w:before="44" w:after="14"/>
+      </w:pPr>
+      <w:r>
+        <w:rPr>
+          <w:b/>
+          <w:bCs/>
+          <w:color w:val="353A7C"/>
+          <w:sz w:val="18"/>
+          <w:szCs w:val="18"/>
+        </w:rPr>
+        <w:t xml:space="preserve">Summary 1</w:t>
+      </w:r>
+      <w:r>
+        <w:rPr>
+          <w:color w:val="6B7280"/>
+          <w:sz w:val="16"/>
+          <w:szCs w:val="16"/>
+        </w:rPr>
+        <w:t xml:space="preserve">      gaps 1–2</w:t>
+      </w:r>
+    </w:p>
+    <w:p>
+      <w:pPr>
+        <w:spacing w:before="20" w:after="20" w:line="360" w:lineRule="auto"/>
+        <w:ind w:left="200"/>
+      </w:pPr>
+      <w:r>
+        <w:rPr>
+          <w:sz w:val="19"/>
+          <w:szCs w:val="19"/>
+        </w:rPr>
+        <w:t xml:space="preserve">The Framework is </w:t>
+      </w:r>
+      <w:r>
+        <w:rPr>
+          <w:b/>
+          <w:bCs/>
+          <w:color w:val="8186EF"/>
+          <w:sz w:val="15"/>
+          <w:szCs w:val="15"/>
+        </w:rPr>
+        <w:t xml:space="preserve"> (1) </w:t>
+      </w:r>
+      <w:r>
+        <w:rPr>
+          <w:u w:val="single"/>
+          <w:sz w:val="19"/>
+          <w:szCs w:val="19"/>
+        </w:rPr>
+        <w:t xml:space="preserve">                  </w:t>
+      </w:r>
+      <w:r>
+        <w:rPr>
+          <w:sz w:val="19"/>
+          <w:szCs w:val="19"/>
+        </w:rPr>
+        <w:t xml:space="preserve"> </w:t>
+      </w:r>
+      <w:r>
+        <w:rPr>
+          <w:sz w:val="19"/>
+          <w:szCs w:val="19"/>
+        </w:rPr>
+        <w:t xml:space="preserve">: it does not prescribe KPIs or measurement methods. </w:t>
+      </w:r>
+      <w:r>
+        <w:rPr>
+          <w:sz w:val="19"/>
+          <w:szCs w:val="19"/>
+        </w:rPr>
+        <w:t xml:space="preserve">Seven guiding principles shape how the report is prepared, such as </w:t>
+      </w:r>
+      <w:r>
+        <w:rPr>
+          <w:b/>
+          <w:bCs/>
+          <w:color w:val="8186EF"/>
+          <w:sz w:val="15"/>
+          <w:szCs w:val="15"/>
+        </w:rPr>
+        <w:t xml:space="preserve"> (2) </w:t>
+      </w:r>
+      <w:r>
+        <w:rPr>
+          <w:u w:val="single"/>
+          <w:sz w:val="19"/>
+          <w:szCs w:val="19"/>
+        </w:rPr>
+        <w:t xml:space="preserve">              </w:t>
+      </w:r>
+      <w:r>
+        <w:rPr>
+          <w:sz w:val="19"/>
+          <w:szCs w:val="19"/>
+        </w:rPr>
+        <w:t xml:space="preserve"> </w:t>
+      </w:r>
+      <w:r>
+        <w:rPr>
+          <w:sz w:val="19"/>
+          <w:szCs w:val="19"/>
+        </w:rPr>
+        <w:t xml:space="preserve"> of information, materiality and conciseness. </w:t>
+      </w:r>
+    </w:p>
+    <w:tbl>
+      <w:tblPr>
+        <w:tblW w:type="pct" w:w="100%"/>
+        <w:tblLayout w:type="fixed"/>
+        <w:tblBorders>
+          <w:top w:val="single" w:color="FBFAF6" w:sz="4"/>
+          <w:left w:val="single" w:color="FBFAF6" w:sz="4"/>
+          <w:bottom w:val="single" w:color="FBFAF6" w:sz="4"/>
+          <w:right w:val="single" w:color="FBFAF6" w:sz="4"/>
+          <w:insideH w:val="single" w:color="FBFAF6" w:sz="4"/>
+          <w:insideV w:val="single" w:color="FBFAF6" w:sz="4"/>
+        </w:tblBorders>
+      </w:tblPr>
+      <w:tblGrid>
+        <w:gridCol w:w="9600"/>
+      </w:tblGrid>
+      <w:tr>
+        <w:tc>
+          <w:tcPr>
+            <w:tcW w:type="pct" w:w="5000"/>
+            <w:shd w:fill="FBFAF6" w:val="clear"/>
+            <w:tcMar>
+              <w:top w:type="dxa" w:w="40"/>
+              <w:left w:type="dxa" w:w="100"/>
+              <w:bottom w:type="dxa" w:w="40"/>
+              <w:right w:type="dxa" w:w="100"/>
+            </w:tcMar>
+          </w:tcPr>
+          <w:p>
+            <w:pPr>
+              <w:spacing w:before="18" w:after="6"/>
+            </w:pPr>
+            <w:r>
+              <w:rPr>
+                <w:b/>
+                <w:bCs/>
+                <w:color w:val="6B7280"/>
+                <w:sz w:val="14"/>
+                <w:szCs w:val="14"/>
+              </w:rPr>
+              <w:t xml:space="preserve">word list</w:t>
+            </w:r>
+          </w:p>
+          <w:p>
+            <w:pPr>
+              <w:spacing w:before="0" w:after="18"/>
+            </w:pPr>
+            <w:r>
+              <w:rPr>
+                <w:b/>
+                <w:bCs/>
+                <w:color w:val="353A7C"/>
+                <w:sz w:val="16"/>
+                <w:szCs w:val="16"/>
+              </w:rPr>
+              <w:t xml:space="preserve">element   ·   principles-based   ·   connectivity</w:t>
+            </w:r>
+          </w:p>
+        </w:tc>
+      </w:tr>
+    </w:tbl>
+    <w:p/>
     <w:tbl>
       <w:tblPr>
         <w:tblW w:type="pct" w:w="100%"/>
@@ -6834,9 +7896,9 @@
         </w:tblBorders>
       </w:tblPr>
       <w:tblGrid>
-        <w:gridCol w:w="2477"/>
-        <w:gridCol w:w="3757"/>
-        <w:gridCol w:w="3366"/>
+        <w:gridCol w:w="2632"/>
+        <w:gridCol w:w="3754"/>
+        <w:gridCol w:w="3214"/>
       </w:tblGrid>
       <w:tr>
         <w:tc>
@@ -6871,7 +7933,7 @@
       <w:tr>
         <w:tc>
           <w:tcPr>
-            <w:tcW w:type="pct" w:w="1290"/>
+            <w:tcW w:type="pct" w:w="1371"/>
             <w:shd w:fill="353A7C" w:val="clear"/>
             <w:tcMar>
               <w:top w:type="dxa" w:w="50"/>
@@ -6898,7 +7960,7 @@
         </w:tc>
         <w:tc>
           <w:tcPr>
-            <w:tcW w:type="pct" w:w="1957"/>
+            <w:tcW w:type="pct" w:w="1955"/>
             <w:shd w:fill="353A7C" w:val="clear"/>
             <w:tcMar>
               <w:top w:type="dxa" w:w="50"/>
@@ -6925,7 +7987,7 @@
         </w:tc>
         <w:tc>
           <w:tcPr>
-            <w:tcW w:type="pct" w:w="1753"/>
+            <w:tcW w:type="pct" w:w="1674"/>
             <w:shd w:fill="353A7C" w:val="clear"/>
             <w:tcMar>
               <w:top w:type="dxa" w:w="50"/>
@@ -6954,7 +8016,7 @@
       <w:tr>
         <w:tc>
           <w:tcPr>
-            <w:tcW w:type="pct" w:w="1290"/>
+            <w:tcW w:type="pct" w:w="1371"/>
             <w:tcMar>
               <w:top w:type="dxa" w:w="50"/>
               <w:left w:type="dxa" w:w="110"/>
@@ -6977,79 +8039,7 @@
         </w:tc>
         <w:tc>
           <w:tcPr>
-            <w:tcW w:type="pct" w:w="1957"/>
-            <w:tcMar>
-              <w:top w:type="dxa" w:w="50"/>
-              <w:left w:type="dxa" w:w="110"/>
-              <w:bottom w:type="dxa" w:w="50"/>
-              <w:right w:type="dxa" w:w="110"/>
-            </w:tcMar>
-          </w:tcPr>
-          <w:p>
-            <w:pPr>
-              <w:spacing w:before="28" w:after="28"/>
-            </w:pPr>
-            <w:r>
-              <w:rPr>
-                <w:sz w:val="15"/>
-                <w:szCs w:val="15"/>
-              </w:rPr>
-              <w:t xml:space="preserve">Explain strategy and how it creates value over time</w:t>
-            </w:r>
-          </w:p>
-        </w:tc>
-        <w:tc>
-          <w:tcPr>
-            <w:tcW w:type="pct" w:w="1753"/>
-            <w:tcMar>
-              <w:top w:type="dxa" w:w="50"/>
-              <w:left w:type="dxa" w:w="110"/>
-              <w:bottom w:type="dxa" w:w="50"/>
-              <w:right w:type="dxa" w:w="110"/>
-            </w:tcMar>
-          </w:tcPr>
-          <w:p>
-            <w:pPr>
-              <w:spacing w:before="28" w:after="28"/>
-            </w:pPr>
-            <w:r>
-              <w:rPr>
-                <w:sz w:val="15"/>
-                <w:szCs w:val="15"/>
-              </w:rPr>
-              <w:t xml:space="preserve">Plans for the sparkling-juice line to 2030</w:t>
-            </w:r>
-          </w:p>
-        </w:tc>
-      </w:tr>
-      <w:tr>
-        <w:tc>
-          <w:tcPr>
-            <w:tcW w:type="pct" w:w="1290"/>
-            <w:shd w:fill="FBFAF6" w:val="clear"/>
-            <w:tcMar>
-              <w:top w:type="dxa" w:w="50"/>
-              <w:left w:type="dxa" w:w="110"/>
-              <w:bottom w:type="dxa" w:w="50"/>
-              <w:right w:type="dxa" w:w="110"/>
-            </w:tcMar>
-          </w:tcPr>
-          <w:p>
-            <w:pPr>
-              <w:spacing w:before="28" w:after="28"/>
-            </w:pPr>
-            <w:r>
-              <w:rPr>
-                <w:sz w:val="15"/>
-                <w:szCs w:val="15"/>
-              </w:rPr>
-              <w:t xml:space="preserve">Connectivity of information</w:t>
-            </w:r>
-          </w:p>
-        </w:tc>
-        <w:tc>
-          <w:tcPr>
-            <w:tcW w:type="pct" w:w="1957"/>
+            <w:tcW w:type="pct" w:w="1955"/>
             <w:shd w:fill="FFFFFF" w:val="clear"/>
             <w:tcMar>
               <w:top w:type="dxa" w:w="50"/>
@@ -7070,14 +8060,13 @@
                 <w:sz w:val="14"/>
                 <w:szCs w:val="14"/>
               </w:rPr>
-              <w:t xml:space="preserve">(1)</w:t>
-            </w:r>
-          </w:p>
-        </w:tc>
-        <w:tc>
-          <w:tcPr>
-            <w:tcW w:type="pct" w:w="1753"/>
-            <w:shd w:fill="FBFAF6" w:val="clear"/>
+              <w:t xml:space="preserve">(3)</w:t>
+            </w:r>
+          </w:p>
+        </w:tc>
+        <w:tc>
+          <w:tcPr>
+            <w:tcW w:type="pct" w:w="1674"/>
             <w:tcMar>
               <w:top w:type="dxa" w:w="50"/>
               <w:left w:type="dxa" w:w="110"/>
@@ -7094,15 +8083,16 @@
                 <w:sz w:val="15"/>
                 <w:szCs w:val="15"/>
               </w:rPr>
-              <w:t xml:space="preserve">Irrigation spending linked to water use and grower yields</w:t>
-            </w:r>
-          </w:p>
-        </w:tc>
-      </w:tr>
-      <w:tr>
-        <w:tc>
-          <w:tcPr>
-            <w:tcW w:type="pct" w:w="1290"/>
+              <w:t xml:space="preserve">Plans for the sparkling-juice line to 2030</w:t>
+            </w:r>
+          </w:p>
+        </w:tc>
+      </w:tr>
+      <w:tr>
+        <w:tc>
+          <w:tcPr>
+            <w:tcW w:type="pct" w:w="1371"/>
+            <w:shd w:fill="FBFAF6" w:val="clear"/>
             <w:tcMar>
               <w:top w:type="dxa" w:w="50"/>
               <w:left w:type="dxa" w:w="110"/>
@@ -7119,13 +8109,14 @@
                 <w:sz w:val="15"/>
                 <w:szCs w:val="15"/>
               </w:rPr>
-              <w:t xml:space="preserve">Stakeholder relationships</w:t>
-            </w:r>
-          </w:p>
-        </w:tc>
-        <w:tc>
-          <w:tcPr>
-            <w:tcW w:type="pct" w:w="1957"/>
+              <w:t xml:space="preserve">Connectivity of information</w:t>
+            </w:r>
+          </w:p>
+        </w:tc>
+        <w:tc>
+          <w:tcPr>
+            <w:tcW w:type="pct" w:w="1955"/>
+            <w:shd w:fill="FBFAF6" w:val="clear"/>
             <w:tcMar>
               <w:top w:type="dxa" w:w="50"/>
               <w:left w:type="dxa" w:w="110"/>
@@ -7142,25 +8133,32 @@
                 <w:sz w:val="15"/>
                 <w:szCs w:val="15"/>
               </w:rPr>
-              <w:t xml:space="preserve">Explain key relationships and how the company responds</w:t>
-            </w:r>
-          </w:p>
-        </w:tc>
-        <w:tc>
-          <w:tcPr>
-            <w:tcW w:type="pct" w:w="1753"/>
-            <w:shd w:fill="FFFFFF" w:val="clear"/>
-            <w:tcMar>
-              <w:top w:type="dxa" w:w="50"/>
-              <w:left w:type="dxa" w:w="110"/>
-              <w:bottom w:type="dxa" w:w="50"/>
-              <w:right w:type="dxa" w:w="110"/>
-            </w:tcMar>
-          </w:tcPr>
-          <w:p>
-            <w:pPr>
-              <w:spacing w:before="46" w:after="46"/>
-            </w:pPr>
+              <w:t xml:space="preserve">Show how capitals, strategy and performance link</w:t>
+            </w:r>
+          </w:p>
+        </w:tc>
+        <w:tc>
+          <w:tcPr>
+            <w:tcW w:type="pct" w:w="1674"/>
+            <w:shd w:fill="FBFAF6" w:val="clear"/>
+            <w:tcMar>
+              <w:top w:type="dxa" w:w="50"/>
+              <w:left w:type="dxa" w:w="110"/>
+              <w:bottom w:type="dxa" w:w="50"/>
+              <w:right w:type="dxa" w:w="110"/>
+            </w:tcMar>
+          </w:tcPr>
+          <w:p>
+            <w:pPr>
+              <w:spacing w:before="28" w:after="28"/>
+            </w:pPr>
+            <w:r>
+              <w:rPr>
+                <w:sz w:val="15"/>
+                <w:szCs w:val="15"/>
+              </w:rPr>
+              <w:t xml:space="preserve"/>
+            </w:r>
             <w:r>
               <w:rPr>
                 <w:b/>
@@ -7169,39 +8167,60 @@
                 <w:sz w:val="14"/>
                 <w:szCs w:val="14"/>
               </w:rPr>
-              <w:t xml:space="preserve">(2)</w:t>
-            </w:r>
-          </w:p>
-        </w:tc>
-      </w:tr>
-      <w:tr>
-        <w:tc>
-          <w:tcPr>
-            <w:tcW w:type="pct" w:w="1290"/>
-            <w:shd w:fill="FBFAF6" w:val="clear"/>
-            <w:tcMar>
-              <w:top w:type="dxa" w:w="50"/>
-              <w:left w:type="dxa" w:w="110"/>
-              <w:bottom w:type="dxa" w:w="50"/>
-              <w:right w:type="dxa" w:w="110"/>
-            </w:tcMar>
-          </w:tcPr>
-          <w:p>
-            <w:pPr>
-              <w:spacing w:before="28" w:after="28"/>
-            </w:pPr>
-            <w:r>
-              <w:rPr>
+              <w:t xml:space="preserve"> (4) </w:t>
+            </w:r>
+            <w:r>
+              <w:rPr>
+                <w:u w:val="single"/>
                 <w:sz w:val="15"/>
                 <w:szCs w:val="15"/>
               </w:rPr>
-              <w:t xml:space="preserve">Materiality</w:t>
-            </w:r>
-          </w:p>
-        </w:tc>
-        <w:tc>
-          <w:tcPr>
-            <w:tcW w:type="pct" w:w="1957"/>
+              <w:t xml:space="preserve">              </w:t>
+            </w:r>
+            <w:r>
+              <w:rPr>
+                <w:sz w:val="15"/>
+                <w:szCs w:val="15"/>
+              </w:rPr>
+              <w:t xml:space="preserve"> </w:t>
+            </w:r>
+            <w:r>
+              <w:rPr>
+                <w:sz w:val="15"/>
+                <w:szCs w:val="15"/>
+              </w:rPr>
+              <w:t xml:space="preserve"> spending linked to water use and grower yields</w:t>
+            </w:r>
+          </w:p>
+        </w:tc>
+      </w:tr>
+      <w:tr>
+        <w:tc>
+          <w:tcPr>
+            <w:tcW w:type="pct" w:w="1371"/>
+            <w:tcMar>
+              <w:top w:type="dxa" w:w="50"/>
+              <w:left w:type="dxa" w:w="110"/>
+              <w:bottom w:type="dxa" w:w="50"/>
+              <w:right w:type="dxa" w:w="110"/>
+            </w:tcMar>
+          </w:tcPr>
+          <w:p>
+            <w:pPr>
+              <w:spacing w:before="28" w:after="28"/>
+            </w:pPr>
+            <w:r>
+              <w:rPr>
+                <w:sz w:val="15"/>
+                <w:szCs w:val="15"/>
+              </w:rPr>
+              <w:t xml:space="preserve">Stakeholder relationships</w:t>
+            </w:r>
+          </w:p>
+        </w:tc>
+        <w:tc>
+          <w:tcPr>
+            <w:tcW w:type="pct" w:w="1955"/>
             <w:shd w:fill="FFFFFF" w:val="clear"/>
             <w:tcMar>
               <w:top w:type="dxa" w:w="50"/>
@@ -7222,14 +8241,13 @@
                 <w:sz w:val="14"/>
                 <w:szCs w:val="14"/>
               </w:rPr>
-              <w:t xml:space="preserve">(3)</w:t>
-            </w:r>
-          </w:p>
-        </w:tc>
-        <w:tc>
-          <w:tcPr>
-            <w:tcW w:type="pct" w:w="1753"/>
-            <w:shd w:fill="FBFAF6" w:val="clear"/>
+              <w:t xml:space="preserve">(5)</w:t>
+            </w:r>
+          </w:p>
+        </w:tc>
+        <w:tc>
+          <w:tcPr>
+            <w:tcW w:type="pct" w:w="1674"/>
             <w:tcMar>
               <w:top w:type="dxa" w:w="50"/>
               <w:left w:type="dxa" w:w="110"/>
@@ -7246,15 +8264,16 @@
                 <w:sz w:val="15"/>
                 <w:szCs w:val="15"/>
               </w:rPr>
-              <w:t xml:space="preserve">Water scarcity; olive prices</w:t>
-            </w:r>
-          </w:p>
-        </w:tc>
-      </w:tr>
-      <w:tr>
-        <w:tc>
-          <w:tcPr>
-            <w:tcW w:type="pct" w:w="1290"/>
+              <w:t xml:space="preserve">Work with grower cooperatives</w:t>
+            </w:r>
+          </w:p>
+        </w:tc>
+      </w:tr>
+      <w:tr>
+        <w:tc>
+          <w:tcPr>
+            <w:tcW w:type="pct" w:w="1371"/>
+            <w:shd w:fill="FBFAF6" w:val="clear"/>
             <w:tcMar>
               <w:top w:type="dxa" w:w="50"/>
               <w:left w:type="dxa" w:w="110"/>
@@ -7271,13 +8290,14 @@
                 <w:sz w:val="15"/>
                 <w:szCs w:val="15"/>
               </w:rPr>
-              <w:t xml:space="preserve">Conciseness</w:t>
-            </w:r>
-          </w:p>
-        </w:tc>
-        <w:tc>
-          <w:tcPr>
-            <w:tcW w:type="pct" w:w="1957"/>
+              <w:t xml:space="preserve">Materiality</w:t>
+            </w:r>
+          </w:p>
+        </w:tc>
+        <w:tc>
+          <w:tcPr>
+            <w:tcW w:type="pct" w:w="1955"/>
+            <w:shd w:fill="FBFAF6" w:val="clear"/>
             <w:tcMar>
               <w:top w:type="dxa" w:w="50"/>
               <w:left w:type="dxa" w:w="110"/>
@@ -7294,86 +8314,13 @@
                 <w:sz w:val="15"/>
                 <w:szCs w:val="15"/>
               </w:rPr>
-              <w:t xml:space="preserve">Be short and clear</w:t>
-            </w:r>
-          </w:p>
-        </w:tc>
-        <w:tc>
-          <w:tcPr>
-            <w:tcW w:type="pct" w:w="1753"/>
-            <w:tcMar>
-              <w:top w:type="dxa" w:w="50"/>
-              <w:left w:type="dxa" w:w="110"/>
-              <w:bottom w:type="dxa" w:w="50"/>
-              <w:right w:type="dxa" w:w="110"/>
-            </w:tcMar>
-          </w:tcPr>
-          <w:p>
-            <w:pPr>
-              <w:spacing w:before="28" w:after="28"/>
-            </w:pPr>
-            <w:r>
-              <w:rPr>
-                <w:sz w:val="15"/>
-                <w:szCs w:val="15"/>
-              </w:rPr>
-              <w:t xml:space="preserve">Refer to the financial statements rather than repeat them</w:t>
-            </w:r>
-          </w:p>
-        </w:tc>
-      </w:tr>
-      <w:tr>
-        <w:tc>
-          <w:tcPr>
-            <w:tcW w:type="pct" w:w="1290"/>
-            <w:shd w:fill="FBFAF6" w:val="clear"/>
-            <w:tcMar>
-              <w:top w:type="dxa" w:w="50"/>
-              <w:left w:type="dxa" w:w="110"/>
-              <w:bottom w:type="dxa" w:w="50"/>
-              <w:right w:type="dxa" w:w="110"/>
-            </w:tcMar>
-          </w:tcPr>
-          <w:p>
-            <w:pPr>
-              <w:spacing w:before="28" w:after="28"/>
-            </w:pPr>
-            <w:r>
-              <w:rPr>
-                <w:sz w:val="15"/>
-                <w:szCs w:val="15"/>
-              </w:rPr>
-              <w:t xml:space="preserve">Reliability and completeness</w:t>
-            </w:r>
-          </w:p>
-        </w:tc>
-        <w:tc>
-          <w:tcPr>
-            <w:tcW w:type="pct" w:w="1957"/>
-            <w:shd w:fill="FBFAF6" w:val="clear"/>
-            <w:tcMar>
-              <w:top w:type="dxa" w:w="50"/>
-              <w:left w:type="dxa" w:w="110"/>
-              <w:bottom w:type="dxa" w:w="50"/>
-              <w:right w:type="dxa" w:w="110"/>
-            </w:tcMar>
-          </w:tcPr>
-          <w:p>
-            <w:pPr>
-              <w:spacing w:before="28" w:after="28"/>
-            </w:pPr>
-            <w:r>
-              <w:rPr>
-                <w:sz w:val="15"/>
-                <w:szCs w:val="15"/>
-              </w:rPr>
-              <w:t xml:space="preserve">Include positive and negative matters, without material error</w:t>
-            </w:r>
-          </w:p>
-        </w:tc>
-        <w:tc>
-          <w:tcPr>
-            <w:tcW w:type="pct" w:w="1753"/>
+              <w:t xml:space="preserve">Include matters that substantively affect value creation</w:t>
+            </w:r>
+          </w:p>
+        </w:tc>
+        <w:tc>
+          <w:tcPr>
+            <w:tcW w:type="pct" w:w="1674"/>
             <w:shd w:fill="FFFFFF" w:val="clear"/>
             <w:tcMar>
               <w:top w:type="dxa" w:w="50"/>
@@ -7394,15 +8341,15 @@
                 <w:sz w:val="14"/>
                 <w:szCs w:val="14"/>
               </w:rPr>
-              <w:t xml:space="preserve">(4)</w:t>
-            </w:r>
-          </w:p>
-        </w:tc>
-      </w:tr>
-      <w:tr>
-        <w:tc>
-          <w:tcPr>
-            <w:tcW w:type="pct" w:w="1290"/>
+              <w:t xml:space="preserve">(6)</w:t>
+            </w:r>
+          </w:p>
+        </w:tc>
+      </w:tr>
+      <w:tr>
+        <w:tc>
+          <w:tcPr>
+            <w:tcW w:type="pct" w:w="1371"/>
             <w:tcMar>
               <w:top w:type="dxa" w:w="50"/>
               <w:left w:type="dxa" w:w="110"/>
@@ -7419,13 +8366,13 @@
                 <w:sz w:val="15"/>
                 <w:szCs w:val="15"/>
               </w:rPr>
-              <w:t xml:space="preserve">Consistency and comparability</w:t>
-            </w:r>
-          </w:p>
-        </w:tc>
-        <w:tc>
-          <w:tcPr>
-            <w:tcW w:type="pct" w:w="1957"/>
+              <w:t xml:space="preserve">Conciseness</w:t>
+            </w:r>
+          </w:p>
+        </w:tc>
+        <w:tc>
+          <w:tcPr>
+            <w:tcW w:type="pct" w:w="1955"/>
             <w:tcMar>
               <w:top w:type="dxa" w:w="50"/>
               <w:left w:type="dxa" w:w="110"/>
@@ -7442,25 +8389,31 @@
                 <w:sz w:val="15"/>
                 <w:szCs w:val="15"/>
               </w:rPr>
-              <w:t xml:space="preserve">Use the same basis over time and allow comparison</w:t>
-            </w:r>
-          </w:p>
-        </w:tc>
-        <w:tc>
-          <w:tcPr>
-            <w:tcW w:type="pct" w:w="1753"/>
-            <w:shd w:fill="FFFFFF" w:val="clear"/>
-            <w:tcMar>
-              <w:top w:type="dxa" w:w="50"/>
-              <w:left w:type="dxa" w:w="110"/>
-              <w:bottom w:type="dxa" w:w="50"/>
-              <w:right w:type="dxa" w:w="110"/>
-            </w:tcMar>
-          </w:tcPr>
-          <w:p>
-            <w:pPr>
-              <w:spacing w:before="46" w:after="46"/>
-            </w:pPr>
+              <w:t xml:space="preserve">Be short and clear</w:t>
+            </w:r>
+          </w:p>
+        </w:tc>
+        <w:tc>
+          <w:tcPr>
+            <w:tcW w:type="pct" w:w="1674"/>
+            <w:tcMar>
+              <w:top w:type="dxa" w:w="50"/>
+              <w:left w:type="dxa" w:w="110"/>
+              <w:bottom w:type="dxa" w:w="50"/>
+              <w:right w:type="dxa" w:w="110"/>
+            </w:tcMar>
+          </w:tcPr>
+          <w:p>
+            <w:pPr>
+              <w:spacing w:before="28" w:after="28"/>
+            </w:pPr>
+            <w:r>
+              <w:rPr>
+                <w:sz w:val="15"/>
+                <w:szCs w:val="15"/>
+              </w:rPr>
+              <w:t xml:space="preserve">Refer to the financial </w:t>
+            </w:r>
             <w:r>
               <w:rPr>
                 <w:b/>
@@ -7469,7 +8422,181 @@
                 <w:sz w:val="14"/>
                 <w:szCs w:val="14"/>
               </w:rPr>
-              <w:t xml:space="preserve">(5)</w:t>
+              <w:t xml:space="preserve"> (7) </w:t>
+            </w:r>
+            <w:r>
+              <w:rPr>
+                <w:u w:val="single"/>
+                <w:sz w:val="15"/>
+                <w:szCs w:val="15"/>
+              </w:rPr>
+              <w:t xml:space="preserve">              </w:t>
+            </w:r>
+            <w:r>
+              <w:rPr>
+                <w:sz w:val="15"/>
+                <w:szCs w:val="15"/>
+              </w:rPr>
+              <w:t xml:space="preserve"> </w:t>
+            </w:r>
+            <w:r>
+              <w:rPr>
+                <w:sz w:val="15"/>
+                <w:szCs w:val="15"/>
+              </w:rPr>
+              <w:t xml:space="preserve"> rather than repeat them</w:t>
+            </w:r>
+          </w:p>
+        </w:tc>
+      </w:tr>
+      <w:tr>
+        <w:tc>
+          <w:tcPr>
+            <w:tcW w:type="pct" w:w="1371"/>
+            <w:shd w:fill="FBFAF6" w:val="clear"/>
+            <w:tcMar>
+              <w:top w:type="dxa" w:w="50"/>
+              <w:left w:type="dxa" w:w="110"/>
+              <w:bottom w:type="dxa" w:w="50"/>
+              <w:right w:type="dxa" w:w="110"/>
+            </w:tcMar>
+          </w:tcPr>
+          <w:p>
+            <w:pPr>
+              <w:spacing w:before="28" w:after="28"/>
+            </w:pPr>
+            <w:r>
+              <w:rPr>
+                <w:sz w:val="15"/>
+                <w:szCs w:val="15"/>
+              </w:rPr>
+              <w:t xml:space="preserve">Reliability and completeness</w:t>
+            </w:r>
+          </w:p>
+        </w:tc>
+        <w:tc>
+          <w:tcPr>
+            <w:tcW w:type="pct" w:w="1955"/>
+            <w:shd w:fill="FBFAF6" w:val="clear"/>
+            <w:tcMar>
+              <w:top w:type="dxa" w:w="50"/>
+              <w:left w:type="dxa" w:w="110"/>
+              <w:bottom w:type="dxa" w:w="50"/>
+              <w:right w:type="dxa" w:w="110"/>
+            </w:tcMar>
+          </w:tcPr>
+          <w:p>
+            <w:pPr>
+              <w:spacing w:before="28" w:after="28"/>
+            </w:pPr>
+            <w:r>
+              <w:rPr>
+                <w:sz w:val="15"/>
+                <w:szCs w:val="15"/>
+              </w:rPr>
+              <w:t xml:space="preserve">Include positive and negative matters, without material error</w:t>
+            </w:r>
+          </w:p>
+        </w:tc>
+        <w:tc>
+          <w:tcPr>
+            <w:tcW w:type="pct" w:w="1674"/>
+            <w:shd w:fill="FFFFFF" w:val="clear"/>
+            <w:tcMar>
+              <w:top w:type="dxa" w:w="50"/>
+              <w:left w:type="dxa" w:w="110"/>
+              <w:bottom w:type="dxa" w:w="50"/>
+              <w:right w:type="dxa" w:w="110"/>
+            </w:tcMar>
+          </w:tcPr>
+          <w:p>
+            <w:pPr>
+              <w:spacing w:before="46" w:after="46"/>
+            </w:pPr>
+            <w:r>
+              <w:rPr>
+                <w:b/>
+                <w:bCs/>
+                <w:color w:val="8186EF"/>
+                <w:sz w:val="14"/>
+                <w:szCs w:val="14"/>
+              </w:rPr>
+              <w:t xml:space="preserve">(8)</w:t>
+            </w:r>
+          </w:p>
+        </w:tc>
+      </w:tr>
+      <w:tr>
+        <w:tc>
+          <w:tcPr>
+            <w:tcW w:type="pct" w:w="1371"/>
+            <w:tcMar>
+              <w:top w:type="dxa" w:w="50"/>
+              <w:left w:type="dxa" w:w="110"/>
+              <w:bottom w:type="dxa" w:w="50"/>
+              <w:right w:type="dxa" w:w="110"/>
+            </w:tcMar>
+          </w:tcPr>
+          <w:p>
+            <w:pPr>
+              <w:spacing w:before="28" w:after="28"/>
+            </w:pPr>
+            <w:r>
+              <w:rPr>
+                <w:sz w:val="15"/>
+                <w:szCs w:val="15"/>
+              </w:rPr>
+              <w:t xml:space="preserve">Consistency and comparability</w:t>
+            </w:r>
+          </w:p>
+        </w:tc>
+        <w:tc>
+          <w:tcPr>
+            <w:tcW w:type="pct" w:w="1955"/>
+            <w:shd w:fill="FFFFFF" w:val="clear"/>
+            <w:tcMar>
+              <w:top w:type="dxa" w:w="50"/>
+              <w:left w:type="dxa" w:w="110"/>
+              <w:bottom w:type="dxa" w:w="50"/>
+              <w:right w:type="dxa" w:w="110"/>
+            </w:tcMar>
+          </w:tcPr>
+          <w:p>
+            <w:pPr>
+              <w:spacing w:before="46" w:after="46"/>
+            </w:pPr>
+            <w:r>
+              <w:rPr>
+                <w:b/>
+                <w:bCs/>
+                <w:color w:val="8186EF"/>
+                <w:sz w:val="14"/>
+                <w:szCs w:val="14"/>
+              </w:rPr>
+              <w:t xml:space="preserve">(9)</w:t>
+            </w:r>
+          </w:p>
+        </w:tc>
+        <w:tc>
+          <w:tcPr>
+            <w:tcW w:type="pct" w:w="1674"/>
+            <w:tcMar>
+              <w:top w:type="dxa" w:w="50"/>
+              <w:left w:type="dxa" w:w="110"/>
+              <w:bottom w:type="dxa" w:w="50"/>
+              <w:right w:type="dxa" w:w="110"/>
+            </w:tcMar>
+          </w:tcPr>
+          <w:p>
+            <w:pPr>
+              <w:spacing w:before="28" w:after="28"/>
+            </w:pPr>
+            <w:r>
+              <w:rPr>
+                <w:sz w:val="15"/>
+                <w:szCs w:val="15"/>
+              </w:rPr>
+              <w:t xml:space="preserve">Same water measure every year</w:t>
             </w:r>
           </w:p>
         </w:tc>
@@ -7531,7 +8658,7 @@
                 <w:sz w:val="16"/>
                 <w:szCs w:val="16"/>
               </w:rPr>
-              <w:t xml:space="preserve">Explain key relationships and how the company responds   ·   Show how capitals, strategy and performance link   ·   Same water measure every year   ·   Report a failed product launch too   ·   Include matters that substantively affect value creation   ·   Work with grower cooperatives</w:t>
+              <w:t xml:space="preserve">Report a failed product launch too   ·   Water scarcity; olive prices   ·   Explain key relationships and how the company responds   ·   Irrigation   ·   statements   ·   Explain strategy and how it creates value over time   ·   Use the same basis over time and allow comparison   ·   Grow, press, bottle, sell</w:t>
             </w:r>
           </w:p>
         </w:tc>
@@ -7550,7 +8677,7 @@
           <w:sz w:val="18"/>
           <w:szCs w:val="18"/>
         </w:rPr>
-        <w:t xml:space="preserve">Summary 1</w:t>
+        <w:t xml:space="preserve">Summary 2</w:t>
       </w:r>
       <w:r>
         <w:rPr>
@@ -7558,7 +8685,7 @@
           <w:sz w:val="16"/>
           <w:szCs w:val="16"/>
         </w:rPr>
-        <w:t xml:space="preserve">      gaps 6–8</w:t>
+        <w:t xml:space="preserve">      gaps 10–15</w:t>
       </w:r>
     </w:p>
     <w:p>
@@ -7571,7 +8698,7 @@
           <w:sz w:val="19"/>
           <w:szCs w:val="19"/>
         </w:rPr>
-        <w:t xml:space="preserve">Eight content </w:t>
+        <w:t xml:space="preserve">Eight </w:t>
       </w:r>
       <w:r>
         <w:rPr>
@@ -7581,7 +8708,7 @@
           <w:sz w:val="15"/>
           <w:szCs w:val="15"/>
         </w:rPr>
-        <w:t xml:space="preserve"> (6) </w:t>
+        <w:t xml:space="preserve"> (10) </w:t>
       </w:r>
       <w:r>
         <w:rPr>
@@ -7603,7 +8730,7 @@
           <w:sz w:val="19"/>
           <w:szCs w:val="19"/>
         </w:rPr>
-        <w:t xml:space="preserve"> set what the report </w:t>
+        <w:t xml:space="preserve"> elements set what the report </w:t>
       </w:r>
       <w:r>
         <w:rPr>
@@ -7613,7 +8740,7 @@
           <w:sz w:val="15"/>
           <w:szCs w:val="15"/>
         </w:rPr>
-        <w:t xml:space="preserve"> (7) </w:t>
+        <w:t xml:space="preserve"> (11) </w:t>
       </w:r>
       <w:r>
         <w:rPr>
@@ -7642,7 +8769,7 @@
           <w:sz w:val="19"/>
           <w:szCs w:val="19"/>
         </w:rPr>
-        <w:t xml:space="preserve">Each element answers a question: what the company does, how its governance works, how its business model creates value, which risks and </w:t>
+        <w:t xml:space="preserve">Each element answers a question: what the company does, how its </w:t>
       </w:r>
       <w:r>
         <w:rPr>
@@ -7652,7 +8779,7 @@
           <w:sz w:val="15"/>
           <w:szCs w:val="15"/>
         </w:rPr>
-        <w:t xml:space="preserve"> (8) </w:t>
+        <w:t xml:space="preserve"> (12) </w:t>
       </w:r>
       <w:r>
         <w:rPr>
@@ -7660,7 +8787,7 @@
           <w:sz w:val="19"/>
           <w:szCs w:val="19"/>
         </w:rPr>
-        <w:t xml:space="preserve">               </w:t>
+        <w:t xml:space="preserve">            </w:t>
       </w:r>
       <w:r>
         <w:rPr>
@@ -7674,7 +8801,117 @@
           <w:sz w:val="19"/>
           <w:szCs w:val="19"/>
         </w:rPr>
-        <w:t xml:space="preserve"> it faces, where its strategy is going, how it performed, what lies ahead, and how the report was prepared. </w:t>
+        <w:t xml:space="preserve"> works, how its business model creates value, which risks and opportunities it faces, where its strategy is going, how it </w:t>
+      </w:r>
+      <w:r>
+        <w:rPr>
+          <w:b/>
+          <w:bCs/>
+          <w:color w:val="8186EF"/>
+          <w:sz w:val="15"/>
+          <w:szCs w:val="15"/>
+        </w:rPr>
+        <w:t xml:space="preserve"> (13) </w:t>
+      </w:r>
+      <w:r>
+        <w:rPr>
+          <w:u w:val="single"/>
+          <w:sz w:val="19"/>
+          <w:szCs w:val="19"/>
+        </w:rPr>
+        <w:t xml:space="preserve">           </w:t>
+      </w:r>
+      <w:r>
+        <w:rPr>
+          <w:sz w:val="19"/>
+          <w:szCs w:val="19"/>
+        </w:rPr>
+        <w:t xml:space="preserve"> </w:t>
+      </w:r>
+      <w:r>
+        <w:rPr>
+          <w:sz w:val="19"/>
+          <w:szCs w:val="19"/>
+        </w:rPr>
+        <w:t xml:space="preserve">, what lies ahead, and how the report was prepared. </w:t>
+      </w:r>
+      <w:r>
+        <w:rPr>
+          <w:sz w:val="19"/>
+          <w:szCs w:val="19"/>
+        </w:rPr>
+        <w:t xml:space="preserve">The elements are linked, not </w:t>
+      </w:r>
+      <w:r>
+        <w:rPr>
+          <w:b/>
+          <w:bCs/>
+          <w:color w:val="8186EF"/>
+          <w:sz w:val="15"/>
+          <w:szCs w:val="15"/>
+        </w:rPr>
+        <w:t xml:space="preserve"> (14) </w:t>
+      </w:r>
+      <w:r>
+        <w:rPr>
+          <w:u w:val="single"/>
+          <w:sz w:val="19"/>
+          <w:szCs w:val="19"/>
+        </w:rPr>
+        <w:t xml:space="preserve">           </w:t>
+      </w:r>
+      <w:r>
+        <w:rPr>
+          <w:sz w:val="19"/>
+          <w:szCs w:val="19"/>
+        </w:rPr>
+        <w:t xml:space="preserve"> </w:t>
+      </w:r>
+      <w:r>
+        <w:rPr>
+          <w:sz w:val="19"/>
+          <w:szCs w:val="19"/>
+        </w:rPr>
+        <w:t xml:space="preserve"> chapters. </w:t>
+      </w:r>
+      <w:r>
+        <w:rPr>
+          <w:sz w:val="19"/>
+          <w:szCs w:val="19"/>
+        </w:rPr>
+        <w:t xml:space="preserve">For example, Orontes's water risk appears under risks and opportunities, drives its strategy, and is measured under </w:t>
+      </w:r>
+      <w:r>
+        <w:rPr>
+          <w:b/>
+          <w:bCs/>
+          <w:color w:val="8186EF"/>
+          <w:sz w:val="15"/>
+          <w:szCs w:val="15"/>
+        </w:rPr>
+        <w:t xml:space="preserve"> (15) </w:t>
+      </w:r>
+      <w:r>
+        <w:rPr>
+          <w:u w:val="single"/>
+          <w:sz w:val="19"/>
+          <w:szCs w:val="19"/>
+        </w:rPr>
+        <w:t xml:space="preserve">             </w:t>
+      </w:r>
+      <w:r>
+        <w:rPr>
+          <w:sz w:val="19"/>
+          <w:szCs w:val="19"/>
+        </w:rPr>
+        <w:t xml:space="preserve"> </w:t>
+      </w:r>
+      <w:r>
+        <w:rPr>
+          <w:sz w:val="19"/>
+          <w:szCs w:val="19"/>
+        </w:rPr>
+        <w:t xml:space="preserve">. </w:t>
       </w:r>
     </w:p>
     <w:tbl>
@@ -7732,13 +8969,25 @@
                 <w:sz w:val="16"/>
                 <w:szCs w:val="16"/>
               </w:rPr>
-              <w:t xml:space="preserve">opportunities   ·   elements   ·   guiding principles   ·   covers</w:t>
+              <w:t xml:space="preserve">content   ·   performance   ·   performed   ·   separate   ·   governance   ·   covers   ·   statement</w:t>
             </w:r>
           </w:p>
         </w:tc>
       </w:tr>
     </w:tbl>
     <w:p/>
+    <w:p>
+      <w:pPr>
+        <w:pageBreakBefore w:val="true"/>
+        <w:spacing w:after="0"/>
+      </w:pPr>
+      <w:r>
+        <w:rPr>
+          <w:sz w:val="2"/>
+        </w:rPr>
+        <w:t xml:space="preserve"> </w:t>
+      </w:r>
+    </w:p>
     <w:tbl>
       <w:tblPr>
         <w:tblW w:type="pct" w:w="100%"/>
@@ -7753,9 +9002,9 @@
         </w:tblBorders>
       </w:tblPr>
       <w:tblGrid>
-        <w:gridCol w:w="2810"/>
-        <w:gridCol w:w="3614"/>
-        <w:gridCol w:w="3177"/>
+        <w:gridCol w:w="2778"/>
+        <w:gridCol w:w="3585"/>
+        <w:gridCol w:w="3237"/>
       </w:tblGrid>
       <w:tr>
         <w:tc>
@@ -7790,7 +9039,7 @@
       <w:tr>
         <w:tc>
           <w:tcPr>
-            <w:tcW w:type="pct" w:w="1463"/>
+            <w:tcW w:type="pct" w:w="1447"/>
             <w:shd w:fill="353A7C" w:val="clear"/>
             <w:tcMar>
               <w:top w:type="dxa" w:w="50"/>
@@ -7817,7 +9066,7 @@
         </w:tc>
         <w:tc>
           <w:tcPr>
-            <w:tcW w:type="pct" w:w="1882"/>
+            <w:tcW w:type="pct" w:w="1867"/>
             <w:shd w:fill="353A7C" w:val="clear"/>
             <w:tcMar>
               <w:top w:type="dxa" w:w="50"/>
@@ -7844,7 +9093,7 @@
         </w:tc>
         <w:tc>
           <w:tcPr>
-            <w:tcW w:type="pct" w:w="1654"/>
+            <w:tcW w:type="pct" w:w="1686"/>
             <w:shd w:fill="353A7C" w:val="clear"/>
             <w:tcMar>
               <w:top w:type="dxa" w:w="50"/>
@@ -7873,7 +9122,7 @@
       <w:tr>
         <w:tc>
           <w:tcPr>
-            <w:tcW w:type="pct" w:w="1463"/>
+            <w:tcW w:type="pct" w:w="1447"/>
             <w:tcMar>
               <w:top w:type="dxa" w:w="50"/>
               <w:left w:type="dxa" w:w="110"/>
@@ -7896,7 +9145,7 @@
         </w:tc>
         <w:tc>
           <w:tcPr>
-            <w:tcW w:type="pct" w:w="1882"/>
+            <w:tcW w:type="pct" w:w="1867"/>
             <w:shd w:fill="FFFFFF" w:val="clear"/>
             <w:tcMar>
               <w:top w:type="dxa" w:w="50"/>
@@ -7917,13 +9166,13 @@
                 <w:sz w:val="14"/>
                 <w:szCs w:val="14"/>
               </w:rPr>
-              <w:t xml:space="preserve">(9)</w:t>
-            </w:r>
-          </w:p>
-        </w:tc>
-        <w:tc>
-          <w:tcPr>
-            <w:tcW w:type="pct" w:w="1654"/>
+              <w:t xml:space="preserve">(16)</w:t>
+            </w:r>
+          </w:p>
+        </w:tc>
+        <w:tc>
+          <w:tcPr>
+            <w:tcW w:type="pct" w:w="1686"/>
             <w:tcMar>
               <w:top w:type="dxa" w:w="50"/>
               <w:left w:type="dxa" w:w="110"/>
@@ -7948,7 +9197,7 @@
       <w:tr>
         <w:tc>
           <w:tcPr>
-            <w:tcW w:type="pct" w:w="1463"/>
+            <w:tcW w:type="pct" w:w="1447"/>
             <w:shd w:fill="FBFAF6" w:val="clear"/>
             <w:tcMar>
               <w:top w:type="dxa" w:w="50"/>
@@ -7972,31 +9221,7 @@
         </w:tc>
         <w:tc>
           <w:tcPr>
-            <w:tcW w:type="pct" w:w="1882"/>
-            <w:shd w:fill="FBFAF6" w:val="clear"/>
-            <w:tcMar>
-              <w:top w:type="dxa" w:w="50"/>
-              <w:left w:type="dxa" w:w="110"/>
-              <w:bottom w:type="dxa" w:w="50"/>
-              <w:right w:type="dxa" w:w="110"/>
-            </w:tcMar>
-          </w:tcPr>
-          <w:p>
-            <w:pPr>
-              <w:spacing w:before="28" w:after="28"/>
-            </w:pPr>
-            <w:r>
-              <w:rPr>
-                <w:sz w:val="15"/>
-                <w:szCs w:val="15"/>
-              </w:rPr>
-              <w:t xml:space="preserve">How does governance support value creation?</w:t>
-            </w:r>
-          </w:p>
-        </w:tc>
-        <w:tc>
-          <w:tcPr>
-            <w:tcW w:type="pct" w:w="1654"/>
+            <w:tcW w:type="pct" w:w="1867"/>
             <w:shd w:fill="FFFFFF" w:val="clear"/>
             <w:tcMar>
               <w:top w:type="dxa" w:w="50"/>
@@ -8017,15 +9242,14 @@
                 <w:sz w:val="14"/>
                 <w:szCs w:val="14"/>
               </w:rPr>
-              <w:t xml:space="preserve">(10)</w:t>
-            </w:r>
-          </w:p>
-        </w:tc>
-      </w:tr>
-      <w:tr>
-        <w:tc>
-          <w:tcPr>
-            <w:tcW w:type="pct" w:w="1463"/>
+              <w:t xml:space="preserve">(17)</w:t>
+            </w:r>
+          </w:p>
+        </w:tc>
+        <w:tc>
+          <w:tcPr>
+            <w:tcW w:type="pct" w:w="1686"/>
+            <w:shd w:fill="FBFAF6" w:val="clear"/>
             <w:tcMar>
               <w:top w:type="dxa" w:w="50"/>
               <w:left w:type="dxa" w:w="110"/>
@@ -8042,13 +9266,61 @@
                 <w:sz w:val="15"/>
                 <w:szCs w:val="15"/>
               </w:rPr>
+              <w:t xml:space="preserve">Board committee oversees water risk</w:t>
+            </w:r>
+          </w:p>
+        </w:tc>
+      </w:tr>
+      <w:tr>
+        <w:tc>
+          <w:tcPr>
+            <w:tcW w:type="pct" w:w="1447"/>
+            <w:tcMar>
+              <w:top w:type="dxa" w:w="50"/>
+              <w:left w:type="dxa" w:w="110"/>
+              <w:bottom w:type="dxa" w:w="50"/>
+              <w:right w:type="dxa" w:w="110"/>
+            </w:tcMar>
+          </w:tcPr>
+          <w:p>
+            <w:pPr>
+              <w:spacing w:before="28" w:after="28"/>
+            </w:pPr>
+            <w:r>
+              <w:rPr>
+                <w:sz w:val="15"/>
+                <w:szCs w:val="15"/>
+              </w:rPr>
               <w:t xml:space="preserve">Business model</w:t>
             </w:r>
           </w:p>
         </w:tc>
         <w:tc>
           <w:tcPr>
-            <w:tcW w:type="pct" w:w="1882"/>
+            <w:tcW w:type="pct" w:w="1867"/>
+            <w:tcMar>
+              <w:top w:type="dxa" w:w="50"/>
+              <w:left w:type="dxa" w:w="110"/>
+              <w:bottom w:type="dxa" w:w="50"/>
+              <w:right w:type="dxa" w:w="110"/>
+            </w:tcMar>
+          </w:tcPr>
+          <w:p>
+            <w:pPr>
+              <w:spacing w:before="28" w:after="28"/>
+            </w:pPr>
+            <w:r>
+              <w:rPr>
+                <w:sz w:val="15"/>
+                <w:szCs w:val="15"/>
+              </w:rPr>
+              <w:t xml:space="preserve">How does the company turn capitals into value?</w:t>
+            </w:r>
+          </w:p>
+        </w:tc>
+        <w:tc>
+          <w:tcPr>
+            <w:tcW w:type="pct" w:w="1686"/>
             <w:shd w:fill="FFFFFF" w:val="clear"/>
             <w:tcMar>
               <w:top w:type="dxa" w:w="50"/>
@@ -8069,13 +9341,16 @@
                 <w:sz w:val="14"/>
                 <w:szCs w:val="14"/>
               </w:rPr>
-              <w:t xml:space="preserve">(11)</w:t>
-            </w:r>
-          </w:p>
-        </w:tc>
-        <w:tc>
-          <w:tcPr>
-            <w:tcW w:type="pct" w:w="1654"/>
+              <w:t xml:space="preserve">(18)</w:t>
+            </w:r>
+          </w:p>
+        </w:tc>
+      </w:tr>
+      <w:tr>
+        <w:tc>
+          <w:tcPr>
+            <w:tcW w:type="pct" w:w="1447"/>
+            <w:shd w:fill="FBFAF6" w:val="clear"/>
             <w:tcMar>
               <w:top w:type="dxa" w:w="50"/>
               <w:left w:type="dxa" w:w="110"/>
@@ -8092,15 +9367,13 @@
                 <w:sz w:val="15"/>
                 <w:szCs w:val="15"/>
               </w:rPr>
-              <w:t xml:space="preserve">Grow, press, bottle, sell</w:t>
-            </w:r>
-          </w:p>
-        </w:tc>
-      </w:tr>
-      <w:tr>
-        <w:tc>
-          <w:tcPr>
-            <w:tcW w:type="pct" w:w="1463"/>
+              <w:t xml:space="preserve">Risks and opportunities</w:t>
+            </w:r>
+          </w:p>
+        </w:tc>
+        <w:tc>
+          <w:tcPr>
+            <w:tcW w:type="pct" w:w="1867"/>
             <w:shd w:fill="FBFAF6" w:val="clear"/>
             <w:tcMar>
               <w:top w:type="dxa" w:w="50"/>
@@ -8118,37 +9391,13 @@
                 <w:sz w:val="15"/>
                 <w:szCs w:val="15"/>
               </w:rPr>
-              <w:t xml:space="preserve">Risks and opportunities</w:t>
-            </w:r>
-          </w:p>
-        </w:tc>
-        <w:tc>
-          <w:tcPr>
-            <w:tcW w:type="pct" w:w="1882"/>
-            <w:shd w:fill="FBFAF6" w:val="clear"/>
-            <w:tcMar>
-              <w:top w:type="dxa" w:w="50"/>
-              <w:left w:type="dxa" w:w="110"/>
-              <w:bottom w:type="dxa" w:w="50"/>
-              <w:right w:type="dxa" w:w="110"/>
-            </w:tcMar>
-          </w:tcPr>
-          <w:p>
-            <w:pPr>
-              <w:spacing w:before="28" w:after="28"/>
-            </w:pPr>
-            <w:r>
-              <w:rPr>
-                <w:sz w:val="15"/>
-                <w:szCs w:val="15"/>
-              </w:rPr>
               <w:t xml:space="preserve">What could help or harm value creation?</w:t>
             </w:r>
           </w:p>
         </w:tc>
         <w:tc>
           <w:tcPr>
-            <w:tcW w:type="pct" w:w="1654"/>
+            <w:tcW w:type="pct" w:w="1686"/>
             <w:shd w:fill="FFFFFF" w:val="clear"/>
             <w:tcMar>
               <w:top w:type="dxa" w:w="50"/>
@@ -8169,15 +9418,15 @@
                 <w:sz w:val="14"/>
                 <w:szCs w:val="14"/>
               </w:rPr>
-              <w:t xml:space="preserve">(12)</w:t>
-            </w:r>
-          </w:p>
-        </w:tc>
-      </w:tr>
-      <w:tr>
-        <w:tc>
-          <w:tcPr>
-            <w:tcW w:type="pct" w:w="1463"/>
+              <w:t xml:space="preserve">(19)</w:t>
+            </w:r>
+          </w:p>
+        </w:tc>
+      </w:tr>
+      <w:tr>
+        <w:tc>
+          <w:tcPr>
+            <w:tcW w:type="pct" w:w="1447"/>
             <w:tcMar>
               <w:top w:type="dxa" w:w="50"/>
               <w:left w:type="dxa" w:w="110"/>
@@ -8200,7 +9449,7 @@
         </w:tc>
         <w:tc>
           <w:tcPr>
-            <w:tcW w:type="pct" w:w="1882"/>
+            <w:tcW w:type="pct" w:w="1867"/>
             <w:tcMar>
               <w:top w:type="dxa" w:w="50"/>
               <w:left w:type="dxa" w:w="110"/>
@@ -8223,7 +9472,7 @@
         </w:tc>
         <w:tc>
           <w:tcPr>
-            <w:tcW w:type="pct" w:w="1654"/>
+            <w:tcW w:type="pct" w:w="1686"/>
             <w:shd w:fill="FFFFFF" w:val="clear"/>
             <w:tcMar>
               <w:top w:type="dxa" w:w="50"/>
@@ -8244,15 +9493,15 @@
                 <w:sz w:val="14"/>
                 <w:szCs w:val="14"/>
               </w:rPr>
-              <w:t xml:space="preserve">(13)</w:t>
-            </w:r>
-          </w:p>
-        </w:tc>
-      </w:tr>
-      <w:tr>
-        <w:tc>
-          <w:tcPr>
-            <w:tcW w:type="pct" w:w="1463"/>
+              <w:t xml:space="preserve">(20)</w:t>
+            </w:r>
+          </w:p>
+        </w:tc>
+      </w:tr>
+      <w:tr>
+        <w:tc>
+          <w:tcPr>
+            <w:tcW w:type="pct" w:w="1447"/>
             <w:shd w:fill="FBFAF6" w:val="clear"/>
             <w:tcMar>
               <w:top w:type="dxa" w:w="50"/>
@@ -8276,7 +9525,7 @@
         </w:tc>
         <w:tc>
           <w:tcPr>
-            <w:tcW w:type="pct" w:w="1882"/>
+            <w:tcW w:type="pct" w:w="1867"/>
             <w:shd w:fill="FBFAF6" w:val="clear"/>
             <w:tcMar>
               <w:top w:type="dxa" w:w="50"/>
@@ -8300,79 +9549,7 @@
         </w:tc>
         <w:tc>
           <w:tcPr>
-            <w:tcW w:type="pct" w:w="1654"/>
-            <w:shd w:fill="FBFAF6" w:val="clear"/>
-            <w:tcMar>
-              <w:top w:type="dxa" w:w="50"/>
-              <w:left w:type="dxa" w:w="110"/>
-              <w:bottom w:type="dxa" w:w="50"/>
-              <w:right w:type="dxa" w:w="110"/>
-            </w:tcMar>
-          </w:tcPr>
-          <w:p>
-            <w:pPr>
-              <w:spacing w:before="28" w:after="28"/>
-            </w:pPr>
-            <w:r>
-              <w:rPr>
-                <w:sz w:val="15"/>
-                <w:szCs w:val="15"/>
-              </w:rPr>
-              <w:t xml:space="preserve">Renewable electricity 30%</w:t>
-            </w:r>
-          </w:p>
-        </w:tc>
-      </w:tr>
-      <w:tr>
-        <w:tc>
-          <w:tcPr>
-            <w:tcW w:type="pct" w:w="1463"/>
-            <w:tcMar>
-              <w:top w:type="dxa" w:w="50"/>
-              <w:left w:type="dxa" w:w="110"/>
-              <w:bottom w:type="dxa" w:w="50"/>
-              <w:right w:type="dxa" w:w="110"/>
-            </w:tcMar>
-          </w:tcPr>
-          <w:p>
-            <w:pPr>
-              <w:spacing w:before="28" w:after="28"/>
-            </w:pPr>
-            <w:r>
-              <w:rPr>
-                <w:sz w:val="15"/>
-                <w:szCs w:val="15"/>
-              </w:rPr>
-              <w:t xml:space="preserve">Outlook</w:t>
-            </w:r>
-          </w:p>
-        </w:tc>
-        <w:tc>
-          <w:tcPr>
-            <w:tcW w:type="pct" w:w="1882"/>
-            <w:tcMar>
-              <w:top w:type="dxa" w:w="50"/>
-              <w:left w:type="dxa" w:w="110"/>
-              <w:bottom w:type="dxa" w:w="50"/>
-              <w:right w:type="dxa" w:w="110"/>
-            </w:tcMar>
-          </w:tcPr>
-          <w:p>
-            <w:pPr>
-              <w:spacing w:before="28" w:after="28"/>
-            </w:pPr>
-            <w:r>
-              <w:rPr>
-                <w:sz w:val="15"/>
-                <w:szCs w:val="15"/>
-              </w:rPr>
-              <w:t xml:space="preserve">What challenges and uncertainties lie ahead?</w:t>
-            </w:r>
-          </w:p>
-        </w:tc>
-        <w:tc>
-          <w:tcPr>
-            <w:tcW w:type="pct" w:w="1654"/>
+            <w:tcW w:type="pct" w:w="1686"/>
             <w:shd w:fill="FFFFFF" w:val="clear"/>
             <w:tcMar>
               <w:top w:type="dxa" w:w="50"/>
@@ -8393,16 +9570,15 @@
                 <w:sz w:val="14"/>
                 <w:szCs w:val="14"/>
               </w:rPr>
-              <w:t xml:space="preserve">(14)</w:t>
-            </w:r>
-          </w:p>
-        </w:tc>
-      </w:tr>
-      <w:tr>
-        <w:tc>
-          <w:tcPr>
-            <w:tcW w:type="pct" w:w="1463"/>
-            <w:shd w:fill="FBFAF6" w:val="clear"/>
+              <w:t xml:space="preserve">(21)</w:t>
+            </w:r>
+          </w:p>
+        </w:tc>
+      </w:tr>
+      <w:tr>
+        <w:tc>
+          <w:tcPr>
+            <w:tcW w:type="pct" w:w="1447"/>
             <w:tcMar>
               <w:top w:type="dxa" w:w="50"/>
               <w:left w:type="dxa" w:w="110"/>
@@ -8419,14 +9595,13 @@
                 <w:sz w:val="15"/>
                 <w:szCs w:val="15"/>
               </w:rPr>
-              <w:t xml:space="preserve">Basis of preparation and presentation</w:t>
-            </w:r>
-          </w:p>
-        </w:tc>
-        <w:tc>
-          <w:tcPr>
-            <w:tcW w:type="pct" w:w="1882"/>
-            <w:shd w:fill="FBFAF6" w:val="clear"/>
+              <w:t xml:space="preserve">Outlook</w:t>
+            </w:r>
+          </w:p>
+        </w:tc>
+        <w:tc>
+          <w:tcPr>
+            <w:tcW w:type="pct" w:w="1867"/>
             <w:tcMar>
               <w:top w:type="dxa" w:w="50"/>
               <w:left w:type="dxa" w:w="110"/>
@@ -8443,13 +9618,13 @@
                 <w:sz w:val="15"/>
                 <w:szCs w:val="15"/>
               </w:rPr>
-              <w:t xml:space="preserve">How were matters chosen and measured?</w:t>
-            </w:r>
-          </w:p>
-        </w:tc>
-        <w:tc>
-          <w:tcPr>
-            <w:tcW w:type="pct" w:w="1654"/>
+              <w:t xml:space="preserve">What challenges and uncertainties lie ahead?</w:t>
+            </w:r>
+          </w:p>
+        </w:tc>
+        <w:tc>
+          <w:tcPr>
+            <w:tcW w:type="pct" w:w="1686"/>
             <w:shd w:fill="FFFFFF" w:val="clear"/>
             <w:tcMar>
               <w:top w:type="dxa" w:w="50"/>
@@ -8470,7 +9645,81 @@
                 <w:sz w:val="14"/>
                 <w:szCs w:val="14"/>
               </w:rPr>
-              <w:t xml:space="preserve">(15)</w:t>
+              <w:t xml:space="preserve">(22)</w:t>
+            </w:r>
+          </w:p>
+        </w:tc>
+      </w:tr>
+      <w:tr>
+        <w:tc>
+          <w:tcPr>
+            <w:tcW w:type="pct" w:w="1447"/>
+            <w:shd w:fill="FBFAF6" w:val="clear"/>
+            <w:tcMar>
+              <w:top w:type="dxa" w:w="50"/>
+              <w:left w:type="dxa" w:w="110"/>
+              <w:bottom w:type="dxa" w:w="50"/>
+              <w:right w:type="dxa" w:w="110"/>
+            </w:tcMar>
+          </w:tcPr>
+          <w:p>
+            <w:pPr>
+              <w:spacing w:before="28" w:after="28"/>
+            </w:pPr>
+            <w:r>
+              <w:rPr>
+                <w:sz w:val="15"/>
+                <w:szCs w:val="15"/>
+              </w:rPr>
+              <w:t xml:space="preserve">Basis of preparation and presentation</w:t>
+            </w:r>
+          </w:p>
+        </w:tc>
+        <w:tc>
+          <w:tcPr>
+            <w:tcW w:type="pct" w:w="1867"/>
+            <w:shd w:fill="FBFAF6" w:val="clear"/>
+            <w:tcMar>
+              <w:top w:type="dxa" w:w="50"/>
+              <w:left w:type="dxa" w:w="110"/>
+              <w:bottom w:type="dxa" w:w="50"/>
+              <w:right w:type="dxa" w:w="110"/>
+            </w:tcMar>
+          </w:tcPr>
+          <w:p>
+            <w:pPr>
+              <w:spacing w:before="28" w:after="28"/>
+            </w:pPr>
+            <w:r>
+              <w:rPr>
+                <w:sz w:val="15"/>
+                <w:szCs w:val="15"/>
+              </w:rPr>
+              <w:t xml:space="preserve">How were matters chosen and measured?</w:t>
+            </w:r>
+          </w:p>
+        </w:tc>
+        <w:tc>
+          <w:tcPr>
+            <w:tcW w:type="pct" w:w="1686"/>
+            <w:shd w:fill="FBFAF6" w:val="clear"/>
+            <w:tcMar>
+              <w:top w:type="dxa" w:w="50"/>
+              <w:left w:type="dxa" w:w="110"/>
+              <w:bottom w:type="dxa" w:w="50"/>
+              <w:right w:type="dxa" w:w="110"/>
+            </w:tcMar>
+          </w:tcPr>
+          <w:p>
+            <w:pPr>
+              <w:spacing w:before="28" w:after="28"/>
+            </w:pPr>
+            <w:r>
+              <w:rPr>
+                <w:sz w:val="15"/>
+                <w:szCs w:val="15"/>
+              </w:rPr>
+              <w:t xml:space="preserve">Materiality process; measurement methods</w:t>
             </w:r>
           </w:p>
         </w:tc>
@@ -8532,25 +9781,13 @@
                 <w:sz w:val="16"/>
                 <w:szCs w:val="16"/>
               </w:rPr>
-              <w:t xml:space="preserve">How does the company turn capitals into value?   ·   Water scarcity; demand for healthy drinks   ·   What could help or harm value creation?   ·   What does the company do, and where?   ·   Invest in irrigation and new products   ·   Materiality process; measurement methods   ·   Olive yields and prices to 2030   ·   Board committee oversees water risk</w:t>
+              <w:t xml:space="preserve">Renewable electricity 30%   ·   Olive yields and prices to 2030   ·   Water scarcity; demand for healthy drinks   ·   What does the company do, and where?   ·   Show how capitals, strategy and performance link   ·   Invest in irrigation and new products   ·   How does governance support value creation?   ·   Grow, press, bottle, sell</w:t>
             </w:r>
           </w:p>
         </w:tc>
       </w:tr>
     </w:tbl>
     <w:p/>
-    <w:p>
-      <w:pPr>
-        <w:pageBreakBefore w:val="true"/>
-        <w:spacing w:after="0"/>
-      </w:pPr>
-      <w:r>
-        <w:rPr>
-          <w:sz w:val="2"/>
-        </w:rPr>
-        <w:t xml:space="preserve"> </w:t>
-      </w:r>
-    </w:p>
     <w:p>
       <w:pPr>
         <w:spacing w:before="44" w:after="14"/>
@@ -8563,7 +9800,7 @@
           <w:sz w:val="18"/>
           <w:szCs w:val="18"/>
         </w:rPr>
-        <w:t xml:space="preserve">Summary 2</w:t>
+        <w:t xml:space="preserve">Summary 3</w:t>
       </w:r>
       <w:r>
         <w:rPr>
@@ -8571,7 +9808,7 @@
           <w:sz w:val="16"/>
           <w:szCs w:val="16"/>
         </w:rPr>
-        <w:t xml:space="preserve">      gaps 16–17</w:t>
+        <w:t xml:space="preserve">      gaps 23–25</w:t>
       </w:r>
     </w:p>
     <w:p>
@@ -8584,7 +9821,7 @@
           <w:sz w:val="19"/>
           <w:szCs w:val="19"/>
         </w:rPr>
-        <w:t xml:space="preserve">Those charged with governance, such as the board, should include a statement that they are </w:t>
+        <w:t xml:space="preserve">Those charged with </w:t>
       </w:r>
       <w:r>
         <w:rPr>
@@ -8594,7 +9831,7 @@
           <w:sz w:val="15"/>
           <w:szCs w:val="15"/>
         </w:rPr>
-        <w:t xml:space="preserve"> (16) </w:t>
+        <w:t xml:space="preserve"> (23) </w:t>
       </w:r>
       <w:r>
         <w:rPr>
@@ -8602,7 +9839,7 @@
           <w:sz w:val="19"/>
           <w:szCs w:val="19"/>
         </w:rPr>
-        <w:t xml:space="preserve">             </w:t>
+        <w:t xml:space="preserve">            </w:t>
       </w:r>
       <w:r>
         <w:rPr>
@@ -8616,14 +9853,7 @@
           <w:sz w:val="19"/>
           <w:szCs w:val="19"/>
         </w:rPr>
-        <w:t xml:space="preserve"> for the integrated report. </w:t>
-      </w:r>
-      <w:r>
-        <w:rPr>
-          <w:sz w:val="19"/>
-          <w:szCs w:val="19"/>
-        </w:rPr>
-        <w:t xml:space="preserve">The report can stand alone or be a </w:t>
+        <w:t xml:space="preserve">, such as the board, should include a statement that they are </w:t>
       </w:r>
       <w:r>
         <w:rPr>
@@ -8633,7 +9863,46 @@
           <w:sz w:val="15"/>
           <w:szCs w:val="15"/>
         </w:rPr>
-        <w:t xml:space="preserve"> (17) </w:t>
+        <w:t xml:space="preserve"> (24) </w:t>
+      </w:r>
+      <w:r>
+        <w:rPr>
+          <w:u w:val="single"/>
+          <w:sz w:val="19"/>
+          <w:szCs w:val="19"/>
+        </w:rPr>
+        <w:t xml:space="preserve">             </w:t>
+      </w:r>
+      <w:r>
+        <w:rPr>
+          <w:sz w:val="19"/>
+          <w:szCs w:val="19"/>
+        </w:rPr>
+        <w:t xml:space="preserve"> </w:t>
+      </w:r>
+      <w:r>
+        <w:rPr>
+          <w:sz w:val="19"/>
+          <w:szCs w:val="19"/>
+        </w:rPr>
+        <w:t xml:space="preserve"> for the integrated report. </w:t>
+      </w:r>
+      <w:r>
+        <w:rPr>
+          <w:sz w:val="19"/>
+          <w:szCs w:val="19"/>
+        </w:rPr>
+        <w:t xml:space="preserve">The report can stand alone or be a </w:t>
+      </w:r>
+      <w:r>
+        <w:rPr>
+          <w:b/>
+          <w:bCs/>
+          <w:color w:val="8186EF"/>
+          <w:sz w:val="15"/>
+          <w:szCs w:val="15"/>
+        </w:rPr>
+        <w:t xml:space="preserve"> (25) </w:t>
       </w:r>
       <w:r>
         <w:rPr>
@@ -8713,7 +9982,7 @@
                 <w:sz w:val="16"/>
                 <w:szCs w:val="16"/>
               </w:rPr>
-              <w:t xml:space="preserve">distinguishable   ·   responsible   ·   guiding principles</w:t>
+              <w:t xml:space="preserve">governance   ·   distinguishable   ·   responsible   ·   outlook</w:t>
             </w:r>
           </w:p>
         </w:tc>
@@ -8779,7 +10048,7 @@
           <w:sz w:val="18"/>
           <w:szCs w:val="18"/>
         </w:rPr>
-        <w:t xml:space="preserve">Summary 3</w:t>
+        <w:t xml:space="preserve">Summary 4</w:t>
       </w:r>
       <w:r>
         <w:rPr>
@@ -8787,7 +10056,7 @@
           <w:sz w:val="16"/>
           <w:szCs w:val="16"/>
         </w:rPr>
-        <w:t xml:space="preserve">      gaps 18–19</w:t>
+        <w:t xml:space="preserve">      gaps 26–27</w:t>
       </w:r>
     </w:p>
     <w:p>
@@ -8810,7 +10079,7 @@
           <w:sz w:val="15"/>
           <w:szCs w:val="15"/>
         </w:rPr>
-        <w:t xml:space="preserve"> (18) </w:t>
+        <w:t xml:space="preserve"> (26) </w:t>
       </w:r>
       <w:r>
         <w:rPr>
@@ -8849,7 +10118,7 @@
           <w:sz w:val="15"/>
           <w:szCs w:val="15"/>
         </w:rPr>
-        <w:t xml:space="preserve"> (19) </w:t>
+        <w:t xml:space="preserve"> (27) </w:t>
       </w:r>
       <w:r>
         <w:rPr>
@@ -8929,13 +10198,25 @@
                 <w:sz w:val="16"/>
                 <w:szCs w:val="16"/>
               </w:rPr>
-              <w:t xml:space="preserve">guiding   ·   content elements   ·   connectivity</w:t>
+              <w:t xml:space="preserve">connectivity   ·   guiding   ·   distinguishable</w:t>
             </w:r>
           </w:p>
         </w:tc>
       </w:tr>
     </w:tbl>
     <w:p/>
+    <w:p>
+      <w:pPr>
+        <w:pageBreakBefore w:val="true"/>
+        <w:spacing w:after="0"/>
+      </w:pPr>
+      <w:r>
+        <w:rPr>
+          <w:sz w:val="2"/>
+        </w:rPr>
+        <w:t xml:space="preserve"> </w:t>
+      </w:r>
+    </w:p>
     <w:p>
       <w:pPr>
         <w:spacing w:before="44" w:after="10"/>
@@ -9065,7 +10346,7 @@
                 <w:sz w:val="16"/>
                 <w:szCs w:val="16"/>
               </w:rPr>
-              <w:t xml:space="preserve">capitals   ·   guiding principles   ·   content elements</w:t>
+              <w:t xml:space="preserve">رؤوس الأموال   ·   guiding principles   ·   content elements</w:t>
             </w:r>
           </w:p>
         </w:tc>
@@ -9374,7 +10655,7 @@
                 <w:sz w:val="16"/>
                 <w:szCs w:val="16"/>
               </w:rPr>
-              <w:t xml:space="preserve">Show how capitals, strategy and performance link</w:t>
+              <w:t xml:space="preserve">principles-based</w:t>
             </w:r>
           </w:p>
         </w:tc>
@@ -9400,14 +10681,14 @@
                 <w:sz w:val="16"/>
                 <w:szCs w:val="16"/>
               </w:rPr>
-              <w:t xml:space="preserve">12  </w:t>
-            </w:r>
-            <w:r>
-              <w:rPr>
-                <w:sz w:val="16"/>
-                <w:szCs w:val="16"/>
-              </w:rPr>
-              <w:t xml:space="preserve">Water scarcity; demand for healthy drinks</w:t>
+              <w:t xml:space="preserve">16  </w:t>
+            </w:r>
+            <w:r>
+              <w:rPr>
+                <w:sz w:val="16"/>
+                <w:szCs w:val="16"/>
+              </w:rPr>
+              <w:t xml:space="preserve">What does the company do, and where?</w:t>
             </w:r>
           </w:p>
         </w:tc>
@@ -9442,7 +10723,7 @@
                 <w:sz w:val="16"/>
                 <w:szCs w:val="16"/>
               </w:rPr>
-              <w:t xml:space="preserve">Work with grower cooperatives</w:t>
+              <w:t xml:space="preserve">connectivity</w:t>
             </w:r>
           </w:p>
         </w:tc>
@@ -9468,14 +10749,14 @@
                 <w:sz w:val="16"/>
                 <w:szCs w:val="16"/>
               </w:rPr>
-              <w:t xml:space="preserve">13  </w:t>
-            </w:r>
-            <w:r>
-              <w:rPr>
-                <w:sz w:val="16"/>
-                <w:szCs w:val="16"/>
-              </w:rPr>
-              <w:t xml:space="preserve">Invest in irrigation and new products</w:t>
+              <w:t xml:space="preserve">17  </w:t>
+            </w:r>
+            <w:r>
+              <w:rPr>
+                <w:sz w:val="16"/>
+                <w:szCs w:val="16"/>
+              </w:rPr>
+              <w:t xml:space="preserve">How does governance support value creation?</w:t>
             </w:r>
           </w:p>
         </w:tc>
@@ -9510,7 +10791,7 @@
                 <w:sz w:val="16"/>
                 <w:szCs w:val="16"/>
               </w:rPr>
-              <w:t xml:space="preserve">Include matters that substantively affect value creation</w:t>
+              <w:t xml:space="preserve">Explain strategy and how it creates value over time</w:t>
             </w:r>
           </w:p>
         </w:tc>
@@ -9536,14 +10817,14 @@
                 <w:sz w:val="16"/>
                 <w:szCs w:val="16"/>
               </w:rPr>
-              <w:t xml:space="preserve">14  </w:t>
-            </w:r>
-            <w:r>
-              <w:rPr>
-                <w:sz w:val="16"/>
-                <w:szCs w:val="16"/>
-              </w:rPr>
-              <w:t xml:space="preserve">Olive yields and prices to 2030</w:t>
+              <w:t xml:space="preserve">18  </w:t>
+            </w:r>
+            <w:r>
+              <w:rPr>
+                <w:sz w:val="16"/>
+                <w:szCs w:val="16"/>
+              </w:rPr>
+              <w:t xml:space="preserve">Grow, press, bottle, sell</w:t>
             </w:r>
           </w:p>
         </w:tc>
@@ -9578,7 +10859,7 @@
                 <w:sz w:val="16"/>
                 <w:szCs w:val="16"/>
               </w:rPr>
-              <w:t xml:space="preserve">Report a failed product launch too</w:t>
+              <w:t xml:space="preserve">Irrigation</w:t>
             </w:r>
           </w:p>
         </w:tc>
@@ -9604,14 +10885,14 @@
                 <w:sz w:val="16"/>
                 <w:szCs w:val="16"/>
               </w:rPr>
-              <w:t xml:space="preserve">15  </w:t>
-            </w:r>
-            <w:r>
-              <w:rPr>
-                <w:sz w:val="16"/>
-                <w:szCs w:val="16"/>
-              </w:rPr>
-              <w:t xml:space="preserve">Materiality process; measurement methods</w:t>
+              <w:t xml:space="preserve">19  </w:t>
+            </w:r>
+            <w:r>
+              <w:rPr>
+                <w:sz w:val="16"/>
+                <w:szCs w:val="16"/>
+              </w:rPr>
+              <w:t xml:space="preserve">Water scarcity; demand for healthy drinks</w:t>
             </w:r>
           </w:p>
         </w:tc>
@@ -9646,7 +10927,7 @@
                 <w:sz w:val="16"/>
                 <w:szCs w:val="16"/>
               </w:rPr>
-              <w:t xml:space="preserve">Same water measure every year</w:t>
+              <w:t xml:space="preserve">Explain key relationships and how the company responds</w:t>
             </w:r>
           </w:p>
         </w:tc>
@@ -9672,14 +10953,14 @@
                 <w:sz w:val="16"/>
                 <w:szCs w:val="16"/>
               </w:rPr>
-              <w:t xml:space="preserve">16  </w:t>
-            </w:r>
-            <w:r>
-              <w:rPr>
-                <w:sz w:val="16"/>
-                <w:szCs w:val="16"/>
-              </w:rPr>
-              <w:t xml:space="preserve">responsible</w:t>
+              <w:t xml:space="preserve">20  </w:t>
+            </w:r>
+            <w:r>
+              <w:rPr>
+                <w:sz w:val="16"/>
+                <w:szCs w:val="16"/>
+              </w:rPr>
+              <w:t xml:space="preserve">Invest in irrigation and new products</w:t>
             </w:r>
           </w:p>
         </w:tc>
@@ -9714,7 +10995,7 @@
                 <w:sz w:val="16"/>
                 <w:szCs w:val="16"/>
               </w:rPr>
-              <w:t xml:space="preserve">elements</w:t>
+              <w:t xml:space="preserve">Water scarcity; olive prices</w:t>
             </w:r>
           </w:p>
         </w:tc>
@@ -9740,14 +11021,14 @@
                 <w:sz w:val="16"/>
                 <w:szCs w:val="16"/>
               </w:rPr>
-              <w:t xml:space="preserve">17  </w:t>
-            </w:r>
-            <w:r>
-              <w:rPr>
-                <w:sz w:val="16"/>
-                <w:szCs w:val="16"/>
-              </w:rPr>
-              <w:t xml:space="preserve">distinguishable</w:t>
+              <w:t xml:space="preserve">21  </w:t>
+            </w:r>
+            <w:r>
+              <w:rPr>
+                <w:sz w:val="16"/>
+                <w:szCs w:val="16"/>
+              </w:rPr>
+              <w:t xml:space="preserve">Renewable electricity 30%</w:t>
             </w:r>
           </w:p>
         </w:tc>
@@ -9782,7 +11063,7 @@
                 <w:sz w:val="16"/>
                 <w:szCs w:val="16"/>
               </w:rPr>
-              <w:t xml:space="preserve">covers</w:t>
+              <w:t xml:space="preserve">statements</w:t>
             </w:r>
           </w:p>
         </w:tc>
@@ -9808,14 +11089,14 @@
                 <w:sz w:val="16"/>
                 <w:szCs w:val="16"/>
               </w:rPr>
-              <w:t xml:space="preserve">18  </w:t>
-            </w:r>
-            <w:r>
-              <w:rPr>
-                <w:sz w:val="16"/>
-                <w:szCs w:val="16"/>
-              </w:rPr>
-              <w:t xml:space="preserve">guiding</w:t>
+              <w:t xml:space="preserve">22  </w:t>
+            </w:r>
+            <w:r>
+              <w:rPr>
+                <w:sz w:val="16"/>
+                <w:szCs w:val="16"/>
+              </w:rPr>
+              <w:t xml:space="preserve">Olive yields and prices to 2030</w:t>
             </w:r>
           </w:p>
         </w:tc>
@@ -9850,7 +11131,7 @@
                 <w:sz w:val="16"/>
                 <w:szCs w:val="16"/>
               </w:rPr>
-              <w:t xml:space="preserve">opportunities</w:t>
+              <w:t xml:space="preserve">Report a failed product launch too</w:t>
             </w:r>
           </w:p>
         </w:tc>
@@ -9876,14 +11157,14 @@
                 <w:sz w:val="16"/>
                 <w:szCs w:val="16"/>
               </w:rPr>
-              <w:t xml:space="preserve">19  </w:t>
-            </w:r>
-            <w:r>
-              <w:rPr>
-                <w:sz w:val="16"/>
-                <w:szCs w:val="16"/>
-              </w:rPr>
-              <w:t xml:space="preserve">connectivity</w:t>
+              <w:t xml:space="preserve">23  </w:t>
+            </w:r>
+            <w:r>
+              <w:rPr>
+                <w:sz w:val="16"/>
+                <w:szCs w:val="16"/>
+              </w:rPr>
+              <w:t xml:space="preserve">governance</w:t>
             </w:r>
           </w:p>
         </w:tc>
@@ -9918,7 +11199,7 @@
                 <w:sz w:val="16"/>
                 <w:szCs w:val="16"/>
               </w:rPr>
-              <w:t xml:space="preserve">What does the company do, and where?</w:t>
+              <w:t xml:space="preserve">Use the same basis over time and allow comparison</w:t>
             </w:r>
           </w:p>
         </w:tc>
@@ -9944,14 +11225,14 @@
                 <w:sz w:val="16"/>
                 <w:szCs w:val="16"/>
               </w:rPr>
-              <w:t xml:space="preserve">20  </w:t>
-            </w:r>
-            <w:r>
-              <w:rPr>
-                <w:sz w:val="16"/>
-                <w:szCs w:val="16"/>
-              </w:rPr>
-              <w:t xml:space="preserve">content elements</w:t>
+              <w:t xml:space="preserve">24  </w:t>
+            </w:r>
+            <w:r>
+              <w:rPr>
+                <w:sz w:val="16"/>
+                <w:szCs w:val="16"/>
+              </w:rPr>
+              <w:t xml:space="preserve">responsible</w:t>
             </w:r>
           </w:p>
         </w:tc>
@@ -9986,7 +11267,7 @@
                 <w:sz w:val="16"/>
                 <w:szCs w:val="16"/>
               </w:rPr>
-              <w:t xml:space="preserve">Board committee oversees water risk</w:t>
+              <w:t xml:space="preserve">content</w:t>
             </w:r>
           </w:p>
         </w:tc>
@@ -10012,14 +11293,14 @@
                 <w:sz w:val="16"/>
                 <w:szCs w:val="16"/>
               </w:rPr>
-              <w:t xml:space="preserve">21  </w:t>
-            </w:r>
-            <w:r>
-              <w:rPr>
-                <w:sz w:val="16"/>
-                <w:szCs w:val="16"/>
-              </w:rPr>
-              <w:t xml:space="preserve">guiding principles</w:t>
+              <w:t xml:space="preserve">25  </w:t>
+            </w:r>
+            <w:r>
+              <w:rPr>
+                <w:sz w:val="16"/>
+                <w:szCs w:val="16"/>
+              </w:rPr>
+              <w:t xml:space="preserve">distinguishable</w:t>
             </w:r>
           </w:p>
         </w:tc>
@@ -10054,7 +11335,279 @@
                 <w:sz w:val="16"/>
                 <w:szCs w:val="16"/>
               </w:rPr>
-              <w:t xml:space="preserve">How does the company turn capitals into value?</w:t>
+              <w:t xml:space="preserve">covers</w:t>
+            </w:r>
+          </w:p>
+        </w:tc>
+        <w:tc>
+          <w:tcPr>
+            <w:tcW w:type="pct" w:w="2500"/>
+            <w:tcMar>
+              <w:top w:type="dxa" w:w="20"/>
+              <w:left w:type="dxa" w:w="80"/>
+              <w:bottom w:type="dxa" w:w="20"/>
+              <w:right w:type="dxa" w:w="80"/>
+            </w:tcMar>
+          </w:tcPr>
+          <w:p>
+            <w:pPr>
+              <w:spacing w:before="12" w:after="12"/>
+            </w:pPr>
+            <w:r>
+              <w:rPr>
+                <w:b/>
+                <w:bCs/>
+                <w:color w:val="8186EF"/>
+                <w:sz w:val="16"/>
+                <w:szCs w:val="16"/>
+              </w:rPr>
+              <w:t xml:space="preserve">26  </w:t>
+            </w:r>
+            <w:r>
+              <w:rPr>
+                <w:sz w:val="16"/>
+                <w:szCs w:val="16"/>
+              </w:rPr>
+              <w:t xml:space="preserve">guiding</w:t>
+            </w:r>
+          </w:p>
+        </w:tc>
+      </w:tr>
+      <w:tr>
+        <w:tc>
+          <w:tcPr>
+            <w:tcW w:type="pct" w:w="2500"/>
+            <w:tcMar>
+              <w:top w:type="dxa" w:w="20"/>
+              <w:left w:type="dxa" w:w="80"/>
+              <w:bottom w:type="dxa" w:w="20"/>
+              <w:right w:type="dxa" w:w="80"/>
+            </w:tcMar>
+          </w:tcPr>
+          <w:p>
+            <w:pPr>
+              <w:spacing w:before="12" w:after="12"/>
+            </w:pPr>
+            <w:r>
+              <w:rPr>
+                <w:b/>
+                <w:bCs/>
+                <w:color w:val="8186EF"/>
+                <w:sz w:val="16"/>
+                <w:szCs w:val="16"/>
+              </w:rPr>
+              <w:t xml:space="preserve">12  </w:t>
+            </w:r>
+            <w:r>
+              <w:rPr>
+                <w:sz w:val="16"/>
+                <w:szCs w:val="16"/>
+              </w:rPr>
+              <w:t xml:space="preserve">governance</w:t>
+            </w:r>
+          </w:p>
+        </w:tc>
+        <w:tc>
+          <w:tcPr>
+            <w:tcW w:type="pct" w:w="2500"/>
+            <w:tcMar>
+              <w:top w:type="dxa" w:w="20"/>
+              <w:left w:type="dxa" w:w="80"/>
+              <w:bottom w:type="dxa" w:w="20"/>
+              <w:right w:type="dxa" w:w="80"/>
+            </w:tcMar>
+          </w:tcPr>
+          <w:p>
+            <w:pPr>
+              <w:spacing w:before="12" w:after="12"/>
+            </w:pPr>
+            <w:r>
+              <w:rPr>
+                <w:b/>
+                <w:bCs/>
+                <w:color w:val="8186EF"/>
+                <w:sz w:val="16"/>
+                <w:szCs w:val="16"/>
+              </w:rPr>
+              <w:t xml:space="preserve">27  </w:t>
+            </w:r>
+            <w:r>
+              <w:rPr>
+                <w:sz w:val="16"/>
+                <w:szCs w:val="16"/>
+              </w:rPr>
+              <w:t xml:space="preserve">connectivity</w:t>
+            </w:r>
+          </w:p>
+        </w:tc>
+      </w:tr>
+      <w:tr>
+        <w:tc>
+          <w:tcPr>
+            <w:tcW w:type="pct" w:w="2500"/>
+            <w:tcMar>
+              <w:top w:type="dxa" w:w="20"/>
+              <w:left w:type="dxa" w:w="80"/>
+              <w:bottom w:type="dxa" w:w="20"/>
+              <w:right w:type="dxa" w:w="80"/>
+            </w:tcMar>
+          </w:tcPr>
+          <w:p>
+            <w:pPr>
+              <w:spacing w:before="12" w:after="12"/>
+            </w:pPr>
+            <w:r>
+              <w:rPr>
+                <w:b/>
+                <w:bCs/>
+                <w:color w:val="8186EF"/>
+                <w:sz w:val="16"/>
+                <w:szCs w:val="16"/>
+              </w:rPr>
+              <w:t xml:space="preserve">13  </w:t>
+            </w:r>
+            <w:r>
+              <w:rPr>
+                <w:sz w:val="16"/>
+                <w:szCs w:val="16"/>
+              </w:rPr>
+              <w:t xml:space="preserve">performed</w:t>
+            </w:r>
+          </w:p>
+        </w:tc>
+        <w:tc>
+          <w:tcPr>
+            <w:tcW w:type="pct" w:w="2500"/>
+            <w:tcMar>
+              <w:top w:type="dxa" w:w="20"/>
+              <w:left w:type="dxa" w:w="80"/>
+              <w:bottom w:type="dxa" w:w="20"/>
+              <w:right w:type="dxa" w:w="80"/>
+            </w:tcMar>
+          </w:tcPr>
+          <w:p>
+            <w:pPr>
+              <w:spacing w:before="12" w:after="12"/>
+            </w:pPr>
+            <w:r>
+              <w:rPr>
+                <w:b/>
+                <w:bCs/>
+                <w:color w:val="8186EF"/>
+                <w:sz w:val="16"/>
+                <w:szCs w:val="16"/>
+              </w:rPr>
+              <w:t xml:space="preserve">28  </w:t>
+            </w:r>
+            <w:r>
+              <w:rPr>
+                <w:sz w:val="16"/>
+                <w:szCs w:val="16"/>
+              </w:rPr>
+              <w:t xml:space="preserve">content elements</w:t>
+            </w:r>
+          </w:p>
+        </w:tc>
+      </w:tr>
+      <w:tr>
+        <w:tc>
+          <w:tcPr>
+            <w:tcW w:type="pct" w:w="2500"/>
+            <w:tcMar>
+              <w:top w:type="dxa" w:w="20"/>
+              <w:left w:type="dxa" w:w="80"/>
+              <w:bottom w:type="dxa" w:w="20"/>
+              <w:right w:type="dxa" w:w="80"/>
+            </w:tcMar>
+          </w:tcPr>
+          <w:p>
+            <w:pPr>
+              <w:spacing w:before="12" w:after="12"/>
+            </w:pPr>
+            <w:r>
+              <w:rPr>
+                <w:b/>
+                <w:bCs/>
+                <w:color w:val="8186EF"/>
+                <w:sz w:val="16"/>
+                <w:szCs w:val="16"/>
+              </w:rPr>
+              <w:t xml:space="preserve">14  </w:t>
+            </w:r>
+            <w:r>
+              <w:rPr>
+                <w:sz w:val="16"/>
+                <w:szCs w:val="16"/>
+              </w:rPr>
+              <w:t xml:space="preserve">separate</w:t>
+            </w:r>
+          </w:p>
+        </w:tc>
+        <w:tc>
+          <w:tcPr>
+            <w:tcW w:type="pct" w:w="2500"/>
+            <w:tcMar>
+              <w:top w:type="dxa" w:w="20"/>
+              <w:left w:type="dxa" w:w="80"/>
+              <w:bottom w:type="dxa" w:w="20"/>
+              <w:right w:type="dxa" w:w="80"/>
+            </w:tcMar>
+          </w:tcPr>
+          <w:p>
+            <w:pPr>
+              <w:spacing w:before="12" w:after="12"/>
+            </w:pPr>
+            <w:r>
+              <w:rPr>
+                <w:b/>
+                <w:bCs/>
+                <w:color w:val="8186EF"/>
+                <w:sz w:val="16"/>
+                <w:szCs w:val="16"/>
+              </w:rPr>
+              <w:t xml:space="preserve">29  </w:t>
+            </w:r>
+            <w:r>
+              <w:rPr>
+                <w:sz w:val="16"/>
+                <w:szCs w:val="16"/>
+              </w:rPr>
+              <w:t xml:space="preserve">guiding principles</w:t>
+            </w:r>
+          </w:p>
+        </w:tc>
+      </w:tr>
+      <w:tr>
+        <w:tc>
+          <w:tcPr>
+            <w:tcW w:type="pct" w:w="2500"/>
+            <w:tcMar>
+              <w:top w:type="dxa" w:w="20"/>
+              <w:left w:type="dxa" w:w="80"/>
+              <w:bottom w:type="dxa" w:w="20"/>
+              <w:right w:type="dxa" w:w="80"/>
+            </w:tcMar>
+          </w:tcPr>
+          <w:p>
+            <w:pPr>
+              <w:spacing w:before="12" w:after="12"/>
+            </w:pPr>
+            <w:r>
+              <w:rPr>
+                <w:b/>
+                <w:bCs/>
+                <w:color w:val="8186EF"/>
+                <w:sz w:val="16"/>
+                <w:szCs w:val="16"/>
+              </w:rPr>
+              <w:t xml:space="preserve">15  </w:t>
+            </w:r>
+            <w:r>
+              <w:rPr>
+                <w:sz w:val="16"/>
+                <w:szCs w:val="16"/>
+              </w:rPr>
+              <w:t xml:space="preserve">performance</w:t>
             </w:r>
           </w:p>
         </w:tc>
@@ -10120,7 +11673,7 @@
           <w:sz w:val="15"/>
           <w:szCs w:val="15"/>
         </w:rPr>
-        <w:t xml:space="preserve">Eight content elements set what the report covers. Each element answers a question: what the company does, how its governance works, how its business model creates value, which risks and opportunities it faces, where its strategy is going, how it performed, what lies ahead, and how the report was prepared.</w:t>
+        <w:t xml:space="preserve">The Framework is principles-based: it does not prescribe KPIs or measurement methods. Seven guiding principles shape how the report is prepared, such as connectivity of information, materiality and conciseness.</w:t>
       </w:r>
     </w:p>
     <w:p>
@@ -10144,7 +11697,7 @@
           <w:sz w:val="15"/>
           <w:szCs w:val="15"/>
         </w:rPr>
-        <w:t xml:space="preserve">Those charged with governance, such as the board, should include a statement that they are responsible for the integrated report. The report can stand alone or be a distinguishable part of another report, such as the annual report.</w:t>
+        <w:t xml:space="preserve">Eight content elements set what the report covers. Each element answers a question: what the company does, how its governance works, how its business model creates value, which risks and opportunities it faces, where its strategy is going, how it performed, what lies ahead, and how the report was prepared. The elements are linked, not separate chapters. For example, Orontes's water risk appears under risks and opportunities, drives its strategy, and is measured under performance.</w:t>
       </w:r>
     </w:p>
     <w:p>
@@ -10161,6 +11714,30 @@
           <w:szCs w:val="15"/>
         </w:rPr>
         <w:t xml:space="preserve">Summary 3   </w:t>
+      </w:r>
+      <w:r>
+        <w:rPr>
+          <w:color w:val="6B7280"/>
+          <w:sz w:val="15"/>
+          <w:szCs w:val="15"/>
+        </w:rPr>
+        <w:t xml:space="preserve">Those charged with governance, such as the board, should include a statement that they are responsible for the integrated report. The report can stand alone or be a distinguishable part of another report, such as the annual report.</w:t>
+      </w:r>
+    </w:p>
+    <w:p>
+      <w:pPr>
+        <w:spacing w:before="20" w:after="20"/>
+        <w:ind w:left="240" w:hanging="240"/>
+      </w:pPr>
+      <w:r>
+        <w:rPr>
+          <w:b/>
+          <w:bCs/>
+          <w:color w:val="353A7C"/>
+          <w:sz w:val="15"/>
+          <w:szCs w:val="15"/>
+        </w:rPr>
+        <w:t xml:space="preserve">Summary 4   </w:t>
       </w:r>
       <w:r>
         <w:rPr>
@@ -10257,7 +11834,7 @@
     </w:p>
     <w:p>
       <w:pPr>
-        <w:spacing w:before="44" w:after="14"/>
+        <w:spacing w:before="44" w:after="10"/>
       </w:pPr>
       <w:r>
         <w:rPr>
@@ -10267,209 +11844,66 @@
           <w:sz w:val="18"/>
           <w:szCs w:val="18"/>
         </w:rPr>
-        <w:t xml:space="preserve">Summary 1</w:t>
-      </w:r>
-      <w:r>
-        <w:rPr>
-          <w:color w:val="6B7280"/>
-          <w:sz w:val="16"/>
-          <w:szCs w:val="16"/>
-        </w:rPr>
-        <w:t xml:space="preserve">      gaps 1–5</w:t>
+        <w:t xml:space="preserve">Benefits against Challenges</w:t>
       </w:r>
     </w:p>
     <w:p>
       <w:pPr>
-        <w:spacing w:before="20" w:after="20" w:line="360" w:lineRule="auto"/>
-        <w:ind w:left="200"/>
+        <w:spacing w:before="0" w:after="12"/>
       </w:pPr>
       <w:r>
         <w:rPr>
-          <w:sz w:val="19"/>
-          <w:szCs w:val="19"/>
-        </w:rPr>
-        <w:t xml:space="preserve">Supporters say </w:t>
-      </w:r>
-      <w:r>
-        <w:rPr>
-          <w:b/>
-          <w:bCs/>
-          <w:color w:val="8186EF"/>
+          <w:color w:val="6B7280"/>
           <w:sz w:val="15"/>
           <w:szCs w:val="15"/>
         </w:rPr>
-        <w:t xml:space="preserve"> (1) </w:t>
-      </w:r>
-      <w:r>
-        <w:rPr>
-          <w:u w:val="single"/>
-          <w:sz w:val="19"/>
-          <w:szCs w:val="19"/>
-        </w:rPr>
-        <w:t xml:space="preserve">            </w:t>
-      </w:r>
-      <w:r>
-        <w:rPr>
-          <w:sz w:val="19"/>
-          <w:szCs w:val="19"/>
-        </w:rPr>
-        <w:t xml:space="preserve"> </w:t>
-      </w:r>
-      <w:r>
-        <w:rPr>
-          <w:sz w:val="19"/>
-          <w:szCs w:val="19"/>
-        </w:rPr>
-        <w:t xml:space="preserve"> reporting improves </w:t>
-      </w:r>
-      <w:r>
-        <w:rPr>
-          <w:b/>
-          <w:bCs/>
-          <w:color w:val="8186EF"/>
-          <w:sz w:val="15"/>
-          <w:szCs w:val="15"/>
-        </w:rPr>
-        <w:t xml:space="preserve"> (2) </w:t>
-      </w:r>
-      <w:r>
-        <w:rPr>
-          <w:u w:val="single"/>
-          <w:sz w:val="19"/>
-          <w:szCs w:val="19"/>
-        </w:rPr>
-        <w:t xml:space="preserve">            </w:t>
-      </w:r>
-      <w:r>
-        <w:rPr>
-          <w:sz w:val="19"/>
-          <w:szCs w:val="19"/>
-        </w:rPr>
-        <w:t xml:space="preserve"> </w:t>
-      </w:r>
-      <w:r>
-        <w:rPr>
-          <w:sz w:val="19"/>
-          <w:szCs w:val="19"/>
-        </w:rPr>
-        <w:t xml:space="preserve"> itself: to report on all the capitals, managers must think about how they connect. </w:t>
-      </w:r>
-      <w:r>
-        <w:rPr>
-          <w:sz w:val="19"/>
-          <w:szCs w:val="19"/>
-        </w:rPr>
-        <w:t xml:space="preserve">It can improve the </w:t>
-      </w:r>
-      <w:r>
-        <w:rPr>
-          <w:b/>
-          <w:bCs/>
-          <w:color w:val="8186EF"/>
-          <w:sz w:val="15"/>
-          <w:szCs w:val="15"/>
-        </w:rPr>
-        <w:t xml:space="preserve"> (3) </w:t>
-      </w:r>
-      <w:r>
-        <w:rPr>
-          <w:u w:val="single"/>
-          <w:sz w:val="19"/>
-          <w:szCs w:val="19"/>
-        </w:rPr>
-        <w:t xml:space="preserve">            </w:t>
-      </w:r>
-      <w:r>
-        <w:rPr>
-          <w:sz w:val="19"/>
-          <w:szCs w:val="19"/>
-        </w:rPr>
-        <w:t xml:space="preserve"> </w:t>
-      </w:r>
-      <w:r>
-        <w:rPr>
-          <w:sz w:val="19"/>
-          <w:szCs w:val="19"/>
-        </w:rPr>
-        <w:t xml:space="preserve"> of capital, give </w:t>
-      </w:r>
-      <w:r>
-        <w:rPr>
-          <w:b/>
-          <w:bCs/>
-          <w:color w:val="8186EF"/>
-          <w:sz w:val="15"/>
-          <w:szCs w:val="15"/>
-        </w:rPr>
-        <w:t xml:space="preserve"> (4) </w:t>
-      </w:r>
-      <w:r>
-        <w:rPr>
-          <w:u w:val="single"/>
-          <w:sz w:val="19"/>
-          <w:szCs w:val="19"/>
-        </w:rPr>
-        <w:t xml:space="preserve">           </w:t>
-      </w:r>
-      <w:r>
-        <w:rPr>
-          <w:sz w:val="19"/>
-          <w:szCs w:val="19"/>
-        </w:rPr>
-        <w:t xml:space="preserve"> </w:t>
-      </w:r>
-      <w:r>
-        <w:rPr>
-          <w:sz w:val="19"/>
-          <w:szCs w:val="19"/>
-        </w:rPr>
-        <w:t xml:space="preserve"> a clearer and more concise picture, and encourage a long-term view. </w:t>
-      </w:r>
-      <w:r>
-        <w:rPr>
-          <w:sz w:val="19"/>
-          <w:szCs w:val="19"/>
-        </w:rPr>
-        <w:t xml:space="preserve">Preparing the report takes time and money, and </w:t>
-      </w:r>
-      <w:r>
-        <w:rPr>
-          <w:b/>
-          <w:bCs/>
-          <w:color w:val="8186EF"/>
-          <w:sz w:val="15"/>
-          <w:szCs w:val="15"/>
-        </w:rPr>
-        <w:t xml:space="preserve"> (5) </w:t>
-      </w:r>
-      <w:r>
-        <w:rPr>
-          <w:u w:val="single"/>
-          <w:sz w:val="19"/>
-          <w:szCs w:val="19"/>
-        </w:rPr>
-        <w:t xml:space="preserve">               </w:t>
-      </w:r>
-      <w:r>
-        <w:rPr>
-          <w:sz w:val="19"/>
-          <w:szCs w:val="19"/>
-        </w:rPr>
-        <w:t xml:space="preserve"> </w:t>
-      </w:r>
-      <w:r>
-        <w:rPr>
-          <w:sz w:val="19"/>
-          <w:szCs w:val="19"/>
-        </w:rPr>
-        <w:t xml:space="preserve"> capitals such as relationships and skills are hard to measure. </w:t>
-      </w:r>
-      <w:r>
-        <w:rPr>
-          <w:sz w:val="19"/>
-          <w:szCs w:val="19"/>
-        </w:rPr>
-        <w:t xml:space="preserve">Companies may worry about revealing information to competitors or creating legal risk, and assurance practice is still limited. </w:t>
+        <w:t xml:space="preserve">The two columns are not matched row by row.</w:t>
+      </w:r>
+    </w:p>
+    <w:p>
+      <w:pPr>
+        <w:spacing w:after="40" w:before="90"/>
+        <w:jc w:val="center"/>
+      </w:pPr>
+      <w:r>
+        <w:drawing>
+          <wp:inline distT="0" distB="0" distL="0" distR="0">
+            <wp:extent cx="5734050" cy="3085825"/>
+            <wp:effectExtent t="0" r="0" b="0" l="0"/>
+            <wp:docPr id="1" name="" descr="" title=""/>
+            <wp:cNvGraphicFramePr>
+              <a:graphicFrameLocks xmlns:a="http://schemas.openxmlformats.org/drawingml/2006/main" noChangeAspect="1"/>
+            </wp:cNvGraphicFramePr>
+            <a:graphic xmlns:a="http://schemas.openxmlformats.org/drawingml/2006/main">
+              <a:graphicData uri="http://schemas.openxmlformats.org/drawingml/2006/picture">
+                <pic:pic xmlns:pic="http://schemas.openxmlformats.org/drawingml/2006/picture">
+                  <pic:nvPicPr>
+                    <pic:cNvPr id="0" name="" descr=""/>
+                    <pic:cNvPicPr>
+                      <a:picLocks noChangeAspect="1" noChangeArrowheads="1"/>
+                    </pic:cNvPicPr>
+                  </pic:nvPicPr>
+                  <pic:blipFill>
+                    <a:blip r:embed="rId107" cstate="none"/>
+                    <a:srcRect/>
+                    <a:stretch>
+                      <a:fillRect/>
+                    </a:stretch>
+                  </pic:blipFill>
+                  <pic:spPr bwMode="auto">
+                    <a:xfrm>
+                      <a:off x="0" y="0"/>
+                      <a:ext cx="5734050" cy="3085825"/>
+                    </a:xfrm>
+                    <a:prstGeom prst="rect">
+                      <a:avLst/>
+                    </a:prstGeom>
+                  </pic:spPr>
+                </pic:pic>
+              </a:graphicData>
+            </a:graphic>
+          </wp:inline>
+        </w:drawing>
       </w:r>
     </w:p>
     <w:tbl>
@@ -10527,7 +11961,7 @@
                 <w:sz w:val="16"/>
                 <w:szCs w:val="16"/>
               </w:rPr>
-              <w:t xml:space="preserve">human capital   ·   allocation   ·   management   ·   investors   ·   integrated   ·   non-financial</w:t>
+              <w:t xml:space="preserve">comparability   ·   information   ·   integrated reporting   ·   capitals   ·   allocation   ·   guiding principles</w:t>
             </w:r>
           </w:p>
         </w:tc>
@@ -10631,7 +12065,7 @@
                 <w:sz w:val="16"/>
                 <w:szCs w:val="16"/>
               </w:rPr>
-              <w:t xml:space="preserve">integrated</w:t>
+              <w:t xml:space="preserve">integrated reporting</w:t>
             </w:r>
           </w:p>
         </w:tc>
@@ -10664,7 +12098,7 @@
                 <w:sz w:val="16"/>
                 <w:szCs w:val="16"/>
               </w:rPr>
-              <w:t xml:space="preserve">investors</w:t>
+              <w:t xml:space="preserve">information</w:t>
             </w:r>
           </w:p>
         </w:tc>
@@ -10699,7 +12133,7 @@
                 <w:sz w:val="16"/>
                 <w:szCs w:val="16"/>
               </w:rPr>
-              <w:t xml:space="preserve">management</w:t>
+              <w:t xml:space="preserve">allocation</w:t>
             </w:r>
           </w:p>
         </w:tc>
@@ -10732,7 +12166,7 @@
                 <w:sz w:val="16"/>
                 <w:szCs w:val="16"/>
               </w:rPr>
-              <w:t xml:space="preserve">non-financial</w:t>
+              <w:t xml:space="preserve">comparability</w:t>
             </w:r>
           </w:p>
         </w:tc>
@@ -10767,7 +12201,7 @@
                 <w:sz w:val="16"/>
                 <w:szCs w:val="16"/>
               </w:rPr>
-              <w:t xml:space="preserve">allocation</w:t>
+              <w:t xml:space="preserve">capitals</w:t>
             </w:r>
           </w:p>
         </w:tc>
@@ -10810,30 +12244,6 @@
           <w:szCs w:val="18"/>
         </w:rPr>
         <w:t xml:space="preserve">the summaries in full</w:t>
-      </w:r>
-    </w:p>
-    <w:p>
-      <w:pPr>
-        <w:spacing w:before="20" w:after="20"/>
-        <w:ind w:left="240" w:hanging="240"/>
-      </w:pPr>
-      <w:r>
-        <w:rPr>
-          <w:b/>
-          <w:bCs/>
-          <w:color w:val="353A7C"/>
-          <w:sz w:val="15"/>
-          <w:szCs w:val="15"/>
-        </w:rPr>
-        <w:t xml:space="preserve">Summary 1   </w:t>
-      </w:r>
-      <w:r>
-        <w:rPr>
-          <w:color w:val="6B7280"/>
-          <w:sz w:val="15"/>
-          <w:szCs w:val="15"/>
-        </w:rPr>
-        <w:t xml:space="preserve">Supporters say integrated reporting improves management itself: to report on all the capitals, managers must think about how they connect. It can improve the allocation of capital, give investors a clearer and more concise picture, and encourage a long-term view. Preparing the report takes time and money, and non-financial capitals such as relationships and skills are hard to measure. Companies may worry about revealing information to competitors or creating legal risk, and assurance practice is still limited.</w:t>
       </w:r>
     </w:p>
     <w:p>
@@ -10940,7 +12350,7 @@
           <w:sz w:val="16"/>
           <w:szCs w:val="16"/>
         </w:rPr>
-        <w:t xml:space="preserve">      gaps 1–11</w:t>
+        <w:t xml:space="preserve">      gaps 1–12</w:t>
       </w:r>
     </w:p>
     <w:p>
@@ -11315,7 +12725,7 @@
           <w:sz w:val="19"/>
           <w:szCs w:val="19"/>
         </w:rPr>
-        <w:t xml:space="preserve">The SEC's 2024 climate disclosure rule never took effect; it is stayed, and the SEC </w:t>
+        <w:t xml:space="preserve">The SEC's 2024 climate disclosure rule never took </w:t>
       </w:r>
       <w:r>
         <w:rPr>
@@ -11326,6 +12736,38 @@
           <w:szCs w:val="15"/>
         </w:rPr>
         <w:t xml:space="preserve"> (11) </w:t>
+      </w:r>
+      <w:r>
+        <w:rPr>
+          <w:u w:val="single"/>
+          <w:sz w:val="19"/>
+          <w:szCs w:val="19"/>
+        </w:rPr>
+        <w:t xml:space="preserve">           </w:t>
+      </w:r>
+      <w:r>
+        <w:rPr>
+          <w:sz w:val="19"/>
+          <w:szCs w:val="19"/>
+        </w:rPr>
+        <w:t xml:space="preserve"> </w:t>
+      </w:r>
+      <w:r>
+        <w:rPr>
+          <w:sz w:val="19"/>
+          <w:szCs w:val="19"/>
+        </w:rPr>
+        <w:t xml:space="preserve">; it is stayed, and the SEC </w:t>
+      </w:r>
+      <w:r>
+        <w:rPr>
+          <w:b/>
+          <w:bCs/>
+          <w:color w:val="8186EF"/>
+          <w:sz w:val="15"/>
+          <w:szCs w:val="15"/>
+        </w:rPr>
+        <w:t xml:space="preserve"> (12) </w:t>
       </w:r>
       <w:r>
         <w:rPr>
@@ -11419,7 +12861,7 @@
                 <w:sz w:val="16"/>
                 <w:szCs w:val="16"/>
               </w:rPr>
-              <w:t xml:space="preserve">reporting   ·   Framework   ·   outputs   ·   information   ·   integration   ·   voluntary   ·   Practice   ·   proposed   ·   jurisdiction   ·   company's   ·   management   ·   sustainability</w:t>
+              <w:t xml:space="preserve">integration   ·   Practice   ·   proposed   ·   separate   ·   information   ·   Framework   ·   effect   ·   reporting   ·   voluntary   ·   jurisdiction   ·   company's   ·   management   ·   sustainability</w:t>
             </w:r>
           </w:p>
         </w:tc>
@@ -11556,18 +12998,122 @@
         <w:tc>
           <w:tcPr>
             <w:tcW w:type="pct" w:w="2939"/>
-            <w:shd w:fill="FFFFFF" w:val="clear"/>
-            <w:tcMar>
-              <w:top w:type="dxa" w:w="50"/>
-              <w:left w:type="dxa" w:w="110"/>
-              <w:bottom w:type="dxa" w:w="50"/>
-              <w:right w:type="dxa" w:w="110"/>
-            </w:tcMar>
-          </w:tcPr>
-          <w:p>
-            <w:pPr>
-              <w:spacing w:before="46" w:after="46"/>
-            </w:pPr>
+            <w:tcMar>
+              <w:top w:type="dxa" w:w="50"/>
+              <w:left w:type="dxa" w:w="110"/>
+              <w:bottom w:type="dxa" w:w="50"/>
+              <w:right w:type="dxa" w:w="110"/>
+            </w:tcMar>
+          </w:tcPr>
+          <w:p>
+            <w:pPr>
+              <w:spacing w:before="28" w:after="28"/>
+            </w:pPr>
+            <w:r>
+              <w:rPr>
+                <w:sz w:val="15"/>
+                <w:szCs w:val="15"/>
+              </w:rPr>
+              <w:t xml:space="preserve">Barada trained all delivery drivers in safe driving.</w:t>
+            </w:r>
+          </w:p>
+        </w:tc>
+      </w:tr>
+      <w:tr>
+        <w:tc>
+          <w:tcPr>
+            <w:tcW w:type="pct" w:w="2061"/>
+            <w:shd w:fill="FBFAF6" w:val="clear"/>
+            <w:tcMar>
+              <w:top w:type="dxa" w:w="50"/>
+              <w:left w:type="dxa" w:w="110"/>
+              <w:bottom w:type="dxa" w:w="50"/>
+              <w:right w:type="dxa" w:w="110"/>
+            </w:tcMar>
+          </w:tcPr>
+          <w:p>
+            <w:pPr>
+              <w:spacing w:before="28" w:after="28"/>
+            </w:pPr>
+            <w:r>
+              <w:rPr>
+                <w:sz w:val="15"/>
+                <w:szCs w:val="15"/>
+              </w:rPr>
+              <w:t xml:space="preserve">D2</w:t>
+            </w:r>
+          </w:p>
+        </w:tc>
+        <w:tc>
+          <w:tcPr>
+            <w:tcW w:type="pct" w:w="2939"/>
+            <w:shd w:fill="FBFAF6" w:val="clear"/>
+            <w:tcMar>
+              <w:top w:type="dxa" w:w="50"/>
+              <w:left w:type="dxa" w:w="110"/>
+              <w:bottom w:type="dxa" w:w="50"/>
+              <w:right w:type="dxa" w:w="110"/>
+            </w:tcMar>
+          </w:tcPr>
+          <w:p>
+            <w:pPr>
+              <w:spacing w:before="28" w:after="28"/>
+            </w:pPr>
+            <w:r>
+              <w:rPr>
+                <w:sz w:val="15"/>
+                <w:szCs w:val="15"/>
+              </w:rPr>
+              <w:t xml:space="preserve">Barada used 600 MWh of electricity in 2028; 150 MWh came from its own solar panels.</w:t>
+            </w:r>
+          </w:p>
+        </w:tc>
+      </w:tr>
+      <w:tr>
+        <w:tc>
+          <w:tcPr>
+            <w:tcW w:type="pct" w:w="2061"/>
+            <w:tcMar>
+              <w:top w:type="dxa" w:w="50"/>
+              <w:left w:type="dxa" w:w="110"/>
+              <w:bottom w:type="dxa" w:w="50"/>
+              <w:right w:type="dxa" w:w="110"/>
+            </w:tcMar>
+          </w:tcPr>
+          <w:p>
+            <w:pPr>
+              <w:spacing w:before="28" w:after="28"/>
+            </w:pPr>
+            <w:r>
+              <w:rPr>
+                <w:sz w:val="15"/>
+                <w:szCs w:val="15"/>
+              </w:rPr>
+              <w:t xml:space="preserve">D3</w:t>
+            </w:r>
+          </w:p>
+        </w:tc>
+        <w:tc>
+          <w:tcPr>
+            <w:tcW w:type="pct" w:w="2939"/>
+            <w:tcMar>
+              <w:top w:type="dxa" w:w="50"/>
+              <w:left w:type="dxa" w:w="110"/>
+              <w:bottom w:type="dxa" w:w="50"/>
+              <w:right w:type="dxa" w:w="110"/>
+            </w:tcMar>
+          </w:tcPr>
+          <w:p>
+            <w:pPr>
+              <w:spacing w:before="28" w:after="28"/>
+            </w:pPr>
+            <w:r>
+              <w:rPr>
+                <w:sz w:val="15"/>
+                <w:szCs w:val="15"/>
+              </w:rPr>
+              <w:t xml:space="preserve">Barada signed five-year </w:t>
+            </w:r>
             <w:r>
               <w:rPr>
                 <w:b/>
@@ -11576,105 +13122,29 @@
                 <w:sz w:val="14"/>
                 <w:szCs w:val="14"/>
               </w:rPr>
-              <w:t xml:space="preserve">(12)</w:t>
-            </w:r>
-          </w:p>
-        </w:tc>
-      </w:tr>
-      <w:tr>
-        <w:tc>
-          <w:tcPr>
-            <w:tcW w:type="pct" w:w="2061"/>
-            <w:shd w:fill="FBFAF6" w:val="clear"/>
-            <w:tcMar>
-              <w:top w:type="dxa" w:w="50"/>
-              <w:left w:type="dxa" w:w="110"/>
-              <w:bottom w:type="dxa" w:w="50"/>
-              <w:right w:type="dxa" w:w="110"/>
-            </w:tcMar>
-          </w:tcPr>
-          <w:p>
-            <w:pPr>
-              <w:spacing w:before="28" w:after="28"/>
-            </w:pPr>
-            <w:r>
-              <w:rPr>
+              <w:t xml:space="preserve"> (13) </w:t>
+            </w:r>
+            <w:r>
+              <w:rPr>
+                <w:u w:val="single"/>
                 <w:sz w:val="15"/>
                 <w:szCs w:val="15"/>
               </w:rPr>
-              <w:t xml:space="preserve">D2</w:t>
-            </w:r>
-          </w:p>
-        </w:tc>
-        <w:tc>
-          <w:tcPr>
-            <w:tcW w:type="pct" w:w="2939"/>
-            <w:shd w:fill="FBFAF6" w:val="clear"/>
-            <w:tcMar>
-              <w:top w:type="dxa" w:w="50"/>
-              <w:left w:type="dxa" w:w="110"/>
-              <w:bottom w:type="dxa" w:w="50"/>
-              <w:right w:type="dxa" w:w="110"/>
-            </w:tcMar>
-          </w:tcPr>
-          <w:p>
-            <w:pPr>
-              <w:spacing w:before="28" w:after="28"/>
-            </w:pPr>
+              <w:t xml:space="preserve">              </w:t>
+            </w:r>
             <w:r>
               <w:rPr>
                 <w:sz w:val="15"/>
                 <w:szCs w:val="15"/>
               </w:rPr>
-              <w:t xml:space="preserve">Barada used 600 MWh of electricity in 2028; 150 MWh came from its own solar panels.</w:t>
-            </w:r>
-          </w:p>
-        </w:tc>
-      </w:tr>
-      <w:tr>
-        <w:tc>
-          <w:tcPr>
-            <w:tcW w:type="pct" w:w="2061"/>
-            <w:tcMar>
-              <w:top w:type="dxa" w:w="50"/>
-              <w:left w:type="dxa" w:w="110"/>
-              <w:bottom w:type="dxa" w:w="50"/>
-              <w:right w:type="dxa" w:w="110"/>
-            </w:tcMar>
-          </w:tcPr>
-          <w:p>
-            <w:pPr>
-              <w:spacing w:before="28" w:after="28"/>
-            </w:pPr>
+              <w:t xml:space="preserve"> </w:t>
+            </w:r>
             <w:r>
               <w:rPr>
                 <w:sz w:val="15"/>
                 <w:szCs w:val="15"/>
               </w:rPr>
-              <w:t xml:space="preserve">D3</w:t>
-            </w:r>
-          </w:p>
-        </w:tc>
-        <w:tc>
-          <w:tcPr>
-            <w:tcW w:type="pct" w:w="2939"/>
-            <w:tcMar>
-              <w:top w:type="dxa" w:w="50"/>
-              <w:left w:type="dxa" w:w="110"/>
-              <w:bottom w:type="dxa" w:w="50"/>
-              <w:right w:type="dxa" w:w="110"/>
-            </w:tcMar>
-          </w:tcPr>
-          <w:p>
-            <w:pPr>
-              <w:spacing w:before="28" w:after="28"/>
-            </w:pPr>
-            <w:r>
-              <w:rPr>
-                <w:sz w:val="15"/>
-                <w:szCs w:val="15"/>
-              </w:rPr>
-              <w:t xml:space="preserve">Barada signed five-year partnerships with 60 small farmers.</w:t>
+              <w:t xml:space="preserve"> with 60 small farmers.</w:t>
             </w:r>
           </w:p>
         </w:tc>
@@ -11727,7 +13197,7 @@
                 <w:sz w:val="14"/>
                 <w:szCs w:val="14"/>
               </w:rPr>
-              <w:t xml:space="preserve">(13)</w:t>
+              <w:t xml:space="preserve">(14)</w:t>
             </w:r>
           </w:p>
         </w:tc>
@@ -11759,6 +13229,36 @@
         <w:tc>
           <w:tcPr>
             <w:tcW w:type="pct" w:w="2939"/>
+            <w:shd w:fill="FFFFFF" w:val="clear"/>
+            <w:tcMar>
+              <w:top w:type="dxa" w:w="50"/>
+              <w:left w:type="dxa" w:w="110"/>
+              <w:bottom w:type="dxa" w:w="50"/>
+              <w:right w:type="dxa" w:w="110"/>
+            </w:tcMar>
+          </w:tcPr>
+          <w:p>
+            <w:pPr>
+              <w:spacing w:before="46" w:after="46"/>
+            </w:pPr>
+            <w:r>
+              <w:rPr>
+                <w:b/>
+                <w:bCs/>
+                <w:color w:val="8186EF"/>
+                <w:sz w:val="14"/>
+                <w:szCs w:val="14"/>
+              </w:rPr>
+              <w:t xml:space="preserve">(15)</w:t>
+            </w:r>
+          </w:p>
+        </w:tc>
+      </w:tr>
+      <w:tr>
+        <w:tc>
+          <w:tcPr>
+            <w:tcW w:type="pct" w:w="2061"/>
+            <w:shd w:fill="FBFAF6" w:val="clear"/>
             <w:tcMar>
               <w:top w:type="dxa" w:w="50"/>
               <w:left w:type="dxa" w:w="110"/>
@@ -11775,15 +13275,13 @@
                 <w:sz w:val="15"/>
                 <w:szCs w:val="15"/>
               </w:rPr>
-              <w:t xml:space="preserve">Packaging waste sent to landfill fell by one third.</w:t>
-            </w:r>
-          </w:p>
-        </w:tc>
-      </w:tr>
-      <w:tr>
-        <w:tc>
-          <w:tcPr>
-            <w:tcW w:type="pct" w:w="2061"/>
+              <w:t xml:space="preserve">D6</w:t>
+            </w:r>
+          </w:p>
+        </w:tc>
+        <w:tc>
+          <w:tcPr>
+            <w:tcW w:type="pct" w:w="2939"/>
             <w:shd w:fill="FBFAF6" w:val="clear"/>
             <w:tcMar>
               <w:top w:type="dxa" w:w="50"/>
@@ -11801,31 +13299,39 @@
                 <w:sz w:val="15"/>
                 <w:szCs w:val="15"/>
               </w:rPr>
-              <w:t xml:space="preserve">D6</w:t>
-            </w:r>
-          </w:p>
-        </w:tc>
-        <w:tc>
-          <w:tcPr>
-            <w:tcW w:type="pct" w:w="2939"/>
-            <w:shd w:fill="FBFAF6" w:val="clear"/>
-            <w:tcMar>
-              <w:top w:type="dxa" w:w="50"/>
-              <w:left w:type="dxa" w:w="110"/>
-              <w:bottom w:type="dxa" w:w="50"/>
-              <w:right w:type="dxa" w:w="110"/>
-            </w:tcMar>
-          </w:tcPr>
-          <w:p>
-            <w:pPr>
-              <w:spacing w:before="28" w:after="28"/>
-            </w:pPr>
-            <w:r>
-              <w:rPr>
+              <w:t xml:space="preserve">Rising fuel prices could cut </w:t>
+            </w:r>
+            <w:r>
+              <w:rPr>
+                <w:b/>
+                <w:bCs/>
+                <w:color w:val="8186EF"/>
+                <w:sz w:val="14"/>
+                <w:szCs w:val="14"/>
+              </w:rPr>
+              <w:t xml:space="preserve"> (16) </w:t>
+            </w:r>
+            <w:r>
+              <w:rPr>
+                <w:u w:val="single"/>
                 <w:sz w:val="15"/>
                 <w:szCs w:val="15"/>
               </w:rPr>
-              <w:t xml:space="preserve">Rising fuel prices could cut Barada's delivery margins in 2029 and 2030.</w:t>
+              <w:t xml:space="preserve">              </w:t>
+            </w:r>
+            <w:r>
+              <w:rPr>
+                <w:sz w:val="15"/>
+                <w:szCs w:val="15"/>
+              </w:rPr>
+              <w:t xml:space="preserve"> </w:t>
+            </w:r>
+            <w:r>
+              <w:rPr>
+                <w:sz w:val="15"/>
+                <w:szCs w:val="15"/>
+              </w:rPr>
+              <w:t xml:space="preserve"> delivery margins in 2029 and 2030.</w:t>
             </w:r>
           </w:p>
         </w:tc>
@@ -11985,7 +13491,7 @@
                 <w:sz w:val="16"/>
                 <w:szCs w:val="16"/>
               </w:rPr>
-              <w:t xml:space="preserve">Barada trained all delivery drivers in safe driving.   ·   Staff turnover in the warehouse fell from 25% to 15%.   ·   Packaging waste sent to landfill fell by one third.</w:t>
+              <w:t xml:space="preserve">Barada's   ·   partnerships   ·   Staff turnover in the warehouse fell from 25% to 15%.   ·   Packaging waste sent to landfill fell by one third.   ·   guiding principles</w:t>
             </w:r>
           </w:p>
         </w:tc>
@@ -12142,7 +13648,7 @@
                 <w:sz w:val="14"/>
                 <w:szCs w:val="14"/>
               </w:rPr>
-              <w:t xml:space="preserve">(14)</w:t>
+              <w:t xml:space="preserve">(17)</w:t>
             </w:r>
           </w:p>
         </w:tc>
@@ -12293,7 +13799,7 @@
                 <w:sz w:val="14"/>
                 <w:szCs w:val="14"/>
               </w:rPr>
-              <w:t xml:space="preserve">(15)</w:t>
+              <w:t xml:space="preserve">(18)</w:t>
             </w:r>
           </w:p>
         </w:tc>
@@ -12355,7 +13861,7 @@
                 <w:sz w:val="16"/>
                 <w:szCs w:val="16"/>
               </w:rPr>
-              <w:t xml:space="preserve">Human capital   ·   Social and relationship capital   ·   Intellectual capital</w:t>
+              <w:t xml:space="preserve">Human capital   ·   Social and relationship capital   ·   natural capital</w:t>
             </w:r>
           </w:p>
         </w:tc>
@@ -12388,8 +13894,8 @@
         </w:tblBorders>
       </w:tblPr>
       <w:tblGrid>
-        <w:gridCol w:w="4752"/>
-        <w:gridCol w:w="4848"/>
+        <w:gridCol w:w="4992"/>
+        <w:gridCol w:w="4608"/>
       </w:tblGrid>
       <w:tr>
         <w:tc>
@@ -12424,23 +13930,24 @@
       <w:tr>
         <w:tc>
           <w:tcPr>
-            <w:tcW w:type="pct" w:w="2475"/>
-            <w:tcMar>
-              <w:top w:type="dxa" w:w="50"/>
-              <w:left w:type="dxa" w:w="110"/>
-              <w:bottom w:type="dxa" w:w="50"/>
-              <w:right w:type="dxa" w:w="110"/>
-            </w:tcMar>
-          </w:tcPr>
-          <w:p>
-            <w:pPr>
-              <w:spacing w:before="26" w:after="26"/>
-            </w:pPr>
-            <w:r>
-              <w:rPr>
-                <w:b/>
-                <w:bCs/>
-                <w:color w:val="353A7C"/>
+            <w:tcW w:type="pct" w:w="2600"/>
+            <w:shd w:fill="353A7C" w:val="clear"/>
+            <w:tcMar>
+              <w:top w:type="dxa" w:w="50"/>
+              <w:left w:type="dxa" w:w="110"/>
+              <w:bottom w:type="dxa" w:w="50"/>
+              <w:right w:type="dxa" w:w="110"/>
+            </w:tcMar>
+          </w:tcPr>
+          <w:p>
+            <w:pPr>
+              <w:spacing w:before="30" w:after="30"/>
+            </w:pPr>
+            <w:r>
+              <w:rPr>
+                <w:b/>
+                <w:bCs/>
+                <w:color w:val="FFFFFF"/>
                 <w:sz w:val="15"/>
                 <w:szCs w:val="15"/>
               </w:rPr>
@@ -12450,23 +13957,24 @@
         </w:tc>
         <w:tc>
           <w:tcPr>
-            <w:tcW w:type="pct" w:w="2525"/>
-            <w:tcMar>
-              <w:top w:type="dxa" w:w="50"/>
-              <w:left w:type="dxa" w:w="110"/>
-              <w:bottom w:type="dxa" w:w="50"/>
-              <w:right w:type="dxa" w:w="110"/>
-            </w:tcMar>
-          </w:tcPr>
-          <w:p>
-            <w:pPr>
-              <w:spacing w:before="26" w:after="26"/>
-            </w:pPr>
-            <w:r>
-              <w:rPr>
-                <w:b/>
-                <w:bCs/>
-                <w:color w:val="353A7C"/>
+            <w:tcW w:type="pct" w:w="2400"/>
+            <w:shd w:fill="353A7C" w:val="clear"/>
+            <w:tcMar>
+              <w:top w:type="dxa" w:w="50"/>
+              <w:left w:type="dxa" w:w="110"/>
+              <w:bottom w:type="dxa" w:w="50"/>
+              <w:right w:type="dxa" w:w="110"/>
+            </w:tcMar>
+          </w:tcPr>
+          <w:p>
+            <w:pPr>
+              <w:spacing w:before="30" w:after="30"/>
+            </w:pPr>
+            <w:r>
+              <w:rPr>
+                <w:b/>
+                <w:bCs/>
+                <w:color w:val="FFFFFF"/>
                 <w:sz w:val="15"/>
                 <w:szCs w:val="15"/>
               </w:rPr>
@@ -12478,23 +13986,22 @@
       <w:tr>
         <w:tc>
           <w:tcPr>
-            <w:tcW w:type="pct" w:w="2475"/>
-            <w:tcMar>
-              <w:top w:type="dxa" w:w="50"/>
-              <w:left w:type="dxa" w:w="110"/>
-              <w:bottom w:type="dxa" w:w="50"/>
-              <w:right w:type="dxa" w:w="110"/>
-            </w:tcMar>
-          </w:tcPr>
-          <w:p>
-            <w:pPr>
-              <w:spacing w:before="26" w:after="26"/>
-            </w:pPr>
-            <w:r>
-              <w:rPr>
-                <w:color w:val="232733"/>
-                <w:sz w:val="16"/>
-                <w:szCs w:val="16"/>
+            <w:tcW w:type="pct" w:w="2600"/>
+            <w:tcMar>
+              <w:top w:type="dxa" w:w="50"/>
+              <w:left w:type="dxa" w:w="110"/>
+              <w:bottom w:type="dxa" w:w="50"/>
+              <w:right w:type="dxa" w:w="110"/>
+            </w:tcMar>
+          </w:tcPr>
+          <w:p>
+            <w:pPr>
+              <w:spacing w:before="28" w:after="28"/>
+            </w:pPr>
+            <w:r>
+              <w:rPr>
+                <w:sz w:val="15"/>
+                <w:szCs w:val="15"/>
               </w:rPr>
               <w:t xml:space="preserve">D1 Driver training</w:t>
             </w:r>
@@ -12502,23 +14009,22 @@
         </w:tc>
         <w:tc>
           <w:tcPr>
-            <w:tcW w:type="pct" w:w="2525"/>
-            <w:tcMar>
-              <w:top w:type="dxa" w:w="50"/>
-              <w:left w:type="dxa" w:w="110"/>
-              <w:bottom w:type="dxa" w:w="50"/>
-              <w:right w:type="dxa" w:w="110"/>
-            </w:tcMar>
-          </w:tcPr>
-          <w:p>
-            <w:pPr>
-              <w:spacing w:before="26" w:after="26"/>
-            </w:pPr>
-            <w:r>
-              <w:rPr>
-                <w:color w:val="232733"/>
-                <w:sz w:val="16"/>
-                <w:szCs w:val="16"/>
+            <w:tcW w:type="pct" w:w="2400"/>
+            <w:tcMar>
+              <w:top w:type="dxa" w:w="50"/>
+              <w:left w:type="dxa" w:w="110"/>
+              <w:bottom w:type="dxa" w:w="50"/>
+              <w:right w:type="dxa" w:w="110"/>
+            </w:tcMar>
+          </w:tcPr>
+          <w:p>
+            <w:pPr>
+              <w:spacing w:before="28" w:after="28"/>
+            </w:pPr>
+            <w:r>
+              <w:rPr>
+                <w:sz w:val="15"/>
+                <w:szCs w:val="15"/>
               </w:rPr>
               <w:t xml:space="preserve">Human capital</w:t>
             </w:r>
@@ -12528,7 +14034,7 @@
       <w:tr>
         <w:tc>
           <w:tcPr>
-            <w:tcW w:type="pct" w:w="2475"/>
+            <w:tcW w:type="pct" w:w="2600"/>
             <w:shd w:fill="FBFAF6" w:val="clear"/>
             <w:tcMar>
               <w:top w:type="dxa" w:w="50"/>
@@ -12539,13 +14045,12 @@
           </w:tcPr>
           <w:p>
             <w:pPr>
-              <w:spacing w:before="26" w:after="26"/>
-            </w:pPr>
-            <w:r>
-              <w:rPr>
-                <w:color w:val="232733"/>
-                <w:sz w:val="16"/>
-                <w:szCs w:val="16"/>
+              <w:spacing w:before="28" w:after="28"/>
+            </w:pPr>
+            <w:r>
+              <w:rPr>
+                <w:sz w:val="15"/>
+                <w:szCs w:val="15"/>
               </w:rPr>
               <w:t xml:space="preserve">D2 Electricity and solar</w:t>
             </w:r>
@@ -12553,7 +14058,7 @@
         </w:tc>
         <w:tc>
           <w:tcPr>
-            <w:tcW w:type="pct" w:w="2525"/>
+            <w:tcW w:type="pct" w:w="2400"/>
             <w:shd w:fill="FBFAF6" w:val="clear"/>
             <w:tcMar>
               <w:top w:type="dxa" w:w="50"/>
@@ -12564,13 +14069,12 @@
           </w:tcPr>
           <w:p>
             <w:pPr>
-              <w:spacing w:before="26" w:after="26"/>
-            </w:pPr>
-            <w:r>
-              <w:rPr>
-                <w:color w:val="232733"/>
-                <w:sz w:val="16"/>
-                <w:szCs w:val="16"/>
+              <w:spacing w:before="28" w:after="28"/>
+            </w:pPr>
+            <w:r>
+              <w:rPr>
+                <w:sz w:val="15"/>
+                <w:szCs w:val="15"/>
               </w:rPr>
               <w:t xml:space="preserve">Natural capital</w:t>
             </w:r>
@@ -12580,23 +14084,22 @@
       <w:tr>
         <w:tc>
           <w:tcPr>
-            <w:tcW w:type="pct" w:w="2475"/>
-            <w:tcMar>
-              <w:top w:type="dxa" w:w="50"/>
-              <w:left w:type="dxa" w:w="110"/>
-              <w:bottom w:type="dxa" w:w="50"/>
-              <w:right w:type="dxa" w:w="110"/>
-            </w:tcMar>
-          </w:tcPr>
-          <w:p>
-            <w:pPr>
-              <w:spacing w:before="26" w:after="26"/>
-            </w:pPr>
-            <w:r>
-              <w:rPr>
-                <w:color w:val="232733"/>
-                <w:sz w:val="16"/>
-                <w:szCs w:val="16"/>
+            <w:tcW w:type="pct" w:w="2600"/>
+            <w:tcMar>
+              <w:top w:type="dxa" w:w="50"/>
+              <w:left w:type="dxa" w:w="110"/>
+              <w:bottom w:type="dxa" w:w="50"/>
+              <w:right w:type="dxa" w:w="110"/>
+            </w:tcMar>
+          </w:tcPr>
+          <w:p>
+            <w:pPr>
+              <w:spacing w:before="28" w:after="28"/>
+            </w:pPr>
+            <w:r>
+              <w:rPr>
+                <w:sz w:val="15"/>
+                <w:szCs w:val="15"/>
               </w:rPr>
               <w:t xml:space="preserve">D3 Farmer partnerships</w:t>
             </w:r>
@@ -12604,33 +14107,36 @@
         </w:tc>
         <w:tc>
           <w:tcPr>
-            <w:tcW w:type="pct" w:w="2525"/>
-            <w:tcMar>
-              <w:top w:type="dxa" w:w="50"/>
-              <w:left w:type="dxa" w:w="110"/>
-              <w:bottom w:type="dxa" w:w="50"/>
-              <w:right w:type="dxa" w:w="110"/>
-            </w:tcMar>
-          </w:tcPr>
-          <w:p>
-            <w:pPr>
-              <w:spacing w:before="26" w:after="26"/>
-            </w:pPr>
-            <w:r>
-              <w:rPr>
-                <w:color w:val="232733"/>
-                <w:sz w:val="16"/>
-                <w:szCs w:val="16"/>
-              </w:rPr>
-              <w:t xml:space="preserve">Social and relationship capital</w:t>
-            </w:r>
-          </w:p>
-        </w:tc>
-      </w:tr>
-      <w:tr>
-        <w:tc>
-          <w:tcPr>
-            <w:tcW w:type="pct" w:w="2475"/>
+            <w:tcW w:type="pct" w:w="2400"/>
+            <w:shd w:fill="FFFFFF" w:val="clear"/>
+            <w:tcMar>
+              <w:top w:type="dxa" w:w="50"/>
+              <w:left w:type="dxa" w:w="110"/>
+              <w:bottom w:type="dxa" w:w="50"/>
+              <w:right w:type="dxa" w:w="110"/>
+            </w:tcMar>
+          </w:tcPr>
+          <w:p>
+            <w:pPr>
+              <w:spacing w:before="46" w:after="46"/>
+            </w:pPr>
+            <w:r>
+              <w:rPr>
+                <w:b/>
+                <w:bCs/>
+                <w:color w:val="8186EF"/>
+                <w:sz w:val="14"/>
+                <w:szCs w:val="14"/>
+              </w:rPr>
+              <w:t xml:space="preserve">(19)</w:t>
+            </w:r>
+          </w:p>
+        </w:tc>
+      </w:tr>
+      <w:tr>
+        <w:tc>
+          <w:tcPr>
+            <w:tcW w:type="pct" w:w="2600"/>
             <w:shd w:fill="FBFAF6" w:val="clear"/>
             <w:tcMar>
               <w:top w:type="dxa" w:w="50"/>
@@ -12641,13 +14147,12 @@
           </w:tcPr>
           <w:p>
             <w:pPr>
-              <w:spacing w:before="26" w:after="26"/>
-            </w:pPr>
-            <w:r>
-              <w:rPr>
-                <w:color w:val="232733"/>
-                <w:sz w:val="16"/>
-                <w:szCs w:val="16"/>
+              <w:spacing w:before="28" w:after="28"/>
+            </w:pPr>
+            <w:r>
+              <w:rPr>
+                <w:sz w:val="15"/>
+                <w:szCs w:val="15"/>
               </w:rPr>
               <w:t xml:space="preserve">D4 Warehouse staff turnover</w:t>
             </w:r>
@@ -12655,76 +14160,142 @@
         </w:tc>
         <w:tc>
           <w:tcPr>
-            <w:tcW w:type="pct" w:w="2525"/>
+            <w:tcW w:type="pct" w:w="2400"/>
+            <w:shd w:fill="FFFFFF" w:val="clear"/>
+            <w:tcMar>
+              <w:top w:type="dxa" w:w="50"/>
+              <w:left w:type="dxa" w:w="110"/>
+              <w:bottom w:type="dxa" w:w="50"/>
+              <w:right w:type="dxa" w:w="110"/>
+            </w:tcMar>
+          </w:tcPr>
+          <w:p>
+            <w:pPr>
+              <w:spacing w:before="46" w:after="46"/>
+            </w:pPr>
+            <w:r>
+              <w:rPr>
+                <w:b/>
+                <w:bCs/>
+                <w:color w:val="8186EF"/>
+                <w:sz w:val="14"/>
+                <w:szCs w:val="14"/>
+              </w:rPr>
+              <w:t xml:space="preserve">(20)</w:t>
+            </w:r>
+          </w:p>
+        </w:tc>
+      </w:tr>
+      <w:tr>
+        <w:tc>
+          <w:tcPr>
+            <w:tcW w:type="pct" w:w="2600"/>
+            <w:tcMar>
+              <w:top w:type="dxa" w:w="50"/>
+              <w:left w:type="dxa" w:w="110"/>
+              <w:bottom w:type="dxa" w:w="50"/>
+              <w:right w:type="dxa" w:w="110"/>
+            </w:tcMar>
+          </w:tcPr>
+          <w:p>
+            <w:pPr>
+              <w:spacing w:before="28" w:after="28"/>
+            </w:pPr>
+            <w:r>
+              <w:rPr>
+                <w:sz w:val="15"/>
+                <w:szCs w:val="15"/>
+              </w:rPr>
+              <w:t xml:space="preserve">D5 Packaging waste</w:t>
+            </w:r>
+          </w:p>
+        </w:tc>
+        <w:tc>
+          <w:tcPr>
+            <w:tcW w:type="pct" w:w="2400"/>
+            <w:shd w:fill="FFFFFF" w:val="clear"/>
+            <w:tcMar>
+              <w:top w:type="dxa" w:w="50"/>
+              <w:left w:type="dxa" w:w="110"/>
+              <w:bottom w:type="dxa" w:w="50"/>
+              <w:right w:type="dxa" w:w="110"/>
+            </w:tcMar>
+          </w:tcPr>
+          <w:p>
+            <w:pPr>
+              <w:spacing w:before="46" w:after="46"/>
+            </w:pPr>
+            <w:r>
+              <w:rPr>
+                <w:b/>
+                <w:bCs/>
+                <w:color w:val="8186EF"/>
+                <w:sz w:val="14"/>
+                <w:szCs w:val="14"/>
+              </w:rPr>
+              <w:t xml:space="preserve">(21)</w:t>
+            </w:r>
+          </w:p>
+        </w:tc>
+      </w:tr>
+    </w:tbl>
+    <w:p/>
+    <w:tbl>
+      <w:tblPr>
+        <w:tblW w:type="pct" w:w="100%"/>
+        <w:tblLayout w:type="fixed"/>
+        <w:tblBorders>
+          <w:top w:val="single" w:color="FBFAF6" w:sz="4"/>
+          <w:left w:val="single" w:color="FBFAF6" w:sz="4"/>
+          <w:bottom w:val="single" w:color="FBFAF6" w:sz="4"/>
+          <w:right w:val="single" w:color="FBFAF6" w:sz="4"/>
+          <w:insideH w:val="single" w:color="FBFAF6" w:sz="4"/>
+          <w:insideV w:val="single" w:color="FBFAF6" w:sz="4"/>
+        </w:tblBorders>
+      </w:tblPr>
+      <w:tblGrid>
+        <w:gridCol w:w="9600"/>
+      </w:tblGrid>
+      <w:tr>
+        <w:tc>
+          <w:tcPr>
+            <w:tcW w:type="pct" w:w="5000"/>
             <w:shd w:fill="FBFAF6" w:val="clear"/>
             <w:tcMar>
-              <w:top w:type="dxa" w:w="50"/>
-              <w:left w:type="dxa" w:w="110"/>
-              <w:bottom w:type="dxa" w:w="50"/>
-              <w:right w:type="dxa" w:w="110"/>
-            </w:tcMar>
-          </w:tcPr>
-          <w:p>
-            <w:pPr>
-              <w:spacing w:before="26" w:after="26"/>
-            </w:pPr>
-            <w:r>
-              <w:rPr>
-                <w:color w:val="232733"/>
-                <w:sz w:val="16"/>
-                <w:szCs w:val="16"/>
-              </w:rPr>
-              <w:t xml:space="preserve">Human capital</w:t>
-            </w:r>
-          </w:p>
-        </w:tc>
-      </w:tr>
-      <w:tr>
-        <w:tc>
-          <w:tcPr>
-            <w:tcW w:type="pct" w:w="2475"/>
-            <w:tcMar>
-              <w:top w:type="dxa" w:w="50"/>
-              <w:left w:type="dxa" w:w="110"/>
-              <w:bottom w:type="dxa" w:w="50"/>
-              <w:right w:type="dxa" w:w="110"/>
-            </w:tcMar>
-          </w:tcPr>
-          <w:p>
-            <w:pPr>
-              <w:spacing w:before="26" w:after="26"/>
-            </w:pPr>
-            <w:r>
-              <w:rPr>
-                <w:color w:val="232733"/>
-                <w:sz w:val="16"/>
-                <w:szCs w:val="16"/>
-              </w:rPr>
-              <w:t xml:space="preserve">D5 Packaging waste</w:t>
-            </w:r>
-          </w:p>
-        </w:tc>
-        <w:tc>
-          <w:tcPr>
-            <w:tcW w:type="pct" w:w="2525"/>
-            <w:tcMar>
-              <w:top w:type="dxa" w:w="50"/>
-              <w:left w:type="dxa" w:w="110"/>
-              <w:bottom w:type="dxa" w:w="50"/>
-              <w:right w:type="dxa" w:w="110"/>
-            </w:tcMar>
-          </w:tcPr>
-          <w:p>
-            <w:pPr>
-              <w:spacing w:before="26" w:after="26"/>
-            </w:pPr>
-            <w:r>
-              <w:rPr>
-                <w:color w:val="232733"/>
-                <w:sz w:val="16"/>
-                <w:szCs w:val="16"/>
-              </w:rPr>
-              <w:t xml:space="preserve">Natural capital</w:t>
+              <w:top w:type="dxa" w:w="40"/>
+              <w:left w:type="dxa" w:w="100"/>
+              <w:bottom w:type="dxa" w:w="40"/>
+              <w:right w:type="dxa" w:w="100"/>
+            </w:tcMar>
+          </w:tcPr>
+          <w:p>
+            <w:pPr>
+              <w:spacing w:before="18" w:after="6"/>
+            </w:pPr>
+            <w:r>
+              <w:rPr>
+                <w:b/>
+                <w:bCs/>
+                <w:color w:val="6B7280"/>
+                <w:sz w:val="14"/>
+                <w:szCs w:val="14"/>
+              </w:rPr>
+              <w:t xml:space="preserve">word list</w:t>
+            </w:r>
+          </w:p>
+          <w:p>
+            <w:pPr>
+              <w:spacing w:before="0" w:after="18"/>
+            </w:pPr>
+            <w:r>
+              <w:rPr>
+                <w:b/>
+                <w:bCs/>
+                <w:color w:val="353A7C"/>
+                <w:sz w:val="16"/>
+                <w:szCs w:val="16"/>
+              </w:rPr>
+              <w:t xml:space="preserve">Human capital   ·   manufactured capital   ·   Social and relationship capital   ·   Natural capital</w:t>
             </w:r>
           </w:p>
         </w:tc>
@@ -12854,14 +14425,14 @@
                 <w:sz w:val="16"/>
                 <w:szCs w:val="16"/>
               </w:rPr>
-              <w:t xml:space="preserve">9  </w:t>
-            </w:r>
-            <w:r>
-              <w:rPr>
-                <w:sz w:val="16"/>
-                <w:szCs w:val="16"/>
-              </w:rPr>
-              <w:t xml:space="preserve">management</w:t>
+              <w:t xml:space="preserve">12  </w:t>
+            </w:r>
+            <w:r>
+              <w:rPr>
+                <w:sz w:val="16"/>
+                <w:szCs w:val="16"/>
+              </w:rPr>
+              <w:t xml:space="preserve">proposed</w:t>
             </w:r>
           </w:p>
         </w:tc>
@@ -12922,14 +14493,14 @@
                 <w:sz w:val="16"/>
                 <w:szCs w:val="16"/>
               </w:rPr>
-              <w:t xml:space="preserve">10  </w:t>
-            </w:r>
-            <w:r>
-              <w:rPr>
-                <w:sz w:val="16"/>
-                <w:szCs w:val="16"/>
-              </w:rPr>
-              <w:t xml:space="preserve">voluntary</w:t>
+              <w:t xml:space="preserve">13  </w:t>
+            </w:r>
+            <w:r>
+              <w:rPr>
+                <w:sz w:val="16"/>
+                <w:szCs w:val="16"/>
+              </w:rPr>
+              <w:t xml:space="preserve">partnerships</w:t>
             </w:r>
           </w:p>
         </w:tc>
@@ -12990,14 +14561,14 @@
                 <w:sz w:val="16"/>
                 <w:szCs w:val="16"/>
               </w:rPr>
-              <w:t xml:space="preserve">11  </w:t>
-            </w:r>
-            <w:r>
-              <w:rPr>
-                <w:sz w:val="16"/>
-                <w:szCs w:val="16"/>
-              </w:rPr>
-              <w:t xml:space="preserve">proposed</w:t>
+              <w:t xml:space="preserve">14  </w:t>
+            </w:r>
+            <w:r>
+              <w:rPr>
+                <w:sz w:val="16"/>
+                <w:szCs w:val="16"/>
+              </w:rPr>
+              <w:t xml:space="preserve">Staff turnover in the warehouse fell from 25% to 15%.</w:t>
             </w:r>
           </w:p>
         </w:tc>
@@ -13058,14 +14629,14 @@
                 <w:sz w:val="16"/>
                 <w:szCs w:val="16"/>
               </w:rPr>
-              <w:t xml:space="preserve">12  </w:t>
-            </w:r>
-            <w:r>
-              <w:rPr>
-                <w:sz w:val="16"/>
-                <w:szCs w:val="16"/>
-              </w:rPr>
-              <w:t xml:space="preserve">Barada trained all delivery drivers in safe driving.</w:t>
+              <w:t xml:space="preserve">15  </w:t>
+            </w:r>
+            <w:r>
+              <w:rPr>
+                <w:sz w:val="16"/>
+                <w:szCs w:val="16"/>
+              </w:rPr>
+              <w:t xml:space="preserve">Packaging waste sent to landfill fell by one third.</w:t>
             </w:r>
           </w:p>
         </w:tc>
@@ -13126,14 +14697,14 @@
                 <w:sz w:val="16"/>
                 <w:szCs w:val="16"/>
               </w:rPr>
-              <w:t xml:space="preserve">13  </w:t>
-            </w:r>
-            <w:r>
-              <w:rPr>
-                <w:sz w:val="16"/>
-                <w:szCs w:val="16"/>
-              </w:rPr>
-              <w:t xml:space="preserve">Staff turnover in the warehouse fell from 25% to 15%.</w:t>
+              <w:t xml:space="preserve">16  </w:t>
+            </w:r>
+            <w:r>
+              <w:rPr>
+                <w:sz w:val="16"/>
+                <w:szCs w:val="16"/>
+              </w:rPr>
+              <w:t xml:space="preserve">Barada's</w:t>
             </w:r>
           </w:p>
         </w:tc>
@@ -13194,7 +14765,7 @@
                 <w:sz w:val="16"/>
                 <w:szCs w:val="16"/>
               </w:rPr>
-              <w:t xml:space="preserve">14  </w:t>
+              <w:t xml:space="preserve">17  </w:t>
             </w:r>
             <w:r>
               <w:rPr>
@@ -13262,7 +14833,7 @@
                 <w:sz w:val="16"/>
                 <w:szCs w:val="16"/>
               </w:rPr>
-              <w:t xml:space="preserve">15  </w:t>
+              <w:t xml:space="preserve">18  </w:t>
             </w:r>
             <w:r>
               <w:rPr>
@@ -13305,6 +14876,210 @@
                 <w:szCs w:val="16"/>
               </w:rPr>
               <w:t xml:space="preserve">Practice</w:t>
+            </w:r>
+          </w:p>
+        </w:tc>
+        <w:tc>
+          <w:tcPr>
+            <w:tcW w:type="pct" w:w="2500"/>
+            <w:tcMar>
+              <w:top w:type="dxa" w:w="20"/>
+              <w:left w:type="dxa" w:w="80"/>
+              <w:bottom w:type="dxa" w:w="20"/>
+              <w:right w:type="dxa" w:w="80"/>
+            </w:tcMar>
+          </w:tcPr>
+          <w:p>
+            <w:pPr>
+              <w:spacing w:before="12" w:after="12"/>
+            </w:pPr>
+            <w:r>
+              <w:rPr>
+                <w:b/>
+                <w:bCs/>
+                <w:color w:val="8186EF"/>
+                <w:sz w:val="16"/>
+                <w:szCs w:val="16"/>
+              </w:rPr>
+              <w:t xml:space="preserve">19  </w:t>
+            </w:r>
+            <w:r>
+              <w:rPr>
+                <w:sz w:val="16"/>
+                <w:szCs w:val="16"/>
+              </w:rPr>
+              <w:t xml:space="preserve">Social and relationship capital</w:t>
+            </w:r>
+          </w:p>
+        </w:tc>
+      </w:tr>
+      <w:tr>
+        <w:tc>
+          <w:tcPr>
+            <w:tcW w:type="pct" w:w="2500"/>
+            <w:tcMar>
+              <w:top w:type="dxa" w:w="20"/>
+              <w:left w:type="dxa" w:w="80"/>
+              <w:bottom w:type="dxa" w:w="20"/>
+              <w:right w:type="dxa" w:w="80"/>
+            </w:tcMar>
+          </w:tcPr>
+          <w:p>
+            <w:pPr>
+              <w:spacing w:before="12" w:after="12"/>
+            </w:pPr>
+            <w:r>
+              <w:rPr>
+                <w:b/>
+                <w:bCs/>
+                <w:color w:val="8186EF"/>
+                <w:sz w:val="16"/>
+                <w:szCs w:val="16"/>
+              </w:rPr>
+              <w:t xml:space="preserve">9  </w:t>
+            </w:r>
+            <w:r>
+              <w:rPr>
+                <w:sz w:val="16"/>
+                <w:szCs w:val="16"/>
+              </w:rPr>
+              <w:t xml:space="preserve">management</w:t>
+            </w:r>
+          </w:p>
+        </w:tc>
+        <w:tc>
+          <w:tcPr>
+            <w:tcW w:type="pct" w:w="2500"/>
+            <w:tcMar>
+              <w:top w:type="dxa" w:w="20"/>
+              <w:left w:type="dxa" w:w="80"/>
+              <w:bottom w:type="dxa" w:w="20"/>
+              <w:right w:type="dxa" w:w="80"/>
+            </w:tcMar>
+          </w:tcPr>
+          <w:p>
+            <w:pPr>
+              <w:spacing w:before="12" w:after="12"/>
+            </w:pPr>
+            <w:r>
+              <w:rPr>
+                <w:b/>
+                <w:bCs/>
+                <w:color w:val="8186EF"/>
+                <w:sz w:val="16"/>
+                <w:szCs w:val="16"/>
+              </w:rPr>
+              <w:t xml:space="preserve">20  </w:t>
+            </w:r>
+            <w:r>
+              <w:rPr>
+                <w:sz w:val="16"/>
+                <w:szCs w:val="16"/>
+              </w:rPr>
+              <w:t xml:space="preserve">Human capital</w:t>
+            </w:r>
+          </w:p>
+        </w:tc>
+      </w:tr>
+      <w:tr>
+        <w:tc>
+          <w:tcPr>
+            <w:tcW w:type="pct" w:w="2500"/>
+            <w:tcMar>
+              <w:top w:type="dxa" w:w="20"/>
+              <w:left w:type="dxa" w:w="80"/>
+              <w:bottom w:type="dxa" w:w="20"/>
+              <w:right w:type="dxa" w:w="80"/>
+            </w:tcMar>
+          </w:tcPr>
+          <w:p>
+            <w:pPr>
+              <w:spacing w:before="12" w:after="12"/>
+            </w:pPr>
+            <w:r>
+              <w:rPr>
+                <w:b/>
+                <w:bCs/>
+                <w:color w:val="8186EF"/>
+                <w:sz w:val="16"/>
+                <w:szCs w:val="16"/>
+              </w:rPr>
+              <w:t xml:space="preserve">10  </w:t>
+            </w:r>
+            <w:r>
+              <w:rPr>
+                <w:sz w:val="16"/>
+                <w:szCs w:val="16"/>
+              </w:rPr>
+              <w:t xml:space="preserve">voluntary</w:t>
+            </w:r>
+          </w:p>
+        </w:tc>
+        <w:tc>
+          <w:tcPr>
+            <w:tcW w:type="pct" w:w="2500"/>
+            <w:tcMar>
+              <w:top w:type="dxa" w:w="20"/>
+              <w:left w:type="dxa" w:w="80"/>
+              <w:bottom w:type="dxa" w:w="20"/>
+              <w:right w:type="dxa" w:w="80"/>
+            </w:tcMar>
+          </w:tcPr>
+          <w:p>
+            <w:pPr>
+              <w:spacing w:before="12" w:after="12"/>
+            </w:pPr>
+            <w:r>
+              <w:rPr>
+                <w:b/>
+                <w:bCs/>
+                <w:color w:val="8186EF"/>
+                <w:sz w:val="16"/>
+                <w:szCs w:val="16"/>
+              </w:rPr>
+              <w:t xml:space="preserve">21  </w:t>
+            </w:r>
+            <w:r>
+              <w:rPr>
+                <w:sz w:val="16"/>
+                <w:szCs w:val="16"/>
+              </w:rPr>
+              <w:t xml:space="preserve">Natural capital</w:t>
+            </w:r>
+          </w:p>
+        </w:tc>
+      </w:tr>
+      <w:tr>
+        <w:tc>
+          <w:tcPr>
+            <w:tcW w:type="pct" w:w="2500"/>
+            <w:tcMar>
+              <w:top w:type="dxa" w:w="20"/>
+              <w:left w:type="dxa" w:w="80"/>
+              <w:bottom w:type="dxa" w:w="20"/>
+              <w:right w:type="dxa" w:w="80"/>
+            </w:tcMar>
+          </w:tcPr>
+          <w:p>
+            <w:pPr>
+              <w:spacing w:before="12" w:after="12"/>
+            </w:pPr>
+            <w:r>
+              <w:rPr>
+                <w:b/>
+                <w:bCs/>
+                <w:color w:val="8186EF"/>
+                <w:sz w:val="16"/>
+                <w:szCs w:val="16"/>
+              </w:rPr>
+              <w:t xml:space="preserve">11  </w:t>
+            </w:r>
+            <w:r>
+              <w:rPr>
+                <w:sz w:val="16"/>
+                <w:szCs w:val="16"/>
+              </w:rPr>
+              <w:t xml:space="preserve">effect</w:t>
             </w:r>
           </w:p>
         </w:tc>
@@ -14291,7 +16066,7 @@
               <w:sz w:val="16"/>
               <w:szCs w:val="16"/>
             </w:rPr>
-            <w:t xml:space="preserve"> of 2</w:t>
+            <w:t xml:space="preserve"> of 3</w:t>
           </w:r>
         </w:p>
       </w:tc>

--- a/CMA_Summaries_B1_Ch18.docx
+++ b/CMA_Summaries_B1_Ch18.docx
@@ -111,7 +111,7 @@
       <w:r>
         <w:drawing>
           <wp:inline distT="0" distB="0" distL="0" distR="0">
-            <wp:extent cx="5734050" cy="2142725"/>
+            <wp:extent cx="5734050" cy="2550150"/>
             <wp:effectExtent t="0" r="0" b="0" l="0"/>
             <wp:docPr id="1" name="" descr="" title=""/>
             <wp:cNvGraphicFramePr>
@@ -136,7 +136,7 @@
                   <pic:spPr bwMode="auto">
                     <a:xfrm>
                       <a:off x="0" y="0"/>
-                      <a:ext cx="5734050" cy="2142725"/>
+                      <a:ext cx="5734050" cy="2550150"/>
                     </a:xfrm>
                     <a:prstGeom prst="rect">
                       <a:avLst/>
@@ -5771,7 +5771,7 @@
                 <w:sz w:val="16"/>
                 <w:szCs w:val="16"/>
               </w:rPr>
-              <w:t xml:space="preserve">The trademark for Orontes Gold olive oil   ·   social and relationship capital   ·   Water drawn from local wells</w:t>
+              <w:t xml:space="preserve">The trademark for Orontes Gold olive oil   ·   Headroom under bank loan covenants   ·   Water drawn from local wells</w:t>
             </w:r>
           </w:p>
         </w:tc>
@@ -11961,7 +11961,7 @@
                 <w:sz w:val="16"/>
                 <w:szCs w:val="16"/>
               </w:rPr>
-              <w:t xml:space="preserve">comparability   ·   information   ·   integrated reporting   ·   capitals   ·   allocation   ·   guiding principles</w:t>
+              <w:t xml:space="preserve">allocation   ·   assurance   ·   information   ·   capitals   ·   non-financial   ·   Framework   ·   integrated reporting   ·   comparability   ·   relationships   ·   investors   ·   guiding principles</w:t>
             </w:r>
           </w:p>
         </w:tc>
@@ -12091,14 +12091,14 @@
                 <w:sz w:val="16"/>
                 <w:szCs w:val="16"/>
               </w:rPr>
-              <w:t xml:space="preserve">4  </w:t>
-            </w:r>
-            <w:r>
-              <w:rPr>
-                <w:sz w:val="16"/>
-                <w:szCs w:val="16"/>
-              </w:rPr>
-              <w:t xml:space="preserve">information</w:t>
+              <w:t xml:space="preserve">6  </w:t>
+            </w:r>
+            <w:r>
+              <w:rPr>
+                <w:sz w:val="16"/>
+                <w:szCs w:val="16"/>
+              </w:rPr>
+              <w:t xml:space="preserve">relationships</w:t>
             </w:r>
           </w:p>
         </w:tc>
@@ -12133,7 +12133,7 @@
                 <w:sz w:val="16"/>
                 <w:szCs w:val="16"/>
               </w:rPr>
-              <w:t xml:space="preserve">allocation</w:t>
+              <w:t xml:space="preserve">capitals</w:t>
             </w:r>
           </w:p>
         </w:tc>
@@ -12159,14 +12159,14 @@
                 <w:sz w:val="16"/>
                 <w:szCs w:val="16"/>
               </w:rPr>
-              <w:t xml:space="preserve">5  </w:t>
-            </w:r>
-            <w:r>
-              <w:rPr>
-                <w:sz w:val="16"/>
-                <w:szCs w:val="16"/>
-              </w:rPr>
-              <w:t xml:space="preserve">comparability</w:t>
+              <w:t xml:space="preserve">7  </w:t>
+            </w:r>
+            <w:r>
+              <w:rPr>
+                <w:sz w:val="16"/>
+                <w:szCs w:val="16"/>
+              </w:rPr>
+              <w:t xml:space="preserve">information</w:t>
             </w:r>
           </w:p>
         </w:tc>
@@ -12201,7 +12201,7 @@
                 <w:sz w:val="16"/>
                 <w:szCs w:val="16"/>
               </w:rPr>
-              <w:t xml:space="preserve">capitals</w:t>
+              <w:t xml:space="preserve">allocation</w:t>
             </w:r>
           </w:p>
         </w:tc>
@@ -12217,14 +12217,160 @@
           </w:tcPr>
           <w:p>
             <w:pPr>
-              <w:spacing w:before="24" w:after="24"/>
-            </w:pPr>
-            <w:r>
-              <w:rPr>
-                <w:sz w:val="16"/>
-                <w:szCs w:val="16"/>
-              </w:rPr>
-              <w:t xml:space="preserve"/>
+              <w:spacing w:before="12" w:after="12"/>
+            </w:pPr>
+            <w:r>
+              <w:rPr>
+                <w:b/>
+                <w:bCs/>
+                <w:color w:val="8186EF"/>
+                <w:sz w:val="16"/>
+                <w:szCs w:val="16"/>
+              </w:rPr>
+              <w:t xml:space="preserve">8  </w:t>
+            </w:r>
+            <w:r>
+              <w:rPr>
+                <w:sz w:val="16"/>
+                <w:szCs w:val="16"/>
+              </w:rPr>
+              <w:t xml:space="preserve">assurance</w:t>
+            </w:r>
+          </w:p>
+        </w:tc>
+      </w:tr>
+      <w:tr>
+        <w:tc>
+          <w:tcPr>
+            <w:tcW w:type="pct" w:w="2500"/>
+            <w:tcMar>
+              <w:top w:type="dxa" w:w="20"/>
+              <w:left w:type="dxa" w:w="80"/>
+              <w:bottom w:type="dxa" w:w="20"/>
+              <w:right w:type="dxa" w:w="80"/>
+            </w:tcMar>
+          </w:tcPr>
+          <w:p>
+            <w:pPr>
+              <w:spacing w:before="12" w:after="12"/>
+            </w:pPr>
+            <w:r>
+              <w:rPr>
+                <w:b/>
+                <w:bCs/>
+                <w:color w:val="8186EF"/>
+                <w:sz w:val="16"/>
+                <w:szCs w:val="16"/>
+              </w:rPr>
+              <w:t xml:space="preserve">4  </w:t>
+            </w:r>
+            <w:r>
+              <w:rPr>
+                <w:sz w:val="16"/>
+                <w:szCs w:val="16"/>
+              </w:rPr>
+              <w:t xml:space="preserve">investors</w:t>
+            </w:r>
+          </w:p>
+        </w:tc>
+        <w:tc>
+          <w:tcPr>
+            <w:tcW w:type="pct" w:w="2500"/>
+            <w:tcMar>
+              <w:top w:type="dxa" w:w="20"/>
+              <w:left w:type="dxa" w:w="80"/>
+              <w:bottom w:type="dxa" w:w="20"/>
+              <w:right w:type="dxa" w:w="80"/>
+            </w:tcMar>
+          </w:tcPr>
+          <w:p>
+            <w:pPr>
+              <w:spacing w:before="12" w:after="12"/>
+            </w:pPr>
+            <w:r>
+              <w:rPr>
+                <w:b/>
+                <w:bCs/>
+                <w:color w:val="8186EF"/>
+                <w:sz w:val="16"/>
+                <w:szCs w:val="16"/>
+              </w:rPr>
+              <w:t xml:space="preserve">9  </w:t>
+            </w:r>
+            <w:r>
+              <w:rPr>
+                <w:sz w:val="16"/>
+                <w:szCs w:val="16"/>
+              </w:rPr>
+              <w:t xml:space="preserve">Framework</w:t>
+            </w:r>
+          </w:p>
+        </w:tc>
+      </w:tr>
+      <w:tr>
+        <w:tc>
+          <w:tcPr>
+            <w:tcW w:type="pct" w:w="2500"/>
+            <w:tcMar>
+              <w:top w:type="dxa" w:w="20"/>
+              <w:left w:type="dxa" w:w="80"/>
+              <w:bottom w:type="dxa" w:w="20"/>
+              <w:right w:type="dxa" w:w="80"/>
+            </w:tcMar>
+          </w:tcPr>
+          <w:p>
+            <w:pPr>
+              <w:spacing w:before="12" w:after="12"/>
+            </w:pPr>
+            <w:r>
+              <w:rPr>
+                <w:b/>
+                <w:bCs/>
+                <w:color w:val="8186EF"/>
+                <w:sz w:val="16"/>
+                <w:szCs w:val="16"/>
+              </w:rPr>
+              <w:t xml:space="preserve">5  </w:t>
+            </w:r>
+            <w:r>
+              <w:rPr>
+                <w:sz w:val="16"/>
+                <w:szCs w:val="16"/>
+              </w:rPr>
+              <w:t xml:space="preserve">non-financial</w:t>
+            </w:r>
+          </w:p>
+        </w:tc>
+        <w:tc>
+          <w:tcPr>
+            <w:tcW w:type="pct" w:w="2500"/>
+            <w:tcMar>
+              <w:top w:type="dxa" w:w="20"/>
+              <w:left w:type="dxa" w:w="80"/>
+              <w:bottom w:type="dxa" w:w="20"/>
+              <w:right w:type="dxa" w:w="80"/>
+            </w:tcMar>
+          </w:tcPr>
+          <w:p>
+            <w:pPr>
+              <w:spacing w:before="12" w:after="12"/>
+            </w:pPr>
+            <w:r>
+              <w:rPr>
+                <w:b/>
+                <w:bCs/>
+                <w:color w:val="8186EF"/>
+                <w:sz w:val="16"/>
+                <w:szCs w:val="16"/>
+              </w:rPr>
+              <w:t xml:space="preserve">10  </w:t>
+            </w:r>
+            <w:r>
+              <w:rPr>
+                <w:sz w:val="16"/>
+                <w:szCs w:val="16"/>
+              </w:rPr>
+              <w:t xml:space="preserve">comparability</w:t>
             </w:r>
           </w:p>
         </w:tc>

--- a/CMA_Summaries_B1_Ch18.docx
+++ b/CMA_Summaries_B1_Ch18.docx
@@ -13028,8 +13028,8 @@
         </w:tblBorders>
       </w:tblPr>
       <w:tblGrid>
-        <w:gridCol w:w="3956"/>
-        <w:gridCol w:w="5644"/>
+        <w:gridCol w:w="4608"/>
+        <w:gridCol w:w="4992"/>
       </w:tblGrid>
       <w:tr>
         <w:tc>
@@ -13064,7 +13064,7 @@
       <w:tr>
         <w:tc>
           <w:tcPr>
-            <w:tcW w:type="pct" w:w="2061"/>
+            <w:tcW w:type="pct" w:w="2400"/>
             <w:shd w:fill="353A7C" w:val="clear"/>
             <w:tcMar>
               <w:top w:type="dxa" w:w="50"/>
@@ -13091,7 +13091,7 @@
         </w:tc>
         <w:tc>
           <w:tcPr>
-            <w:tcW w:type="pct" w:w="2939"/>
+            <w:tcW w:type="pct" w:w="2600"/>
             <w:shd w:fill="353A7C" w:val="clear"/>
             <w:tcMar>
               <w:top w:type="dxa" w:w="50"/>
@@ -13120,7 +13120,7 @@
       <w:tr>
         <w:tc>
           <w:tcPr>
-            <w:tcW w:type="pct" w:w="2061"/>
+            <w:tcW w:type="pct" w:w="2400"/>
             <w:tcMar>
               <w:top w:type="dxa" w:w="50"/>
               <w:left w:type="dxa" w:w="110"/>
@@ -13143,7 +13143,7 @@
         </w:tc>
         <w:tc>
           <w:tcPr>
-            <w:tcW w:type="pct" w:w="2939"/>
+            <w:tcW w:type="pct" w:w="2600"/>
             <w:tcMar>
               <w:top w:type="dxa" w:w="50"/>
               <w:left w:type="dxa" w:w="110"/>
@@ -13168,7 +13168,7 @@
       <w:tr>
         <w:tc>
           <w:tcPr>
-            <w:tcW w:type="pct" w:w="2061"/>
+            <w:tcW w:type="pct" w:w="2400"/>
             <w:shd w:fill="FBFAF6" w:val="clear"/>
             <w:tcMar>
               <w:top w:type="dxa" w:w="50"/>
@@ -13192,7 +13192,7 @@
         </w:tc>
         <w:tc>
           <w:tcPr>
-            <w:tcW w:type="pct" w:w="2939"/>
+            <w:tcW w:type="pct" w:w="2600"/>
             <w:shd w:fill="FBFAF6" w:val="clear"/>
             <w:tcMar>
               <w:top w:type="dxa" w:w="50"/>
@@ -13218,7 +13218,7 @@
       <w:tr>
         <w:tc>
           <w:tcPr>
-            <w:tcW w:type="pct" w:w="2061"/>
+            <w:tcW w:type="pct" w:w="2400"/>
             <w:tcMar>
               <w:top w:type="dxa" w:w="50"/>
               <w:left w:type="dxa" w:w="110"/>
@@ -13241,7 +13241,7 @@
         </w:tc>
         <w:tc>
           <w:tcPr>
-            <w:tcW w:type="pct" w:w="2939"/>
+            <w:tcW w:type="pct" w:w="2600"/>
             <w:tcMar>
               <w:top w:type="dxa" w:w="50"/>
               <w:left w:type="dxa" w:w="110"/>
@@ -13298,7 +13298,7 @@
       <w:tr>
         <w:tc>
           <w:tcPr>
-            <w:tcW w:type="pct" w:w="2061"/>
+            <w:tcW w:type="pct" w:w="2400"/>
             <w:shd w:fill="FBFAF6" w:val="clear"/>
             <w:tcMar>
               <w:top w:type="dxa" w:w="50"/>
@@ -13322,7 +13322,7 @@
         </w:tc>
         <w:tc>
           <w:tcPr>
-            <w:tcW w:type="pct" w:w="2939"/>
+            <w:tcW w:type="pct" w:w="2600"/>
             <w:shd w:fill="FFFFFF" w:val="clear"/>
             <w:tcMar>
               <w:top w:type="dxa" w:w="50"/>
@@ -13351,7 +13351,7 @@
       <w:tr>
         <w:tc>
           <w:tcPr>
-            <w:tcW w:type="pct" w:w="2061"/>
+            <w:tcW w:type="pct" w:w="2400"/>
             <w:tcMar>
               <w:top w:type="dxa" w:w="50"/>
               <w:left w:type="dxa" w:w="110"/>
@@ -13374,7 +13374,7 @@
         </w:tc>
         <w:tc>
           <w:tcPr>
-            <w:tcW w:type="pct" w:w="2939"/>
+            <w:tcW w:type="pct" w:w="2600"/>
             <w:shd w:fill="FFFFFF" w:val="clear"/>
             <w:tcMar>
               <w:top w:type="dxa" w:w="50"/>
@@ -13403,7 +13403,7 @@
       <w:tr>
         <w:tc>
           <w:tcPr>
-            <w:tcW w:type="pct" w:w="2061"/>
+            <w:tcW w:type="pct" w:w="2400"/>
             <w:shd w:fill="FBFAF6" w:val="clear"/>
             <w:tcMar>
               <w:top w:type="dxa" w:w="50"/>
@@ -13427,7 +13427,7 @@
         </w:tc>
         <w:tc>
           <w:tcPr>
-            <w:tcW w:type="pct" w:w="2939"/>
+            <w:tcW w:type="pct" w:w="2600"/>
             <w:shd w:fill="FBFAF6" w:val="clear"/>
             <w:tcMar>
               <w:top w:type="dxa" w:w="50"/>
@@ -13485,7 +13485,7 @@
       <w:tr>
         <w:tc>
           <w:tcPr>
-            <w:tcW w:type="pct" w:w="2061"/>
+            <w:tcW w:type="pct" w:w="2400"/>
             <w:tcMar>
               <w:top w:type="dxa" w:w="50"/>
               <w:left w:type="dxa" w:w="110"/>
@@ -13508,7 +13508,7 @@
         </w:tc>
         <w:tc>
           <w:tcPr>
-            <w:tcW w:type="pct" w:w="2939"/>
+            <w:tcW w:type="pct" w:w="2600"/>
             <w:tcMar>
               <w:top w:type="dxa" w:w="50"/>
               <w:left w:type="dxa" w:w="110"/>
@@ -13533,7 +13533,7 @@
       <w:tr>
         <w:tc>
           <w:tcPr>
-            <w:tcW w:type="pct" w:w="2061"/>
+            <w:tcW w:type="pct" w:w="2400"/>
             <w:shd w:fill="FBFAF6" w:val="clear"/>
             <w:tcMar>
               <w:top w:type="dxa" w:w="50"/>
@@ -13557,7 +13557,7 @@
         </w:tc>
         <w:tc>
           <w:tcPr>
-            <w:tcW w:type="pct" w:w="2939"/>
+            <w:tcW w:type="pct" w:w="2600"/>
             <w:shd w:fill="FBFAF6" w:val="clear"/>
             <w:tcMar>
               <w:top w:type="dxa" w:w="50"/>

--- a/CMA_Summaries_B1_Ch18.docx
+++ b/CMA_Summaries_B1_Ch18.docx
@@ -790,7 +790,7 @@
       <w:r>
         <w:drawing>
           <wp:inline distT="0" distB="0" distL="0" distR="0">
-            <wp:extent cx="5734050" cy="2399250"/>
+            <wp:extent cx="5734050" cy="1931475"/>
             <wp:effectExtent t="0" r="0" b="0" l="0"/>
             <wp:docPr id="1" name="" descr="" title=""/>
             <wp:cNvGraphicFramePr>
@@ -815,7 +815,7 @@
                   <pic:spPr bwMode="auto">
                     <a:xfrm>
                       <a:off x="0" y="0"/>
-                      <a:ext cx="5734050" cy="2399250"/>
+                      <a:ext cx="5734050" cy="1931475"/>
                     </a:xfrm>
                     <a:prstGeom prst="rect">
                       <a:avLst/>
@@ -883,7 +883,7 @@
                 <w:sz w:val="16"/>
                 <w:szCs w:val="16"/>
               </w:rPr>
-              <w:t xml:space="preserve">integrated thinking   ·   integrated reporting   ·   intellectual capital</w:t>
+              <w:t xml:space="preserve">integrated thinking   ·   integrated reporting   ·   التقرير المتكامل</w:t>
             </w:r>
           </w:p>
         </w:tc>
@@ -14450,6 +14450,142 @@
     <w:p/>
     <w:p>
       <w:pPr>
+        <w:spacing w:before="44" w:after="10"/>
+      </w:pPr>
+      <w:r>
+        <w:rPr>
+          <w:b/>
+          <w:bCs/>
+          <w:color w:val="353A7C"/>
+          <w:sz w:val="18"/>
+          <w:szCs w:val="18"/>
+        </w:rPr>
+        <w:t xml:space="preserve">The English this section uses, and its Arabic</w:t>
+      </w:r>
+    </w:p>
+    <w:p>
+      <w:pPr>
+        <w:spacing w:before="0" w:after="12"/>
+      </w:pPr>
+      <w:r>
+        <w:rPr>
+          <w:color w:val="6B7280"/>
+          <w:sz w:val="15"/>
+          <w:szCs w:val="15"/>
+        </w:rPr>
+        <w:t xml:space="preserve">Each term sits against what it means.</w:t>
+      </w:r>
+    </w:p>
+    <w:p>
+      <w:pPr>
+        <w:spacing w:after="40" w:before="90"/>
+        <w:jc w:val="center"/>
+      </w:pPr>
+      <w:r>
+        <w:drawing>
+          <wp:inline distT="0" distB="0" distL="0" distR="0">
+            <wp:extent cx="5734050" cy="1931475"/>
+            <wp:effectExtent t="0" r="0" b="0" l="0"/>
+            <wp:docPr id="1" name="" descr="" title=""/>
+            <wp:cNvGraphicFramePr>
+              <a:graphicFrameLocks xmlns:a="http://schemas.openxmlformats.org/drawingml/2006/main" noChangeAspect="1"/>
+            </wp:cNvGraphicFramePr>
+            <a:graphic xmlns:a="http://schemas.openxmlformats.org/drawingml/2006/main">
+              <a:graphicData uri="http://schemas.openxmlformats.org/drawingml/2006/picture">
+                <pic:pic xmlns:pic="http://schemas.openxmlformats.org/drawingml/2006/picture">
+                  <pic:nvPicPr>
+                    <pic:cNvPr id="0" name="" descr=""/>
+                    <pic:cNvPicPr>
+                      <a:picLocks noChangeAspect="1" noChangeArrowheads="1"/>
+                    </pic:cNvPicPr>
+                  </pic:nvPicPr>
+                  <pic:blipFill>
+                    <a:blip r:embed="rId108" cstate="none"/>
+                    <a:srcRect/>
+                    <a:stretch>
+                      <a:fillRect/>
+                    </a:stretch>
+                  </pic:blipFill>
+                  <pic:spPr bwMode="auto">
+                    <a:xfrm>
+                      <a:off x="0" y="0"/>
+                      <a:ext cx="5734050" cy="1931475"/>
+                    </a:xfrm>
+                    <a:prstGeom prst="rect">
+                      <a:avLst/>
+                    </a:prstGeom>
+                  </pic:spPr>
+                </pic:pic>
+              </a:graphicData>
+            </a:graphic>
+          </wp:inline>
+        </w:drawing>
+      </w:r>
+    </w:p>
+    <w:tbl>
+      <w:tblPr>
+        <w:tblW w:type="pct" w:w="100%"/>
+        <w:tblLayout w:type="fixed"/>
+        <w:tblBorders>
+          <w:top w:val="single" w:color="FBFAF6" w:sz="4"/>
+          <w:left w:val="single" w:color="FBFAF6" w:sz="4"/>
+          <w:bottom w:val="single" w:color="FBFAF6" w:sz="4"/>
+          <w:right w:val="single" w:color="FBFAF6" w:sz="4"/>
+          <w:insideH w:val="single" w:color="FBFAF6" w:sz="4"/>
+          <w:insideV w:val="single" w:color="FBFAF6" w:sz="4"/>
+        </w:tblBorders>
+      </w:tblPr>
+      <w:tblGrid>
+        <w:gridCol w:w="9600"/>
+      </w:tblGrid>
+      <w:tr>
+        <w:tc>
+          <w:tcPr>
+            <w:tcW w:type="pct" w:w="5000"/>
+            <w:shd w:fill="FBFAF6" w:val="clear"/>
+            <w:tcMar>
+              <w:top w:type="dxa" w:w="40"/>
+              <w:left w:type="dxa" w:w="100"/>
+              <w:bottom w:type="dxa" w:w="40"/>
+              <w:right w:type="dxa" w:w="100"/>
+            </w:tcMar>
+          </w:tcPr>
+          <w:p>
+            <w:pPr>
+              <w:spacing w:before="18" w:after="6"/>
+            </w:pPr>
+            <w:r>
+              <w:rPr>
+                <w:b/>
+                <w:bCs/>
+                <w:color w:val="6B7280"/>
+                <w:sz w:val="14"/>
+                <w:szCs w:val="14"/>
+              </w:rPr>
+              <w:t xml:space="preserve">word list</w:t>
+            </w:r>
+          </w:p>
+          <w:p>
+            <w:pPr>
+              <w:spacing w:before="0" w:after="18"/>
+            </w:pPr>
+            <w:r>
+              <w:rPr>
+                <w:b/>
+                <w:bCs/>
+                <w:color w:val="353A7C"/>
+                <w:sz w:val="16"/>
+                <w:szCs w:val="16"/>
+              </w:rPr>
+              <w:t xml:space="preserve">capitals   ·   رؤوس الأموال   ·   integrated report</w:t>
+            </w:r>
+          </w:p>
+        </w:tc>
+      </w:tr>
+    </w:tbl>
+    <w:p/>
+    <w:p>
+      <w:pPr>
         <w:sectPr>
           <w:headerReference w:type="default" r:id="rIdHdr11"/>
           <w:pgSz w:w="11906" w:h="16838" w:orient="portrait"/>
@@ -14571,14 +14707,14 @@
                 <w:sz w:val="16"/>
                 <w:szCs w:val="16"/>
               </w:rPr>
-              <w:t xml:space="preserve">12  </w:t>
-            </w:r>
-            <w:r>
-              <w:rPr>
-                <w:sz w:val="16"/>
-                <w:szCs w:val="16"/>
-              </w:rPr>
-              <w:t xml:space="preserve">proposed</w:t>
+              <w:t xml:space="preserve">13  </w:t>
+            </w:r>
+            <w:r>
+              <w:rPr>
+                <w:sz w:val="16"/>
+                <w:szCs w:val="16"/>
+              </w:rPr>
+              <w:t xml:space="preserve">partnerships</w:t>
             </w:r>
           </w:p>
         </w:tc>
@@ -14639,14 +14775,14 @@
                 <w:sz w:val="16"/>
                 <w:szCs w:val="16"/>
               </w:rPr>
-              <w:t xml:space="preserve">13  </w:t>
-            </w:r>
-            <w:r>
-              <w:rPr>
-                <w:sz w:val="16"/>
-                <w:szCs w:val="16"/>
-              </w:rPr>
-              <w:t xml:space="preserve">partnerships</w:t>
+              <w:t xml:space="preserve">14  </w:t>
+            </w:r>
+            <w:r>
+              <w:rPr>
+                <w:sz w:val="16"/>
+                <w:szCs w:val="16"/>
+              </w:rPr>
+              <w:t xml:space="preserve">Staff turnover in the warehouse fell from 25% to 15%.</w:t>
             </w:r>
           </w:p>
         </w:tc>
@@ -14707,14 +14843,14 @@
                 <w:sz w:val="16"/>
                 <w:szCs w:val="16"/>
               </w:rPr>
-              <w:t xml:space="preserve">14  </w:t>
-            </w:r>
-            <w:r>
-              <w:rPr>
-                <w:sz w:val="16"/>
-                <w:szCs w:val="16"/>
-              </w:rPr>
-              <w:t xml:space="preserve">Staff turnover in the warehouse fell from 25% to 15%.</w:t>
+              <w:t xml:space="preserve">15  </w:t>
+            </w:r>
+            <w:r>
+              <w:rPr>
+                <w:sz w:val="16"/>
+                <w:szCs w:val="16"/>
+              </w:rPr>
+              <w:t xml:space="preserve">Packaging waste sent to landfill fell by one third.</w:t>
             </w:r>
           </w:p>
         </w:tc>
@@ -14775,14 +14911,14 @@
                 <w:sz w:val="16"/>
                 <w:szCs w:val="16"/>
               </w:rPr>
-              <w:t xml:space="preserve">15  </w:t>
-            </w:r>
-            <w:r>
-              <w:rPr>
-                <w:sz w:val="16"/>
-                <w:szCs w:val="16"/>
-              </w:rPr>
-              <w:t xml:space="preserve">Packaging waste sent to landfill fell by one third.</w:t>
+              <w:t xml:space="preserve">16  </w:t>
+            </w:r>
+            <w:r>
+              <w:rPr>
+                <w:sz w:val="16"/>
+                <w:szCs w:val="16"/>
+              </w:rPr>
+              <w:t xml:space="preserve">Barada's</w:t>
             </w:r>
           </w:p>
         </w:tc>
@@ -14843,14 +14979,14 @@
                 <w:sz w:val="16"/>
                 <w:szCs w:val="16"/>
               </w:rPr>
-              <w:t xml:space="preserve">16  </w:t>
-            </w:r>
-            <w:r>
-              <w:rPr>
-                <w:sz w:val="16"/>
-                <w:szCs w:val="16"/>
-              </w:rPr>
-              <w:t xml:space="preserve">Barada's</w:t>
+              <w:t xml:space="preserve">17  </w:t>
+            </w:r>
+            <w:r>
+              <w:rPr>
+                <w:sz w:val="16"/>
+                <w:szCs w:val="16"/>
+              </w:rPr>
+              <w:t xml:space="preserve">Human capital</w:t>
             </w:r>
           </w:p>
         </w:tc>
@@ -14911,14 +15047,14 @@
                 <w:sz w:val="16"/>
                 <w:szCs w:val="16"/>
               </w:rPr>
-              <w:t xml:space="preserve">17  </w:t>
-            </w:r>
-            <w:r>
-              <w:rPr>
-                <w:sz w:val="16"/>
-                <w:szCs w:val="16"/>
-              </w:rPr>
-              <w:t xml:space="preserve">Human capital</w:t>
+              <w:t xml:space="preserve">18  </w:t>
+            </w:r>
+            <w:r>
+              <w:rPr>
+                <w:sz w:val="16"/>
+                <w:szCs w:val="16"/>
+              </w:rPr>
+              <w:t xml:space="preserve">Social and relationship capital</w:t>
             </w:r>
           </w:p>
         </w:tc>
@@ -14979,7 +15115,7 @@
                 <w:sz w:val="16"/>
                 <w:szCs w:val="16"/>
               </w:rPr>
-              <w:t xml:space="preserve">18  </w:t>
+              <w:t xml:space="preserve">19  </w:t>
             </w:r>
             <w:r>
               <w:rPr>
@@ -15047,14 +15183,14 @@
                 <w:sz w:val="16"/>
                 <w:szCs w:val="16"/>
               </w:rPr>
-              <w:t xml:space="preserve">19  </w:t>
-            </w:r>
-            <w:r>
-              <w:rPr>
-                <w:sz w:val="16"/>
-                <w:szCs w:val="16"/>
-              </w:rPr>
-              <w:t xml:space="preserve">Social and relationship capital</w:t>
+              <w:t xml:space="preserve">20  </w:t>
+            </w:r>
+            <w:r>
+              <w:rPr>
+                <w:sz w:val="16"/>
+                <w:szCs w:val="16"/>
+              </w:rPr>
+              <w:t xml:space="preserve">Human capital</w:t>
             </w:r>
           </w:p>
         </w:tc>
@@ -15115,14 +15251,14 @@
                 <w:sz w:val="16"/>
                 <w:szCs w:val="16"/>
               </w:rPr>
-              <w:t xml:space="preserve">20  </w:t>
-            </w:r>
-            <w:r>
-              <w:rPr>
-                <w:sz w:val="16"/>
-                <w:szCs w:val="16"/>
-              </w:rPr>
-              <w:t xml:space="preserve">Human capital</w:t>
+              <w:t xml:space="preserve">21  </w:t>
+            </w:r>
+            <w:r>
+              <w:rPr>
+                <w:sz w:val="16"/>
+                <w:szCs w:val="16"/>
+              </w:rPr>
+              <w:t xml:space="preserve">Natural capital</w:t>
             </w:r>
           </w:p>
         </w:tc>
@@ -15183,14 +15319,14 @@
                 <w:sz w:val="16"/>
                 <w:szCs w:val="16"/>
               </w:rPr>
-              <w:t xml:space="preserve">21  </w:t>
-            </w:r>
-            <w:r>
-              <w:rPr>
-                <w:sz w:val="16"/>
-                <w:szCs w:val="16"/>
-              </w:rPr>
-              <w:t xml:space="preserve">Natural capital</w:t>
+              <w:t xml:space="preserve">22  </w:t>
+            </w:r>
+            <w:r>
+              <w:rPr>
+                <w:sz w:val="16"/>
+                <w:szCs w:val="16"/>
+              </w:rPr>
+              <w:t xml:space="preserve">integrated report</w:t>
             </w:r>
           </w:p>
         </w:tc>
@@ -15226,6 +15362,74 @@
                 <w:szCs w:val="16"/>
               </w:rPr>
               <w:t xml:space="preserve">effect</w:t>
+            </w:r>
+          </w:p>
+        </w:tc>
+        <w:tc>
+          <w:tcPr>
+            <w:tcW w:type="pct" w:w="2500"/>
+            <w:tcMar>
+              <w:top w:type="dxa" w:w="20"/>
+              <w:left w:type="dxa" w:w="80"/>
+              <w:bottom w:type="dxa" w:w="20"/>
+              <w:right w:type="dxa" w:w="80"/>
+            </w:tcMar>
+          </w:tcPr>
+          <w:p>
+            <w:pPr>
+              <w:spacing w:before="12" w:after="12"/>
+            </w:pPr>
+            <w:r>
+              <w:rPr>
+                <w:b/>
+                <w:bCs/>
+                <w:color w:val="8186EF"/>
+                <w:sz w:val="16"/>
+                <w:szCs w:val="16"/>
+              </w:rPr>
+              <w:t xml:space="preserve">23  </w:t>
+            </w:r>
+            <w:r>
+              <w:rPr>
+                <w:sz w:val="16"/>
+                <w:szCs w:val="16"/>
+              </w:rPr>
+              <w:t xml:space="preserve">capitals</w:t>
+            </w:r>
+          </w:p>
+        </w:tc>
+      </w:tr>
+      <w:tr>
+        <w:tc>
+          <w:tcPr>
+            <w:tcW w:type="pct" w:w="2500"/>
+            <w:tcMar>
+              <w:top w:type="dxa" w:w="20"/>
+              <w:left w:type="dxa" w:w="80"/>
+              <w:bottom w:type="dxa" w:w="20"/>
+              <w:right w:type="dxa" w:w="80"/>
+            </w:tcMar>
+          </w:tcPr>
+          <w:p>
+            <w:pPr>
+              <w:spacing w:before="12" w:after="12"/>
+            </w:pPr>
+            <w:r>
+              <w:rPr>
+                <w:b/>
+                <w:bCs/>
+                <w:color w:val="8186EF"/>
+                <w:sz w:val="16"/>
+                <w:szCs w:val="16"/>
+              </w:rPr>
+              <w:t xml:space="preserve">12  </w:t>
+            </w:r>
+            <w:r>
+              <w:rPr>
+                <w:sz w:val="16"/>
+                <w:szCs w:val="16"/>
+              </w:rPr>
+              <w:t xml:space="preserve">proposed</w:t>
             </w:r>
           </w:p>
         </w:tc>

--- a/CMA_Summaries_B1_Ch18.docx
+++ b/CMA_Summaries_B1_Ch18.docx
@@ -5632,6 +5632,19 @@
     <w:p/>
     <w:p>
       <w:pPr>
+        <w:spacing w:before="20" w:after="20" w:line="360" w:lineRule="auto"/>
+        <w:ind w:left="200"/>
+      </w:pPr>
+      <w:r>
+        <w:rPr>
+          <w:sz w:val="19"/>
+          <w:szCs w:val="19"/>
+        </w:rPr>
+        <w:t xml:space="preserve">The first two are done. Name the capital for each of the others.</w:t>
+      </w:r>
+    </w:p>
+    <w:p>
+      <w:pPr>
         <w:pageBreakBefore w:val="true"/>
         <w:spacing w:after="0"/>
       </w:pPr>
@@ -5771,7 +5784,7 @@
                 <w:sz w:val="16"/>
                 <w:szCs w:val="16"/>
               </w:rPr>
-              <w:t xml:space="preserve">The trademark for Orontes Gold olive oil   ·   Headroom under bank loan covenants   ·   Water drawn from local wells</w:t>
+              <w:t xml:space="preserve">The trademark for Orontes Gold olive oil   ·   Water drawn from local wells   ·   Long-term contracts with grower cooperatives</w:t>
             </w:r>
           </w:p>
         </w:tc>
@@ -7273,7 +7286,7 @@
                 <w:sz w:val="16"/>
                 <w:szCs w:val="16"/>
               </w:rPr>
-              <w:t xml:space="preserve">Water drawn from local wells</w:t>
+              <w:t xml:space="preserve">Long-term contracts with grower cooperatives</w:t>
             </w:r>
           </w:p>
         </w:tc>

--- a/CMA_Summaries_B1_Ch18.docx
+++ b/CMA_Summaries_B1_Ch18.docx
@@ -10242,7 +10242,7 @@
           <w:sz w:val="18"/>
           <w:szCs w:val="18"/>
         </w:rPr>
-        <w:t xml:space="preserve">The English this section uses, and its Arabic</w:t>
+        <w:t xml:space="preserve">The words this section uses</w:t>
       </w:r>
     </w:p>
     <w:p>
@@ -10266,7 +10266,7 @@
       <w:r>
         <w:drawing>
           <wp:inline distT="0" distB="0" distL="0" distR="0">
-            <wp:extent cx="5734050" cy="2278525"/>
+            <wp:extent cx="5734050" cy="3553600"/>
             <wp:effectExtent t="0" r="0" b="0" l="0"/>
             <wp:docPr id="1" name="" descr="" title=""/>
             <wp:cNvGraphicFramePr>
@@ -10291,7 +10291,7 @@
                   <pic:spPr bwMode="auto">
                     <a:xfrm>
                       <a:off x="0" y="0"/>
-                      <a:ext cx="5734050" cy="2278525"/>
+                      <a:ext cx="5734050" cy="3553600"/>
                     </a:xfrm>
                     <a:prstGeom prst="rect">
                       <a:avLst/>
@@ -10359,7 +10359,7 @@
                 <w:sz w:val="16"/>
                 <w:szCs w:val="16"/>
               </w:rPr>
-              <w:t xml:space="preserve">رؤوس الأموال   ·   guiding principles   ·   content elements</w:t>
+              <w:t xml:space="preserve">Strategic focus and future orientation   ·   Materiality   ·   content elements   ·   Stakeholder relationships</w:t>
             </w:r>
           </w:p>
         </w:tc>
@@ -11517,7 +11517,7 @@
                 <w:sz w:val="16"/>
                 <w:szCs w:val="16"/>
               </w:rPr>
-              <w:t xml:space="preserve">content elements</w:t>
+              <w:t xml:space="preserve">Strategic focus and future orientation</w:t>
             </w:r>
           </w:p>
         </w:tc>
@@ -11585,7 +11585,7 @@
                 <w:sz w:val="16"/>
                 <w:szCs w:val="16"/>
               </w:rPr>
-              <w:t xml:space="preserve">guiding principles</w:t>
+              <w:t xml:space="preserve">Stakeholder relationships</w:t>
             </w:r>
           </w:p>
         </w:tc>
@@ -11636,14 +11636,24 @@
           </w:tcPr>
           <w:p>
             <w:pPr>
-              <w:spacing w:before="24" w:after="24"/>
-            </w:pPr>
-            <w:r>
-              <w:rPr>
-                <w:sz w:val="16"/>
-                <w:szCs w:val="16"/>
-              </w:rPr>
-              <w:t xml:space="preserve"/>
+              <w:spacing w:before="12" w:after="12"/>
+            </w:pPr>
+            <w:r>
+              <w:rPr>
+                <w:b/>
+                <w:bCs/>
+                <w:color w:val="8186EF"/>
+                <w:sz w:val="16"/>
+                <w:szCs w:val="16"/>
+              </w:rPr>
+              <w:t xml:space="preserve">30  </w:t>
+            </w:r>
+            <w:r>
+              <w:rPr>
+                <w:sz w:val="16"/>
+                <w:szCs w:val="16"/>
+              </w:rPr>
+              <w:t xml:space="preserve">Materiality</w:t>
             </w:r>
           </w:p>
         </w:tc>

--- a/CMA_Summaries_B1_Ch18.docx
+++ b/CMA_Summaries_B1_Ch18.docx
@@ -1972,7 +1972,7 @@
           <w:sz w:val="19"/>
           <w:szCs w:val="19"/>
         </w:rPr>
-        <w:t xml:space="preserve">The primary purpose of an integrated report is to explain to </w:t>
+        <w:t xml:space="preserve">The primary purpose of an integrated report is to explain to providers of financial capital, such as </w:t>
       </w:r>
       <w:r>
         <w:rPr>
@@ -1990,7 +1990,7 @@
           <w:sz w:val="19"/>
           <w:szCs w:val="19"/>
         </w:rPr>
-        <w:t xml:space="preserve">           </w:t>
+        <w:t xml:space="preserve">              </w:t>
       </w:r>
       <w:r>
         <w:rPr>
@@ -2004,7 +2004,7 @@
           <w:sz w:val="19"/>
           <w:szCs w:val="19"/>
         </w:rPr>
-        <w:t xml:space="preserve"> of financial capital, such as </w:t>
+        <w:t xml:space="preserve"> and lenders, how the company creates, </w:t>
       </w:r>
       <w:r>
         <w:rPr>
@@ -2022,7 +2022,7 @@
           <w:sz w:val="19"/>
           <w:szCs w:val="19"/>
         </w:rPr>
-        <w:t xml:space="preserve">              </w:t>
+        <w:t xml:space="preserve">           </w:t>
       </w:r>
       <w:r>
         <w:rPr>
@@ -2036,7 +2036,7 @@
           <w:sz w:val="19"/>
           <w:szCs w:val="19"/>
         </w:rPr>
-        <w:t xml:space="preserve"> and lenders, how the company creates, preserves or erodes value over time. </w:t>
+        <w:t xml:space="preserve"> or erodes value over time. </w:t>
       </w:r>
       <w:r>
         <w:rPr>
@@ -2082,7 +2082,7 @@
           <w:sz w:val="19"/>
           <w:szCs w:val="19"/>
         </w:rPr>
-        <w:t xml:space="preserve">Other </w:t>
+        <w:t xml:space="preserve">Other stakeholders also benefit: employees, customers, suppliers, </w:t>
       </w:r>
       <w:r>
         <w:rPr>
@@ -2100,7 +2100,7 @@
           <w:sz w:val="19"/>
           <w:szCs w:val="19"/>
         </w:rPr>
-        <w:t xml:space="preserve">              </w:t>
+        <w:t xml:space="preserve">             </w:t>
       </w:r>
       <w:r>
         <w:rPr>
@@ -2114,7 +2114,7 @@
           <w:sz w:val="19"/>
           <w:szCs w:val="19"/>
         </w:rPr>
-        <w:t xml:space="preserve"> also benefit: employees, customers, suppliers, communities, regulators and </w:t>
+        <w:t xml:space="preserve">, regulators and </w:t>
       </w:r>
       <w:r>
         <w:rPr>
@@ -2314,7 +2314,7 @@
                 <w:sz w:val="16"/>
                 <w:szCs w:val="16"/>
               </w:rPr>
-              <w:t xml:space="preserve">reporting   ·   interested   ·   ability   ·   shareholders   ·   providers   ·   stakeholders   ·   answer   ·   require   ·   policymakers</w:t>
+              <w:t xml:space="preserve">reporting   ·   interested   ·   ability   ·   preserves   ·   shareholders   ·   communities   ·   answer   ·   require   ·   policymakers</w:t>
             </w:r>
           </w:p>
         </w:tc>
@@ -2335,10 +2335,10 @@
         </w:tblBorders>
       </w:tblPr>
       <w:tblGrid>
-        <w:gridCol w:w="2803"/>
-        <w:gridCol w:w="1272"/>
-        <w:gridCol w:w="3367"/>
-        <w:gridCol w:w="2158"/>
+        <w:gridCol w:w="2388"/>
+        <w:gridCol w:w="2385"/>
+        <w:gridCol w:w="3063"/>
+        <w:gridCol w:w="1764"/>
       </w:tblGrid>
       <w:tr>
         <w:tc>
@@ -2373,7 +2373,7 @@
       <w:tr>
         <w:tc>
           <w:tcPr>
-            <w:tcW w:type="pct" w:w="1460"/>
+            <w:tcW w:type="pct" w:w="1244"/>
             <w:shd w:fill="353A7C" w:val="clear"/>
             <w:tcMar>
               <w:top w:type="dxa" w:w="50"/>
@@ -2400,7 +2400,7 @@
         </w:tc>
         <w:tc>
           <w:tcPr>
-            <w:tcW w:type="pct" w:w="662"/>
+            <w:tcW w:type="pct" w:w="1242"/>
             <w:shd w:fill="353A7C" w:val="clear"/>
             <w:tcMar>
               <w:top w:type="dxa" w:w="50"/>
@@ -2427,7 +2427,7 @@
         </w:tc>
         <w:tc>
           <w:tcPr>
-            <w:tcW w:type="pct" w:w="1753"/>
+            <w:tcW w:type="pct" w:w="1595"/>
             <w:shd w:fill="353A7C" w:val="clear"/>
             <w:tcMar>
               <w:top w:type="dxa" w:w="50"/>
@@ -2454,7 +2454,7 @@
         </w:tc>
         <w:tc>
           <w:tcPr>
-            <w:tcW w:type="pct" w:w="1124"/>
+            <w:tcW w:type="pct" w:w="919"/>
             <w:shd w:fill="353A7C" w:val="clear"/>
             <w:tcMar>
               <w:top w:type="dxa" w:w="50"/>
@@ -2483,7 +2483,7 @@
       <w:tr>
         <w:tc>
           <w:tcPr>
-            <w:tcW w:type="pct" w:w="1460"/>
+            <w:tcW w:type="pct" w:w="1244"/>
             <w:tcMar>
               <w:top w:type="dxa" w:w="50"/>
               <w:left w:type="dxa" w:w="110"/>
@@ -2506,7 +2506,8 @@
         </w:tc>
         <w:tc>
           <w:tcPr>
-            <w:tcW w:type="pct" w:w="662"/>
+            <w:tcW w:type="pct" w:w="1242"/>
+            <w:shd w:fill="FFFFFF" w:val="clear"/>
             <w:tcMar>
               <w:top w:type="dxa" w:w="50"/>
               <w:left w:type="dxa" w:w="110"/>
@@ -2516,21 +2517,23 @@
           </w:tcPr>
           <w:p>
             <w:pPr>
-              <w:spacing w:before="28" w:after="28"/>
-            </w:pPr>
-            <w:r>
-              <w:rPr>
-                <w:sz w:val="15"/>
-                <w:szCs w:val="15"/>
-              </w:rPr>
-              <w:t xml:space="preserve">Investors and creditors</w:t>
-            </w:r>
-          </w:p>
-        </w:tc>
-        <w:tc>
-          <w:tcPr>
-            <w:tcW w:type="pct" w:w="1753"/>
-            <w:shd w:fill="FFFFFF" w:val="clear"/>
+              <w:spacing w:before="46" w:after="46"/>
+            </w:pPr>
+            <w:r>
+              <w:rPr>
+                <w:b/>
+                <w:bCs/>
+                <w:color w:val="8186EF"/>
+                <w:sz w:val="14"/>
+                <w:szCs w:val="14"/>
+              </w:rPr>
+              <w:t xml:space="preserve">(9)</w:t>
+            </w:r>
+          </w:p>
+        </w:tc>
+        <w:tc>
+          <w:tcPr>
+            <w:tcW w:type="pct" w:w="1595"/>
             <w:tcMar>
               <w:top w:type="dxa" w:w="50"/>
               <w:left w:type="dxa" w:w="110"/>
@@ -2540,23 +2543,20 @@
           </w:tcPr>
           <w:p>
             <w:pPr>
-              <w:spacing w:before="46" w:after="46"/>
-            </w:pPr>
-            <w:r>
-              <w:rPr>
-                <w:b/>
-                <w:bCs/>
-                <w:color w:val="8186EF"/>
-                <w:sz w:val="14"/>
-                <w:szCs w:val="14"/>
-              </w:rPr>
-              <w:t xml:space="preserve">(9)</w:t>
-            </w:r>
-          </w:p>
-        </w:tc>
-        <w:tc>
-          <w:tcPr>
-            <w:tcW w:type="pct" w:w="1124"/>
+              <w:spacing w:before="28" w:after="28"/>
+            </w:pPr>
+            <w:r>
+              <w:rPr>
+                <w:sz w:val="15"/>
+                <w:szCs w:val="15"/>
+              </w:rPr>
+              <w:t xml:space="preserve">Financial position and performance</w:t>
+            </w:r>
+          </w:p>
+        </w:tc>
+        <w:tc>
+          <w:tcPr>
+            <w:tcW w:type="pct" w:w="919"/>
             <w:tcMar>
               <w:top w:type="dxa" w:w="50"/>
               <w:left w:type="dxa" w:w="110"/>
@@ -2581,7 +2581,7 @@
       <w:tr>
         <w:tc>
           <w:tcPr>
-            <w:tcW w:type="pct" w:w="1460"/>
+            <w:tcW w:type="pct" w:w="1244"/>
             <w:shd w:fill="FBFAF6" w:val="clear"/>
             <w:tcMar>
               <w:top w:type="dxa" w:w="50"/>
@@ -2605,7 +2605,7 @@
         </w:tc>
         <w:tc>
           <w:tcPr>
-            <w:tcW w:type="pct" w:w="662"/>
+            <w:tcW w:type="pct" w:w="1242"/>
             <w:shd w:fill="FBFAF6" w:val="clear"/>
             <w:tcMar>
               <w:top w:type="dxa" w:w="50"/>
@@ -2629,7 +2629,7 @@
         </w:tc>
         <w:tc>
           <w:tcPr>
-            <w:tcW w:type="pct" w:w="1753"/>
+            <w:tcW w:type="pct" w:w="1595"/>
             <w:shd w:fill="FBFAF6" w:val="clear"/>
             <w:tcMar>
               <w:top w:type="dxa" w:w="50"/>
@@ -2653,7 +2653,7 @@
         </w:tc>
         <w:tc>
           <w:tcPr>
-            <w:tcW w:type="pct" w:w="1124"/>
+            <w:tcW w:type="pct" w:w="919"/>
             <w:shd w:fill="FFFFFF" w:val="clear"/>
             <w:tcMar>
               <w:top w:type="dxa" w:w="50"/>
@@ -2682,7 +2682,7 @@
       <w:tr>
         <w:tc>
           <w:tcPr>
-            <w:tcW w:type="pct" w:w="1460"/>
+            <w:tcW w:type="pct" w:w="1244"/>
             <w:tcMar>
               <w:top w:type="dxa" w:w="50"/>
               <w:left w:type="dxa" w:w="110"/>
@@ -2705,8 +2705,7 @@
         </w:tc>
         <w:tc>
           <w:tcPr>
-            <w:tcW w:type="pct" w:w="662"/>
-            <w:shd w:fill="FFFFFF" w:val="clear"/>
+            <w:tcW w:type="pct" w:w="1242"/>
             <w:tcMar>
               <w:top w:type="dxa" w:w="50"/>
               <w:left w:type="dxa" w:w="110"/>
@@ -2716,23 +2715,20 @@
           </w:tcPr>
           <w:p>
             <w:pPr>
-              <w:spacing w:before="46" w:after="46"/>
-            </w:pPr>
-            <w:r>
-              <w:rPr>
-                <w:b/>
-                <w:bCs/>
-                <w:color w:val="8186EF"/>
-                <w:sz w:val="14"/>
-                <w:szCs w:val="14"/>
-              </w:rPr>
-              <w:t xml:space="preserve">(11)</w:t>
-            </w:r>
-          </w:p>
-        </w:tc>
-        <w:tc>
-          <w:tcPr>
-            <w:tcW w:type="pct" w:w="1753"/>
+              <w:spacing w:before="28" w:after="28"/>
+            </w:pPr>
+            <w:r>
+              <w:rPr>
+                <w:sz w:val="15"/>
+                <w:szCs w:val="15"/>
+              </w:rPr>
+              <w:t xml:space="preserve">Providers of financial capital, then other stakeholders</w:t>
+            </w:r>
+          </w:p>
+        </w:tc>
+        <w:tc>
+          <w:tcPr>
+            <w:tcW w:type="pct" w:w="1595"/>
             <w:tcMar>
               <w:top w:type="dxa" w:w="50"/>
               <w:left w:type="dxa" w:w="110"/>
@@ -2755,7 +2751,8 @@
         </w:tc>
         <w:tc>
           <w:tcPr>
-            <w:tcW w:type="pct" w:w="1124"/>
+            <w:tcW w:type="pct" w:w="919"/>
+            <w:shd w:fill="FFFFFF" w:val="clear"/>
             <w:tcMar>
               <w:top w:type="dxa" w:w="50"/>
               <w:left w:type="dxa" w:w="110"/>
@@ -2765,22 +2762,25 @@
           </w:tcPr>
           <w:p>
             <w:pPr>
-              <w:spacing w:before="28" w:after="28"/>
-            </w:pPr>
-            <w:r>
-              <w:rPr>
-                <w:sz w:val="15"/>
-                <w:szCs w:val="15"/>
-              </w:rPr>
-              <w:t xml:space="preserve">No: voluntary</w:t>
-            </w:r>
-          </w:p>
-        </w:tc>
-      </w:tr>
-      <w:tr>
-        <w:tc>
-          <w:tcPr>
-            <w:tcW w:type="pct" w:w="1460"/>
+              <w:spacing w:before="46" w:after="46"/>
+            </w:pPr>
+            <w:r>
+              <w:rPr>
+                <w:b/>
+                <w:bCs/>
+                <w:color w:val="8186EF"/>
+                <w:sz w:val="14"/>
+                <w:szCs w:val="14"/>
+              </w:rPr>
+              <w:t xml:space="preserve">(11)</w:t>
+            </w:r>
+          </w:p>
+        </w:tc>
+      </w:tr>
+      <w:tr>
+        <w:tc>
+          <w:tcPr>
+            <w:tcW w:type="pct" w:w="1244"/>
             <w:shd w:fill="FBFAF6" w:val="clear"/>
             <w:tcMar>
               <w:top w:type="dxa" w:w="50"/>
@@ -2804,7 +2804,7 @@
         </w:tc>
         <w:tc>
           <w:tcPr>
-            <w:tcW w:type="pct" w:w="662"/>
+            <w:tcW w:type="pct" w:w="1242"/>
             <w:shd w:fill="FBFAF6" w:val="clear"/>
             <w:tcMar>
               <w:top w:type="dxa" w:w="50"/>
@@ -2828,7 +2828,7 @@
         </w:tc>
         <w:tc>
           <w:tcPr>
-            <w:tcW w:type="pct" w:w="1753"/>
+            <w:tcW w:type="pct" w:w="1595"/>
             <w:shd w:fill="FFFFFF" w:val="clear"/>
             <w:tcMar>
               <w:top w:type="dxa" w:w="50"/>
@@ -2855,7 +2855,7 @@
         </w:tc>
         <w:tc>
           <w:tcPr>
-            <w:tcW w:type="pct" w:w="1124"/>
+            <w:tcW w:type="pct" w:w="919"/>
             <w:shd w:fill="FBFAF6" w:val="clear"/>
             <w:tcMar>
               <w:top w:type="dxa" w:w="50"/>
@@ -2935,7 +2935,7 @@
                 <w:sz w:val="16"/>
                 <w:szCs w:val="16"/>
               </w:rPr>
-              <w:t xml:space="preserve">Providers of financial capital, then other stakeholders   ·   Yes: SEC requirement   ·   Yes: required for an SEC registrant   ·   Sustainability and climate risks that affect prospects   ·   Financial position and performance</w:t>
+              <w:t xml:space="preserve">No: voluntary   ·   Yes: SEC requirement   ·   integrated reporting   ·   Sustainability and climate risks that affect prospects   ·   Investors and creditors</w:t>
             </w:r>
           </w:p>
         </w:tc>
@@ -3022,7 +3022,7 @@
           <w:sz w:val="19"/>
           <w:szCs w:val="19"/>
         </w:rPr>
-        <w:t xml:space="preserve">The primary audience is </w:t>
+        <w:t xml:space="preserve">The </w:t>
       </w:r>
       <w:r>
         <w:rPr>
@@ -3054,14 +3054,7 @@
           <w:sz w:val="19"/>
           <w:szCs w:val="19"/>
         </w:rPr>
-        <w:t xml:space="preserve"> of financial capital, not 'all stakeholders'. </w:t>
-      </w:r>
-      <w:r>
-        <w:rPr>
-          <w:sz w:val="19"/>
-          <w:szCs w:val="19"/>
-        </w:rPr>
-        <w:t xml:space="preserve">All stakeholders benefit, but the </w:t>
+        <w:t xml:space="preserve"> audience is </w:t>
       </w:r>
       <w:r>
         <w:rPr>
@@ -3093,7 +3086,14 @@
           <w:sz w:val="19"/>
           <w:szCs w:val="19"/>
         </w:rPr>
-        <w:t xml:space="preserve"> names investors and lenders first. </w:t>
+        <w:t xml:space="preserve"> of financial capital, not 'all stakeholders'. </w:t>
+      </w:r>
+      <w:r>
+        <w:rPr>
+          <w:sz w:val="19"/>
+          <w:szCs w:val="19"/>
+        </w:rPr>
+        <w:t xml:space="preserve">All stakeholders benefit, but the Framework names investors and lenders first. </w:t>
       </w:r>
     </w:p>
     <w:tbl>
@@ -3151,7 +3151,7 @@
                 <w:sz w:val="16"/>
                 <w:szCs w:val="16"/>
               </w:rPr>
-              <w:t xml:space="preserve">Framework   ·   shareholders   ·   providers</w:t>
+              <w:t xml:space="preserve">providers   ·   shareholders   ·   primary</w:t>
             </w:r>
           </w:p>
         </w:tc>
@@ -3299,7 +3299,7 @@
                 <w:sz w:val="16"/>
                 <w:szCs w:val="16"/>
               </w:rPr>
-              <w:t xml:space="preserve">financial capital   ·   integrated reporting   ·   integrated thinking</w:t>
+              <w:t xml:space="preserve">financial capital   ·   capitals   ·   integrated thinking</w:t>
             </w:r>
           </w:p>
         </w:tc>
@@ -3403,7 +3403,7 @@
                 <w:sz w:val="16"/>
                 <w:szCs w:val="16"/>
               </w:rPr>
-              <w:t xml:space="preserve">providers</w:t>
+              <w:t xml:space="preserve">shareholders</w:t>
             </w:r>
           </w:p>
         </w:tc>
@@ -3436,7 +3436,7 @@
                 <w:sz w:val="16"/>
                 <w:szCs w:val="16"/>
               </w:rPr>
-              <w:t xml:space="preserve">Financial position and performance</w:t>
+              <w:t xml:space="preserve">Investors and creditors</w:t>
             </w:r>
           </w:p>
         </w:tc>
@@ -3471,7 +3471,7 @@
                 <w:sz w:val="16"/>
                 <w:szCs w:val="16"/>
               </w:rPr>
-              <w:t xml:space="preserve">shareholders</w:t>
+              <w:t xml:space="preserve">preserves</w:t>
             </w:r>
           </w:p>
         </w:tc>
@@ -3572,7 +3572,7 @@
                 <w:sz w:val="16"/>
                 <w:szCs w:val="16"/>
               </w:rPr>
-              <w:t xml:space="preserve">Providers of financial capital, then other stakeholders</w:t>
+              <w:t xml:space="preserve">No: voluntary</w:t>
             </w:r>
           </w:p>
         </w:tc>
@@ -3607,7 +3607,7 @@
                 <w:sz w:val="16"/>
                 <w:szCs w:val="16"/>
               </w:rPr>
-              <w:t xml:space="preserve">stakeholders</w:t>
+              <w:t xml:space="preserve">communities</w:t>
             </w:r>
           </w:p>
         </w:tc>
@@ -3708,7 +3708,7 @@
                 <w:sz w:val="16"/>
                 <w:szCs w:val="16"/>
               </w:rPr>
-              <w:t xml:space="preserve">providers</w:t>
+              <w:t xml:space="preserve">primary</w:t>
             </w:r>
           </w:p>
         </w:tc>
@@ -3776,7 +3776,7 @@
                 <w:sz w:val="16"/>
                 <w:szCs w:val="16"/>
               </w:rPr>
-              <w:t xml:space="preserve">Framework</w:t>
+              <w:t xml:space="preserve">providers</w:t>
             </w:r>
           </w:p>
         </w:tc>
@@ -3844,7 +3844,7 @@
                 <w:sz w:val="16"/>
                 <w:szCs w:val="16"/>
               </w:rPr>
-              <w:t xml:space="preserve">integrated reporting</w:t>
+              <w:t xml:space="preserve">capitals</w:t>
             </w:r>
           </w:p>
         </w:tc>
@@ -4131,7 +4131,7 @@
           <w:sz w:val="19"/>
           <w:szCs w:val="19"/>
         </w:rPr>
-        <w:t xml:space="preserve"> describes value in terms of six </w:t>
+        <w:t xml:space="preserve"> describes value in terms of six capitals: </w:t>
       </w:r>
       <w:r>
         <w:rPr>
@@ -4163,14 +4163,7 @@
           <w:sz w:val="19"/>
           <w:szCs w:val="19"/>
         </w:rPr>
-        <w:t xml:space="preserve">: stocks of value that increase, decrease or change as the company works. </w:t>
-      </w:r>
-      <w:r>
-        <w:rPr>
-          <w:sz w:val="19"/>
-          <w:szCs w:val="19"/>
-        </w:rPr>
-        <w:t xml:space="preserve">They are financial capital, </w:t>
+        <w:t xml:space="preserve"> of value that </w:t>
       </w:r>
       <w:r>
         <w:rPr>
@@ -4188,7 +4181,7 @@
           <w:sz w:val="19"/>
           <w:szCs w:val="19"/>
         </w:rPr>
-        <w:t xml:space="preserve">              </w:t>
+        <w:t xml:space="preserve">           </w:t>
       </w:r>
       <w:r>
         <w:rPr>
@@ -4202,7 +4195,14 @@
           <w:sz w:val="19"/>
           <w:szCs w:val="19"/>
         </w:rPr>
-        <w:t xml:space="preserve"> capital, intellectual capital, human capital, social and relationship capital and natural capital. </w:t>
+        <w:t xml:space="preserve">, decrease or change as the company works. </w:t>
+      </w:r>
+      <w:r>
+        <w:rPr>
+          <w:sz w:val="19"/>
+          <w:szCs w:val="19"/>
+        </w:rPr>
+        <w:t xml:space="preserve">They are financial capital, manufactured capital, intellectual capital, human capital, social and relationship capital and natural capital. </w:t>
       </w:r>
     </w:p>
     <w:tbl>
@@ -4260,7 +4260,7 @@
                 <w:sz w:val="16"/>
                 <w:szCs w:val="16"/>
               </w:rPr>
-              <w:t xml:space="preserve">capitals   ·   products   ·   Framework   ·   manufactured</w:t>
+              <w:t xml:space="preserve">stocks   ·   resources   ·   Framework   ·   increase</w:t>
             </w:r>
           </w:p>
         </w:tc>
@@ -4939,7 +4939,7 @@
                 <w:sz w:val="16"/>
                 <w:szCs w:val="16"/>
               </w:rPr>
-              <w:t xml:space="preserve">Equity and bank loans (Part I)   ·   Share of sales from new products   ·   Presses, bottling lines, cold stores   ·   Water 900,000 m3; renewable electricity 30%   ·   cooperatives   ·   20 training hours per employee   ·   manufactured capital</w:t>
+              <w:t xml:space="preserve">Equity and bank loans (Part I)   ·   Share of sales from new products   ·   Presses, bottling lines, cold stores   ·   Water 900,000 m3; renewable electricity 30%   ·   cooperatives   ·   20 training hours per employee   ·   Olive groves, water, energy</w:t>
             </w:r>
           </w:p>
         </w:tc>
@@ -5337,7 +5337,7 @@
           <w:sz w:val="19"/>
           <w:szCs w:val="19"/>
         </w:rPr>
-        <w:t xml:space="preserve">Suppose Orontes spends $2,000,000 on drip </w:t>
+        <w:t xml:space="preserve">Suppose Orontes </w:t>
       </w:r>
       <w:r>
         <w:rPr>
@@ -5355,7 +5355,7 @@
           <w:sz w:val="19"/>
           <w:szCs w:val="19"/>
         </w:rPr>
-        <w:t xml:space="preserve">            </w:t>
+        <w:t xml:space="preserve">           </w:t>
       </w:r>
       <w:r>
         <w:rPr>
@@ -5369,7 +5369,7 @@
           <w:sz w:val="19"/>
           <w:szCs w:val="19"/>
         </w:rPr>
-        <w:t xml:space="preserve"> for its groves: financial capital falls and </w:t>
+        <w:t xml:space="preserve"> $2,000,000 on drip </w:t>
       </w:r>
       <w:r>
         <w:rPr>
@@ -5387,7 +5387,7 @@
           <w:sz w:val="19"/>
           <w:szCs w:val="19"/>
         </w:rPr>
-        <w:t xml:space="preserve">              </w:t>
+        <w:t xml:space="preserve">            </w:t>
       </w:r>
       <w:r>
         <w:rPr>
@@ -5401,14 +5401,14 @@
           <w:sz w:val="19"/>
           <w:szCs w:val="19"/>
         </w:rPr>
-        <w:t xml:space="preserve"> capital rises. </w:t>
-      </w:r>
-      <w:r>
-        <w:rPr>
-          <w:sz w:val="19"/>
-          <w:szCs w:val="19"/>
-        </w:rPr>
-        <w:t xml:space="preserve">Water use falls by 150,000 m3, about 17% of the total: </w:t>
+        <w:t xml:space="preserve"> for its groves: financial capital falls and manufactured capital rises. </w:t>
+      </w:r>
+      <w:r>
+        <w:rPr>
+          <w:sz w:val="19"/>
+          <w:szCs w:val="19"/>
+        </w:rPr>
+        <w:t xml:space="preserve">Water use falls by 150,000 m3, about 17% of the total: natural capital is </w:t>
       </w:r>
       <w:r>
         <w:rPr>
@@ -5440,7 +5440,14 @@
           <w:sz w:val="19"/>
           <w:szCs w:val="19"/>
         </w:rPr>
-        <w:t xml:space="preserve"> capital is </w:t>
+        <w:t xml:space="preserve">. </w:t>
+      </w:r>
+      <w:r>
+        <w:rPr>
+          <w:sz w:val="19"/>
+          <w:szCs w:val="19"/>
+        </w:rPr>
+        <w:t xml:space="preserve">Orontes trains 400 </w:t>
       </w:r>
       <w:r>
         <w:rPr>
@@ -5458,7 +5465,7 @@
           <w:sz w:val="19"/>
           <w:szCs w:val="19"/>
         </w:rPr>
-        <w:t xml:space="preserve">           </w:t>
+        <w:t xml:space="preserve">             </w:t>
       </w:r>
       <w:r>
         <w:rPr>
@@ -5472,14 +5479,7 @@
           <w:sz w:val="19"/>
           <w:szCs w:val="19"/>
         </w:rPr>
-        <w:t xml:space="preserve">. </w:t>
-      </w:r>
-      <w:r>
-        <w:rPr>
-          <w:sz w:val="19"/>
-          <w:szCs w:val="19"/>
-        </w:rPr>
-        <w:t xml:space="preserve">Orontes trains 400 cooperative farmers to use the system: human and social and </w:t>
+        <w:t xml:space="preserve"> farmers to use the </w:t>
       </w:r>
       <w:r>
         <w:rPr>
@@ -5497,7 +5497,7 @@
           <w:sz w:val="19"/>
           <w:szCs w:val="19"/>
         </w:rPr>
-        <w:t xml:space="preserve">              </w:t>
+        <w:t xml:space="preserve">           </w:t>
       </w:r>
       <w:r>
         <w:rPr>
@@ -5511,7 +5511,7 @@
           <w:sz w:val="19"/>
           <w:szCs w:val="19"/>
         </w:rPr>
-        <w:t xml:space="preserve"> capital rise. </w:t>
+        <w:t xml:space="preserve">: human and social and relationship capital rise. </w:t>
       </w:r>
       <w:r>
         <w:rPr>
@@ -5576,7 +5576,7 @@
                 <w:sz w:val="16"/>
                 <w:szCs w:val="16"/>
               </w:rPr>
-              <w:t xml:space="preserve">preserved   ·   manufactured   ·   explains   ·   irrigation   ·   natural   ·   relationship</w:t>
+              <w:t xml:space="preserve">cooperative   ·   irrigation   ·   decisions   ·   spends   ·   preserved   ·   system</w:t>
             </w:r>
           </w:p>
         </w:tc>
@@ -5632,6 +5632,18 @@
     <w:p/>
     <w:p>
       <w:pPr>
+        <w:pageBreakBefore w:val="true"/>
+        <w:spacing w:after="0"/>
+      </w:pPr>
+      <w:r>
+        <w:rPr>
+          <w:sz w:val="2"/>
+        </w:rPr>
+        <w:t xml:space="preserve"> </w:t>
+      </w:r>
+    </w:p>
+    <w:p>
+      <w:pPr>
         <w:spacing w:before="20" w:after="20" w:line="360" w:lineRule="auto"/>
         <w:ind w:left="200"/>
       </w:pPr>
@@ -5641,18 +5653,6 @@
           <w:szCs w:val="19"/>
         </w:rPr>
         <w:t xml:space="preserve">The first two are done. Name the capital for each of the others.</w:t>
-      </w:r>
-    </w:p>
-    <w:p>
-      <w:pPr>
-        <w:pageBreakBefore w:val="true"/>
-        <w:spacing w:after="0"/>
-      </w:pPr>
-      <w:r>
-        <w:rPr>
-          <w:sz w:val="2"/>
-        </w:rPr>
-        <w:t xml:space="preserve"> </w:t>
       </w:r>
     </w:p>
     <w:p>
@@ -5680,7 +5680,7 @@
           <w:sz w:val="15"/>
           <w:szCs w:val="15"/>
         </w:rPr>
-        <w:t xml:space="preserve">Every item belongs to exactly one group.</w:t>
+        <w:t xml:space="preserve">The rows are a set, not a sequence.</w:t>
       </w:r>
     </w:p>
     <w:p>
@@ -5691,7 +5691,7 @@
       <w:r>
         <w:drawing>
           <wp:inline distT="0" distB="0" distL="0" distR="0">
-            <wp:extent cx="5734050" cy="2323800"/>
+            <wp:extent cx="5734050" cy="3772400"/>
             <wp:effectExtent t="0" r="0" b="0" l="0"/>
             <wp:docPr id="1" name="" descr="" title=""/>
             <wp:cNvGraphicFramePr>
@@ -5716,7 +5716,7 @@
                   <pic:spPr bwMode="auto">
                     <a:xfrm>
                       <a:off x="0" y="0"/>
-                      <a:ext cx="5734050" cy="2323800"/>
+                      <a:ext cx="5734050" cy="3772400"/>
                     </a:xfrm>
                     <a:prstGeom prst="rect">
                       <a:avLst/>
@@ -5784,7 +5784,7 @@
                 <w:sz w:val="16"/>
                 <w:szCs w:val="16"/>
               </w:rPr>
-              <w:t xml:space="preserve">The trademark for Orontes Gold olive oil   ·   Water drawn from local wells   ·   Long-term contracts with grower cooperatives</w:t>
+              <w:t xml:space="preserve">Intellectual capital   ·   Natural capital   ·   guiding principles   ·   Social and relationship capital</w:t>
             </w:r>
           </w:p>
         </w:tc>
@@ -5849,6 +5849,18 @@
           <w:szCs w:val="19"/>
         </w:rPr>
         <w:t xml:space="preserve">In integrated reporting, capitals are resources and relationships, not share capital. Read the whole phrase.</w:t>
+      </w:r>
+    </w:p>
+    <w:p>
+      <w:pPr>
+        <w:pageBreakBefore w:val="true"/>
+        <w:spacing w:after="0"/>
+      </w:pPr>
+      <w:r>
+        <w:rPr>
+          <w:sz w:val="2"/>
+        </w:rPr>
+        <w:t xml:space="preserve"> </w:t>
       </w:r>
     </w:p>
     <w:p>
@@ -5987,18 +5999,6 @@
       </w:tr>
     </w:tbl>
     <w:p/>
-    <w:p>
-      <w:pPr>
-        <w:pageBreakBefore w:val="true"/>
-        <w:spacing w:after="0"/>
-      </w:pPr>
-      <w:r>
-        <w:rPr>
-          <w:sz w:val="2"/>
-        </w:rPr>
-        <w:t xml:space="preserve"> </w:t>
-      </w:r>
-    </w:p>
     <w:tbl>
       <w:tblPr>
         <w:tblW w:type="pct" w:w="100%"/>
@@ -6777,7 +6777,7 @@
                 <w:sz w:val="16"/>
                 <w:szCs w:val="16"/>
               </w:rPr>
-              <w:t xml:space="preserve">capitals</w:t>
+              <w:t xml:space="preserve">stocks</w:t>
             </w:r>
           </w:p>
         </w:tc>
@@ -6845,7 +6845,7 @@
                 <w:sz w:val="16"/>
                 <w:szCs w:val="16"/>
               </w:rPr>
-              <w:t xml:space="preserve">manufactured</w:t>
+              <w:t xml:space="preserve">increase</w:t>
             </w:r>
           </w:p>
         </w:tc>
@@ -6878,7 +6878,7 @@
                 <w:sz w:val="16"/>
                 <w:szCs w:val="16"/>
               </w:rPr>
-              <w:t xml:space="preserve">irrigation</w:t>
+              <w:t xml:space="preserve">spends</w:t>
             </w:r>
           </w:p>
         </w:tc>
@@ -6946,7 +6946,7 @@
                 <w:sz w:val="16"/>
                 <w:szCs w:val="16"/>
               </w:rPr>
-              <w:t xml:space="preserve">manufactured</w:t>
+              <w:t xml:space="preserve">irrigation</w:t>
             </w:r>
           </w:p>
         </w:tc>
@@ -7014,7 +7014,7 @@
                 <w:sz w:val="16"/>
                 <w:szCs w:val="16"/>
               </w:rPr>
-              <w:t xml:space="preserve">natural</w:t>
+              <w:t xml:space="preserve">preserved</w:t>
             </w:r>
           </w:p>
         </w:tc>
@@ -7082,7 +7082,7 @@
                 <w:sz w:val="16"/>
                 <w:szCs w:val="16"/>
               </w:rPr>
-              <w:t xml:space="preserve">preserved</w:t>
+              <w:t xml:space="preserve">cooperative</w:t>
             </w:r>
           </w:p>
         </w:tc>
@@ -7150,7 +7150,7 @@
                 <w:sz w:val="16"/>
                 <w:szCs w:val="16"/>
               </w:rPr>
-              <w:t xml:space="preserve">relationship</w:t>
+              <w:t xml:space="preserve">system</w:t>
             </w:r>
           </w:p>
         </w:tc>
@@ -7218,7 +7218,7 @@
                 <w:sz w:val="16"/>
                 <w:szCs w:val="16"/>
               </w:rPr>
-              <w:t xml:space="preserve">The trademark for Orontes Gold olive oil</w:t>
+              <w:t xml:space="preserve">Intellectual capital</w:t>
             </w:r>
           </w:p>
         </w:tc>
@@ -7286,7 +7286,7 @@
                 <w:sz w:val="16"/>
                 <w:szCs w:val="16"/>
               </w:rPr>
-              <w:t xml:space="preserve">Long-term contracts with grower cooperatives</w:t>
+              <w:t xml:space="preserve">Natural capital</w:t>
             </w:r>
           </w:p>
         </w:tc>
@@ -7354,7 +7354,7 @@
                 <w:sz w:val="16"/>
                 <w:szCs w:val="16"/>
               </w:rPr>
-              <w:t xml:space="preserve">manufactured capital</w:t>
+              <w:t xml:space="preserve">Social and relationship capital</w:t>
             </w:r>
           </w:p>
         </w:tc>
@@ -7422,7 +7422,7 @@
                 <w:sz w:val="16"/>
                 <w:szCs w:val="16"/>
               </w:rPr>
-              <w:t xml:space="preserve">intellectual capital</w:t>
+              <w:t xml:space="preserve">manufactured capital</w:t>
             </w:r>
           </w:p>
         </w:tc>
@@ -7490,7 +7490,7 @@
                 <w:sz w:val="16"/>
                 <w:szCs w:val="16"/>
               </w:rPr>
-              <w:t xml:space="preserve">social and relationship capital</w:t>
+              <w:t xml:space="preserve">intellectual capital</w:t>
             </w:r>
           </w:p>
         </w:tc>
@@ -7541,14 +7541,24 @@
           </w:tcPr>
           <w:p>
             <w:pPr>
-              <w:spacing w:before="24" w:after="24"/>
-            </w:pPr>
-            <w:r>
-              <w:rPr>
-                <w:sz w:val="16"/>
-                <w:szCs w:val="16"/>
-              </w:rPr>
-              <w:t xml:space="preserve"/>
+              <w:spacing w:before="12" w:after="12"/>
+            </w:pPr>
+            <w:r>
+              <w:rPr>
+                <w:b/>
+                <w:bCs/>
+                <w:color w:val="8186EF"/>
+                <w:sz w:val="16"/>
+                <w:szCs w:val="16"/>
+              </w:rPr>
+              <w:t xml:space="preserve">26  </w:t>
+            </w:r>
+            <w:r>
+              <w:rPr>
+                <w:sz w:val="16"/>
+                <w:szCs w:val="16"/>
+              </w:rPr>
+              <w:t xml:space="preserve">social and relationship capital</w:t>
             </w:r>
           </w:p>
         </w:tc>
@@ -7798,7 +7808,7 @@
           <w:sz w:val="19"/>
           <w:szCs w:val="19"/>
         </w:rPr>
-        <w:t xml:space="preserve">Seven guiding principles shape how the report is prepared, such as </w:t>
+        <w:t xml:space="preserve">Seven guiding principles shape how the report is prepared, such as connectivity of </w:t>
       </w:r>
       <w:r>
         <w:rPr>
@@ -7816,7 +7826,7 @@
           <w:sz w:val="19"/>
           <w:szCs w:val="19"/>
         </w:rPr>
-        <w:t xml:space="preserve">              </w:t>
+        <w:t xml:space="preserve">             </w:t>
       </w:r>
       <w:r>
         <w:rPr>
@@ -7830,7 +7840,7 @@
           <w:sz w:val="19"/>
           <w:szCs w:val="19"/>
         </w:rPr>
-        <w:t xml:space="preserve"> of information, materiality and conciseness. </w:t>
+        <w:t xml:space="preserve">, materiality and conciseness. </w:t>
       </w:r>
     </w:p>
     <w:tbl>
@@ -7888,7 +7898,318 @@
                 <w:sz w:val="16"/>
                 <w:szCs w:val="16"/>
               </w:rPr>
-              <w:t xml:space="preserve">element   ·   principles-based   ·   connectivity</w:t>
+              <w:t xml:space="preserve">element   ·   principles-based   ·   information</w:t>
+            </w:r>
+          </w:p>
+        </w:tc>
+      </w:tr>
+    </w:tbl>
+    <w:p/>
+    <w:p>
+      <w:pPr>
+        <w:spacing w:before="44" w:after="14"/>
+      </w:pPr>
+      <w:r>
+        <w:rPr>
+          <w:b/>
+          <w:bCs/>
+          <w:color w:val="353A7C"/>
+          <w:sz w:val="18"/>
+          <w:szCs w:val="18"/>
+        </w:rPr>
+        <w:t xml:space="preserve">Summary 2</w:t>
+      </w:r>
+      <w:r>
+        <w:rPr>
+          <w:color w:val="6B7280"/>
+          <w:sz w:val="16"/>
+          <w:szCs w:val="16"/>
+        </w:rPr>
+        <w:t xml:space="preserve">      gaps 3–8</w:t>
+      </w:r>
+    </w:p>
+    <w:p>
+      <w:pPr>
+        <w:spacing w:before="20" w:after="20" w:line="360" w:lineRule="auto"/>
+        <w:ind w:left="200"/>
+      </w:pPr>
+      <w:r>
+        <w:rPr>
+          <w:sz w:val="19"/>
+          <w:szCs w:val="19"/>
+        </w:rPr>
+        <w:t xml:space="preserve">Eight content elements set what the report </w:t>
+      </w:r>
+      <w:r>
+        <w:rPr>
+          <w:b/>
+          <w:bCs/>
+          <w:color w:val="8186EF"/>
+          <w:sz w:val="15"/>
+          <w:szCs w:val="15"/>
+        </w:rPr>
+        <w:t xml:space="preserve"> (3) </w:t>
+      </w:r>
+      <w:r>
+        <w:rPr>
+          <w:u w:val="single"/>
+          <w:sz w:val="19"/>
+          <w:szCs w:val="19"/>
+        </w:rPr>
+        <w:t xml:space="preserve">           </w:t>
+      </w:r>
+      <w:r>
+        <w:rPr>
+          <w:sz w:val="19"/>
+          <w:szCs w:val="19"/>
+        </w:rPr>
+        <w:t xml:space="preserve"> </w:t>
+      </w:r>
+      <w:r>
+        <w:rPr>
+          <w:sz w:val="19"/>
+          <w:szCs w:val="19"/>
+        </w:rPr>
+        <w:t xml:space="preserve">. </w:t>
+      </w:r>
+      <w:r>
+        <w:rPr>
+          <w:sz w:val="19"/>
+          <w:szCs w:val="19"/>
+        </w:rPr>
+        <w:t xml:space="preserve">Each element answers a question: what the company does, how its governance works, how its business model </w:t>
+      </w:r>
+      <w:r>
+        <w:rPr>
+          <w:b/>
+          <w:bCs/>
+          <w:color w:val="8186EF"/>
+          <w:sz w:val="15"/>
+          <w:szCs w:val="15"/>
+        </w:rPr>
+        <w:t xml:space="preserve"> (4) </w:t>
+      </w:r>
+      <w:r>
+        <w:rPr>
+          <w:u w:val="single"/>
+          <w:sz w:val="19"/>
+          <w:szCs w:val="19"/>
+        </w:rPr>
+        <w:t xml:space="preserve">           </w:t>
+      </w:r>
+      <w:r>
+        <w:rPr>
+          <w:sz w:val="19"/>
+          <w:szCs w:val="19"/>
+        </w:rPr>
+        <w:t xml:space="preserve"> </w:t>
+      </w:r>
+      <w:r>
+        <w:rPr>
+          <w:sz w:val="19"/>
+          <w:szCs w:val="19"/>
+        </w:rPr>
+        <w:t xml:space="preserve"> value, which risks and opportunities it faces, where its strategy is going, how it </w:t>
+      </w:r>
+      <w:r>
+        <w:rPr>
+          <w:b/>
+          <w:bCs/>
+          <w:color w:val="8186EF"/>
+          <w:sz w:val="15"/>
+          <w:szCs w:val="15"/>
+        </w:rPr>
+        <w:t xml:space="preserve"> (5) </w:t>
+      </w:r>
+      <w:r>
+        <w:rPr>
+          <w:u w:val="single"/>
+          <w:sz w:val="19"/>
+          <w:szCs w:val="19"/>
+        </w:rPr>
+        <w:t xml:space="preserve">           </w:t>
+      </w:r>
+      <w:r>
+        <w:rPr>
+          <w:sz w:val="19"/>
+          <w:szCs w:val="19"/>
+        </w:rPr>
+        <w:t xml:space="preserve"> </w:t>
+      </w:r>
+      <w:r>
+        <w:rPr>
+          <w:sz w:val="19"/>
+          <w:szCs w:val="19"/>
+        </w:rPr>
+        <w:t xml:space="preserve">, what lies ahead, and how the report was prepared. </w:t>
+      </w:r>
+      <w:r>
+        <w:rPr>
+          <w:sz w:val="19"/>
+          <w:szCs w:val="19"/>
+        </w:rPr>
+        <w:t xml:space="preserve">The elements are linked, not </w:t>
+      </w:r>
+      <w:r>
+        <w:rPr>
+          <w:b/>
+          <w:bCs/>
+          <w:color w:val="8186EF"/>
+          <w:sz w:val="15"/>
+          <w:szCs w:val="15"/>
+        </w:rPr>
+        <w:t xml:space="preserve"> (6) </w:t>
+      </w:r>
+      <w:r>
+        <w:rPr>
+          <w:u w:val="single"/>
+          <w:sz w:val="19"/>
+          <w:szCs w:val="19"/>
+        </w:rPr>
+        <w:t xml:space="preserve">           </w:t>
+      </w:r>
+      <w:r>
+        <w:rPr>
+          <w:sz w:val="19"/>
+          <w:szCs w:val="19"/>
+        </w:rPr>
+        <w:t xml:space="preserve"> </w:t>
+      </w:r>
+      <w:r>
+        <w:rPr>
+          <w:sz w:val="19"/>
+          <w:szCs w:val="19"/>
+        </w:rPr>
+        <w:t xml:space="preserve"> chapters. </w:t>
+      </w:r>
+      <w:r>
+        <w:rPr>
+          <w:sz w:val="19"/>
+          <w:szCs w:val="19"/>
+        </w:rPr>
+        <w:t xml:space="preserve">For example, </w:t>
+      </w:r>
+      <w:r>
+        <w:rPr>
+          <w:b/>
+          <w:bCs/>
+          <w:color w:val="8186EF"/>
+          <w:sz w:val="15"/>
+          <w:szCs w:val="15"/>
+        </w:rPr>
+        <w:t xml:space="preserve"> (7) </w:t>
+      </w:r>
+      <w:r>
+        <w:rPr>
+          <w:u w:val="single"/>
+          <w:sz w:val="19"/>
+          <w:szCs w:val="19"/>
+        </w:rPr>
+        <w:t xml:space="preserve">           </w:t>
+      </w:r>
+      <w:r>
+        <w:rPr>
+          <w:sz w:val="19"/>
+          <w:szCs w:val="19"/>
+        </w:rPr>
+        <w:t xml:space="preserve"> </w:t>
+      </w:r>
+      <w:r>
+        <w:rPr>
+          <w:sz w:val="19"/>
+          <w:szCs w:val="19"/>
+        </w:rPr>
+        <w:t xml:space="preserve"> water risk </w:t>
+      </w:r>
+      <w:r>
+        <w:rPr>
+          <w:b/>
+          <w:bCs/>
+          <w:color w:val="8186EF"/>
+          <w:sz w:val="15"/>
+          <w:szCs w:val="15"/>
+        </w:rPr>
+        <w:t xml:space="preserve"> (8) </w:t>
+      </w:r>
+      <w:r>
+        <w:rPr>
+          <w:u w:val="single"/>
+          <w:sz w:val="19"/>
+          <w:szCs w:val="19"/>
+        </w:rPr>
+        <w:t xml:space="preserve">           </w:t>
+      </w:r>
+      <w:r>
+        <w:rPr>
+          <w:sz w:val="19"/>
+          <w:szCs w:val="19"/>
+        </w:rPr>
+        <w:t xml:space="preserve"> </w:t>
+      </w:r>
+      <w:r>
+        <w:rPr>
+          <w:sz w:val="19"/>
+          <w:szCs w:val="19"/>
+        </w:rPr>
+        <w:t xml:space="preserve"> under risks and opportunities, drives its strategy, and is measured under performance. </w:t>
+      </w:r>
+    </w:p>
+    <w:tbl>
+      <w:tblPr>
+        <w:tblW w:type="pct" w:w="100%"/>
+        <w:tblLayout w:type="fixed"/>
+        <w:tblBorders>
+          <w:top w:val="single" w:color="FBFAF6" w:sz="4"/>
+          <w:left w:val="single" w:color="FBFAF6" w:sz="4"/>
+          <w:bottom w:val="single" w:color="FBFAF6" w:sz="4"/>
+          <w:right w:val="single" w:color="FBFAF6" w:sz="4"/>
+          <w:insideH w:val="single" w:color="FBFAF6" w:sz="4"/>
+          <w:insideV w:val="single" w:color="FBFAF6" w:sz="4"/>
+        </w:tblBorders>
+      </w:tblPr>
+      <w:tblGrid>
+        <w:gridCol w:w="9600"/>
+      </w:tblGrid>
+      <w:tr>
+        <w:tc>
+          <w:tcPr>
+            <w:tcW w:type="pct" w:w="5000"/>
+            <w:shd w:fill="FBFAF6" w:val="clear"/>
+            <w:tcMar>
+              <w:top w:type="dxa" w:w="40"/>
+              <w:left w:type="dxa" w:w="100"/>
+              <w:bottom w:type="dxa" w:w="40"/>
+              <w:right w:type="dxa" w:w="100"/>
+            </w:tcMar>
+          </w:tcPr>
+          <w:p>
+            <w:pPr>
+              <w:spacing w:before="18" w:after="6"/>
+            </w:pPr>
+            <w:r>
+              <w:rPr>
+                <w:b/>
+                <w:bCs/>
+                <w:color w:val="6B7280"/>
+                <w:sz w:val="14"/>
+                <w:szCs w:val="14"/>
+              </w:rPr>
+              <w:t xml:space="preserve">word list</w:t>
+            </w:r>
+          </w:p>
+          <w:p>
+            <w:pPr>
+              <w:spacing w:before="0" w:after="18"/>
+            </w:pPr>
+            <w:r>
+              <w:rPr>
+                <w:b/>
+                <w:bCs/>
+                <w:color w:val="353A7C"/>
+                <w:sz w:val="16"/>
+                <w:szCs w:val="16"/>
+              </w:rPr>
+              <w:t xml:space="preserve">separate   ·   Orontes's   ·   covers   ·   appears   ·   integrated   ·   performed   ·   creates</w:t>
             </w:r>
           </w:p>
         </w:tc>
@@ -7909,9 +8230,9 @@
         </w:tblBorders>
       </w:tblPr>
       <w:tblGrid>
-        <w:gridCol w:w="2632"/>
-        <w:gridCol w:w="3754"/>
-        <w:gridCol w:w="3214"/>
+        <w:gridCol w:w="2782"/>
+        <w:gridCol w:w="3289"/>
+        <w:gridCol w:w="3529"/>
       </w:tblGrid>
       <w:tr>
         <w:tc>
@@ -7938,15 +8259,15 @@
                 <w:sz w:val="17"/>
                 <w:szCs w:val="17"/>
               </w:rPr>
-              <w:t xml:space="preserve">The seven guiding principles</w:t>
-            </w:r>
-          </w:p>
-        </w:tc>
-      </w:tr>
-      <w:tr>
-        <w:tc>
-          <w:tcPr>
-            <w:tcW w:type="pct" w:w="1371"/>
+              <w:t xml:space="preserve">The eight content elements</w:t>
+            </w:r>
+          </w:p>
+        </w:tc>
+      </w:tr>
+      <w:tr>
+        <w:tc>
+          <w:tcPr>
+            <w:tcW w:type="pct" w:w="1449"/>
             <w:shd w:fill="353A7C" w:val="clear"/>
             <w:tcMar>
               <w:top w:type="dxa" w:w="50"/>
@@ -7967,13 +8288,13 @@
                 <w:sz w:val="15"/>
                 <w:szCs w:val="15"/>
               </w:rPr>
-              <w:t xml:space="preserve">Guiding principle (7)</w:t>
-            </w:r>
-          </w:p>
-        </w:tc>
-        <w:tc>
-          <w:tcPr>
-            <w:tcW w:type="pct" w:w="1955"/>
+              <w:t xml:space="preserve">Content element (8)</w:t>
+            </w:r>
+          </w:p>
+        </w:tc>
+        <w:tc>
+          <w:tcPr>
+            <w:tcW w:type="pct" w:w="1713"/>
             <w:shd w:fill="353A7C" w:val="clear"/>
             <w:tcMar>
               <w:top w:type="dxa" w:w="50"/>
@@ -7994,13 +8315,13 @@
                 <w:sz w:val="15"/>
                 <w:szCs w:val="15"/>
               </w:rPr>
-              <w:t xml:space="preserve">What it means</w:t>
-            </w:r>
-          </w:p>
-        </w:tc>
-        <w:tc>
-          <w:tcPr>
-            <w:tcW w:type="pct" w:w="1674"/>
+              <w:t xml:space="preserve">Question it answers</w:t>
+            </w:r>
+          </w:p>
+        </w:tc>
+        <w:tc>
+          <w:tcPr>
+            <w:tcW w:type="pct" w:w="1838"/>
             <w:shd w:fill="353A7C" w:val="clear"/>
             <w:tcMar>
               <w:top w:type="dxa" w:w="50"/>
@@ -8029,7 +8350,7 @@
       <w:tr>
         <w:tc>
           <w:tcPr>
-            <w:tcW w:type="pct" w:w="1371"/>
+            <w:tcW w:type="pct" w:w="1449"/>
             <w:tcMar>
               <w:top w:type="dxa" w:w="50"/>
               <w:left w:type="dxa" w:w="110"/>
@@ -8046,13 +8367,13 @@
                 <w:sz w:val="15"/>
                 <w:szCs w:val="15"/>
               </w:rPr>
-              <w:t xml:space="preserve">Strategic focus and future orientation</w:t>
-            </w:r>
-          </w:p>
-        </w:tc>
-        <w:tc>
-          <w:tcPr>
-            <w:tcW w:type="pct" w:w="1955"/>
+              <w:t xml:space="preserve">Organizational overview and external environment</w:t>
+            </w:r>
+          </w:p>
+        </w:tc>
+        <w:tc>
+          <w:tcPr>
+            <w:tcW w:type="pct" w:w="1713"/>
             <w:shd w:fill="FFFFFF" w:val="clear"/>
             <w:tcMar>
               <w:top w:type="dxa" w:w="50"/>
@@ -8073,13 +8394,13 @@
                 <w:sz w:val="14"/>
                 <w:szCs w:val="14"/>
               </w:rPr>
-              <w:t xml:space="preserve">(3)</w:t>
-            </w:r>
-          </w:p>
-        </w:tc>
-        <w:tc>
-          <w:tcPr>
-            <w:tcW w:type="pct" w:w="1674"/>
+              <w:t xml:space="preserve">(9)</w:t>
+            </w:r>
+          </w:p>
+        </w:tc>
+        <w:tc>
+          <w:tcPr>
+            <w:tcW w:type="pct" w:w="1838"/>
             <w:tcMar>
               <w:top w:type="dxa" w:w="50"/>
               <w:left w:type="dxa" w:w="110"/>
@@ -8096,15 +8417,15 @@
                 <w:sz w:val="15"/>
                 <w:szCs w:val="15"/>
               </w:rPr>
-              <w:t xml:space="preserve">Plans for the sparkling-juice line to 2030</w:t>
-            </w:r>
-          </w:p>
-        </w:tc>
-      </w:tr>
-      <w:tr>
-        <w:tc>
-          <w:tcPr>
-            <w:tcW w:type="pct" w:w="1371"/>
+              <w:t xml:space="preserve">Food producer based in Amman, Jordan, selling across the region</w:t>
+            </w:r>
+          </w:p>
+        </w:tc>
+      </w:tr>
+      <w:tr>
+        <w:tc>
+          <w:tcPr>
+            <w:tcW w:type="pct" w:w="1449"/>
             <w:shd w:fill="FBFAF6" w:val="clear"/>
             <w:tcMar>
               <w:top w:type="dxa" w:w="50"/>
@@ -8122,13 +8443,13 @@
                 <w:sz w:val="15"/>
                 <w:szCs w:val="15"/>
               </w:rPr>
-              <w:t xml:space="preserve">Connectivity of information</w:t>
-            </w:r>
-          </w:p>
-        </w:tc>
-        <w:tc>
-          <w:tcPr>
-            <w:tcW w:type="pct" w:w="1955"/>
+              <w:t xml:space="preserve">Governance</w:t>
+            </w:r>
+          </w:p>
+        </w:tc>
+        <w:tc>
+          <w:tcPr>
+            <w:tcW w:type="pct" w:w="1713"/>
             <w:shd w:fill="FBFAF6" w:val="clear"/>
             <w:tcMar>
               <w:top w:type="dxa" w:w="50"/>
@@ -8146,14 +8467,14 @@
                 <w:sz w:val="15"/>
                 <w:szCs w:val="15"/>
               </w:rPr>
-              <w:t xml:space="preserve">Show how capitals, strategy and performance link</w:t>
-            </w:r>
-          </w:p>
-        </w:tc>
-        <w:tc>
-          <w:tcPr>
-            <w:tcW w:type="pct" w:w="1674"/>
-            <w:shd w:fill="FBFAF6" w:val="clear"/>
+              <w:t xml:space="preserve">How does governance support value creation?</w:t>
+            </w:r>
+          </w:p>
+        </w:tc>
+        <w:tc>
+          <w:tcPr>
+            <w:tcW w:type="pct" w:w="1838"/>
+            <w:shd w:fill="FFFFFF" w:val="clear"/>
             <w:tcMar>
               <w:top w:type="dxa" w:w="50"/>
               <w:left w:type="dxa" w:w="110"/>
@@ -8163,15 +8484,8 @@
           </w:tcPr>
           <w:p>
             <w:pPr>
-              <w:spacing w:before="28" w:after="28"/>
-            </w:pPr>
-            <w:r>
-              <w:rPr>
-                <w:sz w:val="15"/>
-                <w:szCs w:val="15"/>
-              </w:rPr>
-              <w:t xml:space="preserve"/>
-            </w:r>
+              <w:spacing w:before="46" w:after="46"/>
+            </w:pPr>
             <w:r>
               <w:rPr>
                 <w:b/>
@@ -8180,37 +8494,15 @@
                 <w:sz w:val="14"/>
                 <w:szCs w:val="14"/>
               </w:rPr>
-              <w:t xml:space="preserve"> (4) </w:t>
-            </w:r>
-            <w:r>
-              <w:rPr>
-                <w:u w:val="single"/>
-                <w:sz w:val="15"/>
-                <w:szCs w:val="15"/>
-              </w:rPr>
-              <w:t xml:space="preserve">              </w:t>
-            </w:r>
-            <w:r>
-              <w:rPr>
-                <w:sz w:val="15"/>
-                <w:szCs w:val="15"/>
-              </w:rPr>
-              <w:t xml:space="preserve"> </w:t>
-            </w:r>
-            <w:r>
-              <w:rPr>
-                <w:sz w:val="15"/>
-                <w:szCs w:val="15"/>
-              </w:rPr>
-              <w:t xml:space="preserve"> spending linked to water use and grower yields</w:t>
-            </w:r>
-          </w:p>
-        </w:tc>
-      </w:tr>
-      <w:tr>
-        <w:tc>
-          <w:tcPr>
-            <w:tcW w:type="pct" w:w="1371"/>
+              <w:t xml:space="preserve">(10)</w:t>
+            </w:r>
+          </w:p>
+        </w:tc>
+      </w:tr>
+      <w:tr>
+        <w:tc>
+          <w:tcPr>
+            <w:tcW w:type="pct" w:w="1449"/>
             <w:tcMar>
               <w:top w:type="dxa" w:w="50"/>
               <w:left w:type="dxa" w:w="110"/>
@@ -8227,14 +8519,13 @@
                 <w:sz w:val="15"/>
                 <w:szCs w:val="15"/>
               </w:rPr>
-              <w:t xml:space="preserve">Stakeholder relationships</w:t>
-            </w:r>
-          </w:p>
-        </w:tc>
-        <w:tc>
-          <w:tcPr>
-            <w:tcW w:type="pct" w:w="1955"/>
-            <w:shd w:fill="FFFFFF" w:val="clear"/>
+              <w:t xml:space="preserve">Business model</w:t>
+            </w:r>
+          </w:p>
+        </w:tc>
+        <w:tc>
+          <w:tcPr>
+            <w:tcW w:type="pct" w:w="1713"/>
             <w:tcMar>
               <w:top w:type="dxa" w:w="50"/>
               <w:left w:type="dxa" w:w="110"/>
@@ -8244,23 +8535,21 @@
           </w:tcPr>
           <w:p>
             <w:pPr>
-              <w:spacing w:before="46" w:after="46"/>
-            </w:pPr>
-            <w:r>
-              <w:rPr>
-                <w:b/>
-                <w:bCs/>
-                <w:color w:val="8186EF"/>
-                <w:sz w:val="14"/>
-                <w:szCs w:val="14"/>
-              </w:rPr>
-              <w:t xml:space="preserve">(5)</w:t>
-            </w:r>
-          </w:p>
-        </w:tc>
-        <w:tc>
-          <w:tcPr>
-            <w:tcW w:type="pct" w:w="1674"/>
+              <w:spacing w:before="28" w:after="28"/>
+            </w:pPr>
+            <w:r>
+              <w:rPr>
+                <w:sz w:val="15"/>
+                <w:szCs w:val="15"/>
+              </w:rPr>
+              <w:t xml:space="preserve">How does the company turn capitals into value?</w:t>
+            </w:r>
+          </w:p>
+        </w:tc>
+        <w:tc>
+          <w:tcPr>
+            <w:tcW w:type="pct" w:w="1838"/>
+            <w:shd w:fill="FFFFFF" w:val="clear"/>
             <w:tcMar>
               <w:top w:type="dxa" w:w="50"/>
               <w:left w:type="dxa" w:w="110"/>
@@ -8270,22 +8559,25 @@
           </w:tcPr>
           <w:p>
             <w:pPr>
-              <w:spacing w:before="28" w:after="28"/>
-            </w:pPr>
-            <w:r>
-              <w:rPr>
-                <w:sz w:val="15"/>
-                <w:szCs w:val="15"/>
-              </w:rPr>
-              <w:t xml:space="preserve">Work with grower cooperatives</w:t>
-            </w:r>
-          </w:p>
-        </w:tc>
-      </w:tr>
-      <w:tr>
-        <w:tc>
-          <w:tcPr>
-            <w:tcW w:type="pct" w:w="1371"/>
+              <w:spacing w:before="46" w:after="46"/>
+            </w:pPr>
+            <w:r>
+              <w:rPr>
+                <w:b/>
+                <w:bCs/>
+                <w:color w:val="8186EF"/>
+                <w:sz w:val="14"/>
+                <w:szCs w:val="14"/>
+              </w:rPr>
+              <w:t xml:space="preserve">(11)</w:t>
+            </w:r>
+          </w:p>
+        </w:tc>
+      </w:tr>
+      <w:tr>
+        <w:tc>
+          <w:tcPr>
+            <w:tcW w:type="pct" w:w="1449"/>
             <w:shd w:fill="FBFAF6" w:val="clear"/>
             <w:tcMar>
               <w:top w:type="dxa" w:w="50"/>
@@ -8303,14 +8595,14 @@
                 <w:sz w:val="15"/>
                 <w:szCs w:val="15"/>
               </w:rPr>
-              <w:t xml:space="preserve">Materiality</w:t>
-            </w:r>
-          </w:p>
-        </w:tc>
-        <w:tc>
-          <w:tcPr>
-            <w:tcW w:type="pct" w:w="1955"/>
-            <w:shd w:fill="FBFAF6" w:val="clear"/>
+              <w:t xml:space="preserve">Risks and opportunities</w:t>
+            </w:r>
+          </w:p>
+        </w:tc>
+        <w:tc>
+          <w:tcPr>
+            <w:tcW w:type="pct" w:w="1713"/>
+            <w:shd w:fill="FFFFFF" w:val="clear"/>
             <w:tcMar>
               <w:top w:type="dxa" w:w="50"/>
               <w:left w:type="dxa" w:w="110"/>
@@ -8320,21 +8612,24 @@
           </w:tcPr>
           <w:p>
             <w:pPr>
-              <w:spacing w:before="28" w:after="28"/>
-            </w:pPr>
-            <w:r>
-              <w:rPr>
-                <w:sz w:val="15"/>
-                <w:szCs w:val="15"/>
-              </w:rPr>
-              <w:t xml:space="preserve">Include matters that substantively affect value creation</w:t>
-            </w:r>
-          </w:p>
-        </w:tc>
-        <w:tc>
-          <w:tcPr>
-            <w:tcW w:type="pct" w:w="1674"/>
-            <w:shd w:fill="FFFFFF" w:val="clear"/>
+              <w:spacing w:before="46" w:after="46"/>
+            </w:pPr>
+            <w:r>
+              <w:rPr>
+                <w:b/>
+                <w:bCs/>
+                <w:color w:val="8186EF"/>
+                <w:sz w:val="14"/>
+                <w:szCs w:val="14"/>
+              </w:rPr>
+              <w:t xml:space="preserve">(12)</w:t>
+            </w:r>
+          </w:p>
+        </w:tc>
+        <w:tc>
+          <w:tcPr>
+            <w:tcW w:type="pct" w:w="1838"/>
+            <w:shd w:fill="FBFAF6" w:val="clear"/>
             <w:tcMar>
               <w:top w:type="dxa" w:w="50"/>
               <w:left w:type="dxa" w:w="110"/>
@@ -8344,25 +8639,22 @@
           </w:tcPr>
           <w:p>
             <w:pPr>
-              <w:spacing w:before="46" w:after="46"/>
-            </w:pPr>
-            <w:r>
-              <w:rPr>
-                <w:b/>
-                <w:bCs/>
-                <w:color w:val="8186EF"/>
-                <w:sz w:val="14"/>
-                <w:szCs w:val="14"/>
-              </w:rPr>
-              <w:t xml:space="preserve">(6)</w:t>
-            </w:r>
-          </w:p>
-        </w:tc>
-      </w:tr>
-      <w:tr>
-        <w:tc>
-          <w:tcPr>
-            <w:tcW w:type="pct" w:w="1371"/>
+              <w:spacing w:before="28" w:after="28"/>
+            </w:pPr>
+            <w:r>
+              <w:rPr>
+                <w:sz w:val="15"/>
+                <w:szCs w:val="15"/>
+              </w:rPr>
+              <w:t xml:space="preserve">Water scarcity; demand for healthy drinks</w:t>
+            </w:r>
+          </w:p>
+        </w:tc>
+      </w:tr>
+      <w:tr>
+        <w:tc>
+          <w:tcPr>
+            <w:tcW w:type="pct" w:w="1449"/>
             <w:tcMar>
               <w:top w:type="dxa" w:w="50"/>
               <w:left w:type="dxa" w:w="110"/>
@@ -8379,13 +8671,14 @@
                 <w:sz w:val="15"/>
                 <w:szCs w:val="15"/>
               </w:rPr>
-              <w:t xml:space="preserve">Conciseness</w:t>
-            </w:r>
-          </w:p>
-        </w:tc>
-        <w:tc>
-          <w:tcPr>
-            <w:tcW w:type="pct" w:w="1955"/>
+              <w:t xml:space="preserve">Strategy and resource allocation</w:t>
+            </w:r>
+          </w:p>
+        </w:tc>
+        <w:tc>
+          <w:tcPr>
+            <w:tcW w:type="pct" w:w="1713"/>
+            <w:shd w:fill="FFFFFF" w:val="clear"/>
             <w:tcMar>
               <w:top w:type="dxa" w:w="50"/>
               <w:left w:type="dxa" w:w="110"/>
@@ -8395,20 +8688,23 @@
           </w:tcPr>
           <w:p>
             <w:pPr>
-              <w:spacing w:before="28" w:after="28"/>
-            </w:pPr>
-            <w:r>
-              <w:rPr>
-                <w:sz w:val="15"/>
-                <w:szCs w:val="15"/>
-              </w:rPr>
-              <w:t xml:space="preserve">Be short and clear</w:t>
-            </w:r>
-          </w:p>
-        </w:tc>
-        <w:tc>
-          <w:tcPr>
-            <w:tcW w:type="pct" w:w="1674"/>
+              <w:spacing w:before="46" w:after="46"/>
+            </w:pPr>
+            <w:r>
+              <w:rPr>
+                <w:b/>
+                <w:bCs/>
+                <w:color w:val="8186EF"/>
+                <w:sz w:val="14"/>
+                <w:szCs w:val="14"/>
+              </w:rPr>
+              <w:t xml:space="preserve">(13)</w:t>
+            </w:r>
+          </w:p>
+        </w:tc>
+        <w:tc>
+          <w:tcPr>
+            <w:tcW w:type="pct" w:w="1838"/>
             <w:tcMar>
               <w:top w:type="dxa" w:w="50"/>
               <w:left w:type="dxa" w:w="110"/>
@@ -8425,47 +8721,15 @@
                 <w:sz w:val="15"/>
                 <w:szCs w:val="15"/>
               </w:rPr>
-              <w:t xml:space="preserve">Refer to the financial </w:t>
-            </w:r>
-            <w:r>
-              <w:rPr>
-                <w:b/>
-                <w:bCs/>
-                <w:color w:val="8186EF"/>
-                <w:sz w:val="14"/>
-                <w:szCs w:val="14"/>
-              </w:rPr>
-              <w:t xml:space="preserve"> (7) </w:t>
-            </w:r>
-            <w:r>
-              <w:rPr>
-                <w:u w:val="single"/>
-                <w:sz w:val="15"/>
-                <w:szCs w:val="15"/>
-              </w:rPr>
-              <w:t xml:space="preserve">              </w:t>
-            </w:r>
-            <w:r>
-              <w:rPr>
-                <w:sz w:val="15"/>
-                <w:szCs w:val="15"/>
-              </w:rPr>
-              <w:t xml:space="preserve"> </w:t>
-            </w:r>
-            <w:r>
-              <w:rPr>
-                <w:sz w:val="15"/>
-                <w:szCs w:val="15"/>
-              </w:rPr>
-              <w:t xml:space="preserve"> rather than repeat them</w:t>
-            </w:r>
-          </w:p>
-        </w:tc>
-      </w:tr>
-      <w:tr>
-        <w:tc>
-          <w:tcPr>
-            <w:tcW w:type="pct" w:w="1371"/>
+              <w:t xml:space="preserve">Invest in irrigation and new products</w:t>
+            </w:r>
+          </w:p>
+        </w:tc>
+      </w:tr>
+      <w:tr>
+        <w:tc>
+          <w:tcPr>
+            <w:tcW w:type="pct" w:w="1449"/>
             <w:shd w:fill="FBFAF6" w:val="clear"/>
             <w:tcMar>
               <w:top w:type="dxa" w:w="50"/>
@@ -8483,13 +8747,13 @@
                 <w:sz w:val="15"/>
                 <w:szCs w:val="15"/>
               </w:rPr>
-              <w:t xml:space="preserve">Reliability and completeness</w:t>
-            </w:r>
-          </w:p>
-        </w:tc>
-        <w:tc>
-          <w:tcPr>
-            <w:tcW w:type="pct" w:w="1955"/>
+              <w:t xml:space="preserve">Performance</w:t>
+            </w:r>
+          </w:p>
+        </w:tc>
+        <w:tc>
+          <w:tcPr>
+            <w:tcW w:type="pct" w:w="1713"/>
             <w:shd w:fill="FBFAF6" w:val="clear"/>
             <w:tcMar>
               <w:top w:type="dxa" w:w="50"/>
@@ -8507,13 +8771,13 @@
                 <w:sz w:val="15"/>
                 <w:szCs w:val="15"/>
               </w:rPr>
-              <w:t xml:space="preserve">Include positive and negative matters, without material error</w:t>
-            </w:r>
-          </w:p>
-        </w:tc>
-        <w:tc>
-          <w:tcPr>
-            <w:tcW w:type="pct" w:w="1674"/>
+              <w:t xml:space="preserve">What did it achieve, and with what effects on the capitals?</w:t>
+            </w:r>
+          </w:p>
+        </w:tc>
+        <w:tc>
+          <w:tcPr>
+            <w:tcW w:type="pct" w:w="1838"/>
             <w:shd w:fill="FFFFFF" w:val="clear"/>
             <w:tcMar>
               <w:top w:type="dxa" w:w="50"/>
@@ -8534,15 +8798,15 @@
                 <w:sz w:val="14"/>
                 <w:szCs w:val="14"/>
               </w:rPr>
-              <w:t xml:space="preserve">(8)</w:t>
-            </w:r>
-          </w:p>
-        </w:tc>
-      </w:tr>
-      <w:tr>
-        <w:tc>
-          <w:tcPr>
-            <w:tcW w:type="pct" w:w="1371"/>
+              <w:t xml:space="preserve">(14)</w:t>
+            </w:r>
+          </w:p>
+        </w:tc>
+      </w:tr>
+      <w:tr>
+        <w:tc>
+          <w:tcPr>
+            <w:tcW w:type="pct" w:w="1449"/>
             <w:tcMar>
               <w:top w:type="dxa" w:w="50"/>
               <w:left w:type="dxa" w:w="110"/>
@@ -8559,14 +8823,13 @@
                 <w:sz w:val="15"/>
                 <w:szCs w:val="15"/>
               </w:rPr>
-              <w:t xml:space="preserve">Consistency and comparability</w:t>
-            </w:r>
-          </w:p>
-        </w:tc>
-        <w:tc>
-          <w:tcPr>
-            <w:tcW w:type="pct" w:w="1955"/>
-            <w:shd w:fill="FFFFFF" w:val="clear"/>
+              <w:t xml:space="preserve">Outlook</w:t>
+            </w:r>
+          </w:p>
+        </w:tc>
+        <w:tc>
+          <w:tcPr>
+            <w:tcW w:type="pct" w:w="1713"/>
             <w:tcMar>
               <w:top w:type="dxa" w:w="50"/>
               <w:left w:type="dxa" w:w="110"/>
@@ -8576,23 +8839,20 @@
           </w:tcPr>
           <w:p>
             <w:pPr>
-              <w:spacing w:before="46" w:after="46"/>
-            </w:pPr>
-            <w:r>
-              <w:rPr>
-                <w:b/>
-                <w:bCs/>
-                <w:color w:val="8186EF"/>
-                <w:sz w:val="14"/>
-                <w:szCs w:val="14"/>
-              </w:rPr>
-              <w:t xml:space="preserve">(9)</w:t>
-            </w:r>
-          </w:p>
-        </w:tc>
-        <w:tc>
-          <w:tcPr>
-            <w:tcW w:type="pct" w:w="1674"/>
+              <w:spacing w:before="28" w:after="28"/>
+            </w:pPr>
+            <w:r>
+              <w:rPr>
+                <w:sz w:val="15"/>
+                <w:szCs w:val="15"/>
+              </w:rPr>
+              <w:t xml:space="preserve">What challenges and uncertainties lie ahead?</w:t>
+            </w:r>
+          </w:p>
+        </w:tc>
+        <w:tc>
+          <w:tcPr>
+            <w:tcW w:type="pct" w:w="1838"/>
             <w:tcMar>
               <w:top w:type="dxa" w:w="50"/>
               <w:left w:type="dxa" w:w="110"/>
@@ -8609,7 +8869,84 @@
                 <w:sz w:val="15"/>
                 <w:szCs w:val="15"/>
               </w:rPr>
-              <w:t xml:space="preserve">Same water measure every year</w:t>
+              <w:t xml:space="preserve">Olive yields and prices to 2030</w:t>
+            </w:r>
+          </w:p>
+        </w:tc>
+      </w:tr>
+      <w:tr>
+        <w:tc>
+          <w:tcPr>
+            <w:tcW w:type="pct" w:w="1449"/>
+            <w:shd w:fill="FBFAF6" w:val="clear"/>
+            <w:tcMar>
+              <w:top w:type="dxa" w:w="50"/>
+              <w:left w:type="dxa" w:w="110"/>
+              <w:bottom w:type="dxa" w:w="50"/>
+              <w:right w:type="dxa" w:w="110"/>
+            </w:tcMar>
+          </w:tcPr>
+          <w:p>
+            <w:pPr>
+              <w:spacing w:before="28" w:after="28"/>
+            </w:pPr>
+            <w:r>
+              <w:rPr>
+                <w:sz w:val="15"/>
+                <w:szCs w:val="15"/>
+              </w:rPr>
+              <w:t xml:space="preserve">Basis of preparation and presentation</w:t>
+            </w:r>
+          </w:p>
+        </w:tc>
+        <w:tc>
+          <w:tcPr>
+            <w:tcW w:type="pct" w:w="1713"/>
+            <w:shd w:fill="FFFFFF" w:val="clear"/>
+            <w:tcMar>
+              <w:top w:type="dxa" w:w="50"/>
+              <w:left w:type="dxa" w:w="110"/>
+              <w:bottom w:type="dxa" w:w="50"/>
+              <w:right w:type="dxa" w:w="110"/>
+            </w:tcMar>
+          </w:tcPr>
+          <w:p>
+            <w:pPr>
+              <w:spacing w:before="46" w:after="46"/>
+            </w:pPr>
+            <w:r>
+              <w:rPr>
+                <w:b/>
+                <w:bCs/>
+                <w:color w:val="8186EF"/>
+                <w:sz w:val="14"/>
+                <w:szCs w:val="14"/>
+              </w:rPr>
+              <w:t xml:space="preserve">(15)</w:t>
+            </w:r>
+          </w:p>
+        </w:tc>
+        <w:tc>
+          <w:tcPr>
+            <w:tcW w:type="pct" w:w="1838"/>
+            <w:shd w:fill="FBFAF6" w:val="clear"/>
+            <w:tcMar>
+              <w:top w:type="dxa" w:w="50"/>
+              <w:left w:type="dxa" w:w="110"/>
+              <w:bottom w:type="dxa" w:w="50"/>
+              <w:right w:type="dxa" w:w="110"/>
+            </w:tcMar>
+          </w:tcPr>
+          <w:p>
+            <w:pPr>
+              <w:spacing w:before="28" w:after="28"/>
+            </w:pPr>
+            <w:r>
+              <w:rPr>
+                <w:sz w:val="15"/>
+                <w:szCs w:val="15"/>
+              </w:rPr>
+              <w:t xml:space="preserve">Materiality process; measurement methods</w:t>
             </w:r>
           </w:p>
         </w:tc>
@@ -8671,7 +9008,7 @@
                 <w:sz w:val="16"/>
                 <w:szCs w:val="16"/>
               </w:rPr>
-              <w:t xml:space="preserve">Report a failed product launch too   ·   Water scarcity; olive prices   ·   Explain key relationships and how the company responds   ·   Irrigation   ·   statements   ·   Explain strategy and how it creates value over time   ·   Use the same basis over time and allow comparison   ·   Grow, press, bottle, sell</w:t>
+              <w:t xml:space="preserve">Grow, press, bottle, sell   ·   What could help or harm value creation?   ·   How does governance support value creation?   ·   What does the company do, and where?   ·   Where is it going, and how will it get there?   ·   How were matters chosen and measured?   ·   Renewable electricity 30%   ·   Board committee oversees water risk</w:t>
             </w:r>
           </w:p>
         </w:tc>
@@ -8690,7 +9027,7 @@
           <w:sz w:val="18"/>
           <w:szCs w:val="18"/>
         </w:rPr>
-        <w:t xml:space="preserve">Summary 2</w:t>
+        <w:t xml:space="preserve">Summary 3</w:t>
       </w:r>
       <w:r>
         <w:rPr>
@@ -8698,7 +9035,7 @@
           <w:sz w:val="16"/>
           <w:szCs w:val="16"/>
         </w:rPr>
-        <w:t xml:space="preserve">      gaps 10–15</w:t>
+        <w:t xml:space="preserve">      gaps 16–18</w:t>
       </w:r>
     </w:p>
     <w:p>
@@ -8711,7 +9048,7 @@
           <w:sz w:val="19"/>
           <w:szCs w:val="19"/>
         </w:rPr>
-        <w:t xml:space="preserve">Eight </w:t>
+        <w:t xml:space="preserve">Those charged with governance, such as the board, should include a </w:t>
       </w:r>
       <w:r>
         <w:rPr>
@@ -8721,7 +9058,7 @@
           <w:sz w:val="15"/>
           <w:szCs w:val="15"/>
         </w:rPr>
-        <w:t xml:space="preserve"> (10) </w:t>
+        <w:t xml:space="preserve"> (16) </w:t>
       </w:r>
       <w:r>
         <w:rPr>
@@ -8743,7 +9080,7 @@
           <w:sz w:val="19"/>
           <w:szCs w:val="19"/>
         </w:rPr>
-        <w:t xml:space="preserve"> elements set what the report </w:t>
+        <w:t xml:space="preserve"> that they are </w:t>
       </w:r>
       <w:r>
         <w:rPr>
@@ -8753,7 +9090,7 @@
           <w:sz w:val="15"/>
           <w:szCs w:val="15"/>
         </w:rPr>
-        <w:t xml:space="preserve"> (11) </w:t>
+        <w:t xml:space="preserve"> (17) </w:t>
       </w:r>
       <w:r>
         <w:rPr>
@@ -8761,7 +9098,7 @@
           <w:sz w:val="19"/>
           <w:szCs w:val="19"/>
         </w:rPr>
-        <w:t xml:space="preserve">           </w:t>
+        <w:t xml:space="preserve">             </w:t>
       </w:r>
       <w:r>
         <w:rPr>
@@ -8775,14 +9112,14 @@
           <w:sz w:val="19"/>
           <w:szCs w:val="19"/>
         </w:rPr>
-        <w:t xml:space="preserve">. </w:t>
-      </w:r>
-      <w:r>
-        <w:rPr>
-          <w:sz w:val="19"/>
-          <w:szCs w:val="19"/>
-        </w:rPr>
-        <w:t xml:space="preserve">Each element answers a question: what the company does, how its </w:t>
+        <w:t xml:space="preserve"> for the integrated report. </w:t>
+      </w:r>
+      <w:r>
+        <w:rPr>
+          <w:sz w:val="19"/>
+          <w:szCs w:val="19"/>
+        </w:rPr>
+        <w:t xml:space="preserve">The report can stand alone or be a </w:t>
       </w:r>
       <w:r>
         <w:rPr>
@@ -8792,7 +9129,7 @@
           <w:sz w:val="15"/>
           <w:szCs w:val="15"/>
         </w:rPr>
-        <w:t xml:space="preserve"> (12) </w:t>
+        <w:t xml:space="preserve"> (18) </w:t>
       </w:r>
       <w:r>
         <w:rPr>
@@ -8800,7 +9137,7 @@
           <w:sz w:val="19"/>
           <w:szCs w:val="19"/>
         </w:rPr>
-        <w:t xml:space="preserve">            </w:t>
+        <w:t xml:space="preserve">                 </w:t>
       </w:r>
       <w:r>
         <w:rPr>
@@ -8814,117 +9151,7 @@
           <w:sz w:val="19"/>
           <w:szCs w:val="19"/>
         </w:rPr>
-        <w:t xml:space="preserve"> works, how its business model creates value, which risks and opportunities it faces, where its strategy is going, how it </w:t>
-      </w:r>
-      <w:r>
-        <w:rPr>
-          <w:b/>
-          <w:bCs/>
-          <w:color w:val="8186EF"/>
-          <w:sz w:val="15"/>
-          <w:szCs w:val="15"/>
-        </w:rPr>
-        <w:t xml:space="preserve"> (13) </w:t>
-      </w:r>
-      <w:r>
-        <w:rPr>
-          <w:u w:val="single"/>
-          <w:sz w:val="19"/>
-          <w:szCs w:val="19"/>
-        </w:rPr>
-        <w:t xml:space="preserve">           </w:t>
-      </w:r>
-      <w:r>
-        <w:rPr>
-          <w:sz w:val="19"/>
-          <w:szCs w:val="19"/>
-        </w:rPr>
-        <w:t xml:space="preserve"> </w:t>
-      </w:r>
-      <w:r>
-        <w:rPr>
-          <w:sz w:val="19"/>
-          <w:szCs w:val="19"/>
-        </w:rPr>
-        <w:t xml:space="preserve">, what lies ahead, and how the report was prepared. </w:t>
-      </w:r>
-      <w:r>
-        <w:rPr>
-          <w:sz w:val="19"/>
-          <w:szCs w:val="19"/>
-        </w:rPr>
-        <w:t xml:space="preserve">The elements are linked, not </w:t>
-      </w:r>
-      <w:r>
-        <w:rPr>
-          <w:b/>
-          <w:bCs/>
-          <w:color w:val="8186EF"/>
-          <w:sz w:val="15"/>
-          <w:szCs w:val="15"/>
-        </w:rPr>
-        <w:t xml:space="preserve"> (14) </w:t>
-      </w:r>
-      <w:r>
-        <w:rPr>
-          <w:u w:val="single"/>
-          <w:sz w:val="19"/>
-          <w:szCs w:val="19"/>
-        </w:rPr>
-        <w:t xml:space="preserve">           </w:t>
-      </w:r>
-      <w:r>
-        <w:rPr>
-          <w:sz w:val="19"/>
-          <w:szCs w:val="19"/>
-        </w:rPr>
-        <w:t xml:space="preserve"> </w:t>
-      </w:r>
-      <w:r>
-        <w:rPr>
-          <w:sz w:val="19"/>
-          <w:szCs w:val="19"/>
-        </w:rPr>
-        <w:t xml:space="preserve"> chapters. </w:t>
-      </w:r>
-      <w:r>
-        <w:rPr>
-          <w:sz w:val="19"/>
-          <w:szCs w:val="19"/>
-        </w:rPr>
-        <w:t xml:space="preserve">For example, Orontes's water risk appears under risks and opportunities, drives its strategy, and is measured under </w:t>
-      </w:r>
-      <w:r>
-        <w:rPr>
-          <w:b/>
-          <w:bCs/>
-          <w:color w:val="8186EF"/>
-          <w:sz w:val="15"/>
-          <w:szCs w:val="15"/>
-        </w:rPr>
-        <w:t xml:space="preserve"> (15) </w:t>
-      </w:r>
-      <w:r>
-        <w:rPr>
-          <w:u w:val="single"/>
-          <w:sz w:val="19"/>
-          <w:szCs w:val="19"/>
-        </w:rPr>
-        <w:t xml:space="preserve">             </w:t>
-      </w:r>
-      <w:r>
-        <w:rPr>
-          <w:sz w:val="19"/>
-          <w:szCs w:val="19"/>
-        </w:rPr>
-        <w:t xml:space="preserve"> </w:t>
-      </w:r>
-      <w:r>
-        <w:rPr>
-          <w:sz w:val="19"/>
-          <w:szCs w:val="19"/>
-        </w:rPr>
-        <w:t xml:space="preserve">. </w:t>
+        <w:t xml:space="preserve"> part of another report, such as the annual report. </w:t>
       </w:r>
     </w:p>
     <w:tbl>
@@ -8982,1020 +9209,7 @@
                 <w:sz w:val="16"/>
                 <w:szCs w:val="16"/>
               </w:rPr>
-              <w:t xml:space="preserve">content   ·   performance   ·   performed   ·   separate   ·   governance   ·   covers   ·   statement</w:t>
-            </w:r>
-          </w:p>
-        </w:tc>
-      </w:tr>
-    </w:tbl>
-    <w:p/>
-    <w:p>
-      <w:pPr>
-        <w:pageBreakBefore w:val="true"/>
-        <w:spacing w:after="0"/>
-      </w:pPr>
-      <w:r>
-        <w:rPr>
-          <w:sz w:val="2"/>
-        </w:rPr>
-        <w:t xml:space="preserve"> </w:t>
-      </w:r>
-    </w:p>
-    <w:tbl>
-      <w:tblPr>
-        <w:tblW w:type="pct" w:w="100%"/>
-        <w:tblLayout w:type="fixed"/>
-        <w:tblBorders>
-          <w:top w:val="single" w:color="353A7C" w:sz="6"/>
-          <w:left w:val="single" w:color="353A7C" w:sz="6"/>
-          <w:bottom w:val="single" w:color="353A7C" w:sz="6"/>
-          <w:right w:val="single" w:color="353A7C" w:sz="6"/>
-          <w:insideH w:val="single" w:color="353A7C" w:sz="6"/>
-          <w:insideV w:val="single" w:color="353A7C" w:sz="6"/>
-        </w:tblBorders>
-      </w:tblPr>
-      <w:tblGrid>
-        <w:gridCol w:w="2778"/>
-        <w:gridCol w:w="3585"/>
-        <w:gridCol w:w="3237"/>
-      </w:tblGrid>
-      <w:tr>
-        <w:tc>
-          <w:tcPr>
-            <w:tcW w:type="pct" w:w="5000"/>
-            <w:gridSpan w:val="3"/>
-            <w:shd w:fill="353A7C" w:val="clear"/>
-            <w:tcMar>
-              <w:top w:type="dxa" w:w="60"/>
-              <w:left w:type="dxa" w:w="120"/>
-              <w:bottom w:type="dxa" w:w="60"/>
-              <w:right w:type="dxa" w:w="120"/>
-            </w:tcMar>
-          </w:tcPr>
-          <w:p>
-            <w:pPr>
-              <w:spacing w:before="40" w:after="40"/>
-            </w:pPr>
-            <w:r>
-              <w:rPr>
-                <w:b/>
-                <w:bCs/>
-                <w:color w:val="FFFFFF"/>
-                <w:sz w:val="17"/>
-                <w:szCs w:val="17"/>
-              </w:rPr>
-              <w:t xml:space="preserve">The eight content elements</w:t>
-            </w:r>
-          </w:p>
-        </w:tc>
-      </w:tr>
-      <w:tr>
-        <w:tc>
-          <w:tcPr>
-            <w:tcW w:type="pct" w:w="1447"/>
-            <w:shd w:fill="353A7C" w:val="clear"/>
-            <w:tcMar>
-              <w:top w:type="dxa" w:w="50"/>
-              <w:left w:type="dxa" w:w="110"/>
-              <w:bottom w:type="dxa" w:w="50"/>
-              <w:right w:type="dxa" w:w="110"/>
-            </w:tcMar>
-          </w:tcPr>
-          <w:p>
-            <w:pPr>
-              <w:spacing w:before="30" w:after="30"/>
-            </w:pPr>
-            <w:r>
-              <w:rPr>
-                <w:b/>
-                <w:bCs/>
-                <w:color w:val="FFFFFF"/>
-                <w:sz w:val="15"/>
-                <w:szCs w:val="15"/>
-              </w:rPr>
-              <w:t xml:space="preserve">Content element (8)</w:t>
-            </w:r>
-          </w:p>
-        </w:tc>
-        <w:tc>
-          <w:tcPr>
-            <w:tcW w:type="pct" w:w="1867"/>
-            <w:shd w:fill="353A7C" w:val="clear"/>
-            <w:tcMar>
-              <w:top w:type="dxa" w:w="50"/>
-              <w:left w:type="dxa" w:w="110"/>
-              <w:bottom w:type="dxa" w:w="50"/>
-              <w:right w:type="dxa" w:w="110"/>
-            </w:tcMar>
-          </w:tcPr>
-          <w:p>
-            <w:pPr>
-              <w:spacing w:before="30" w:after="30"/>
-            </w:pPr>
-            <w:r>
-              <w:rPr>
-                <w:b/>
-                <w:bCs/>
-                <w:color w:val="FFFFFF"/>
-                <w:sz w:val="15"/>
-                <w:szCs w:val="15"/>
-              </w:rPr>
-              <w:t xml:space="preserve">Question it answers</w:t>
-            </w:r>
-          </w:p>
-        </w:tc>
-        <w:tc>
-          <w:tcPr>
-            <w:tcW w:type="pct" w:w="1686"/>
-            <w:shd w:fill="353A7C" w:val="clear"/>
-            <w:tcMar>
-              <w:top w:type="dxa" w:w="50"/>
-              <w:left w:type="dxa" w:w="110"/>
-              <w:bottom w:type="dxa" w:w="50"/>
-              <w:right w:type="dxa" w:w="110"/>
-            </w:tcMar>
-          </w:tcPr>
-          <w:p>
-            <w:pPr>
-              <w:spacing w:before="30" w:after="30"/>
-            </w:pPr>
-            <w:r>
-              <w:rPr>
-                <w:b/>
-                <w:bCs/>
-                <w:color w:val="FFFFFF"/>
-                <w:sz w:val="15"/>
-                <w:szCs w:val="15"/>
-              </w:rPr>
-              <w:t xml:space="preserve">Orontes example</w:t>
-            </w:r>
-          </w:p>
-        </w:tc>
-      </w:tr>
-      <w:tr>
-        <w:tc>
-          <w:tcPr>
-            <w:tcW w:type="pct" w:w="1447"/>
-            <w:tcMar>
-              <w:top w:type="dxa" w:w="50"/>
-              <w:left w:type="dxa" w:w="110"/>
-              <w:bottom w:type="dxa" w:w="50"/>
-              <w:right w:type="dxa" w:w="110"/>
-            </w:tcMar>
-          </w:tcPr>
-          <w:p>
-            <w:pPr>
-              <w:spacing w:before="28" w:after="28"/>
-            </w:pPr>
-            <w:r>
-              <w:rPr>
-                <w:sz w:val="15"/>
-                <w:szCs w:val="15"/>
-              </w:rPr>
-              <w:t xml:space="preserve">Organizational overview and external environment</w:t>
-            </w:r>
-          </w:p>
-        </w:tc>
-        <w:tc>
-          <w:tcPr>
-            <w:tcW w:type="pct" w:w="1867"/>
-            <w:shd w:fill="FFFFFF" w:val="clear"/>
-            <w:tcMar>
-              <w:top w:type="dxa" w:w="50"/>
-              <w:left w:type="dxa" w:w="110"/>
-              <w:bottom w:type="dxa" w:w="50"/>
-              <w:right w:type="dxa" w:w="110"/>
-            </w:tcMar>
-          </w:tcPr>
-          <w:p>
-            <w:pPr>
-              <w:spacing w:before="46" w:after="46"/>
-            </w:pPr>
-            <w:r>
-              <w:rPr>
-                <w:b/>
-                <w:bCs/>
-                <w:color w:val="8186EF"/>
-                <w:sz w:val="14"/>
-                <w:szCs w:val="14"/>
-              </w:rPr>
-              <w:t xml:space="preserve">(16)</w:t>
-            </w:r>
-          </w:p>
-        </w:tc>
-        <w:tc>
-          <w:tcPr>
-            <w:tcW w:type="pct" w:w="1686"/>
-            <w:tcMar>
-              <w:top w:type="dxa" w:w="50"/>
-              <w:left w:type="dxa" w:w="110"/>
-              <w:bottom w:type="dxa" w:w="50"/>
-              <w:right w:type="dxa" w:w="110"/>
-            </w:tcMar>
-          </w:tcPr>
-          <w:p>
-            <w:pPr>
-              <w:spacing w:before="28" w:after="28"/>
-            </w:pPr>
-            <w:r>
-              <w:rPr>
-                <w:sz w:val="15"/>
-                <w:szCs w:val="15"/>
-              </w:rPr>
-              <w:t xml:space="preserve">Food producer based in Amman, Jordan, selling across the region</w:t>
-            </w:r>
-          </w:p>
-        </w:tc>
-      </w:tr>
-      <w:tr>
-        <w:tc>
-          <w:tcPr>
-            <w:tcW w:type="pct" w:w="1447"/>
-            <w:shd w:fill="FBFAF6" w:val="clear"/>
-            <w:tcMar>
-              <w:top w:type="dxa" w:w="50"/>
-              <w:left w:type="dxa" w:w="110"/>
-              <w:bottom w:type="dxa" w:w="50"/>
-              <w:right w:type="dxa" w:w="110"/>
-            </w:tcMar>
-          </w:tcPr>
-          <w:p>
-            <w:pPr>
-              <w:spacing w:before="28" w:after="28"/>
-            </w:pPr>
-            <w:r>
-              <w:rPr>
-                <w:sz w:val="15"/>
-                <w:szCs w:val="15"/>
-              </w:rPr>
-              <w:t xml:space="preserve">Governance</w:t>
-            </w:r>
-          </w:p>
-        </w:tc>
-        <w:tc>
-          <w:tcPr>
-            <w:tcW w:type="pct" w:w="1867"/>
-            <w:shd w:fill="FFFFFF" w:val="clear"/>
-            <w:tcMar>
-              <w:top w:type="dxa" w:w="50"/>
-              <w:left w:type="dxa" w:w="110"/>
-              <w:bottom w:type="dxa" w:w="50"/>
-              <w:right w:type="dxa" w:w="110"/>
-            </w:tcMar>
-          </w:tcPr>
-          <w:p>
-            <w:pPr>
-              <w:spacing w:before="46" w:after="46"/>
-            </w:pPr>
-            <w:r>
-              <w:rPr>
-                <w:b/>
-                <w:bCs/>
-                <w:color w:val="8186EF"/>
-                <w:sz w:val="14"/>
-                <w:szCs w:val="14"/>
-              </w:rPr>
-              <w:t xml:space="preserve">(17)</w:t>
-            </w:r>
-          </w:p>
-        </w:tc>
-        <w:tc>
-          <w:tcPr>
-            <w:tcW w:type="pct" w:w="1686"/>
-            <w:shd w:fill="FBFAF6" w:val="clear"/>
-            <w:tcMar>
-              <w:top w:type="dxa" w:w="50"/>
-              <w:left w:type="dxa" w:w="110"/>
-              <w:bottom w:type="dxa" w:w="50"/>
-              <w:right w:type="dxa" w:w="110"/>
-            </w:tcMar>
-          </w:tcPr>
-          <w:p>
-            <w:pPr>
-              <w:spacing w:before="28" w:after="28"/>
-            </w:pPr>
-            <w:r>
-              <w:rPr>
-                <w:sz w:val="15"/>
-                <w:szCs w:val="15"/>
-              </w:rPr>
-              <w:t xml:space="preserve">Board committee oversees water risk</w:t>
-            </w:r>
-          </w:p>
-        </w:tc>
-      </w:tr>
-      <w:tr>
-        <w:tc>
-          <w:tcPr>
-            <w:tcW w:type="pct" w:w="1447"/>
-            <w:tcMar>
-              <w:top w:type="dxa" w:w="50"/>
-              <w:left w:type="dxa" w:w="110"/>
-              <w:bottom w:type="dxa" w:w="50"/>
-              <w:right w:type="dxa" w:w="110"/>
-            </w:tcMar>
-          </w:tcPr>
-          <w:p>
-            <w:pPr>
-              <w:spacing w:before="28" w:after="28"/>
-            </w:pPr>
-            <w:r>
-              <w:rPr>
-                <w:sz w:val="15"/>
-                <w:szCs w:val="15"/>
-              </w:rPr>
-              <w:t xml:space="preserve">Business model</w:t>
-            </w:r>
-          </w:p>
-        </w:tc>
-        <w:tc>
-          <w:tcPr>
-            <w:tcW w:type="pct" w:w="1867"/>
-            <w:tcMar>
-              <w:top w:type="dxa" w:w="50"/>
-              <w:left w:type="dxa" w:w="110"/>
-              <w:bottom w:type="dxa" w:w="50"/>
-              <w:right w:type="dxa" w:w="110"/>
-            </w:tcMar>
-          </w:tcPr>
-          <w:p>
-            <w:pPr>
-              <w:spacing w:before="28" w:after="28"/>
-            </w:pPr>
-            <w:r>
-              <w:rPr>
-                <w:sz w:val="15"/>
-                <w:szCs w:val="15"/>
-              </w:rPr>
-              <w:t xml:space="preserve">How does the company turn capitals into value?</w:t>
-            </w:r>
-          </w:p>
-        </w:tc>
-        <w:tc>
-          <w:tcPr>
-            <w:tcW w:type="pct" w:w="1686"/>
-            <w:shd w:fill="FFFFFF" w:val="clear"/>
-            <w:tcMar>
-              <w:top w:type="dxa" w:w="50"/>
-              <w:left w:type="dxa" w:w="110"/>
-              <w:bottom w:type="dxa" w:w="50"/>
-              <w:right w:type="dxa" w:w="110"/>
-            </w:tcMar>
-          </w:tcPr>
-          <w:p>
-            <w:pPr>
-              <w:spacing w:before="46" w:after="46"/>
-            </w:pPr>
-            <w:r>
-              <w:rPr>
-                <w:b/>
-                <w:bCs/>
-                <w:color w:val="8186EF"/>
-                <w:sz w:val="14"/>
-                <w:szCs w:val="14"/>
-              </w:rPr>
-              <w:t xml:space="preserve">(18)</w:t>
-            </w:r>
-          </w:p>
-        </w:tc>
-      </w:tr>
-      <w:tr>
-        <w:tc>
-          <w:tcPr>
-            <w:tcW w:type="pct" w:w="1447"/>
-            <w:shd w:fill="FBFAF6" w:val="clear"/>
-            <w:tcMar>
-              <w:top w:type="dxa" w:w="50"/>
-              <w:left w:type="dxa" w:w="110"/>
-              <w:bottom w:type="dxa" w:w="50"/>
-              <w:right w:type="dxa" w:w="110"/>
-            </w:tcMar>
-          </w:tcPr>
-          <w:p>
-            <w:pPr>
-              <w:spacing w:before="28" w:after="28"/>
-            </w:pPr>
-            <w:r>
-              <w:rPr>
-                <w:sz w:val="15"/>
-                <w:szCs w:val="15"/>
-              </w:rPr>
-              <w:t xml:space="preserve">Risks and opportunities</w:t>
-            </w:r>
-          </w:p>
-        </w:tc>
-        <w:tc>
-          <w:tcPr>
-            <w:tcW w:type="pct" w:w="1867"/>
-            <w:shd w:fill="FBFAF6" w:val="clear"/>
-            <w:tcMar>
-              <w:top w:type="dxa" w:w="50"/>
-              <w:left w:type="dxa" w:w="110"/>
-              <w:bottom w:type="dxa" w:w="50"/>
-              <w:right w:type="dxa" w:w="110"/>
-            </w:tcMar>
-          </w:tcPr>
-          <w:p>
-            <w:pPr>
-              <w:spacing w:before="28" w:after="28"/>
-            </w:pPr>
-            <w:r>
-              <w:rPr>
-                <w:sz w:val="15"/>
-                <w:szCs w:val="15"/>
-              </w:rPr>
-              <w:t xml:space="preserve">What could help or harm value creation?</w:t>
-            </w:r>
-          </w:p>
-        </w:tc>
-        <w:tc>
-          <w:tcPr>
-            <w:tcW w:type="pct" w:w="1686"/>
-            <w:shd w:fill="FFFFFF" w:val="clear"/>
-            <w:tcMar>
-              <w:top w:type="dxa" w:w="50"/>
-              <w:left w:type="dxa" w:w="110"/>
-              <w:bottom w:type="dxa" w:w="50"/>
-              <w:right w:type="dxa" w:w="110"/>
-            </w:tcMar>
-          </w:tcPr>
-          <w:p>
-            <w:pPr>
-              <w:spacing w:before="46" w:after="46"/>
-            </w:pPr>
-            <w:r>
-              <w:rPr>
-                <w:b/>
-                <w:bCs/>
-                <w:color w:val="8186EF"/>
-                <w:sz w:val="14"/>
-                <w:szCs w:val="14"/>
-              </w:rPr>
-              <w:t xml:space="preserve">(19)</w:t>
-            </w:r>
-          </w:p>
-        </w:tc>
-      </w:tr>
-      <w:tr>
-        <w:tc>
-          <w:tcPr>
-            <w:tcW w:type="pct" w:w="1447"/>
-            <w:tcMar>
-              <w:top w:type="dxa" w:w="50"/>
-              <w:left w:type="dxa" w:w="110"/>
-              <w:bottom w:type="dxa" w:w="50"/>
-              <w:right w:type="dxa" w:w="110"/>
-            </w:tcMar>
-          </w:tcPr>
-          <w:p>
-            <w:pPr>
-              <w:spacing w:before="28" w:after="28"/>
-            </w:pPr>
-            <w:r>
-              <w:rPr>
-                <w:sz w:val="15"/>
-                <w:szCs w:val="15"/>
-              </w:rPr>
-              <w:t xml:space="preserve">Strategy and resource allocation</w:t>
-            </w:r>
-          </w:p>
-        </w:tc>
-        <w:tc>
-          <w:tcPr>
-            <w:tcW w:type="pct" w:w="1867"/>
-            <w:tcMar>
-              <w:top w:type="dxa" w:w="50"/>
-              <w:left w:type="dxa" w:w="110"/>
-              <w:bottom w:type="dxa" w:w="50"/>
-              <w:right w:type="dxa" w:w="110"/>
-            </w:tcMar>
-          </w:tcPr>
-          <w:p>
-            <w:pPr>
-              <w:spacing w:before="28" w:after="28"/>
-            </w:pPr>
-            <w:r>
-              <w:rPr>
-                <w:sz w:val="15"/>
-                <w:szCs w:val="15"/>
-              </w:rPr>
-              <w:t xml:space="preserve">Where is it going, and how will it get there?</w:t>
-            </w:r>
-          </w:p>
-        </w:tc>
-        <w:tc>
-          <w:tcPr>
-            <w:tcW w:type="pct" w:w="1686"/>
-            <w:shd w:fill="FFFFFF" w:val="clear"/>
-            <w:tcMar>
-              <w:top w:type="dxa" w:w="50"/>
-              <w:left w:type="dxa" w:w="110"/>
-              <w:bottom w:type="dxa" w:w="50"/>
-              <w:right w:type="dxa" w:w="110"/>
-            </w:tcMar>
-          </w:tcPr>
-          <w:p>
-            <w:pPr>
-              <w:spacing w:before="46" w:after="46"/>
-            </w:pPr>
-            <w:r>
-              <w:rPr>
-                <w:b/>
-                <w:bCs/>
-                <w:color w:val="8186EF"/>
-                <w:sz w:val="14"/>
-                <w:szCs w:val="14"/>
-              </w:rPr>
-              <w:t xml:space="preserve">(20)</w:t>
-            </w:r>
-          </w:p>
-        </w:tc>
-      </w:tr>
-      <w:tr>
-        <w:tc>
-          <w:tcPr>
-            <w:tcW w:type="pct" w:w="1447"/>
-            <w:shd w:fill="FBFAF6" w:val="clear"/>
-            <w:tcMar>
-              <w:top w:type="dxa" w:w="50"/>
-              <w:left w:type="dxa" w:w="110"/>
-              <w:bottom w:type="dxa" w:w="50"/>
-              <w:right w:type="dxa" w:w="110"/>
-            </w:tcMar>
-          </w:tcPr>
-          <w:p>
-            <w:pPr>
-              <w:spacing w:before="28" w:after="28"/>
-            </w:pPr>
-            <w:r>
-              <w:rPr>
-                <w:sz w:val="15"/>
-                <w:szCs w:val="15"/>
-              </w:rPr>
-              <w:t xml:space="preserve">Performance</w:t>
-            </w:r>
-          </w:p>
-        </w:tc>
-        <w:tc>
-          <w:tcPr>
-            <w:tcW w:type="pct" w:w="1867"/>
-            <w:shd w:fill="FBFAF6" w:val="clear"/>
-            <w:tcMar>
-              <w:top w:type="dxa" w:w="50"/>
-              <w:left w:type="dxa" w:w="110"/>
-              <w:bottom w:type="dxa" w:w="50"/>
-              <w:right w:type="dxa" w:w="110"/>
-            </w:tcMar>
-          </w:tcPr>
-          <w:p>
-            <w:pPr>
-              <w:spacing w:before="28" w:after="28"/>
-            </w:pPr>
-            <w:r>
-              <w:rPr>
-                <w:sz w:val="15"/>
-                <w:szCs w:val="15"/>
-              </w:rPr>
-              <w:t xml:space="preserve">What did it achieve, and with what effects on the capitals?</w:t>
-            </w:r>
-          </w:p>
-        </w:tc>
-        <w:tc>
-          <w:tcPr>
-            <w:tcW w:type="pct" w:w="1686"/>
-            <w:shd w:fill="FFFFFF" w:val="clear"/>
-            <w:tcMar>
-              <w:top w:type="dxa" w:w="50"/>
-              <w:left w:type="dxa" w:w="110"/>
-              <w:bottom w:type="dxa" w:w="50"/>
-              <w:right w:type="dxa" w:w="110"/>
-            </w:tcMar>
-          </w:tcPr>
-          <w:p>
-            <w:pPr>
-              <w:spacing w:before="46" w:after="46"/>
-            </w:pPr>
-            <w:r>
-              <w:rPr>
-                <w:b/>
-                <w:bCs/>
-                <w:color w:val="8186EF"/>
-                <w:sz w:val="14"/>
-                <w:szCs w:val="14"/>
-              </w:rPr>
-              <w:t xml:space="preserve">(21)</w:t>
-            </w:r>
-          </w:p>
-        </w:tc>
-      </w:tr>
-      <w:tr>
-        <w:tc>
-          <w:tcPr>
-            <w:tcW w:type="pct" w:w="1447"/>
-            <w:tcMar>
-              <w:top w:type="dxa" w:w="50"/>
-              <w:left w:type="dxa" w:w="110"/>
-              <w:bottom w:type="dxa" w:w="50"/>
-              <w:right w:type="dxa" w:w="110"/>
-            </w:tcMar>
-          </w:tcPr>
-          <w:p>
-            <w:pPr>
-              <w:spacing w:before="28" w:after="28"/>
-            </w:pPr>
-            <w:r>
-              <w:rPr>
-                <w:sz w:val="15"/>
-                <w:szCs w:val="15"/>
-              </w:rPr>
-              <w:t xml:space="preserve">Outlook</w:t>
-            </w:r>
-          </w:p>
-        </w:tc>
-        <w:tc>
-          <w:tcPr>
-            <w:tcW w:type="pct" w:w="1867"/>
-            <w:tcMar>
-              <w:top w:type="dxa" w:w="50"/>
-              <w:left w:type="dxa" w:w="110"/>
-              <w:bottom w:type="dxa" w:w="50"/>
-              <w:right w:type="dxa" w:w="110"/>
-            </w:tcMar>
-          </w:tcPr>
-          <w:p>
-            <w:pPr>
-              <w:spacing w:before="28" w:after="28"/>
-            </w:pPr>
-            <w:r>
-              <w:rPr>
-                <w:sz w:val="15"/>
-                <w:szCs w:val="15"/>
-              </w:rPr>
-              <w:t xml:space="preserve">What challenges and uncertainties lie ahead?</w:t>
-            </w:r>
-          </w:p>
-        </w:tc>
-        <w:tc>
-          <w:tcPr>
-            <w:tcW w:type="pct" w:w="1686"/>
-            <w:shd w:fill="FFFFFF" w:val="clear"/>
-            <w:tcMar>
-              <w:top w:type="dxa" w:w="50"/>
-              <w:left w:type="dxa" w:w="110"/>
-              <w:bottom w:type="dxa" w:w="50"/>
-              <w:right w:type="dxa" w:w="110"/>
-            </w:tcMar>
-          </w:tcPr>
-          <w:p>
-            <w:pPr>
-              <w:spacing w:before="46" w:after="46"/>
-            </w:pPr>
-            <w:r>
-              <w:rPr>
-                <w:b/>
-                <w:bCs/>
-                <w:color w:val="8186EF"/>
-                <w:sz w:val="14"/>
-                <w:szCs w:val="14"/>
-              </w:rPr>
-              <w:t xml:space="preserve">(22)</w:t>
-            </w:r>
-          </w:p>
-        </w:tc>
-      </w:tr>
-      <w:tr>
-        <w:tc>
-          <w:tcPr>
-            <w:tcW w:type="pct" w:w="1447"/>
-            <w:shd w:fill="FBFAF6" w:val="clear"/>
-            <w:tcMar>
-              <w:top w:type="dxa" w:w="50"/>
-              <w:left w:type="dxa" w:w="110"/>
-              <w:bottom w:type="dxa" w:w="50"/>
-              <w:right w:type="dxa" w:w="110"/>
-            </w:tcMar>
-          </w:tcPr>
-          <w:p>
-            <w:pPr>
-              <w:spacing w:before="28" w:after="28"/>
-            </w:pPr>
-            <w:r>
-              <w:rPr>
-                <w:sz w:val="15"/>
-                <w:szCs w:val="15"/>
-              </w:rPr>
-              <w:t xml:space="preserve">Basis of preparation and presentation</w:t>
-            </w:r>
-          </w:p>
-        </w:tc>
-        <w:tc>
-          <w:tcPr>
-            <w:tcW w:type="pct" w:w="1867"/>
-            <w:shd w:fill="FBFAF6" w:val="clear"/>
-            <w:tcMar>
-              <w:top w:type="dxa" w:w="50"/>
-              <w:left w:type="dxa" w:w="110"/>
-              <w:bottom w:type="dxa" w:w="50"/>
-              <w:right w:type="dxa" w:w="110"/>
-            </w:tcMar>
-          </w:tcPr>
-          <w:p>
-            <w:pPr>
-              <w:spacing w:before="28" w:after="28"/>
-            </w:pPr>
-            <w:r>
-              <w:rPr>
-                <w:sz w:val="15"/>
-                <w:szCs w:val="15"/>
-              </w:rPr>
-              <w:t xml:space="preserve">How were matters chosen and measured?</w:t>
-            </w:r>
-          </w:p>
-        </w:tc>
-        <w:tc>
-          <w:tcPr>
-            <w:tcW w:type="pct" w:w="1686"/>
-            <w:shd w:fill="FBFAF6" w:val="clear"/>
-            <w:tcMar>
-              <w:top w:type="dxa" w:w="50"/>
-              <w:left w:type="dxa" w:w="110"/>
-              <w:bottom w:type="dxa" w:w="50"/>
-              <w:right w:type="dxa" w:w="110"/>
-            </w:tcMar>
-          </w:tcPr>
-          <w:p>
-            <w:pPr>
-              <w:spacing w:before="28" w:after="28"/>
-            </w:pPr>
-            <w:r>
-              <w:rPr>
-                <w:sz w:val="15"/>
-                <w:szCs w:val="15"/>
-              </w:rPr>
-              <w:t xml:space="preserve">Materiality process; measurement methods</w:t>
-            </w:r>
-          </w:p>
-        </w:tc>
-      </w:tr>
-    </w:tbl>
-    <w:p/>
-    <w:tbl>
-      <w:tblPr>
-        <w:tblW w:type="pct" w:w="100%"/>
-        <w:tblLayout w:type="fixed"/>
-        <w:tblBorders>
-          <w:top w:val="single" w:color="FBFAF6" w:sz="4"/>
-          <w:left w:val="single" w:color="FBFAF6" w:sz="4"/>
-          <w:bottom w:val="single" w:color="FBFAF6" w:sz="4"/>
-          <w:right w:val="single" w:color="FBFAF6" w:sz="4"/>
-          <w:insideH w:val="single" w:color="FBFAF6" w:sz="4"/>
-          <w:insideV w:val="single" w:color="FBFAF6" w:sz="4"/>
-        </w:tblBorders>
-      </w:tblPr>
-      <w:tblGrid>
-        <w:gridCol w:w="9600"/>
-      </w:tblGrid>
-      <w:tr>
-        <w:tc>
-          <w:tcPr>
-            <w:tcW w:type="pct" w:w="5000"/>
-            <w:shd w:fill="FBFAF6" w:val="clear"/>
-            <w:tcMar>
-              <w:top w:type="dxa" w:w="40"/>
-              <w:left w:type="dxa" w:w="100"/>
-              <w:bottom w:type="dxa" w:w="40"/>
-              <w:right w:type="dxa" w:w="100"/>
-            </w:tcMar>
-          </w:tcPr>
-          <w:p>
-            <w:pPr>
-              <w:spacing w:before="18" w:after="6"/>
-            </w:pPr>
-            <w:r>
-              <w:rPr>
-                <w:b/>
-                <w:bCs/>
-                <w:color w:val="6B7280"/>
-                <w:sz w:val="14"/>
-                <w:szCs w:val="14"/>
-              </w:rPr>
-              <w:t xml:space="preserve">word list</w:t>
-            </w:r>
-          </w:p>
-          <w:p>
-            <w:pPr>
-              <w:spacing w:before="0" w:after="18"/>
-            </w:pPr>
-            <w:r>
-              <w:rPr>
-                <w:b/>
-                <w:bCs/>
-                <w:color w:val="353A7C"/>
-                <w:sz w:val="16"/>
-                <w:szCs w:val="16"/>
-              </w:rPr>
-              <w:t xml:space="preserve">Renewable electricity 30%   ·   Olive yields and prices to 2030   ·   Water scarcity; demand for healthy drinks   ·   What does the company do, and where?   ·   Show how capitals, strategy and performance link   ·   Invest in irrigation and new products   ·   How does governance support value creation?   ·   Grow, press, bottle, sell</w:t>
-            </w:r>
-          </w:p>
-        </w:tc>
-      </w:tr>
-    </w:tbl>
-    <w:p/>
-    <w:p>
-      <w:pPr>
-        <w:spacing w:before="44" w:after="14"/>
-      </w:pPr>
-      <w:r>
-        <w:rPr>
-          <w:b/>
-          <w:bCs/>
-          <w:color w:val="353A7C"/>
-          <w:sz w:val="18"/>
-          <w:szCs w:val="18"/>
-        </w:rPr>
-        <w:t xml:space="preserve">Summary 3</w:t>
-      </w:r>
-      <w:r>
-        <w:rPr>
-          <w:color w:val="6B7280"/>
-          <w:sz w:val="16"/>
-          <w:szCs w:val="16"/>
-        </w:rPr>
-        <w:t xml:space="preserve">      gaps 23–25</w:t>
-      </w:r>
-    </w:p>
-    <w:p>
-      <w:pPr>
-        <w:spacing w:before="20" w:after="20" w:line="360" w:lineRule="auto"/>
-        <w:ind w:left="200"/>
-      </w:pPr>
-      <w:r>
-        <w:rPr>
-          <w:sz w:val="19"/>
-          <w:szCs w:val="19"/>
-        </w:rPr>
-        <w:t xml:space="preserve">Those charged with </w:t>
-      </w:r>
-      <w:r>
-        <w:rPr>
-          <w:b/>
-          <w:bCs/>
-          <w:color w:val="8186EF"/>
-          <w:sz w:val="15"/>
-          <w:szCs w:val="15"/>
-        </w:rPr>
-        <w:t xml:space="preserve"> (23) </w:t>
-      </w:r>
-      <w:r>
-        <w:rPr>
-          <w:u w:val="single"/>
-          <w:sz w:val="19"/>
-          <w:szCs w:val="19"/>
-        </w:rPr>
-        <w:t xml:space="preserve">            </w:t>
-      </w:r>
-      <w:r>
-        <w:rPr>
-          <w:sz w:val="19"/>
-          <w:szCs w:val="19"/>
-        </w:rPr>
-        <w:t xml:space="preserve"> </w:t>
-      </w:r>
-      <w:r>
-        <w:rPr>
-          <w:sz w:val="19"/>
-          <w:szCs w:val="19"/>
-        </w:rPr>
-        <w:t xml:space="preserve">, such as the board, should include a statement that they are </w:t>
-      </w:r>
-      <w:r>
-        <w:rPr>
-          <w:b/>
-          <w:bCs/>
-          <w:color w:val="8186EF"/>
-          <w:sz w:val="15"/>
-          <w:szCs w:val="15"/>
-        </w:rPr>
-        <w:t xml:space="preserve"> (24) </w:t>
-      </w:r>
-      <w:r>
-        <w:rPr>
-          <w:u w:val="single"/>
-          <w:sz w:val="19"/>
-          <w:szCs w:val="19"/>
-        </w:rPr>
-        <w:t xml:space="preserve">             </w:t>
-      </w:r>
-      <w:r>
-        <w:rPr>
-          <w:sz w:val="19"/>
-          <w:szCs w:val="19"/>
-        </w:rPr>
-        <w:t xml:space="preserve"> </w:t>
-      </w:r>
-      <w:r>
-        <w:rPr>
-          <w:sz w:val="19"/>
-          <w:szCs w:val="19"/>
-        </w:rPr>
-        <w:t xml:space="preserve"> for the integrated report. </w:t>
-      </w:r>
-      <w:r>
-        <w:rPr>
-          <w:sz w:val="19"/>
-          <w:szCs w:val="19"/>
-        </w:rPr>
-        <w:t xml:space="preserve">The report can stand alone or be a </w:t>
-      </w:r>
-      <w:r>
-        <w:rPr>
-          <w:b/>
-          <w:bCs/>
-          <w:color w:val="8186EF"/>
-          <w:sz w:val="15"/>
-          <w:szCs w:val="15"/>
-        </w:rPr>
-        <w:t xml:space="preserve"> (25) </w:t>
-      </w:r>
-      <w:r>
-        <w:rPr>
-          <w:u w:val="single"/>
-          <w:sz w:val="19"/>
-          <w:szCs w:val="19"/>
-        </w:rPr>
-        <w:t xml:space="preserve">                 </w:t>
-      </w:r>
-      <w:r>
-        <w:rPr>
-          <w:sz w:val="19"/>
-          <w:szCs w:val="19"/>
-        </w:rPr>
-        <w:t xml:space="preserve"> </w:t>
-      </w:r>
-      <w:r>
-        <w:rPr>
-          <w:sz w:val="19"/>
-          <w:szCs w:val="19"/>
-        </w:rPr>
-        <w:t xml:space="preserve"> part of another report, such as the annual report. </w:t>
-      </w:r>
-    </w:p>
-    <w:tbl>
-      <w:tblPr>
-        <w:tblW w:type="pct" w:w="100%"/>
-        <w:tblLayout w:type="fixed"/>
-        <w:tblBorders>
-          <w:top w:val="single" w:color="FBFAF6" w:sz="4"/>
-          <w:left w:val="single" w:color="FBFAF6" w:sz="4"/>
-          <w:bottom w:val="single" w:color="FBFAF6" w:sz="4"/>
-          <w:right w:val="single" w:color="FBFAF6" w:sz="4"/>
-          <w:insideH w:val="single" w:color="FBFAF6" w:sz="4"/>
-          <w:insideV w:val="single" w:color="FBFAF6" w:sz="4"/>
-        </w:tblBorders>
-      </w:tblPr>
-      <w:tblGrid>
-        <w:gridCol w:w="9600"/>
-      </w:tblGrid>
-      <w:tr>
-        <w:tc>
-          <w:tcPr>
-            <w:tcW w:type="pct" w:w="5000"/>
-            <w:shd w:fill="FBFAF6" w:val="clear"/>
-            <w:tcMar>
-              <w:top w:type="dxa" w:w="40"/>
-              <w:left w:type="dxa" w:w="100"/>
-              <w:bottom w:type="dxa" w:w="40"/>
-              <w:right w:type="dxa" w:w="100"/>
-            </w:tcMar>
-          </w:tcPr>
-          <w:p>
-            <w:pPr>
-              <w:spacing w:before="18" w:after="6"/>
-            </w:pPr>
-            <w:r>
-              <w:rPr>
-                <w:b/>
-                <w:bCs/>
-                <w:color w:val="6B7280"/>
-                <w:sz w:val="14"/>
-                <w:szCs w:val="14"/>
-              </w:rPr>
-              <w:t xml:space="preserve">word list</w:t>
-            </w:r>
-          </w:p>
-          <w:p>
-            <w:pPr>
-              <w:spacing w:before="0" w:after="18"/>
-            </w:pPr>
-            <w:r>
-              <w:rPr>
-                <w:b/>
-                <w:bCs/>
-                <w:color w:val="353A7C"/>
-                <w:sz w:val="16"/>
-                <w:szCs w:val="16"/>
-              </w:rPr>
-              <w:t xml:space="preserve">governance   ·   distinguishable   ·   responsible   ·   outlook</w:t>
+              <w:t xml:space="preserve">statement   ·   elements   ·   distinguishable   ·   responsible</w:t>
             </w:r>
           </w:p>
         </w:tc>
@@ -10051,6 +9265,18 @@
     <w:p/>
     <w:p>
       <w:pPr>
+        <w:pageBreakBefore w:val="true"/>
+        <w:spacing w:after="0"/>
+      </w:pPr>
+      <w:r>
+        <w:rPr>
+          <w:sz w:val="2"/>
+        </w:rPr>
+        <w:t xml:space="preserve"> </w:t>
+      </w:r>
+    </w:p>
+    <w:p>
+      <w:pPr>
         <w:spacing w:before="44" w:after="14"/>
       </w:pPr>
       <w:r>
@@ -10069,7 +9295,7 @@
           <w:sz w:val="16"/>
           <w:szCs w:val="16"/>
         </w:rPr>
-        <w:t xml:space="preserve">      gaps 26–27</w:t>
+        <w:t xml:space="preserve">      gaps 19–20</w:t>
       </w:r>
     </w:p>
     <w:p>
@@ -10092,7 +9318,7 @@
           <w:sz w:val="15"/>
           <w:szCs w:val="15"/>
         </w:rPr>
-        <w:t xml:space="preserve"> (26) </w:t>
+        <w:t xml:space="preserve"> (19) </w:t>
       </w:r>
       <w:r>
         <w:rPr>
@@ -10131,7 +9357,7 @@
           <w:sz w:val="15"/>
           <w:szCs w:val="15"/>
         </w:rPr>
-        <w:t xml:space="preserve"> (27) </w:t>
+        <w:t xml:space="preserve"> (20) </w:t>
       </w:r>
       <w:r>
         <w:rPr>
@@ -10211,25 +9437,13 @@
                 <w:sz w:val="16"/>
                 <w:szCs w:val="16"/>
               </w:rPr>
-              <w:t xml:space="preserve">connectivity   ·   guiding   ·   distinguishable</w:t>
+              <w:t xml:space="preserve">guiding   ·   outlook   ·   connectivity</w:t>
             </w:r>
           </w:p>
         </w:tc>
       </w:tr>
     </w:tbl>
     <w:p/>
-    <w:p>
-      <w:pPr>
-        <w:pageBreakBefore w:val="true"/>
-        <w:spacing w:after="0"/>
-      </w:pPr>
-      <w:r>
-        <w:rPr>
-          <w:sz w:val="2"/>
-        </w:rPr>
-        <w:t xml:space="preserve"> </w:t>
-      </w:r>
-    </w:p>
     <w:p>
       <w:pPr>
         <w:spacing w:before="44" w:after="10"/>
@@ -10255,7 +9469,7 @@
           <w:sz w:val="15"/>
           <w:szCs w:val="15"/>
         </w:rPr>
-        <w:t xml:space="preserve">Each term sits against what it means.</w:t>
+        <w:t xml:space="preserve">Each term sits against what it means, and an instance of it.</w:t>
       </w:r>
     </w:p>
     <w:p>
@@ -10266,7 +9480,7 @@
       <w:r>
         <w:drawing>
           <wp:inline distT="0" distB="0" distL="0" distR="0">
-            <wp:extent cx="5734050" cy="3553600"/>
+            <wp:extent cx="5734050" cy="4142100"/>
             <wp:effectExtent t="0" r="0" b="0" l="0"/>
             <wp:docPr id="1" name="" descr="" title=""/>
             <wp:cNvGraphicFramePr>
@@ -10291,7 +9505,7 @@
                   <pic:spPr bwMode="auto">
                     <a:xfrm>
                       <a:off x="0" y="0"/>
-                      <a:ext cx="5734050" cy="3553600"/>
+                      <a:ext cx="5734050" cy="4142100"/>
                     </a:xfrm>
                     <a:prstGeom prst="rect">
                       <a:avLst/>
@@ -10359,7 +9573,7 @@
                 <w:sz w:val="16"/>
                 <w:szCs w:val="16"/>
               </w:rPr>
-              <w:t xml:space="preserve">Strategic focus and future orientation   ·   Materiality   ·   content elements   ·   Stakeholder relationships</w:t>
+              <w:t xml:space="preserve">Strategic focus and future orientation   ·   Reliability and completeness   ·   integrated reporting   ·   Stakeholder relationships</w:t>
             </w:r>
           </w:p>
         </w:tc>
@@ -10694,14 +9908,14 @@
                 <w:sz w:val="16"/>
                 <w:szCs w:val="16"/>
               </w:rPr>
-              <w:t xml:space="preserve">16  </w:t>
-            </w:r>
-            <w:r>
-              <w:rPr>
-                <w:sz w:val="16"/>
-                <w:szCs w:val="16"/>
-              </w:rPr>
-              <w:t xml:space="preserve">What does the company do, and where?</w:t>
+              <w:t xml:space="preserve">13  </w:t>
+            </w:r>
+            <w:r>
+              <w:rPr>
+                <w:sz w:val="16"/>
+                <w:szCs w:val="16"/>
+              </w:rPr>
+              <w:t xml:space="preserve">Where is it going, and how will it get there?</w:t>
             </w:r>
           </w:p>
         </w:tc>
@@ -10736,7 +9950,7 @@
                 <w:sz w:val="16"/>
                 <w:szCs w:val="16"/>
               </w:rPr>
-              <w:t xml:space="preserve">connectivity</w:t>
+              <w:t xml:space="preserve">information</w:t>
             </w:r>
           </w:p>
         </w:tc>
@@ -10762,14 +9976,14 @@
                 <w:sz w:val="16"/>
                 <w:szCs w:val="16"/>
               </w:rPr>
-              <w:t xml:space="preserve">17  </w:t>
-            </w:r>
-            <w:r>
-              <w:rPr>
-                <w:sz w:val="16"/>
-                <w:szCs w:val="16"/>
-              </w:rPr>
-              <w:t xml:space="preserve">How does governance support value creation?</w:t>
+              <w:t xml:space="preserve">14  </w:t>
+            </w:r>
+            <w:r>
+              <w:rPr>
+                <w:sz w:val="16"/>
+                <w:szCs w:val="16"/>
+              </w:rPr>
+              <w:t xml:space="preserve">Renewable electricity 30%</w:t>
             </w:r>
           </w:p>
         </w:tc>
@@ -10804,7 +10018,7 @@
                 <w:sz w:val="16"/>
                 <w:szCs w:val="16"/>
               </w:rPr>
-              <w:t xml:space="preserve">Explain strategy and how it creates value over time</w:t>
+              <w:t xml:space="preserve">covers</w:t>
             </w:r>
           </w:p>
         </w:tc>
@@ -10830,14 +10044,14 @@
                 <w:sz w:val="16"/>
                 <w:szCs w:val="16"/>
               </w:rPr>
-              <w:t xml:space="preserve">18  </w:t>
-            </w:r>
-            <w:r>
-              <w:rPr>
-                <w:sz w:val="16"/>
-                <w:szCs w:val="16"/>
-              </w:rPr>
-              <w:t xml:space="preserve">Grow, press, bottle, sell</w:t>
+              <w:t xml:space="preserve">15  </w:t>
+            </w:r>
+            <w:r>
+              <w:rPr>
+                <w:sz w:val="16"/>
+                <w:szCs w:val="16"/>
+              </w:rPr>
+              <w:t xml:space="preserve">How were matters chosen and measured?</w:t>
             </w:r>
           </w:p>
         </w:tc>
@@ -10872,7 +10086,7 @@
                 <w:sz w:val="16"/>
                 <w:szCs w:val="16"/>
               </w:rPr>
-              <w:t xml:space="preserve">Irrigation</w:t>
+              <w:t xml:space="preserve">creates</w:t>
             </w:r>
           </w:p>
         </w:tc>
@@ -10898,14 +10112,14 @@
                 <w:sz w:val="16"/>
                 <w:szCs w:val="16"/>
               </w:rPr>
-              <w:t xml:space="preserve">19  </w:t>
-            </w:r>
-            <w:r>
-              <w:rPr>
-                <w:sz w:val="16"/>
-                <w:szCs w:val="16"/>
-              </w:rPr>
-              <w:t xml:space="preserve">Water scarcity; demand for healthy drinks</w:t>
+              <w:t xml:space="preserve">16  </w:t>
+            </w:r>
+            <w:r>
+              <w:rPr>
+                <w:sz w:val="16"/>
+                <w:szCs w:val="16"/>
+              </w:rPr>
+              <w:t xml:space="preserve">statement</w:t>
             </w:r>
           </w:p>
         </w:tc>
@@ -10940,7 +10154,7 @@
                 <w:sz w:val="16"/>
                 <w:szCs w:val="16"/>
               </w:rPr>
-              <w:t xml:space="preserve">Explain key relationships and how the company responds</w:t>
+              <w:t xml:space="preserve">performed</w:t>
             </w:r>
           </w:p>
         </w:tc>
@@ -10966,14 +10180,14 @@
                 <w:sz w:val="16"/>
                 <w:szCs w:val="16"/>
               </w:rPr>
-              <w:t xml:space="preserve">20  </w:t>
-            </w:r>
-            <w:r>
-              <w:rPr>
-                <w:sz w:val="16"/>
-                <w:szCs w:val="16"/>
-              </w:rPr>
-              <w:t xml:space="preserve">Invest in irrigation and new products</w:t>
+              <w:t xml:space="preserve">17  </w:t>
+            </w:r>
+            <w:r>
+              <w:rPr>
+                <w:sz w:val="16"/>
+                <w:szCs w:val="16"/>
+              </w:rPr>
+              <w:t xml:space="preserve">responsible</w:t>
             </w:r>
           </w:p>
         </w:tc>
@@ -11008,7 +10222,7 @@
                 <w:sz w:val="16"/>
                 <w:szCs w:val="16"/>
               </w:rPr>
-              <w:t xml:space="preserve">Water scarcity; olive prices</w:t>
+              <w:t xml:space="preserve">separate</w:t>
             </w:r>
           </w:p>
         </w:tc>
@@ -11034,14 +10248,14 @@
                 <w:sz w:val="16"/>
                 <w:szCs w:val="16"/>
               </w:rPr>
-              <w:t xml:space="preserve">21  </w:t>
-            </w:r>
-            <w:r>
-              <w:rPr>
-                <w:sz w:val="16"/>
-                <w:szCs w:val="16"/>
-              </w:rPr>
-              <w:t xml:space="preserve">Renewable electricity 30%</w:t>
+              <w:t xml:space="preserve">18  </w:t>
+            </w:r>
+            <w:r>
+              <w:rPr>
+                <w:sz w:val="16"/>
+                <w:szCs w:val="16"/>
+              </w:rPr>
+              <w:t xml:space="preserve">distinguishable</w:t>
             </w:r>
           </w:p>
         </w:tc>
@@ -11076,7 +10290,7 @@
                 <w:sz w:val="16"/>
                 <w:szCs w:val="16"/>
               </w:rPr>
-              <w:t xml:space="preserve">statements</w:t>
+              <w:t xml:space="preserve">Orontes's</w:t>
             </w:r>
           </w:p>
         </w:tc>
@@ -11102,14 +10316,14 @@
                 <w:sz w:val="16"/>
                 <w:szCs w:val="16"/>
               </w:rPr>
-              <w:t xml:space="preserve">22  </w:t>
-            </w:r>
-            <w:r>
-              <w:rPr>
-                <w:sz w:val="16"/>
-                <w:szCs w:val="16"/>
-              </w:rPr>
-              <w:t xml:space="preserve">Olive yields and prices to 2030</w:t>
+              <w:t xml:space="preserve">19  </w:t>
+            </w:r>
+            <w:r>
+              <w:rPr>
+                <w:sz w:val="16"/>
+                <w:szCs w:val="16"/>
+              </w:rPr>
+              <w:t xml:space="preserve">guiding</w:t>
             </w:r>
           </w:p>
         </w:tc>
@@ -11144,7 +10358,7 @@
                 <w:sz w:val="16"/>
                 <w:szCs w:val="16"/>
               </w:rPr>
-              <w:t xml:space="preserve">Report a failed product launch too</w:t>
+              <w:t xml:space="preserve">appears</w:t>
             </w:r>
           </w:p>
         </w:tc>
@@ -11170,14 +10384,14 @@
                 <w:sz w:val="16"/>
                 <w:szCs w:val="16"/>
               </w:rPr>
-              <w:t xml:space="preserve">23  </w:t>
-            </w:r>
-            <w:r>
-              <w:rPr>
-                <w:sz w:val="16"/>
-                <w:szCs w:val="16"/>
-              </w:rPr>
-              <w:t xml:space="preserve">governance</w:t>
+              <w:t xml:space="preserve">20  </w:t>
+            </w:r>
+            <w:r>
+              <w:rPr>
+                <w:sz w:val="16"/>
+                <w:szCs w:val="16"/>
+              </w:rPr>
+              <w:t xml:space="preserve">connectivity</w:t>
             </w:r>
           </w:p>
         </w:tc>
@@ -11212,7 +10426,7 @@
                 <w:sz w:val="16"/>
                 <w:szCs w:val="16"/>
               </w:rPr>
-              <w:t xml:space="preserve">Use the same basis over time and allow comparison</w:t>
+              <w:t xml:space="preserve">What does the company do, and where?</w:t>
             </w:r>
           </w:p>
         </w:tc>
@@ -11238,14 +10452,14 @@
                 <w:sz w:val="16"/>
                 <w:szCs w:val="16"/>
               </w:rPr>
-              <w:t xml:space="preserve">24  </w:t>
-            </w:r>
-            <w:r>
-              <w:rPr>
-                <w:sz w:val="16"/>
-                <w:szCs w:val="16"/>
-              </w:rPr>
-              <w:t xml:space="preserve">responsible</w:t>
+              <w:t xml:space="preserve">21  </w:t>
+            </w:r>
+            <w:r>
+              <w:rPr>
+                <w:sz w:val="16"/>
+                <w:szCs w:val="16"/>
+              </w:rPr>
+              <w:t xml:space="preserve">Strategic focus and future orientation</w:t>
             </w:r>
           </w:p>
         </w:tc>
@@ -11280,7 +10494,7 @@
                 <w:sz w:val="16"/>
                 <w:szCs w:val="16"/>
               </w:rPr>
-              <w:t xml:space="preserve">content</w:t>
+              <w:t xml:space="preserve">Board committee oversees water risk</w:t>
             </w:r>
           </w:p>
         </w:tc>
@@ -11306,14 +10520,14 @@
                 <w:sz w:val="16"/>
                 <w:szCs w:val="16"/>
               </w:rPr>
-              <w:t xml:space="preserve">25  </w:t>
-            </w:r>
-            <w:r>
-              <w:rPr>
-                <w:sz w:val="16"/>
-                <w:szCs w:val="16"/>
-              </w:rPr>
-              <w:t xml:space="preserve">distinguishable</w:t>
+              <w:t xml:space="preserve">22  </w:t>
+            </w:r>
+            <w:r>
+              <w:rPr>
+                <w:sz w:val="16"/>
+                <w:szCs w:val="16"/>
+              </w:rPr>
+              <w:t xml:space="preserve">Stakeholder relationships</w:t>
             </w:r>
           </w:p>
         </w:tc>
@@ -11348,7 +10562,7 @@
                 <w:sz w:val="16"/>
                 <w:szCs w:val="16"/>
               </w:rPr>
-              <w:t xml:space="preserve">covers</w:t>
+              <w:t xml:space="preserve">Grow, press, bottle, sell</w:t>
             </w:r>
           </w:p>
         </w:tc>
@@ -11374,14 +10588,14 @@
                 <w:sz w:val="16"/>
                 <w:szCs w:val="16"/>
               </w:rPr>
-              <w:t xml:space="preserve">26  </w:t>
-            </w:r>
-            <w:r>
-              <w:rPr>
-                <w:sz w:val="16"/>
-                <w:szCs w:val="16"/>
-              </w:rPr>
-              <w:t xml:space="preserve">guiding</w:t>
+              <w:t xml:space="preserve">23  </w:t>
+            </w:r>
+            <w:r>
+              <w:rPr>
+                <w:sz w:val="16"/>
+                <w:szCs w:val="16"/>
+              </w:rPr>
+              <w:t xml:space="preserve">Reliability and completeness</w:t>
             </w:r>
           </w:p>
         </w:tc>
@@ -11416,7 +10630,7 @@
                 <w:sz w:val="16"/>
                 <w:szCs w:val="16"/>
               </w:rPr>
-              <w:t xml:space="preserve">governance</w:t>
+              <w:t xml:space="preserve">What could help or harm value creation?</w:t>
             </w:r>
           </w:p>
         </w:tc>
@@ -11432,228 +10646,14 @@
           </w:tcPr>
           <w:p>
             <w:pPr>
-              <w:spacing w:before="12" w:after="12"/>
-            </w:pPr>
-            <w:r>
-              <w:rPr>
-                <w:b/>
-                <w:bCs/>
-                <w:color w:val="8186EF"/>
-                <w:sz w:val="16"/>
-                <w:szCs w:val="16"/>
-              </w:rPr>
-              <w:t xml:space="preserve">27  </w:t>
-            </w:r>
-            <w:r>
-              <w:rPr>
-                <w:sz w:val="16"/>
-                <w:szCs w:val="16"/>
-              </w:rPr>
-              <w:t xml:space="preserve">connectivity</w:t>
-            </w:r>
-          </w:p>
-        </w:tc>
-      </w:tr>
-      <w:tr>
-        <w:tc>
-          <w:tcPr>
-            <w:tcW w:type="pct" w:w="2500"/>
-            <w:tcMar>
-              <w:top w:type="dxa" w:w="20"/>
-              <w:left w:type="dxa" w:w="80"/>
-              <w:bottom w:type="dxa" w:w="20"/>
-              <w:right w:type="dxa" w:w="80"/>
-            </w:tcMar>
-          </w:tcPr>
-          <w:p>
-            <w:pPr>
-              <w:spacing w:before="12" w:after="12"/>
-            </w:pPr>
-            <w:r>
-              <w:rPr>
-                <w:b/>
-                <w:bCs/>
-                <w:color w:val="8186EF"/>
-                <w:sz w:val="16"/>
-                <w:szCs w:val="16"/>
-              </w:rPr>
-              <w:t xml:space="preserve">13  </w:t>
-            </w:r>
-            <w:r>
-              <w:rPr>
-                <w:sz w:val="16"/>
-                <w:szCs w:val="16"/>
-              </w:rPr>
-              <w:t xml:space="preserve">performed</w:t>
-            </w:r>
-          </w:p>
-        </w:tc>
-        <w:tc>
-          <w:tcPr>
-            <w:tcW w:type="pct" w:w="2500"/>
-            <w:tcMar>
-              <w:top w:type="dxa" w:w="20"/>
-              <w:left w:type="dxa" w:w="80"/>
-              <w:bottom w:type="dxa" w:w="20"/>
-              <w:right w:type="dxa" w:w="80"/>
-            </w:tcMar>
-          </w:tcPr>
-          <w:p>
-            <w:pPr>
-              <w:spacing w:before="12" w:after="12"/>
-            </w:pPr>
-            <w:r>
-              <w:rPr>
-                <w:b/>
-                <w:bCs/>
-                <w:color w:val="8186EF"/>
-                <w:sz w:val="16"/>
-                <w:szCs w:val="16"/>
-              </w:rPr>
-              <w:t xml:space="preserve">28  </w:t>
-            </w:r>
-            <w:r>
-              <w:rPr>
-                <w:sz w:val="16"/>
-                <w:szCs w:val="16"/>
-              </w:rPr>
-              <w:t xml:space="preserve">Strategic focus and future orientation</w:t>
-            </w:r>
-          </w:p>
-        </w:tc>
-      </w:tr>
-      <w:tr>
-        <w:tc>
-          <w:tcPr>
-            <w:tcW w:type="pct" w:w="2500"/>
-            <w:tcMar>
-              <w:top w:type="dxa" w:w="20"/>
-              <w:left w:type="dxa" w:w="80"/>
-              <w:bottom w:type="dxa" w:w="20"/>
-              <w:right w:type="dxa" w:w="80"/>
-            </w:tcMar>
-          </w:tcPr>
-          <w:p>
-            <w:pPr>
-              <w:spacing w:before="12" w:after="12"/>
-            </w:pPr>
-            <w:r>
-              <w:rPr>
-                <w:b/>
-                <w:bCs/>
-                <w:color w:val="8186EF"/>
-                <w:sz w:val="16"/>
-                <w:szCs w:val="16"/>
-              </w:rPr>
-              <w:t xml:space="preserve">14  </w:t>
-            </w:r>
-            <w:r>
-              <w:rPr>
-                <w:sz w:val="16"/>
-                <w:szCs w:val="16"/>
-              </w:rPr>
-              <w:t xml:space="preserve">separate</w:t>
-            </w:r>
-          </w:p>
-        </w:tc>
-        <w:tc>
-          <w:tcPr>
-            <w:tcW w:type="pct" w:w="2500"/>
-            <w:tcMar>
-              <w:top w:type="dxa" w:w="20"/>
-              <w:left w:type="dxa" w:w="80"/>
-              <w:bottom w:type="dxa" w:w="20"/>
-              <w:right w:type="dxa" w:w="80"/>
-            </w:tcMar>
-          </w:tcPr>
-          <w:p>
-            <w:pPr>
-              <w:spacing w:before="12" w:after="12"/>
-            </w:pPr>
-            <w:r>
-              <w:rPr>
-                <w:b/>
-                <w:bCs/>
-                <w:color w:val="8186EF"/>
-                <w:sz w:val="16"/>
-                <w:szCs w:val="16"/>
-              </w:rPr>
-              <w:t xml:space="preserve">29  </w:t>
-            </w:r>
-            <w:r>
-              <w:rPr>
-                <w:sz w:val="16"/>
-                <w:szCs w:val="16"/>
-              </w:rPr>
-              <w:t xml:space="preserve">Stakeholder relationships</w:t>
-            </w:r>
-          </w:p>
-        </w:tc>
-      </w:tr>
-      <w:tr>
-        <w:tc>
-          <w:tcPr>
-            <w:tcW w:type="pct" w:w="2500"/>
-            <w:tcMar>
-              <w:top w:type="dxa" w:w="20"/>
-              <w:left w:type="dxa" w:w="80"/>
-              <w:bottom w:type="dxa" w:w="20"/>
-              <w:right w:type="dxa" w:w="80"/>
-            </w:tcMar>
-          </w:tcPr>
-          <w:p>
-            <w:pPr>
-              <w:spacing w:before="12" w:after="12"/>
-            </w:pPr>
-            <w:r>
-              <w:rPr>
-                <w:b/>
-                <w:bCs/>
-                <w:color w:val="8186EF"/>
-                <w:sz w:val="16"/>
-                <w:szCs w:val="16"/>
-              </w:rPr>
-              <w:t xml:space="preserve">15  </w:t>
-            </w:r>
-            <w:r>
-              <w:rPr>
-                <w:sz w:val="16"/>
-                <w:szCs w:val="16"/>
-              </w:rPr>
-              <w:t xml:space="preserve">performance</w:t>
-            </w:r>
-          </w:p>
-        </w:tc>
-        <w:tc>
-          <w:tcPr>
-            <w:tcW w:type="pct" w:w="2500"/>
-            <w:tcMar>
-              <w:top w:type="dxa" w:w="20"/>
-              <w:left w:type="dxa" w:w="80"/>
-              <w:bottom w:type="dxa" w:w="20"/>
-              <w:right w:type="dxa" w:w="80"/>
-            </w:tcMar>
-          </w:tcPr>
-          <w:p>
-            <w:pPr>
-              <w:spacing w:before="12" w:after="12"/>
-            </w:pPr>
-            <w:r>
-              <w:rPr>
-                <w:b/>
-                <w:bCs/>
-                <w:color w:val="8186EF"/>
-                <w:sz w:val="16"/>
-                <w:szCs w:val="16"/>
-              </w:rPr>
-              <w:t xml:space="preserve">30  </w:t>
-            </w:r>
-            <w:r>
-              <w:rPr>
-                <w:sz w:val="16"/>
-                <w:szCs w:val="16"/>
-              </w:rPr>
-              <w:t xml:space="preserve">Materiality</w:t>
+              <w:spacing w:before="24" w:after="24"/>
+            </w:pPr>
+            <w:r>
+              <w:rPr>
+                <w:sz w:val="16"/>
+                <w:szCs w:val="16"/>
+              </w:rPr>
+              <w:t xml:space="preserve"/>
             </w:r>
           </w:p>
         </w:tc>
@@ -13281,39 +12281,7 @@
                 <w:sz w:val="15"/>
                 <w:szCs w:val="15"/>
               </w:rPr>
-              <w:t xml:space="preserve">Barada signed five-year </w:t>
-            </w:r>
-            <w:r>
-              <w:rPr>
-                <w:b/>
-                <w:bCs/>
-                <w:color w:val="8186EF"/>
-                <w:sz w:val="14"/>
-                <w:szCs w:val="14"/>
-              </w:rPr>
-              <w:t xml:space="preserve"> (13) </w:t>
-            </w:r>
-            <w:r>
-              <w:rPr>
-                <w:u w:val="single"/>
-                <w:sz w:val="15"/>
-                <w:szCs w:val="15"/>
-              </w:rPr>
-              <w:t xml:space="preserve">              </w:t>
-            </w:r>
-            <w:r>
-              <w:rPr>
-                <w:sz w:val="15"/>
-                <w:szCs w:val="15"/>
-              </w:rPr>
-              <w:t xml:space="preserve"> </w:t>
-            </w:r>
-            <w:r>
-              <w:rPr>
-                <w:sz w:val="15"/>
-                <w:szCs w:val="15"/>
-              </w:rPr>
-              <w:t xml:space="preserve"> with 60 small farmers.</w:t>
+              <w:t xml:space="preserve">Barada signed five-year partnerships with 60 small farmers.</w:t>
             </w:r>
           </w:p>
         </w:tc>
@@ -13346,7 +12314,7 @@
         <w:tc>
           <w:tcPr>
             <w:tcW w:type="pct" w:w="2600"/>
-            <w:shd w:fill="FFFFFF" w:val="clear"/>
+            <w:shd w:fill="FBFAF6" w:val="clear"/>
             <w:tcMar>
               <w:top w:type="dxa" w:w="50"/>
               <w:left w:type="dxa" w:w="110"/>
@@ -13356,17 +12324,14 @@
           </w:tcPr>
           <w:p>
             <w:pPr>
-              <w:spacing w:before="46" w:after="46"/>
-            </w:pPr>
-            <w:r>
-              <w:rPr>
-                <w:b/>
-                <w:bCs/>
-                <w:color w:val="8186EF"/>
-                <w:sz w:val="14"/>
-                <w:szCs w:val="14"/>
-              </w:rPr>
-              <w:t xml:space="preserve">(14)</w:t>
+              <w:spacing w:before="28" w:after="28"/>
+            </w:pPr>
+            <w:r>
+              <w:rPr>
+                <w:sz w:val="15"/>
+                <w:szCs w:val="15"/>
+              </w:rPr>
+              <w:t xml:space="preserve">Staff turnover in the warehouse fell from 25% to 15%.</w:t>
             </w:r>
           </w:p>
         </w:tc>
@@ -13418,7 +12383,7 @@
                 <w:sz w:val="14"/>
                 <w:szCs w:val="14"/>
               </w:rPr>
-              <w:t xml:space="preserve">(15)</w:t>
+              <w:t xml:space="preserve">(13)</w:t>
             </w:r>
           </w:p>
         </w:tc>
@@ -13478,7 +12443,7 @@
                 <w:sz w:val="14"/>
                 <w:szCs w:val="14"/>
               </w:rPr>
-              <w:t xml:space="preserve"> (16) </w:t>
+              <w:t xml:space="preserve"> (14) </w:t>
             </w:r>
             <w:r>
               <w:rPr>
@@ -13598,7 +12563,39 @@
                 <w:sz w:val="15"/>
                 <w:szCs w:val="15"/>
               </w:rPr>
-              <w:t xml:space="preserve">The draft links each strategic goal to the KPI and the capital it affects.</w:t>
+              <w:t xml:space="preserve">The draft links each </w:t>
+            </w:r>
+            <w:r>
+              <w:rPr>
+                <w:b/>
+                <w:bCs/>
+                <w:color w:val="8186EF"/>
+                <w:sz w:val="14"/>
+                <w:szCs w:val="14"/>
+              </w:rPr>
+              <w:t xml:space="preserve"> (15) </w:t>
+            </w:r>
+            <w:r>
+              <w:rPr>
+                <w:u w:val="single"/>
+                <w:sz w:val="15"/>
+                <w:szCs w:val="15"/>
+              </w:rPr>
+              <w:t xml:space="preserve">              </w:t>
+            </w:r>
+            <w:r>
+              <w:rPr>
+                <w:sz w:val="15"/>
+                <w:szCs w:val="15"/>
+              </w:rPr>
+              <w:t xml:space="preserve"> </w:t>
+            </w:r>
+            <w:r>
+              <w:rPr>
+                <w:sz w:val="15"/>
+                <w:szCs w:val="15"/>
+              </w:rPr>
+              <w:t xml:space="preserve"> goal to the KPI and the capital it affects.</w:t>
             </w:r>
           </w:p>
         </w:tc>
@@ -13660,7 +12657,7 @@
                 <w:sz w:val="16"/>
                 <w:szCs w:val="16"/>
               </w:rPr>
-              <w:t xml:space="preserve">Barada's   ·   partnerships   ·   Staff turnover in the warehouse fell from 25% to 15%.   ·   Packaging waste sent to landfill fell by one third.   ·   guiding principles</w:t>
+              <w:t xml:space="preserve">manufactured capital   ·   Packaging waste sent to landfill fell by one third.   ·   Barada's   ·   strategic</w:t>
             </w:r>
           </w:p>
         </w:tc>
@@ -13709,7 +12706,7 @@
                 <w:sz w:val="17"/>
                 <w:szCs w:val="17"/>
               </w:rPr>
-              <w:t xml:space="preserve">Item — Answer</w:t>
+              <w:t xml:space="preserve">Disclosure — Category</w:t>
             </w:r>
           </w:p>
         </w:tc>
@@ -13738,7 +12735,7 @@
                 <w:sz w:val="15"/>
                 <w:szCs w:val="15"/>
               </w:rPr>
-              <w:t xml:space="preserve">Item</w:t>
+              <w:t xml:space="preserve">Disclosure</w:t>
             </w:r>
           </w:p>
         </w:tc>
@@ -13765,7 +12762,7 @@
                 <w:sz w:val="15"/>
                 <w:szCs w:val="15"/>
               </w:rPr>
-              <w:t xml:space="preserve">Answer</w:t>
+              <w:t xml:space="preserve">Category</w:t>
             </w:r>
           </w:p>
         </w:tc>
@@ -13790,14 +12787,13 @@
                 <w:sz w:val="15"/>
                 <w:szCs w:val="15"/>
               </w:rPr>
-              <w:t xml:space="preserve">Safety training for factory staff</w:t>
+              <w:t xml:space="preserve">D1 Driver training</w:t>
             </w:r>
           </w:p>
         </w:tc>
         <w:tc>
           <w:tcPr>
             <w:tcW w:type="pct" w:w="2400"/>
-            <w:shd w:fill="FFFFFF" w:val="clear"/>
             <w:tcMar>
               <w:top w:type="dxa" w:w="50"/>
               <w:left w:type="dxa" w:w="110"/>
@@ -13807,17 +12803,14 @@
           </w:tcPr>
           <w:p>
             <w:pPr>
-              <w:spacing w:before="46" w:after="46"/>
-            </w:pPr>
-            <w:r>
-              <w:rPr>
-                <w:b/>
-                <w:bCs/>
-                <w:color w:val="8186EF"/>
-                <w:sz w:val="14"/>
-                <w:szCs w:val="14"/>
-              </w:rPr>
-              <w:t xml:space="preserve">(17)</w:t>
+              <w:spacing w:before="28" w:after="28"/>
+            </w:pPr>
+            <w:r>
+              <w:rPr>
+                <w:sz w:val="15"/>
+                <w:szCs w:val="15"/>
+              </w:rPr>
+              <w:t xml:space="preserve">Human capital</w:t>
             </w:r>
           </w:p>
         </w:tc>
@@ -13843,14 +12836,14 @@
                 <w:sz w:val="15"/>
                 <w:szCs w:val="15"/>
               </w:rPr>
-              <w:t xml:space="preserve">The trademark for Orontes Gold olive oil</w:t>
+              <w:t xml:space="preserve">D2 Electricity and solar</w:t>
             </w:r>
           </w:p>
         </w:tc>
         <w:tc>
           <w:tcPr>
             <w:tcW w:type="pct" w:w="2400"/>
-            <w:shd w:fill="FBFAF6" w:val="clear"/>
+            <w:shd w:fill="FFFFFF" w:val="clear"/>
             <w:tcMar>
               <w:top w:type="dxa" w:w="50"/>
               <w:left w:type="dxa" w:w="110"/>
@@ -13860,14 +12853,17 @@
           </w:tcPr>
           <w:p>
             <w:pPr>
-              <w:spacing w:before="28" w:after="28"/>
-            </w:pPr>
-            <w:r>
-              <w:rPr>
-                <w:sz w:val="15"/>
-                <w:szCs w:val="15"/>
-              </w:rPr>
-              <w:t xml:space="preserve">Intellectual capital</w:t>
+              <w:spacing w:before="46" w:after="46"/>
+            </w:pPr>
+            <w:r>
+              <w:rPr>
+                <w:b/>
+                <w:bCs/>
+                <w:color w:val="8186EF"/>
+                <w:sz w:val="14"/>
+                <w:szCs w:val="14"/>
+              </w:rPr>
+              <w:t xml:space="preserve">(16)</w:t>
             </w:r>
           </w:p>
         </w:tc>
@@ -13892,13 +12888,14 @@
                 <w:sz w:val="15"/>
                 <w:szCs w:val="15"/>
               </w:rPr>
-              <w:t xml:space="preserve">Water drawn from local wells</w:t>
+              <w:t xml:space="preserve">D3 Farmer partnerships</w:t>
             </w:r>
           </w:p>
         </w:tc>
         <w:tc>
           <w:tcPr>
             <w:tcW w:type="pct" w:w="2400"/>
+            <w:shd w:fill="FFFFFF" w:val="clear"/>
             <w:tcMar>
               <w:top w:type="dxa" w:w="50"/>
               <w:left w:type="dxa" w:w="110"/>
@@ -13908,14 +12905,17 @@
           </w:tcPr>
           <w:p>
             <w:pPr>
-              <w:spacing w:before="28" w:after="28"/>
-            </w:pPr>
-            <w:r>
-              <w:rPr>
-                <w:sz w:val="15"/>
-                <w:szCs w:val="15"/>
-              </w:rPr>
-              <w:t xml:space="preserve">Natural capital</w:t>
+              <w:spacing w:before="46" w:after="46"/>
+            </w:pPr>
+            <w:r>
+              <w:rPr>
+                <w:b/>
+                <w:bCs/>
+                <w:color w:val="8186EF"/>
+                <w:sz w:val="14"/>
+                <w:szCs w:val="14"/>
+              </w:rPr>
+              <w:t xml:space="preserve">(17)</w:t>
             </w:r>
           </w:p>
         </w:tc>
@@ -13941,7 +12941,7 @@
                 <w:sz w:val="15"/>
                 <w:szCs w:val="15"/>
               </w:rPr>
-              <w:t xml:space="preserve">Long-term contracts with grower cooperatives</w:t>
+              <w:t xml:space="preserve">D4 Warehouse staff turnover</w:t>
             </w:r>
           </w:p>
         </w:tc>
@@ -13969,6 +12969,54 @@
                 <w:szCs w:val="14"/>
               </w:rPr>
               <w:t xml:space="preserve">(18)</w:t>
+            </w:r>
+          </w:p>
+        </w:tc>
+      </w:tr>
+      <w:tr>
+        <w:tc>
+          <w:tcPr>
+            <w:tcW w:type="pct" w:w="2600"/>
+            <w:tcMar>
+              <w:top w:type="dxa" w:w="50"/>
+              <w:left w:type="dxa" w:w="110"/>
+              <w:bottom w:type="dxa" w:w="50"/>
+              <w:right w:type="dxa" w:w="110"/>
+            </w:tcMar>
+          </w:tcPr>
+          <w:p>
+            <w:pPr>
+              <w:spacing w:before="28" w:after="28"/>
+            </w:pPr>
+            <w:r>
+              <w:rPr>
+                <w:sz w:val="15"/>
+                <w:szCs w:val="15"/>
+              </w:rPr>
+              <w:t xml:space="preserve">D5 Packaging waste</w:t>
+            </w:r>
+          </w:p>
+        </w:tc>
+        <w:tc>
+          <w:tcPr>
+            <w:tcW w:type="pct" w:w="2400"/>
+            <w:tcMar>
+              <w:top w:type="dxa" w:w="50"/>
+              <w:left w:type="dxa" w:w="110"/>
+              <w:bottom w:type="dxa" w:w="50"/>
+              <w:right w:type="dxa" w:w="110"/>
+            </w:tcMar>
+          </w:tcPr>
+          <w:p>
+            <w:pPr>
+              <w:spacing w:before="28" w:after="28"/>
+            </w:pPr>
+            <w:r>
+              <w:rPr>
+                <w:sz w:val="15"/>
+                <w:szCs w:val="15"/>
+              </w:rPr>
+              <w:t xml:space="preserve">Natural capital</w:t>
             </w:r>
           </w:p>
         </w:tc>
@@ -14030,7 +13078,7 @@
                 <w:sz w:val="16"/>
                 <w:szCs w:val="16"/>
               </w:rPr>
-              <w:t xml:space="preserve">Human capital   ·   Social and relationship capital   ·   natural capital</w:t>
+              <w:t xml:space="preserve">Social and relationship capital   ·   Natural capital   ·   manufactured capital   ·   Human capital</w:t>
             </w:r>
           </w:p>
         </w:tc>
@@ -14049,428 +13097,6 @@
         <w:t xml:space="preserve"> </w:t>
       </w:r>
     </w:p>
-    <w:tbl>
-      <w:tblPr>
-        <w:tblW w:type="pct" w:w="100%"/>
-        <w:tblLayout w:type="fixed"/>
-        <w:tblBorders>
-          <w:top w:val="single" w:color="353A7C" w:sz="6"/>
-          <w:left w:val="single" w:color="353A7C" w:sz="6"/>
-          <w:bottom w:val="single" w:color="353A7C" w:sz="6"/>
-          <w:right w:val="single" w:color="353A7C" w:sz="6"/>
-          <w:insideH w:val="single" w:color="353A7C" w:sz="6"/>
-          <w:insideV w:val="single" w:color="353A7C" w:sz="6"/>
-        </w:tblBorders>
-      </w:tblPr>
-      <w:tblGrid>
-        <w:gridCol w:w="4992"/>
-        <w:gridCol w:w="4608"/>
-      </w:tblGrid>
-      <w:tr>
-        <w:tc>
-          <w:tcPr>
-            <w:tcW w:type="pct" w:w="5000"/>
-            <w:gridSpan w:val="2"/>
-            <w:shd w:fill="353A7C" w:val="clear"/>
-            <w:tcMar>
-              <w:top w:type="dxa" w:w="60"/>
-              <w:left w:type="dxa" w:w="120"/>
-              <w:bottom w:type="dxa" w:w="60"/>
-              <w:right w:type="dxa" w:w="120"/>
-            </w:tcMar>
-          </w:tcPr>
-          <w:p>
-            <w:pPr>
-              <w:spacing w:before="40" w:after="40"/>
-            </w:pPr>
-            <w:r>
-              <w:rPr>
-                <w:b/>
-                <w:bCs/>
-                <w:color w:val="FFFFFF"/>
-                <w:sz w:val="17"/>
-                <w:szCs w:val="17"/>
-              </w:rPr>
-              <w:t xml:space="preserve">Disclosure — Category</w:t>
-            </w:r>
-          </w:p>
-        </w:tc>
-      </w:tr>
-      <w:tr>
-        <w:tc>
-          <w:tcPr>
-            <w:tcW w:type="pct" w:w="2600"/>
-            <w:shd w:fill="353A7C" w:val="clear"/>
-            <w:tcMar>
-              <w:top w:type="dxa" w:w="50"/>
-              <w:left w:type="dxa" w:w="110"/>
-              <w:bottom w:type="dxa" w:w="50"/>
-              <w:right w:type="dxa" w:w="110"/>
-            </w:tcMar>
-          </w:tcPr>
-          <w:p>
-            <w:pPr>
-              <w:spacing w:before="30" w:after="30"/>
-            </w:pPr>
-            <w:r>
-              <w:rPr>
-                <w:b/>
-                <w:bCs/>
-                <w:color w:val="FFFFFF"/>
-                <w:sz w:val="15"/>
-                <w:szCs w:val="15"/>
-              </w:rPr>
-              <w:t xml:space="preserve">Disclosure</w:t>
-            </w:r>
-          </w:p>
-        </w:tc>
-        <w:tc>
-          <w:tcPr>
-            <w:tcW w:type="pct" w:w="2400"/>
-            <w:shd w:fill="353A7C" w:val="clear"/>
-            <w:tcMar>
-              <w:top w:type="dxa" w:w="50"/>
-              <w:left w:type="dxa" w:w="110"/>
-              <w:bottom w:type="dxa" w:w="50"/>
-              <w:right w:type="dxa" w:w="110"/>
-            </w:tcMar>
-          </w:tcPr>
-          <w:p>
-            <w:pPr>
-              <w:spacing w:before="30" w:after="30"/>
-            </w:pPr>
-            <w:r>
-              <w:rPr>
-                <w:b/>
-                <w:bCs/>
-                <w:color w:val="FFFFFF"/>
-                <w:sz w:val="15"/>
-                <w:szCs w:val="15"/>
-              </w:rPr>
-              <w:t xml:space="preserve">Category</w:t>
-            </w:r>
-          </w:p>
-        </w:tc>
-      </w:tr>
-      <w:tr>
-        <w:tc>
-          <w:tcPr>
-            <w:tcW w:type="pct" w:w="2600"/>
-            <w:tcMar>
-              <w:top w:type="dxa" w:w="50"/>
-              <w:left w:type="dxa" w:w="110"/>
-              <w:bottom w:type="dxa" w:w="50"/>
-              <w:right w:type="dxa" w:w="110"/>
-            </w:tcMar>
-          </w:tcPr>
-          <w:p>
-            <w:pPr>
-              <w:spacing w:before="28" w:after="28"/>
-            </w:pPr>
-            <w:r>
-              <w:rPr>
-                <w:sz w:val="15"/>
-                <w:szCs w:val="15"/>
-              </w:rPr>
-              <w:t xml:space="preserve">D1 Driver training</w:t>
-            </w:r>
-          </w:p>
-        </w:tc>
-        <w:tc>
-          <w:tcPr>
-            <w:tcW w:type="pct" w:w="2400"/>
-            <w:tcMar>
-              <w:top w:type="dxa" w:w="50"/>
-              <w:left w:type="dxa" w:w="110"/>
-              <w:bottom w:type="dxa" w:w="50"/>
-              <w:right w:type="dxa" w:w="110"/>
-            </w:tcMar>
-          </w:tcPr>
-          <w:p>
-            <w:pPr>
-              <w:spacing w:before="28" w:after="28"/>
-            </w:pPr>
-            <w:r>
-              <w:rPr>
-                <w:sz w:val="15"/>
-                <w:szCs w:val="15"/>
-              </w:rPr>
-              <w:t xml:space="preserve">Human capital</w:t>
-            </w:r>
-          </w:p>
-        </w:tc>
-      </w:tr>
-      <w:tr>
-        <w:tc>
-          <w:tcPr>
-            <w:tcW w:type="pct" w:w="2600"/>
-            <w:shd w:fill="FBFAF6" w:val="clear"/>
-            <w:tcMar>
-              <w:top w:type="dxa" w:w="50"/>
-              <w:left w:type="dxa" w:w="110"/>
-              <w:bottom w:type="dxa" w:w="50"/>
-              <w:right w:type="dxa" w:w="110"/>
-            </w:tcMar>
-          </w:tcPr>
-          <w:p>
-            <w:pPr>
-              <w:spacing w:before="28" w:after="28"/>
-            </w:pPr>
-            <w:r>
-              <w:rPr>
-                <w:sz w:val="15"/>
-                <w:szCs w:val="15"/>
-              </w:rPr>
-              <w:t xml:space="preserve">D2 Electricity and solar</w:t>
-            </w:r>
-          </w:p>
-        </w:tc>
-        <w:tc>
-          <w:tcPr>
-            <w:tcW w:type="pct" w:w="2400"/>
-            <w:shd w:fill="FBFAF6" w:val="clear"/>
-            <w:tcMar>
-              <w:top w:type="dxa" w:w="50"/>
-              <w:left w:type="dxa" w:w="110"/>
-              <w:bottom w:type="dxa" w:w="50"/>
-              <w:right w:type="dxa" w:w="110"/>
-            </w:tcMar>
-          </w:tcPr>
-          <w:p>
-            <w:pPr>
-              <w:spacing w:before="28" w:after="28"/>
-            </w:pPr>
-            <w:r>
-              <w:rPr>
-                <w:sz w:val="15"/>
-                <w:szCs w:val="15"/>
-              </w:rPr>
-              <w:t xml:space="preserve">Natural capital</w:t>
-            </w:r>
-          </w:p>
-        </w:tc>
-      </w:tr>
-      <w:tr>
-        <w:tc>
-          <w:tcPr>
-            <w:tcW w:type="pct" w:w="2600"/>
-            <w:tcMar>
-              <w:top w:type="dxa" w:w="50"/>
-              <w:left w:type="dxa" w:w="110"/>
-              <w:bottom w:type="dxa" w:w="50"/>
-              <w:right w:type="dxa" w:w="110"/>
-            </w:tcMar>
-          </w:tcPr>
-          <w:p>
-            <w:pPr>
-              <w:spacing w:before="28" w:after="28"/>
-            </w:pPr>
-            <w:r>
-              <w:rPr>
-                <w:sz w:val="15"/>
-                <w:szCs w:val="15"/>
-              </w:rPr>
-              <w:t xml:space="preserve">D3 Farmer partnerships</w:t>
-            </w:r>
-          </w:p>
-        </w:tc>
-        <w:tc>
-          <w:tcPr>
-            <w:tcW w:type="pct" w:w="2400"/>
-            <w:shd w:fill="FFFFFF" w:val="clear"/>
-            <w:tcMar>
-              <w:top w:type="dxa" w:w="50"/>
-              <w:left w:type="dxa" w:w="110"/>
-              <w:bottom w:type="dxa" w:w="50"/>
-              <w:right w:type="dxa" w:w="110"/>
-            </w:tcMar>
-          </w:tcPr>
-          <w:p>
-            <w:pPr>
-              <w:spacing w:before="46" w:after="46"/>
-            </w:pPr>
-            <w:r>
-              <w:rPr>
-                <w:b/>
-                <w:bCs/>
-                <w:color w:val="8186EF"/>
-                <w:sz w:val="14"/>
-                <w:szCs w:val="14"/>
-              </w:rPr>
-              <w:t xml:space="preserve">(19)</w:t>
-            </w:r>
-          </w:p>
-        </w:tc>
-      </w:tr>
-      <w:tr>
-        <w:tc>
-          <w:tcPr>
-            <w:tcW w:type="pct" w:w="2600"/>
-            <w:shd w:fill="FBFAF6" w:val="clear"/>
-            <w:tcMar>
-              <w:top w:type="dxa" w:w="50"/>
-              <w:left w:type="dxa" w:w="110"/>
-              <w:bottom w:type="dxa" w:w="50"/>
-              <w:right w:type="dxa" w:w="110"/>
-            </w:tcMar>
-          </w:tcPr>
-          <w:p>
-            <w:pPr>
-              <w:spacing w:before="28" w:after="28"/>
-            </w:pPr>
-            <w:r>
-              <w:rPr>
-                <w:sz w:val="15"/>
-                <w:szCs w:val="15"/>
-              </w:rPr>
-              <w:t xml:space="preserve">D4 Warehouse staff turnover</w:t>
-            </w:r>
-          </w:p>
-        </w:tc>
-        <w:tc>
-          <w:tcPr>
-            <w:tcW w:type="pct" w:w="2400"/>
-            <w:shd w:fill="FFFFFF" w:val="clear"/>
-            <w:tcMar>
-              <w:top w:type="dxa" w:w="50"/>
-              <w:left w:type="dxa" w:w="110"/>
-              <w:bottom w:type="dxa" w:w="50"/>
-              <w:right w:type="dxa" w:w="110"/>
-            </w:tcMar>
-          </w:tcPr>
-          <w:p>
-            <w:pPr>
-              <w:spacing w:before="46" w:after="46"/>
-            </w:pPr>
-            <w:r>
-              <w:rPr>
-                <w:b/>
-                <w:bCs/>
-                <w:color w:val="8186EF"/>
-                <w:sz w:val="14"/>
-                <w:szCs w:val="14"/>
-              </w:rPr>
-              <w:t xml:space="preserve">(20)</w:t>
-            </w:r>
-          </w:p>
-        </w:tc>
-      </w:tr>
-      <w:tr>
-        <w:tc>
-          <w:tcPr>
-            <w:tcW w:type="pct" w:w="2600"/>
-            <w:tcMar>
-              <w:top w:type="dxa" w:w="50"/>
-              <w:left w:type="dxa" w:w="110"/>
-              <w:bottom w:type="dxa" w:w="50"/>
-              <w:right w:type="dxa" w:w="110"/>
-            </w:tcMar>
-          </w:tcPr>
-          <w:p>
-            <w:pPr>
-              <w:spacing w:before="28" w:after="28"/>
-            </w:pPr>
-            <w:r>
-              <w:rPr>
-                <w:sz w:val="15"/>
-                <w:szCs w:val="15"/>
-              </w:rPr>
-              <w:t xml:space="preserve">D5 Packaging waste</w:t>
-            </w:r>
-          </w:p>
-        </w:tc>
-        <w:tc>
-          <w:tcPr>
-            <w:tcW w:type="pct" w:w="2400"/>
-            <w:shd w:fill="FFFFFF" w:val="clear"/>
-            <w:tcMar>
-              <w:top w:type="dxa" w:w="50"/>
-              <w:left w:type="dxa" w:w="110"/>
-              <w:bottom w:type="dxa" w:w="50"/>
-              <w:right w:type="dxa" w:w="110"/>
-            </w:tcMar>
-          </w:tcPr>
-          <w:p>
-            <w:pPr>
-              <w:spacing w:before="46" w:after="46"/>
-            </w:pPr>
-            <w:r>
-              <w:rPr>
-                <w:b/>
-                <w:bCs/>
-                <w:color w:val="8186EF"/>
-                <w:sz w:val="14"/>
-                <w:szCs w:val="14"/>
-              </w:rPr>
-              <w:t xml:space="preserve">(21)</w:t>
-            </w:r>
-          </w:p>
-        </w:tc>
-      </w:tr>
-    </w:tbl>
-    <w:p/>
-    <w:tbl>
-      <w:tblPr>
-        <w:tblW w:type="pct" w:w="100%"/>
-        <w:tblLayout w:type="fixed"/>
-        <w:tblBorders>
-          <w:top w:val="single" w:color="FBFAF6" w:sz="4"/>
-          <w:left w:val="single" w:color="FBFAF6" w:sz="4"/>
-          <w:bottom w:val="single" w:color="FBFAF6" w:sz="4"/>
-          <w:right w:val="single" w:color="FBFAF6" w:sz="4"/>
-          <w:insideH w:val="single" w:color="FBFAF6" w:sz="4"/>
-          <w:insideV w:val="single" w:color="FBFAF6" w:sz="4"/>
-        </w:tblBorders>
-      </w:tblPr>
-      <w:tblGrid>
-        <w:gridCol w:w="9600"/>
-      </w:tblGrid>
-      <w:tr>
-        <w:tc>
-          <w:tcPr>
-            <w:tcW w:type="pct" w:w="5000"/>
-            <w:shd w:fill="FBFAF6" w:val="clear"/>
-            <w:tcMar>
-              <w:top w:type="dxa" w:w="40"/>
-              <w:left w:type="dxa" w:w="100"/>
-              <w:bottom w:type="dxa" w:w="40"/>
-              <w:right w:type="dxa" w:w="100"/>
-            </w:tcMar>
-          </w:tcPr>
-          <w:p>
-            <w:pPr>
-              <w:spacing w:before="18" w:after="6"/>
-            </w:pPr>
-            <w:r>
-              <w:rPr>
-                <w:b/>
-                <w:bCs/>
-                <w:color w:val="6B7280"/>
-                <w:sz w:val="14"/>
-                <w:szCs w:val="14"/>
-              </w:rPr>
-              <w:t xml:space="preserve">word list</w:t>
-            </w:r>
-          </w:p>
-          <w:p>
-            <w:pPr>
-              <w:spacing w:before="0" w:after="18"/>
-            </w:pPr>
-            <w:r>
-              <w:rPr>
-                <w:b/>
-                <w:bCs/>
-                <w:color w:val="353A7C"/>
-                <w:sz w:val="16"/>
-                <w:szCs w:val="16"/>
-              </w:rPr>
-              <w:t xml:space="preserve">Human capital   ·   manufactured capital   ·   Social and relationship capital   ·   Natural capital</w:t>
-            </w:r>
-          </w:p>
-        </w:tc>
-      </w:tr>
-    </w:tbl>
-    <w:p/>
     <w:p>
       <w:pPr>
         <w:spacing w:before="44" w:after="10"/>
@@ -14600,7 +13226,7 @@
                 <w:sz w:val="16"/>
                 <w:szCs w:val="16"/>
               </w:rPr>
-              <w:t xml:space="preserve">capitals   ·   رؤوس الأموال   ·   integrated report</w:t>
+              <w:t xml:space="preserve">رؤوس الأموال   ·   integrated report</w:t>
             </w:r>
           </w:p>
         </w:tc>
@@ -14730,14 +13356,14 @@
                 <w:sz w:val="16"/>
                 <w:szCs w:val="16"/>
               </w:rPr>
-              <w:t xml:space="preserve">13  </w:t>
-            </w:r>
-            <w:r>
-              <w:rPr>
-                <w:sz w:val="16"/>
-                <w:szCs w:val="16"/>
-              </w:rPr>
-              <w:t xml:space="preserve">partnerships</w:t>
+              <w:t xml:space="preserve">11  </w:t>
+            </w:r>
+            <w:r>
+              <w:rPr>
+                <w:sz w:val="16"/>
+                <w:szCs w:val="16"/>
+              </w:rPr>
+              <w:t xml:space="preserve">effect</w:t>
             </w:r>
           </w:p>
         </w:tc>
@@ -14798,14 +13424,14 @@
                 <w:sz w:val="16"/>
                 <w:szCs w:val="16"/>
               </w:rPr>
-              <w:t xml:space="preserve">14  </w:t>
-            </w:r>
-            <w:r>
-              <w:rPr>
-                <w:sz w:val="16"/>
-                <w:szCs w:val="16"/>
-              </w:rPr>
-              <w:t xml:space="preserve">Staff turnover in the warehouse fell from 25% to 15%.</w:t>
+              <w:t xml:space="preserve">12  </w:t>
+            </w:r>
+            <w:r>
+              <w:rPr>
+                <w:sz w:val="16"/>
+                <w:szCs w:val="16"/>
+              </w:rPr>
+              <w:t xml:space="preserve">proposed</w:t>
             </w:r>
           </w:p>
         </w:tc>
@@ -14866,7 +13492,7 @@
                 <w:sz w:val="16"/>
                 <w:szCs w:val="16"/>
               </w:rPr>
-              <w:t xml:space="preserve">15  </w:t>
+              <w:t xml:space="preserve">13  </w:t>
             </w:r>
             <w:r>
               <w:rPr>
@@ -14934,7 +13560,7 @@
                 <w:sz w:val="16"/>
                 <w:szCs w:val="16"/>
               </w:rPr>
-              <w:t xml:space="preserve">16  </w:t>
+              <w:t xml:space="preserve">14  </w:t>
             </w:r>
             <w:r>
               <w:rPr>
@@ -15002,14 +13628,14 @@
                 <w:sz w:val="16"/>
                 <w:szCs w:val="16"/>
               </w:rPr>
-              <w:t xml:space="preserve">17  </w:t>
-            </w:r>
-            <w:r>
-              <w:rPr>
-                <w:sz w:val="16"/>
-                <w:szCs w:val="16"/>
-              </w:rPr>
-              <w:t xml:space="preserve">Human capital</w:t>
+              <w:t xml:space="preserve">15  </w:t>
+            </w:r>
+            <w:r>
+              <w:rPr>
+                <w:sz w:val="16"/>
+                <w:szCs w:val="16"/>
+              </w:rPr>
+              <w:t xml:space="preserve">strategic</w:t>
             </w:r>
           </w:p>
         </w:tc>
@@ -15070,14 +13696,14 @@
                 <w:sz w:val="16"/>
                 <w:szCs w:val="16"/>
               </w:rPr>
-              <w:t xml:space="preserve">18  </w:t>
-            </w:r>
-            <w:r>
-              <w:rPr>
-                <w:sz w:val="16"/>
-                <w:szCs w:val="16"/>
-              </w:rPr>
-              <w:t xml:space="preserve">Social and relationship capital</w:t>
+              <w:t xml:space="preserve">16  </w:t>
+            </w:r>
+            <w:r>
+              <w:rPr>
+                <w:sz w:val="16"/>
+                <w:szCs w:val="16"/>
+              </w:rPr>
+              <w:t xml:space="preserve">Natural capital</w:t>
             </w:r>
           </w:p>
         </w:tc>
@@ -15138,7 +13764,7 @@
                 <w:sz w:val="16"/>
                 <w:szCs w:val="16"/>
               </w:rPr>
-              <w:t xml:space="preserve">19  </w:t>
+              <w:t xml:space="preserve">17  </w:t>
             </w:r>
             <w:r>
               <w:rPr>
@@ -15206,7 +13832,7 @@
                 <w:sz w:val="16"/>
                 <w:szCs w:val="16"/>
               </w:rPr>
-              <w:t xml:space="preserve">20  </w:t>
+              <w:t xml:space="preserve">18  </w:t>
             </w:r>
             <w:r>
               <w:rPr>
@@ -15274,14 +13900,14 @@
                 <w:sz w:val="16"/>
                 <w:szCs w:val="16"/>
               </w:rPr>
-              <w:t xml:space="preserve">21  </w:t>
-            </w:r>
-            <w:r>
-              <w:rPr>
-                <w:sz w:val="16"/>
-                <w:szCs w:val="16"/>
-              </w:rPr>
-              <w:t xml:space="preserve">Natural capital</w:t>
+              <w:t xml:space="preserve">19  </w:t>
+            </w:r>
+            <w:r>
+              <w:rPr>
+                <w:sz w:val="16"/>
+                <w:szCs w:val="16"/>
+              </w:rPr>
+              <w:t xml:space="preserve">integrated report</w:t>
             </w:r>
           </w:p>
         </w:tc>
@@ -15317,142 +13943,6 @@
                 <w:szCs w:val="16"/>
               </w:rPr>
               <w:t xml:space="preserve">voluntary</w:t>
-            </w:r>
-          </w:p>
-        </w:tc>
-        <w:tc>
-          <w:tcPr>
-            <w:tcW w:type="pct" w:w="2500"/>
-            <w:tcMar>
-              <w:top w:type="dxa" w:w="20"/>
-              <w:left w:type="dxa" w:w="80"/>
-              <w:bottom w:type="dxa" w:w="20"/>
-              <w:right w:type="dxa" w:w="80"/>
-            </w:tcMar>
-          </w:tcPr>
-          <w:p>
-            <w:pPr>
-              <w:spacing w:before="12" w:after="12"/>
-            </w:pPr>
-            <w:r>
-              <w:rPr>
-                <w:b/>
-                <w:bCs/>
-                <w:color w:val="8186EF"/>
-                <w:sz w:val="16"/>
-                <w:szCs w:val="16"/>
-              </w:rPr>
-              <w:t xml:space="preserve">22  </w:t>
-            </w:r>
-            <w:r>
-              <w:rPr>
-                <w:sz w:val="16"/>
-                <w:szCs w:val="16"/>
-              </w:rPr>
-              <w:t xml:space="preserve">integrated report</w:t>
-            </w:r>
-          </w:p>
-        </w:tc>
-      </w:tr>
-      <w:tr>
-        <w:tc>
-          <w:tcPr>
-            <w:tcW w:type="pct" w:w="2500"/>
-            <w:tcMar>
-              <w:top w:type="dxa" w:w="20"/>
-              <w:left w:type="dxa" w:w="80"/>
-              <w:bottom w:type="dxa" w:w="20"/>
-              <w:right w:type="dxa" w:w="80"/>
-            </w:tcMar>
-          </w:tcPr>
-          <w:p>
-            <w:pPr>
-              <w:spacing w:before="12" w:after="12"/>
-            </w:pPr>
-            <w:r>
-              <w:rPr>
-                <w:b/>
-                <w:bCs/>
-                <w:color w:val="8186EF"/>
-                <w:sz w:val="16"/>
-                <w:szCs w:val="16"/>
-              </w:rPr>
-              <w:t xml:space="preserve">11  </w:t>
-            </w:r>
-            <w:r>
-              <w:rPr>
-                <w:sz w:val="16"/>
-                <w:szCs w:val="16"/>
-              </w:rPr>
-              <w:t xml:space="preserve">effect</w:t>
-            </w:r>
-          </w:p>
-        </w:tc>
-        <w:tc>
-          <w:tcPr>
-            <w:tcW w:type="pct" w:w="2500"/>
-            <w:tcMar>
-              <w:top w:type="dxa" w:w="20"/>
-              <w:left w:type="dxa" w:w="80"/>
-              <w:bottom w:type="dxa" w:w="20"/>
-              <w:right w:type="dxa" w:w="80"/>
-            </w:tcMar>
-          </w:tcPr>
-          <w:p>
-            <w:pPr>
-              <w:spacing w:before="12" w:after="12"/>
-            </w:pPr>
-            <w:r>
-              <w:rPr>
-                <w:b/>
-                <w:bCs/>
-                <w:color w:val="8186EF"/>
-                <w:sz w:val="16"/>
-                <w:szCs w:val="16"/>
-              </w:rPr>
-              <w:t xml:space="preserve">23  </w:t>
-            </w:r>
-            <w:r>
-              <w:rPr>
-                <w:sz w:val="16"/>
-                <w:szCs w:val="16"/>
-              </w:rPr>
-              <w:t xml:space="preserve">capitals</w:t>
-            </w:r>
-          </w:p>
-        </w:tc>
-      </w:tr>
-      <w:tr>
-        <w:tc>
-          <w:tcPr>
-            <w:tcW w:type="pct" w:w="2500"/>
-            <w:tcMar>
-              <w:top w:type="dxa" w:w="20"/>
-              <w:left w:type="dxa" w:w="80"/>
-              <w:bottom w:type="dxa" w:w="20"/>
-              <w:right w:type="dxa" w:w="80"/>
-            </w:tcMar>
-          </w:tcPr>
-          <w:p>
-            <w:pPr>
-              <w:spacing w:before="12" w:after="12"/>
-            </w:pPr>
-            <w:r>
-              <w:rPr>
-                <w:b/>
-                <w:bCs/>
-                <w:color w:val="8186EF"/>
-                <w:sz w:val="16"/>
-                <w:szCs w:val="16"/>
-              </w:rPr>
-              <w:t xml:space="preserve">12  </w:t>
-            </w:r>
-            <w:r>
-              <w:rPr>
-                <w:sz w:val="16"/>
-                <w:szCs w:val="16"/>
-              </w:rPr>
-              <w:t xml:space="preserve">proposed</w:t>
             </w:r>
           </w:p>
         </w:tc>
@@ -16439,7 +14929,7 @@
               <w:sz w:val="16"/>
               <w:szCs w:val="16"/>
             </w:rPr>
-            <w:t xml:space="preserve"> of 3</w:t>
+            <w:t xml:space="preserve"> of 2</w:t>
           </w:r>
         </w:p>
       </w:tc>
